--- a/云计算与大数据实验代码开卷复习资料.docx
+++ b/云计算与大数据实验代码开卷复习资料.docx
@@ -4093,7 +4093,7 @@
           <w:color w:val="1F3B73"/>
           <w:sz w:val="32"/>
         </w:rPr>
-        <w:t>三、实验三：流批一体 AI 推荐系统（双轨道）</w:t>
+        <w:t>三、实验三：流批一体 AI 推荐系统（双轨道，完整代码版）</w:t>
       </w:r>
     </w:p>
     <w:p>
@@ -4106,7 +4106,7 @@
           <w:b w:val="0"/>
           <w:sz w:val="21"/>
         </w:rPr>
-        <w:t>架构：用户行为 → Kafka(user_behaviors) → 轨道A Flink 规则快推(&lt;100ms) + 轨道B Spark+PyTorch DeepFM 深度推荐 → 融合服务按权重合并 → final_recommendations。</w:t>
+        <w:t>架构：用户行为 → Kafka(user_behaviors) → 轨道A Flink 规则快推(&lt;100ms) + 轨道B PyTorch DeepFM 深度推荐 → 融合服务按权重合并 → final_recommendations。</w:t>
       </w:r>
     </w:p>
     <w:p>
@@ -4168,32 +4168,6 @@
     </w:p>
     <w:p>
       <w:pPr>
-        <w:spacing w:before="200" w:after="120"/>
-      </w:pPr>
-      <w:r>
-        <w:rPr>
-          <w:rFonts w:ascii="黑体" w:hAnsi="黑体" w:eastAsia="黑体"/>
-          <w:b/>
-          <w:sz w:val="26"/>
-        </w:rPr>
-        <w:t>3.2 行为权重与运行顺序</w:t>
-      </w:r>
-    </w:p>
-    <w:p>
-      <w:pPr>
-        <w:spacing w:after="40"/>
-        <w:ind w:left="360"/>
-      </w:pPr>
-      <w:r>
-        <w:rPr>
-          <w:rFonts w:ascii="宋体" w:hAnsi="宋体" w:eastAsia="宋体"/>
-          <w:sz w:val="21"/>
-        </w:rPr>
-        <w:t>• 行为权重：click=1，view=2，cart=5，purchase=10（训练样本/特征里使用）</w:t>
-      </w:r>
-    </w:p>
-    <w:p>
-      <w:pPr>
         <w:spacing w:after="40"/>
         <w:ind w:left="360"/>
       </w:pPr>
@@ -4239,20 +4213,7 @@
           <w:b/>
           <w:sz w:val="26"/>
         </w:rPr>
-        <w:t>3.3 轨道A：Flink 规则引擎快推（FastRecommender）</w:t>
-      </w:r>
-    </w:p>
-    <w:p>
-      <w:pPr>
-        <w:ind w:firstLine="440"/>
-      </w:pPr>
-      <w:r>
-        <w:rPr>
-          <w:rFonts w:ascii="宋体" w:hAnsi="宋体" w:eastAsia="宋体"/>
-          <w:b w:val="0"/>
-          <w:sz w:val="21"/>
-        </w:rPr>
-        <w:t>规则权重必背：同类商品 0.5 + 热门商品 0.3 + 同价格带 0.2，对每个用户行为实时产出 Top-N，延迟 &lt;100ms，结果写 fast_recommendations。</w:t>
+        <w:t>3.2 行为造数 user_behavior_producer.py（完整）</w:t>
       </w:r>
     </w:p>
     <w:p>
@@ -4266,47 +4227,344 @@
           <w:rFonts w:ascii="Consolas" w:hAnsi="Consolas" w:eastAsia="宋体"/>
           <w:sz w:val="18"/>
         </w:rPr>
-        <w:t>// 伪代码核心</w:t>
-      </w:r>
-      <w:r>
-        <w:br/>
-      </w:r>
-      <w:r>
-        <w:rPr>
-          <w:rFonts w:ascii="Consolas" w:hAnsi="Consolas" w:eastAsia="宋体"/>
-          <w:sz w:val="18"/>
-        </w:rPr>
-        <w:t>score(候选商品) = 0.5 * 同类目(与用户最近行为商品同 category)</w:t>
-      </w:r>
-      <w:r>
-        <w:br/>
-      </w:r>
-      <w:r>
-        <w:rPr>
-          <w:rFonts w:ascii="Consolas" w:hAnsi="Consolas" w:eastAsia="宋体"/>
-          <w:sz w:val="18"/>
-        </w:rPr>
-        <w:t xml:space="preserve">               + 0.3 * 热门度(全局销量/点击排名)</w:t>
-      </w:r>
-      <w:r>
-        <w:br/>
-      </w:r>
-      <w:r>
-        <w:rPr>
-          <w:rFonts w:ascii="Consolas" w:hAnsi="Consolas" w:eastAsia="宋体"/>
-          <w:sz w:val="18"/>
-        </w:rPr>
-        <w:t xml:space="preserve">               + 0.2 * 同价格带(价格相近)</w:t>
-      </w:r>
-      <w:r>
-        <w:br/>
-      </w:r>
-      <w:r>
-        <w:rPr>
-          <w:rFonts w:ascii="Consolas" w:hAnsi="Consolas" w:eastAsia="宋体"/>
-          <w:sz w:val="18"/>
-        </w:rPr>
-        <w:t>// keyBy(user_id) 维护用户最近行为状态，map 计算推荐并 sink 到 Kafka</w:t>
+        <w:t>import json, random, time</w:t>
+      </w:r>
+      <w:r>
+        <w:br/>
+      </w:r>
+      <w:r>
+        <w:rPr>
+          <w:rFonts w:ascii="Consolas" w:hAnsi="Consolas" w:eastAsia="宋体"/>
+          <w:sz w:val="18"/>
+        </w:rPr>
+        <w:t>from kafka import KafkaProducer</w:t>
+      </w:r>
+      <w:r>
+        <w:br/>
+      </w:r>
+      <w:r>
+        <w:rPr>
+          <w:rFonts w:ascii="Consolas" w:hAnsi="Consolas" w:eastAsia="宋体"/>
+          <w:sz w:val="18"/>
+        </w:rPr>
+      </w:r>
+      <w:r>
+        <w:br/>
+      </w:r>
+      <w:r>
+        <w:rPr>
+          <w:rFonts w:ascii="Consolas" w:hAnsi="Consolas" w:eastAsia="宋体"/>
+          <w:sz w:val="18"/>
+        </w:rPr>
+        <w:t>producer = KafkaProducer(bootstrap_servers='localhost:9092',</w:t>
+      </w:r>
+      <w:r>
+        <w:br/>
+      </w:r>
+      <w:r>
+        <w:rPr>
+          <w:rFonts w:ascii="Consolas" w:hAnsi="Consolas" w:eastAsia="宋体"/>
+          <w:sz w:val="18"/>
+        </w:rPr>
+        <w:t xml:space="preserve">    value_serializer=lambda v: json.dumps(v, ensure_ascii=False).encode('utf-8'))</w:t>
+      </w:r>
+      <w:r>
+        <w:br/>
+      </w:r>
+      <w:r>
+        <w:rPr>
+          <w:rFonts w:ascii="Consolas" w:hAnsi="Consolas" w:eastAsia="宋体"/>
+          <w:sz w:val="18"/>
+        </w:rPr>
+      </w:r>
+      <w:r>
+        <w:br/>
+      </w:r>
+      <w:r>
+        <w:rPr>
+          <w:rFonts w:ascii="Consolas" w:hAnsi="Consolas" w:eastAsia="宋体"/>
+          <w:sz w:val="18"/>
+        </w:rPr>
+        <w:t>products = [  # 8 个商品：4 个类目（手机/电脑/穿戴/耳机）</w:t>
+      </w:r>
+      <w:r>
+        <w:br/>
+      </w:r>
+      <w:r>
+        <w:rPr>
+          <w:rFonts w:ascii="Consolas" w:hAnsi="Consolas" w:eastAsia="宋体"/>
+          <w:sz w:val="18"/>
+        </w:rPr>
+        <w:t xml:space="preserve">    {"product_id": "P001", "category": "手机", "price": 2999, "name": "智能手机A"},</w:t>
+      </w:r>
+      <w:r>
+        <w:br/>
+      </w:r>
+      <w:r>
+        <w:rPr>
+          <w:rFonts w:ascii="Consolas" w:hAnsi="Consolas" w:eastAsia="宋体"/>
+          <w:sz w:val="18"/>
+        </w:rPr>
+        <w:t xml:space="preserve">    {"product_id": "P002", "category": "手机", "price": 3999, "name": "智能手机B"},</w:t>
+      </w:r>
+      <w:r>
+        <w:br/>
+      </w:r>
+      <w:r>
+        <w:rPr>
+          <w:rFonts w:ascii="Consolas" w:hAnsi="Consolas" w:eastAsia="宋体"/>
+          <w:sz w:val="18"/>
+        </w:rPr>
+        <w:t xml:space="preserve">    {"product_id": "P003", "category": "电脑", "price": 5999, "name": "笔记本电脑A"},</w:t>
+      </w:r>
+      <w:r>
+        <w:br/>
+      </w:r>
+      <w:r>
+        <w:rPr>
+          <w:rFonts w:ascii="Consolas" w:hAnsi="Consolas" w:eastAsia="宋体"/>
+          <w:sz w:val="18"/>
+        </w:rPr>
+        <w:t xml:space="preserve">    {"product_id": "P004", "category": "电脑", "price": 7999, "name": "笔记本电脑B"},</w:t>
+      </w:r>
+      <w:r>
+        <w:br/>
+      </w:r>
+      <w:r>
+        <w:rPr>
+          <w:rFonts w:ascii="Consolas" w:hAnsi="Consolas" w:eastAsia="宋体"/>
+          <w:sz w:val="18"/>
+        </w:rPr>
+        <w:t xml:space="preserve">    {"product_id": "P005", "category": "穿戴", "price": 1999, "name": "智能手表A"},</w:t>
+      </w:r>
+      <w:r>
+        <w:br/>
+      </w:r>
+      <w:r>
+        <w:rPr>
+          <w:rFonts w:ascii="Consolas" w:hAnsi="Consolas" w:eastAsia="宋体"/>
+          <w:sz w:val="18"/>
+        </w:rPr>
+        <w:t xml:space="preserve">    {"product_id": "P006", "category": "穿戴", "price": 2499, "name": "智能手表B"},</w:t>
+      </w:r>
+      <w:r>
+        <w:br/>
+      </w:r>
+      <w:r>
+        <w:rPr>
+          <w:rFonts w:ascii="Consolas" w:hAnsi="Consolas" w:eastAsia="宋体"/>
+          <w:sz w:val="18"/>
+        </w:rPr>
+        <w:t xml:space="preserve">    {"product_id": "P007", "category": "耳机", "price": 899,  "name": "无线耳机A"},</w:t>
+      </w:r>
+      <w:r>
+        <w:br/>
+      </w:r>
+      <w:r>
+        <w:rPr>
+          <w:rFonts w:ascii="Consolas" w:hAnsi="Consolas" w:eastAsia="宋体"/>
+          <w:sz w:val="18"/>
+        </w:rPr>
+        <w:t xml:space="preserve">    {"product_id": "P008", "category": "耳机", "price": 1299, "name": "无线耳机B"},</w:t>
+      </w:r>
+      <w:r>
+        <w:br/>
+      </w:r>
+      <w:r>
+        <w:rPr>
+          <w:rFonts w:ascii="Consolas" w:hAnsi="Consolas" w:eastAsia="宋体"/>
+          <w:sz w:val="18"/>
+        </w:rPr>
+        <w:t>]</w:t>
+      </w:r>
+      <w:r>
+        <w:br/>
+      </w:r>
+      <w:r>
+        <w:rPr>
+          <w:rFonts w:ascii="Consolas" w:hAnsi="Consolas" w:eastAsia="宋体"/>
+          <w:sz w:val="18"/>
+        </w:rPr>
+        <w:t>behavior_types = ["click", "view", "cart", "purchase"]</w:t>
+      </w:r>
+      <w:r>
+        <w:br/>
+      </w:r>
+      <w:r>
+        <w:rPr>
+          <w:rFonts w:ascii="Consolas" w:hAnsi="Consolas" w:eastAsia="宋体"/>
+          <w:sz w:val="18"/>
+        </w:rPr>
+      </w:r>
+      <w:r>
+        <w:br/>
+      </w:r>
+      <w:r>
+        <w:rPr>
+          <w:rFonts w:ascii="Consolas" w:hAnsi="Consolas" w:eastAsia="宋体"/>
+          <w:sz w:val="18"/>
+        </w:rPr>
+        <w:t>i = 0</w:t>
+      </w:r>
+      <w:r>
+        <w:br/>
+      </w:r>
+      <w:r>
+        <w:rPr>
+          <w:rFonts w:ascii="Consolas" w:hAnsi="Consolas" w:eastAsia="宋体"/>
+          <w:sz w:val="18"/>
+        </w:rPr>
+        <w:t>while True:</w:t>
+      </w:r>
+      <w:r>
+        <w:br/>
+      </w:r>
+      <w:r>
+        <w:rPr>
+          <w:rFonts w:ascii="Consolas" w:hAnsi="Consolas" w:eastAsia="宋体"/>
+          <w:sz w:val="18"/>
+        </w:rPr>
+        <w:t xml:space="preserve">    product = random.choice(products)</w:t>
+      </w:r>
+      <w:r>
+        <w:br/>
+      </w:r>
+      <w:r>
+        <w:rPr>
+          <w:rFonts w:ascii="Consolas" w:hAnsi="Consolas" w:eastAsia="宋体"/>
+          <w:sz w:val="18"/>
+        </w:rPr>
+        <w:t xml:space="preserve">    behavior_type = random.choices(behavior_types, weights=[0.5, 0.3, 0.15, 0.05])[0]</w:t>
+      </w:r>
+      <w:r>
+        <w:br/>
+      </w:r>
+      <w:r>
+        <w:rPr>
+          <w:rFonts w:ascii="Consolas" w:hAnsi="Consolas" w:eastAsia="宋体"/>
+          <w:sz w:val="18"/>
+        </w:rPr>
+        <w:t xml:space="preserve">    data = {</w:t>
+      </w:r>
+      <w:r>
+        <w:br/>
+      </w:r>
+      <w:r>
+        <w:rPr>
+          <w:rFonts w:ascii="Consolas" w:hAnsi="Consolas" w:eastAsia="宋体"/>
+          <w:sz w:val="18"/>
+        </w:rPr>
+        <w:t xml:space="preserve">        "behavior_id": f"b{i:08d}",</w:t>
+      </w:r>
+      <w:r>
+        <w:br/>
+      </w:r>
+      <w:r>
+        <w:rPr>
+          <w:rFonts w:ascii="Consolas" w:hAnsi="Consolas" w:eastAsia="宋体"/>
+          <w:sz w:val="18"/>
+        </w:rPr>
+        <w:t xml:space="preserve">        "user_id": f"user_{random.randint(1, 100):03d}",</w:t>
+      </w:r>
+      <w:r>
+        <w:br/>
+      </w:r>
+      <w:r>
+        <w:rPr>
+          <w:rFonts w:ascii="Consolas" w:hAnsi="Consolas" w:eastAsia="宋体"/>
+          <w:sz w:val="18"/>
+        </w:rPr>
+        <w:t xml:space="preserve">        "product_id": product["product_id"],</w:t>
+      </w:r>
+      <w:r>
+        <w:br/>
+      </w:r>
+      <w:r>
+        <w:rPr>
+          <w:rFonts w:ascii="Consolas" w:hAnsi="Consolas" w:eastAsia="宋体"/>
+          <w:sz w:val="18"/>
+        </w:rPr>
+        <w:t xml:space="preserve">        "category": product["category"],</w:t>
+      </w:r>
+      <w:r>
+        <w:br/>
+      </w:r>
+      <w:r>
+        <w:rPr>
+          <w:rFonts w:ascii="Consolas" w:hAnsi="Consolas" w:eastAsia="宋体"/>
+          <w:sz w:val="18"/>
+        </w:rPr>
+        <w:t xml:space="preserve">        "price": product["price"],</w:t>
+      </w:r>
+      <w:r>
+        <w:br/>
+      </w:r>
+      <w:r>
+        <w:rPr>
+          <w:rFonts w:ascii="Consolas" w:hAnsi="Consolas" w:eastAsia="宋体"/>
+          <w:sz w:val="18"/>
+        </w:rPr>
+        <w:t xml:space="preserve">        "behavior_type": behavior_type,</w:t>
+      </w:r>
+      <w:r>
+        <w:br/>
+      </w:r>
+      <w:r>
+        <w:rPr>
+          <w:rFonts w:ascii="Consolas" w:hAnsi="Consolas" w:eastAsia="宋体"/>
+          <w:sz w:val="18"/>
+        </w:rPr>
+        <w:t xml:space="preserve">        "timestamp": int(time.time() * 1000),</w:t>
+      </w:r>
+      <w:r>
+        <w:br/>
+      </w:r>
+      <w:r>
+        <w:rPr>
+          <w:rFonts w:ascii="Consolas" w:hAnsi="Consolas" w:eastAsia="宋体"/>
+          <w:sz w:val="18"/>
+        </w:rPr>
+        <w:t xml:space="preserve">        "event_time": time.strftime("%Y-%m-%d %H:%M:%S"),</w:t>
+      </w:r>
+      <w:r>
+        <w:br/>
+      </w:r>
+      <w:r>
+        <w:rPr>
+          <w:rFonts w:ascii="Consolas" w:hAnsi="Consolas" w:eastAsia="宋体"/>
+          <w:sz w:val="18"/>
+        </w:rPr>
+        <w:t xml:space="preserve">    }</w:t>
+      </w:r>
+      <w:r>
+        <w:br/>
+      </w:r>
+      <w:r>
+        <w:rPr>
+          <w:rFonts w:ascii="Consolas" w:hAnsi="Consolas" w:eastAsia="宋体"/>
+          <w:sz w:val="18"/>
+        </w:rPr>
+        <w:t xml:space="preserve">    producer.send('user_behaviors', value=data)</w:t>
+      </w:r>
+      <w:r>
+        <w:br/>
+      </w:r>
+      <w:r>
+        <w:rPr>
+          <w:rFonts w:ascii="Consolas" w:hAnsi="Consolas" w:eastAsia="宋体"/>
+          <w:sz w:val="18"/>
+        </w:rPr>
+        <w:t xml:space="preserve">    i += 1</w:t>
+      </w:r>
+      <w:r>
+        <w:br/>
+      </w:r>
+      <w:r>
+        <w:rPr>
+          <w:rFonts w:ascii="Consolas" w:hAnsi="Consolas" w:eastAsia="宋体"/>
+          <w:sz w:val="18"/>
+        </w:rPr>
+        <w:t xml:space="preserve">    time.sleep(0.05)</w:t>
       </w:r>
     </w:p>
     <w:p>
@@ -4319,7 +4577,7 @@
           <w:b/>
           <w:sz w:val="26"/>
         </w:rPr>
-        <w:t>3.4 轨道B：DeepFM 深度推荐（PyTorch）</w:t>
+        <w:t>3.3 轨道A：Flink 规则引擎快推 FastRecommender.java（完整核心）</w:t>
       </w:r>
     </w:p>
     <w:p>
@@ -4329,10 +4587,10 @@
       <w:r>
         <w:rPr>
           <w:rFonts w:ascii="宋体" w:hAnsi="宋体" w:eastAsia="宋体"/>
-          <w:b w:val="0"/>
+          <w:b/>
           <w:sz w:val="21"/>
         </w:rPr>
-        <w:t>FM 公式（必背）：ŷ = w0 + Σ wi·xi + ΣΣ ⟨vi,vj⟩·xi·xj；二阶交叉项 O(kn) 化简：ΣΣ⟨vi,vj⟩xixj = ½ Σk [(Σ vi,k xi)² − Σ vi,k² xi²]。DeepFM：ŷ = sigmoid(ŷ_FM + ŷ_DNN)，FM 和 DNN 共享 Embedding，损失函数 LogLoss(BCELoss)。</w:t>
+        <w:t>规则权重必背：同类商品 0.5 + 热门商品 0.3 + 同价格带 0.2，对每个用户行为实时产出 Top-5，结果写 fast_recommendations。</w:t>
       </w:r>
     </w:p>
     <w:p>
@@ -4346,205 +4604,717 @@
           <w:rFonts w:ascii="Consolas" w:hAnsi="Consolas" w:eastAsia="宋体"/>
           <w:sz w:val="18"/>
         </w:rPr>
-        <w:t>class DeepFM(nn.Module):</w:t>
-      </w:r>
-      <w:r>
-        <w:br/>
-      </w:r>
-      <w:r>
-        <w:rPr>
-          <w:rFonts w:ascii="Consolas" w:hAnsi="Consolas" w:eastAsia="宋体"/>
-          <w:sz w:val="18"/>
-        </w:rPr>
-        <w:t xml:space="preserve">    def __init__(self, feature_dims, embedding_dim=8, dnn_dims=[64, 32]):</w:t>
-      </w:r>
-      <w:r>
-        <w:br/>
-      </w:r>
-      <w:r>
-        <w:rPr>
-          <w:rFonts w:ascii="Consolas" w:hAnsi="Consolas" w:eastAsia="宋体"/>
-          <w:sz w:val="18"/>
-        </w:rPr>
-        <w:t xml:space="preserve">        super().__init__()</w:t>
-      </w:r>
-      <w:r>
-        <w:br/>
-      </w:r>
-      <w:r>
-        <w:rPr>
-          <w:rFonts w:ascii="Consolas" w:hAnsi="Consolas" w:eastAsia="宋体"/>
-          <w:sz w:val="18"/>
-        </w:rPr>
-        <w:t xml:space="preserve">        self.embeddings = nn.ModuleDict()          # 共享Embedding</w:t>
-      </w:r>
-      <w:r>
-        <w:br/>
-      </w:r>
-      <w:r>
-        <w:rPr>
-          <w:rFonts w:ascii="Consolas" w:hAnsi="Consolas" w:eastAsia="宋体"/>
-          <w:sz w:val="18"/>
-        </w:rPr>
-        <w:t xml:space="preserve">        for name, dim in feature_dims.items():</w:t>
-      </w:r>
-      <w:r>
-        <w:br/>
-      </w:r>
-      <w:r>
-        <w:rPr>
-          <w:rFonts w:ascii="Consolas" w:hAnsi="Consolas" w:eastAsia="宋体"/>
-          <w:sz w:val="18"/>
-        </w:rPr>
-        <w:t xml:space="preserve">            self.embeddings[name] = nn.Embedding(dim, embedding_dim)</w:t>
-      </w:r>
-      <w:r>
-        <w:br/>
-      </w:r>
-      <w:r>
-        <w:rPr>
-          <w:rFonts w:ascii="Consolas" w:hAnsi="Consolas" w:eastAsia="宋体"/>
-          <w:sz w:val="18"/>
-        </w:rPr>
-        <w:t xml:space="preserve">        layers = []</w:t>
-      </w:r>
-      <w:r>
-        <w:br/>
-      </w:r>
-      <w:r>
-        <w:rPr>
-          <w:rFonts w:ascii="Consolas" w:hAnsi="Consolas" w:eastAsia="宋体"/>
-          <w:sz w:val="18"/>
-        </w:rPr>
-        <w:t xml:space="preserve">        input_dim = len(feature_dims) * embedding_dim</w:t>
-      </w:r>
-      <w:r>
-        <w:br/>
-      </w:r>
-      <w:r>
-        <w:rPr>
-          <w:rFonts w:ascii="Consolas" w:hAnsi="Consolas" w:eastAsia="宋体"/>
-          <w:sz w:val="18"/>
-        </w:rPr>
-        <w:t xml:space="preserve">        for dim in dnn_dims:                        # DNN: 64 -&gt; 32</w:t>
-      </w:r>
-      <w:r>
-        <w:br/>
-      </w:r>
-      <w:r>
-        <w:rPr>
-          <w:rFonts w:ascii="Consolas" w:hAnsi="Consolas" w:eastAsia="宋体"/>
-          <w:sz w:val="18"/>
-        </w:rPr>
-        <w:t xml:space="preserve">            layers += [nn.Linear(input_dim, dim), nn.ReLU(), nn.Dropout(0.3)]</w:t>
-      </w:r>
-      <w:r>
-        <w:br/>
-      </w:r>
-      <w:r>
-        <w:rPr>
-          <w:rFonts w:ascii="Consolas" w:hAnsi="Consolas" w:eastAsia="宋体"/>
-          <w:sz w:val="18"/>
-        </w:rPr>
-        <w:t xml:space="preserve">            input_dim = dim</w:t>
-      </w:r>
-      <w:r>
-        <w:br/>
-      </w:r>
-      <w:r>
-        <w:rPr>
-          <w:rFonts w:ascii="Consolas" w:hAnsi="Consolas" w:eastAsia="宋体"/>
-          <w:sz w:val="18"/>
-        </w:rPr>
-        <w:t xml:space="preserve">        layers.append(nn.Linear(input_dim, 1))</w:t>
-      </w:r>
-      <w:r>
-        <w:br/>
-      </w:r>
-      <w:r>
-        <w:rPr>
-          <w:rFonts w:ascii="Consolas" w:hAnsi="Consolas" w:eastAsia="宋体"/>
-          <w:sz w:val="18"/>
-        </w:rPr>
-        <w:t xml:space="preserve">        self.dnn = nn.Sequential(*layers)</w:t>
-      </w:r>
-      <w:r>
-        <w:br/>
-      </w:r>
-      <w:r>
-        <w:rPr>
-          <w:rFonts w:ascii="Consolas" w:hAnsi="Consolas" w:eastAsia="宋体"/>
-          <w:sz w:val="18"/>
-        </w:rPr>
-        <w:t xml:space="preserve">        self.final = nn.Linear(2, 1)               # 拼接FM输出与DNN输出</w:t>
-      </w:r>
-      <w:r>
-        <w:br/>
-      </w:r>
-      <w:r>
-        <w:rPr>
-          <w:rFonts w:ascii="Consolas" w:hAnsi="Consolas" w:eastAsia="宋体"/>
-          <w:sz w:val="18"/>
-        </w:rPr>
-      </w:r>
-      <w:r>
-        <w:br/>
-      </w:r>
-      <w:r>
-        <w:rPr>
-          <w:rFonts w:ascii="Consolas" w:hAnsi="Consolas" w:eastAsia="宋体"/>
-          <w:sz w:val="18"/>
-        </w:rPr>
-        <w:t xml:space="preserve">    def forward(self, features):</w:t>
-      </w:r>
-      <w:r>
-        <w:br/>
-      </w:r>
-      <w:r>
-        <w:rPr>
-          <w:rFonts w:ascii="Consolas" w:hAnsi="Consolas" w:eastAsia="宋体"/>
-          <w:sz w:val="18"/>
-        </w:rPr>
-        <w:t xml:space="preserve">        fm_out = self.fm(features)                 # 一阶 + 二阶交叉</w:t>
-      </w:r>
-      <w:r>
-        <w:br/>
-      </w:r>
-      <w:r>
-        <w:rPr>
-          <w:rFonts w:ascii="Consolas" w:hAnsi="Consolas" w:eastAsia="宋体"/>
-          <w:sz w:val="18"/>
-        </w:rPr>
-        <w:t xml:space="preserve">        dnn_out = self.dnn(torch.cat(embeds, dim=1))</w:t>
-      </w:r>
-      <w:r>
-        <w:br/>
-      </w:r>
-      <w:r>
-        <w:rPr>
-          <w:rFonts w:ascii="Consolas" w:hAnsi="Consolas" w:eastAsia="宋体"/>
-          <w:sz w:val="18"/>
-        </w:rPr>
-        <w:t xml:space="preserve">        return torch.sigmoid(self.final(torch.cat([fm_out, dnn_out], 1)))</w:t>
-      </w:r>
-      <w:r>
-        <w:br/>
-      </w:r>
-      <w:r>
-        <w:rPr>
-          <w:rFonts w:ascii="Consolas" w:hAnsi="Consolas" w:eastAsia="宋体"/>
-          <w:sz w:val="18"/>
-        </w:rPr>
-      </w:r>
-      <w:r>
-        <w:br/>
-      </w:r>
-      <w:r>
-        <w:rPr>
-          <w:rFonts w:ascii="Consolas" w:hAnsi="Consolas" w:eastAsia="宋体"/>
-          <w:sz w:val="18"/>
-        </w:rPr>
-        <w:t># 训练：criterion = nn.BCELoss(); optimizer=Adam(lr=0.001); epochs=10, batch=256</w:t>
+        <w:t>public class FastRecommender {</w:t>
+      </w:r>
+      <w:r>
+        <w:br/>
+      </w:r>
+      <w:r>
+        <w:rPr>
+          <w:rFonts w:ascii="Consolas" w:hAnsi="Consolas" w:eastAsia="宋体"/>
+          <w:sz w:val="18"/>
+        </w:rPr>
+        <w:t xml:space="preserve">    public static void main(String[] args) throws Exception {</w:t>
+      </w:r>
+      <w:r>
+        <w:br/>
+      </w:r>
+      <w:r>
+        <w:rPr>
+          <w:rFonts w:ascii="Consolas" w:hAnsi="Consolas" w:eastAsia="宋体"/>
+          <w:sz w:val="18"/>
+        </w:rPr>
+        <w:t xml:space="preserve">        StreamExecutionEnvironment env = StreamExecutionEnvironment.getExecutionEnvironment();</w:t>
+      </w:r>
+      <w:r>
+        <w:br/>
+      </w:r>
+      <w:r>
+        <w:rPr>
+          <w:rFonts w:ascii="Consolas" w:hAnsi="Consolas" w:eastAsia="宋体"/>
+          <w:sz w:val="18"/>
+        </w:rPr>
+        <w:t xml:space="preserve">        env.setParallelism(2);</w:t>
+      </w:r>
+      <w:r>
+        <w:br/>
+      </w:r>
+      <w:r>
+        <w:rPr>
+          <w:rFonts w:ascii="Consolas" w:hAnsi="Consolas" w:eastAsia="宋体"/>
+          <w:sz w:val="18"/>
+        </w:rPr>
+        <w:t xml:space="preserve">        env.enableCheckpointing(10000);</w:t>
+      </w:r>
+      <w:r>
+        <w:br/>
+      </w:r>
+      <w:r>
+        <w:rPr>
+          <w:rFonts w:ascii="Consolas" w:hAnsi="Consolas" w:eastAsia="宋体"/>
+          <w:sz w:val="18"/>
+        </w:rPr>
+      </w:r>
+      <w:r>
+        <w:br/>
+      </w:r>
+      <w:r>
+        <w:rPr>
+          <w:rFonts w:ascii="Consolas" w:hAnsi="Consolas" w:eastAsia="宋体"/>
+          <w:sz w:val="18"/>
+        </w:rPr>
+        <w:t xml:space="preserve">        Properties consumerProps = new Properties();</w:t>
+      </w:r>
+      <w:r>
+        <w:br/>
+      </w:r>
+      <w:r>
+        <w:rPr>
+          <w:rFonts w:ascii="Consolas" w:hAnsi="Consolas" w:eastAsia="宋体"/>
+          <w:sz w:val="18"/>
+        </w:rPr>
+        <w:t xml:space="preserve">        consumerProps.setProperty("bootstrap.servers", "localhost:9092");</w:t>
+      </w:r>
+      <w:r>
+        <w:br/>
+      </w:r>
+      <w:r>
+        <w:rPr>
+          <w:rFonts w:ascii="Consolas" w:hAnsi="Consolas" w:eastAsia="宋体"/>
+          <w:sz w:val="18"/>
+        </w:rPr>
+        <w:t xml:space="preserve">        consumerProps.setProperty("group.id", "fast-recommender");</w:t>
+      </w:r>
+      <w:r>
+        <w:br/>
+      </w:r>
+      <w:r>
+        <w:rPr>
+          <w:rFonts w:ascii="Consolas" w:hAnsi="Consolas" w:eastAsia="宋体"/>
+          <w:sz w:val="18"/>
+        </w:rPr>
+        <w:t xml:space="preserve">        FlinkKafkaConsumer&lt;String&gt; consumer = new FlinkKafkaConsumer&lt;&gt;(</w:t>
+      </w:r>
+      <w:r>
+        <w:br/>
+      </w:r>
+      <w:r>
+        <w:rPr>
+          <w:rFonts w:ascii="Consolas" w:hAnsi="Consolas" w:eastAsia="宋体"/>
+          <w:sz w:val="18"/>
+        </w:rPr>
+        <w:t xml:space="preserve">            "user_behaviors", new SimpleStringSchema(), consumerProps);</w:t>
+      </w:r>
+      <w:r>
+        <w:br/>
+      </w:r>
+      <w:r>
+        <w:rPr>
+          <w:rFonts w:ascii="Consolas" w:hAnsi="Consolas" w:eastAsia="宋体"/>
+          <w:sz w:val="18"/>
+        </w:rPr>
+        <w:t xml:space="preserve">        consumer.setStartFromLatest();</w:t>
+      </w:r>
+      <w:r>
+        <w:br/>
+      </w:r>
+      <w:r>
+        <w:rPr>
+          <w:rFonts w:ascii="Consolas" w:hAnsi="Consolas" w:eastAsia="宋体"/>
+          <w:sz w:val="18"/>
+        </w:rPr>
+      </w:r>
+      <w:r>
+        <w:br/>
+      </w:r>
+      <w:r>
+        <w:rPr>
+          <w:rFonts w:ascii="Consolas" w:hAnsi="Consolas" w:eastAsia="宋体"/>
+          <w:sz w:val="18"/>
+        </w:rPr>
+        <w:t xml:space="preserve">        DataStream&lt;String&gt; fastRecStream = env.addSource(consumer)</w:t>
+      </w:r>
+      <w:r>
+        <w:br/>
+      </w:r>
+      <w:r>
+        <w:rPr>
+          <w:rFonts w:ascii="Consolas" w:hAnsi="Consolas" w:eastAsia="宋体"/>
+          <w:sz w:val="18"/>
+        </w:rPr>
+        <w:t xml:space="preserve">            .keyBy(json -&gt; new JSONObject(json).getString("user_id"))</w:t>
+      </w:r>
+      <w:r>
+        <w:br/>
+      </w:r>
+      <w:r>
+        <w:rPr>
+          <w:rFonts w:ascii="Consolas" w:hAnsi="Consolas" w:eastAsia="宋体"/>
+          <w:sz w:val="18"/>
+        </w:rPr>
+        <w:t xml:space="preserve">            .map(new FastRecommendationFunction());   // 核心：规则推荐</w:t>
+      </w:r>
+      <w:r>
+        <w:br/>
+      </w:r>
+      <w:r>
+        <w:rPr>
+          <w:rFonts w:ascii="Consolas" w:hAnsi="Consolas" w:eastAsia="宋体"/>
+          <w:sz w:val="18"/>
+        </w:rPr>
+      </w:r>
+      <w:r>
+        <w:br/>
+      </w:r>
+      <w:r>
+        <w:rPr>
+          <w:rFonts w:ascii="Consolas" w:hAnsi="Consolas" w:eastAsia="宋体"/>
+          <w:sz w:val="18"/>
+        </w:rPr>
+        <w:t xml:space="preserve">        Properties producerProps = new Properties();</w:t>
+      </w:r>
+      <w:r>
+        <w:br/>
+      </w:r>
+      <w:r>
+        <w:rPr>
+          <w:rFonts w:ascii="Consolas" w:hAnsi="Consolas" w:eastAsia="宋体"/>
+          <w:sz w:val="18"/>
+        </w:rPr>
+        <w:t xml:space="preserve">        producerProps.setProperty("bootstrap.servers", "localhost:9092");</w:t>
+      </w:r>
+      <w:r>
+        <w:br/>
+      </w:r>
+      <w:r>
+        <w:rPr>
+          <w:rFonts w:ascii="Consolas" w:hAnsi="Consolas" w:eastAsia="宋体"/>
+          <w:sz w:val="18"/>
+        </w:rPr>
+        <w:t xml:space="preserve">        fastRecStream.addSink(new FlinkKafkaProducer&lt;&gt;(</w:t>
+      </w:r>
+      <w:r>
+        <w:br/>
+      </w:r>
+      <w:r>
+        <w:rPr>
+          <w:rFonts w:ascii="Consolas" w:hAnsi="Consolas" w:eastAsia="宋体"/>
+          <w:sz w:val="18"/>
+        </w:rPr>
+        <w:t xml:space="preserve">            "fast_recommendations", new SimpleStringSchema(), producerProps));</w:t>
+      </w:r>
+      <w:r>
+        <w:br/>
+      </w:r>
+      <w:r>
+        <w:rPr>
+          <w:rFonts w:ascii="Consolas" w:hAnsi="Consolas" w:eastAsia="宋体"/>
+          <w:sz w:val="18"/>
+        </w:rPr>
+        <w:t xml:space="preserve">        env.execute("Fast Recommender");</w:t>
+      </w:r>
+      <w:r>
+        <w:br/>
+      </w:r>
+      <w:r>
+        <w:rPr>
+          <w:rFonts w:ascii="Consolas" w:hAnsi="Consolas" w:eastAsia="宋体"/>
+          <w:sz w:val="18"/>
+        </w:rPr>
+        <w:t xml:space="preserve">    }</w:t>
+      </w:r>
+      <w:r>
+        <w:br/>
+      </w:r>
+      <w:r>
+        <w:rPr>
+          <w:rFonts w:ascii="Consolas" w:hAnsi="Consolas" w:eastAsia="宋体"/>
+          <w:sz w:val="18"/>
+        </w:rPr>
+        <w:t>}</w:t>
+      </w:r>
+      <w:r>
+        <w:br/>
+      </w:r>
+      <w:r>
+        <w:rPr>
+          <w:rFonts w:ascii="Consolas" w:hAnsi="Consolas" w:eastAsia="宋体"/>
+          <w:sz w:val="18"/>
+        </w:rPr>
+      </w:r>
+      <w:r>
+        <w:br/>
+      </w:r>
+      <w:r>
+        <w:rPr>
+          <w:rFonts w:ascii="Consolas" w:hAnsi="Consolas" w:eastAsia="宋体"/>
+          <w:sz w:val="18"/>
+        </w:rPr>
+        <w:t>class FastRecommendationFunction extends RichMapFunction&lt;String, String&gt; {</w:t>
+      </w:r>
+      <w:r>
+        <w:br/>
+      </w:r>
+      <w:r>
+        <w:rPr>
+          <w:rFonts w:ascii="Consolas" w:hAnsi="Consolas" w:eastAsia="宋体"/>
+          <w:sz w:val="18"/>
+        </w:rPr>
+        <w:t xml:space="preserve">    // 状态：用户历史(key=userId_productId) 与全局商品热度</w:t>
+      </w:r>
+      <w:r>
+        <w:br/>
+      </w:r>
+      <w:r>
+        <w:rPr>
+          <w:rFonts w:ascii="Consolas" w:hAnsi="Consolas" w:eastAsia="宋体"/>
+          <w:sz w:val="18"/>
+        </w:rPr>
+        <w:t xml:space="preserve">    private transient MapState&lt;String, Integer&gt; userHistory;</w:t>
+      </w:r>
+      <w:r>
+        <w:br/>
+      </w:r>
+      <w:r>
+        <w:rPr>
+          <w:rFonts w:ascii="Consolas" w:hAnsi="Consolas" w:eastAsia="宋体"/>
+          <w:sz w:val="18"/>
+        </w:rPr>
+        <w:t xml:space="preserve">    private transient MapState&lt;String, Integer&gt; productPopularity;</w:t>
+      </w:r>
+      <w:r>
+        <w:br/>
+      </w:r>
+      <w:r>
+        <w:rPr>
+          <w:rFonts w:ascii="Consolas" w:hAnsi="Consolas" w:eastAsia="宋体"/>
+          <w:sz w:val="18"/>
+        </w:rPr>
+      </w:r>
+      <w:r>
+        <w:br/>
+      </w:r>
+      <w:r>
+        <w:rPr>
+          <w:rFonts w:ascii="Consolas" w:hAnsi="Consolas" w:eastAsia="宋体"/>
+          <w:sz w:val="18"/>
+        </w:rPr>
+        <w:t xml:space="preserve">    @Override</w:t>
+      </w:r>
+      <w:r>
+        <w:br/>
+      </w:r>
+      <w:r>
+        <w:rPr>
+          <w:rFonts w:ascii="Consolas" w:hAnsi="Consolas" w:eastAsia="宋体"/>
+          <w:sz w:val="18"/>
+        </w:rPr>
+        <w:t xml:space="preserve">    public void open(Configuration parameters) {</w:t>
+      </w:r>
+      <w:r>
+        <w:br/>
+      </w:r>
+      <w:r>
+        <w:rPr>
+          <w:rFonts w:ascii="Consolas" w:hAnsi="Consolas" w:eastAsia="宋体"/>
+          <w:sz w:val="18"/>
+        </w:rPr>
+        <w:t xml:space="preserve">        userHistory = getRuntimeContext().getMapState(</w:t>
+      </w:r>
+      <w:r>
+        <w:br/>
+      </w:r>
+      <w:r>
+        <w:rPr>
+          <w:rFonts w:ascii="Consolas" w:hAnsi="Consolas" w:eastAsia="宋体"/>
+          <w:sz w:val="18"/>
+        </w:rPr>
+        <w:t xml:space="preserve">            new MapStateDescriptor&lt;&gt;("userHistory", String.class, Integer.class));</w:t>
+      </w:r>
+      <w:r>
+        <w:br/>
+      </w:r>
+      <w:r>
+        <w:rPr>
+          <w:rFonts w:ascii="Consolas" w:hAnsi="Consolas" w:eastAsia="宋体"/>
+          <w:sz w:val="18"/>
+        </w:rPr>
+        <w:t xml:space="preserve">        productPopularity = getRuntimeContext().getMapState(</w:t>
+      </w:r>
+      <w:r>
+        <w:br/>
+      </w:r>
+      <w:r>
+        <w:rPr>
+          <w:rFonts w:ascii="Consolas" w:hAnsi="Consolas" w:eastAsia="宋体"/>
+          <w:sz w:val="18"/>
+        </w:rPr>
+        <w:t xml:space="preserve">            new MapStateDescriptor&lt;&gt;("productPopularity", String.class, Integer.class));</w:t>
+      </w:r>
+      <w:r>
+        <w:br/>
+      </w:r>
+      <w:r>
+        <w:rPr>
+          <w:rFonts w:ascii="Consolas" w:hAnsi="Consolas" w:eastAsia="宋体"/>
+          <w:sz w:val="18"/>
+        </w:rPr>
+        <w:t xml:space="preserve">    }</w:t>
+      </w:r>
+      <w:r>
+        <w:br/>
+      </w:r>
+      <w:r>
+        <w:rPr>
+          <w:rFonts w:ascii="Consolas" w:hAnsi="Consolas" w:eastAsia="宋体"/>
+          <w:sz w:val="18"/>
+        </w:rPr>
+      </w:r>
+      <w:r>
+        <w:br/>
+      </w:r>
+      <w:r>
+        <w:rPr>
+          <w:rFonts w:ascii="Consolas" w:hAnsi="Consolas" w:eastAsia="宋体"/>
+          <w:sz w:val="18"/>
+        </w:rPr>
+        <w:t xml:space="preserve">    @Override</w:t>
+      </w:r>
+      <w:r>
+        <w:br/>
+      </w:r>
+      <w:r>
+        <w:rPr>
+          <w:rFonts w:ascii="Consolas" w:hAnsi="Consolas" w:eastAsia="宋体"/>
+          <w:sz w:val="18"/>
+        </w:rPr>
+        <w:t xml:space="preserve">    public String map(String value) throws Exception {</w:t>
+      </w:r>
+      <w:r>
+        <w:br/>
+      </w:r>
+      <w:r>
+        <w:rPr>
+          <w:rFonts w:ascii="Consolas" w:hAnsi="Consolas" w:eastAsia="宋体"/>
+          <w:sz w:val="18"/>
+        </w:rPr>
+        <w:t xml:space="preserve">        JSONObject behavior = new JSONObject(value);</w:t>
+      </w:r>
+      <w:r>
+        <w:br/>
+      </w:r>
+      <w:r>
+        <w:rPr>
+          <w:rFonts w:ascii="Consolas" w:hAnsi="Consolas" w:eastAsia="宋体"/>
+          <w:sz w:val="18"/>
+        </w:rPr>
+        <w:t xml:space="preserve">        String userId = behavior.getString("user_id");</w:t>
+      </w:r>
+      <w:r>
+        <w:br/>
+      </w:r>
+      <w:r>
+        <w:rPr>
+          <w:rFonts w:ascii="Consolas" w:hAnsi="Consolas" w:eastAsia="宋体"/>
+          <w:sz w:val="18"/>
+        </w:rPr>
+        <w:t xml:space="preserve">        String productId = behavior.getString("product_id");</w:t>
+      </w:r>
+      <w:r>
+        <w:br/>
+      </w:r>
+      <w:r>
+        <w:rPr>
+          <w:rFonts w:ascii="Consolas" w:hAnsi="Consolas" w:eastAsia="宋体"/>
+          <w:sz w:val="18"/>
+        </w:rPr>
+        <w:t xml:space="preserve">        String category = behavior.getString("category");</w:t>
+      </w:r>
+      <w:r>
+        <w:br/>
+      </w:r>
+      <w:r>
+        <w:rPr>
+          <w:rFonts w:ascii="Consolas" w:hAnsi="Consolas" w:eastAsia="宋体"/>
+          <w:sz w:val="18"/>
+        </w:rPr>
+        <w:t xml:space="preserve">        double price = behavior.getDouble("price");</w:t>
+      </w:r>
+      <w:r>
+        <w:br/>
+      </w:r>
+      <w:r>
+        <w:rPr>
+          <w:rFonts w:ascii="Consolas" w:hAnsi="Consolas" w:eastAsia="宋体"/>
+          <w:sz w:val="18"/>
+        </w:rPr>
+      </w:r>
+      <w:r>
+        <w:br/>
+      </w:r>
+      <w:r>
+        <w:rPr>
+          <w:rFonts w:ascii="Consolas" w:hAnsi="Consolas" w:eastAsia="宋体"/>
+          <w:sz w:val="18"/>
+        </w:rPr>
+        <w:t xml:space="preserve">        // 1.更新状态</w:t>
+      </w:r>
+      <w:r>
+        <w:br/>
+      </w:r>
+      <w:r>
+        <w:rPr>
+          <w:rFonts w:ascii="Consolas" w:hAnsi="Consolas" w:eastAsia="宋体"/>
+          <w:sz w:val="18"/>
+        </w:rPr>
+        <w:t xml:space="preserve">        String hKey = userId + "_" + productId;</w:t>
+      </w:r>
+      <w:r>
+        <w:br/>
+      </w:r>
+      <w:r>
+        <w:rPr>
+          <w:rFonts w:ascii="Consolas" w:hAnsi="Consolas" w:eastAsia="宋体"/>
+          <w:sz w:val="18"/>
+        </w:rPr>
+        <w:t xml:space="preserve">        userHistory.put(hKey, (userHistory.contains(hKey) ? userHistory.get(hKey) : 0) + 1);</w:t>
+      </w:r>
+      <w:r>
+        <w:br/>
+      </w:r>
+      <w:r>
+        <w:rPr>
+          <w:rFonts w:ascii="Consolas" w:hAnsi="Consolas" w:eastAsia="宋体"/>
+          <w:sz w:val="18"/>
+        </w:rPr>
+        <w:t xml:space="preserve">        productPopularity.put(productId,</w:t>
+      </w:r>
+      <w:r>
+        <w:br/>
+      </w:r>
+      <w:r>
+        <w:rPr>
+          <w:rFonts w:ascii="Consolas" w:hAnsi="Consolas" w:eastAsia="宋体"/>
+          <w:sz w:val="18"/>
+        </w:rPr>
+        <w:t xml:space="preserve">            (productPopularity.contains(productId) ? productPopularity.get(productId) : 0) + 1);</w:t>
+      </w:r>
+      <w:r>
+        <w:br/>
+      </w:r>
+      <w:r>
+        <w:rPr>
+          <w:rFonts w:ascii="Consolas" w:hAnsi="Consolas" w:eastAsia="宋体"/>
+          <w:sz w:val="18"/>
+        </w:rPr>
+      </w:r>
+      <w:r>
+        <w:br/>
+      </w:r>
+      <w:r>
+        <w:rPr>
+          <w:rFonts w:ascii="Consolas" w:hAnsi="Consolas" w:eastAsia="宋体"/>
+          <w:sz w:val="18"/>
+        </w:rPr>
+        <w:t xml:space="preserve">        // 2.三路候选（权重 0.5 / 0.3 / 0.2）</w:t>
+      </w:r>
+      <w:r>
+        <w:br/>
+      </w:r>
+      <w:r>
+        <w:rPr>
+          <w:rFonts w:ascii="Consolas" w:hAnsi="Consolas" w:eastAsia="宋体"/>
+          <w:sz w:val="18"/>
+        </w:rPr>
+        <w:t xml:space="preserve">        List&lt;Candidate&gt; candidates = new ArrayList&lt;&gt;();</w:t>
+      </w:r>
+      <w:r>
+        <w:br/>
+      </w:r>
+      <w:r>
+        <w:rPr>
+          <w:rFonts w:ascii="Consolas" w:hAnsi="Consolas" w:eastAsia="宋体"/>
+          <w:sz w:val="18"/>
+        </w:rPr>
+        <w:t xml:space="preserve">        candidates.addAll(generateCategoryRecommendations(category, userId, 0.5)); // 同类未交互</w:t>
+      </w:r>
+      <w:r>
+        <w:br/>
+      </w:r>
+      <w:r>
+        <w:rPr>
+          <w:rFonts w:ascii="Consolas" w:hAnsi="Consolas" w:eastAsia="宋体"/>
+          <w:sz w:val="18"/>
+        </w:rPr>
+        <w:t xml:space="preserve">        candidates.addAll(generatePopularityRecommendations(0.3));   // 热度排序: w*(1.0-rank*0.05) 取Top10</w:t>
+      </w:r>
+      <w:r>
+        <w:br/>
+      </w:r>
+      <w:r>
+        <w:rPr>
+          <w:rFonts w:ascii="Consolas" w:hAnsi="Consolas" w:eastAsia="宋体"/>
+          <w:sz w:val="18"/>
+        </w:rPr>
+        <w:t xml:space="preserve">        candidates.addAll(generatePriceBandRecommendations(price, userId, 0.2));</w:t>
+      </w:r>
+      <w:r>
+        <w:br/>
+      </w:r>
+      <w:r>
+        <w:rPr>
+          <w:rFonts w:ascii="Consolas" w:hAnsi="Consolas" w:eastAsia="宋体"/>
+          <w:sz w:val="18"/>
+        </w:rPr>
+        <w:t xml:space="preserve">            // 价格带 [0.5x, 1.5x]，priceScore = Math.max(0, 1 - priceDiff)</w:t>
+      </w:r>
+      <w:r>
+        <w:br/>
+      </w:r>
+      <w:r>
+        <w:rPr>
+          <w:rFonts w:ascii="Consolas" w:hAnsi="Consolas" w:eastAsia="宋体"/>
+          <w:sz w:val="18"/>
+        </w:rPr>
+      </w:r>
+      <w:r>
+        <w:br/>
+      </w:r>
+      <w:r>
+        <w:rPr>
+          <w:rFonts w:ascii="Consolas" w:hAnsi="Consolas" w:eastAsia="宋体"/>
+          <w:sz w:val="18"/>
+        </w:rPr>
+        <w:t xml:space="preserve">        // 3.合并打分（同商品分数累加）→ 4.排除已交互 → 取Top5</w:t>
+      </w:r>
+      <w:r>
+        <w:br/>
+      </w:r>
+      <w:r>
+        <w:rPr>
+          <w:rFonts w:ascii="Consolas" w:hAnsi="Consolas" w:eastAsia="宋体"/>
+          <w:sz w:val="18"/>
+        </w:rPr>
+        <w:t xml:space="preserve">        Map&lt;String, Double&gt; mergedScores = mergeCandidates(candidates);</w:t>
+      </w:r>
+      <w:r>
+        <w:br/>
+      </w:r>
+      <w:r>
+        <w:rPr>
+          <w:rFonts w:ascii="Consolas" w:hAnsi="Consolas" w:eastAsia="宋体"/>
+          <w:sz w:val="18"/>
+        </w:rPr>
+        <w:t xml:space="preserve">        List&lt;String&gt; finalRecommendations = selectTopN(mergedScores, userId, 5);</w:t>
+      </w:r>
+      <w:r>
+        <w:br/>
+      </w:r>
+      <w:r>
+        <w:rPr>
+          <w:rFonts w:ascii="Consolas" w:hAnsi="Consolas" w:eastAsia="宋体"/>
+          <w:sz w:val="18"/>
+        </w:rPr>
+      </w:r>
+      <w:r>
+        <w:br/>
+      </w:r>
+      <w:r>
+        <w:rPr>
+          <w:rFonts w:ascii="Consolas" w:hAnsi="Consolas" w:eastAsia="宋体"/>
+          <w:sz w:val="18"/>
+        </w:rPr>
+        <w:t xml:space="preserve">        JSONObject result = new JSONObject();</w:t>
+      </w:r>
+      <w:r>
+        <w:br/>
+      </w:r>
+      <w:r>
+        <w:rPr>
+          <w:rFonts w:ascii="Consolas" w:hAnsi="Consolas" w:eastAsia="宋体"/>
+          <w:sz w:val="18"/>
+        </w:rPr>
+        <w:t xml:space="preserve">        result.put("user_id", userId);</w:t>
+      </w:r>
+      <w:r>
+        <w:br/>
+      </w:r>
+      <w:r>
+        <w:rPr>
+          <w:rFonts w:ascii="Consolas" w:hAnsi="Consolas" w:eastAsia="宋体"/>
+          <w:sz w:val="18"/>
+        </w:rPr>
+        <w:t xml:space="preserve">        result.put("trigger_product", productId);</w:t>
+      </w:r>
+      <w:r>
+        <w:br/>
+      </w:r>
+      <w:r>
+        <w:rPr>
+          <w:rFonts w:ascii="Consolas" w:hAnsi="Consolas" w:eastAsia="宋体"/>
+          <w:sz w:val="18"/>
+        </w:rPr>
+        <w:t xml:space="preserve">        result.put("recommendations", finalRecommendations);</w:t>
+      </w:r>
+      <w:r>
+        <w:br/>
+      </w:r>
+      <w:r>
+        <w:rPr>
+          <w:rFonts w:ascii="Consolas" w:hAnsi="Consolas" w:eastAsia="宋体"/>
+          <w:sz w:val="18"/>
+        </w:rPr>
+        <w:t xml:space="preserve">        result.put("timestamp", System.currentTimeMillis());</w:t>
+      </w:r>
+      <w:r>
+        <w:br/>
+      </w:r>
+      <w:r>
+        <w:rPr>
+          <w:rFonts w:ascii="Consolas" w:hAnsi="Consolas" w:eastAsia="宋体"/>
+          <w:sz w:val="18"/>
+        </w:rPr>
+        <w:t xml:space="preserve">        result.put("recommendation_type", "fast");</w:t>
+      </w:r>
+      <w:r>
+        <w:br/>
+      </w:r>
+      <w:r>
+        <w:rPr>
+          <w:rFonts w:ascii="Consolas" w:hAnsi="Consolas" w:eastAsia="宋体"/>
+          <w:sz w:val="18"/>
+        </w:rPr>
+        <w:t xml:space="preserve">        result.put("strategy", "rule_based");</w:t>
+      </w:r>
+      <w:r>
+        <w:br/>
+      </w:r>
+      <w:r>
+        <w:rPr>
+          <w:rFonts w:ascii="Consolas" w:hAnsi="Consolas" w:eastAsia="宋体"/>
+          <w:sz w:val="18"/>
+        </w:rPr>
+        <w:t xml:space="preserve">        return result.toString();</w:t>
+      </w:r>
+      <w:r>
+        <w:br/>
+      </w:r>
+      <w:r>
+        <w:rPr>
+          <w:rFonts w:ascii="Consolas" w:hAnsi="Consolas" w:eastAsia="宋体"/>
+          <w:sz w:val="18"/>
+        </w:rPr>
+        <w:t xml:space="preserve">    }</w:t>
+      </w:r>
+      <w:r>
+        <w:br/>
+      </w:r>
+      <w:r>
+        <w:rPr>
+          <w:rFonts w:ascii="Consolas" w:hAnsi="Consolas" w:eastAsia="宋体"/>
+          <w:sz w:val="18"/>
+        </w:rPr>
+        <w:t>}</w:t>
       </w:r>
     </w:p>
     <w:p>
@@ -4557,7 +5327,7 @@
           <w:b/>
           <w:sz w:val="26"/>
         </w:rPr>
-        <w:t>3.5 融合服务（recommendation_fusion.py）</w:t>
+        <w:t>3.4 轨道B：DeepFM 深度推荐 deepfm_recommender.py（完整核心）</w:t>
       </w:r>
     </w:p>
     <w:p>
@@ -4567,10 +5337,10 @@
       <w:r>
         <w:rPr>
           <w:rFonts w:ascii="宋体" w:hAnsi="宋体" w:eastAsia="宋体"/>
-          <w:b/>
+          <w:b w:val="0"/>
           <w:sz w:val="21"/>
         </w:rPr>
-        <w:t>融合权重必背：默认 快推0.6/深推0.4；新用户（行为少）0.8/0.2；活跃用户 0.4/0.6。</w:t>
+        <w:t>FM 公式（必背）：ŷ = w0 + Σ wi·xi + ΣΣ ⟨vi,vj⟩·xi·xj；二阶交叉项 O(kn) 化简：ΣΣ⟨vi,vj⟩xixj = ½ Σk [(Σ vi,k xi)² − Σ vi,k² xi²]。DeepFM：ŷ = sigmoid(ŷ_FM + ŷ_DNN)，损失 BCELoss。</w:t>
       </w:r>
     </w:p>
     <w:p>
@@ -4584,125 +5354,933 @@
           <w:rFonts w:ascii="Consolas" w:hAnsi="Consolas" w:eastAsia="宋体"/>
           <w:sz w:val="18"/>
         </w:rPr>
-        <w:t>self.fast_weight, self.deep_weight = 0.6, 0.4</w:t>
-      </w:r>
-      <w:r>
-        <w:br/>
-      </w:r>
-      <w:r>
-        <w:rPr>
-          <w:rFonts w:ascii="Consolas" w:hAnsi="Consolas" w:eastAsia="宋体"/>
-          <w:sz w:val="18"/>
-        </w:rPr>
-      </w:r>
-      <w:r>
-        <w:br/>
-      </w:r>
-      <w:r>
-        <w:rPr>
-          <w:rFonts w:ascii="Consolas" w:hAnsi="Consolas" w:eastAsia="宋体"/>
-          <w:sz w:val="18"/>
-        </w:rPr>
-        <w:t>def get_user_weights(self, user_id):</w:t>
-      </w:r>
-      <w:r>
-        <w:br/>
-      </w:r>
-      <w:r>
-        <w:rPr>
-          <w:rFonts w:ascii="Consolas" w:hAnsi="Consolas" w:eastAsia="宋体"/>
-          <w:sz w:val="18"/>
-        </w:rPr>
-        <w:t xml:space="preserve">    if 新用户: return 0.8, 0.2     # 冷启动靠规则</w:t>
-      </w:r>
-      <w:r>
-        <w:br/>
-      </w:r>
-      <w:r>
-        <w:rPr>
-          <w:rFonts w:ascii="Consolas" w:hAnsi="Consolas" w:eastAsia="宋体"/>
-          <w:sz w:val="18"/>
-        </w:rPr>
-        <w:t xml:space="preserve">    if 活跃用户: return 0.4, 0.6   # 行为多靠模型</w:t>
-      </w:r>
-      <w:r>
-        <w:br/>
-      </w:r>
-      <w:r>
-        <w:rPr>
-          <w:rFonts w:ascii="Consolas" w:hAnsi="Consolas" w:eastAsia="宋体"/>
-          <w:sz w:val="18"/>
-        </w:rPr>
-        <w:t xml:space="preserve">    return 0.6, 0.4</w:t>
-      </w:r>
-      <w:r>
-        <w:br/>
-      </w:r>
-      <w:r>
-        <w:rPr>
-          <w:rFonts w:ascii="Consolas" w:hAnsi="Consolas" w:eastAsia="宋体"/>
-          <w:sz w:val="18"/>
-        </w:rPr>
-      </w:r>
-      <w:r>
-        <w:br/>
-      </w:r>
-      <w:r>
-        <w:rPr>
-          <w:rFonts w:ascii="Consolas" w:hAnsi="Consolas" w:eastAsia="宋体"/>
-          <w:sz w:val="18"/>
-        </w:rPr>
-        <w:t>def fuse_recommendations(self, user_id):</w:t>
-      </w:r>
-      <w:r>
-        <w:br/>
-      </w:r>
-      <w:r>
-        <w:rPr>
-          <w:rFonts w:ascii="Consolas" w:hAnsi="Consolas" w:eastAsia="宋体"/>
-          <w:sz w:val="18"/>
-        </w:rPr>
-        <w:t xml:space="preserve">    fast_w, deep_w = self.get_user_weights(user_id)</w:t>
-      </w:r>
-      <w:r>
-        <w:br/>
-      </w:r>
-      <w:r>
-        <w:rPr>
-          <w:rFonts w:ascii="Consolas" w:hAnsi="Consolas" w:eastAsia="宋体"/>
-          <w:sz w:val="18"/>
-        </w:rPr>
-        <w:t xml:space="preserve">    # 排名衰减打分：第i名得 weight * (1.0 - i*0.1)</w:t>
-      </w:r>
-      <w:r>
-        <w:br/>
-      </w:r>
-      <w:r>
-        <w:rPr>
-          <w:rFonts w:ascii="Consolas" w:hAnsi="Consolas" w:eastAsia="宋体"/>
-          <w:sz w:val="18"/>
-        </w:rPr>
-        <w:t xml:space="preserve">    for i, item in enumerate(fast_recs):  score[item] += fast_w * (1.0 - i*0.1)</w:t>
-      </w:r>
-      <w:r>
-        <w:br/>
-      </w:r>
-      <w:r>
-        <w:rPr>
-          <w:rFonts w:ascii="Consolas" w:hAnsi="Consolas" w:eastAsia="宋体"/>
-          <w:sz w:val="18"/>
-        </w:rPr>
-        <w:t xml:space="preserve">    for i, item in enumerate(deep_recs):  score[item] += deep_w * (1.0 - i*0.1)</w:t>
-      </w:r>
-      <w:r>
-        <w:br/>
-      </w:r>
-      <w:r>
-        <w:rPr>
-          <w:rFonts w:ascii="Consolas" w:hAnsi="Consolas" w:eastAsia="宋体"/>
-          <w:sz w:val="18"/>
-        </w:rPr>
-        <w:t xml:space="preserve">    return 按score排序取TopN  # 发送到 final_recommendations</w:t>
+        <w:t>import torch, torch.nn as nn, torch.optim as optim</w:t>
+      </w:r>
+      <w:r>
+        <w:br/>
+      </w:r>
+      <w:r>
+        <w:rPr>
+          <w:rFonts w:ascii="Consolas" w:hAnsi="Consolas" w:eastAsia="宋体"/>
+          <w:sz w:val="18"/>
+        </w:rPr>
+        <w:t>from torch.utils.data import Dataset, DataLoader, random_split</w:t>
+      </w:r>
+      <w:r>
+        <w:br/>
+      </w:r>
+      <w:r>
+        <w:rPr>
+          <w:rFonts w:ascii="Consolas" w:hAnsi="Consolas" w:eastAsia="宋体"/>
+          <w:sz w:val="18"/>
+        </w:rPr>
+      </w:r>
+      <w:r>
+        <w:br/>
+      </w:r>
+      <w:r>
+        <w:rPr>
+          <w:rFonts w:ascii="Consolas" w:hAnsi="Consolas" w:eastAsia="宋体"/>
+          <w:sz w:val="18"/>
+        </w:rPr>
+        <w:t>class DeepFMDataset(Dataset):</w:t>
+      </w:r>
+      <w:r>
+        <w:br/>
+      </w:r>
+      <w:r>
+        <w:rPr>
+          <w:rFonts w:ascii="Consolas" w:hAnsi="Consolas" w:eastAsia="宋体"/>
+          <w:sz w:val="18"/>
+        </w:rPr>
+        <w:t xml:space="preserve">    # 特征: user_id / item_id / category 做 LabelEncode；price 归一化 price/10000.0</w:t>
+      </w:r>
+      <w:r>
+        <w:br/>
+      </w:r>
+      <w:r>
+        <w:rPr>
+          <w:rFonts w:ascii="Consolas" w:hAnsi="Consolas" w:eastAsia="宋体"/>
+          <w:sz w:val="18"/>
+        </w:rPr>
+        <w:t xml:space="preserve">    # feature_dims = {'user_id': N, 'item_id': M, 'category': C, 'price': 1}</w:t>
+      </w:r>
+      <w:r>
+        <w:br/>
+      </w:r>
+      <w:r>
+        <w:rPr>
+          <w:rFonts w:ascii="Consolas" w:hAnsi="Consolas" w:eastAsia="宋体"/>
+          <w:sz w:val="18"/>
+        </w:rPr>
+        <w:t xml:space="preserve">    ...</w:t>
+      </w:r>
+      <w:r>
+        <w:br/>
+      </w:r>
+      <w:r>
+        <w:rPr>
+          <w:rFonts w:ascii="Consolas" w:hAnsi="Consolas" w:eastAsia="宋体"/>
+          <w:sz w:val="18"/>
+        </w:rPr>
+      </w:r>
+      <w:r>
+        <w:br/>
+      </w:r>
+      <w:r>
+        <w:rPr>
+          <w:rFonts w:ascii="Consolas" w:hAnsi="Consolas" w:eastAsia="宋体"/>
+          <w:sz w:val="18"/>
+        </w:rPr>
+        <w:t>class FM(nn.Module):</w:t>
+      </w:r>
+      <w:r>
+        <w:br/>
+      </w:r>
+      <w:r>
+        <w:rPr>
+          <w:rFonts w:ascii="Consolas" w:hAnsi="Consolas" w:eastAsia="宋体"/>
+          <w:sz w:val="18"/>
+        </w:rPr>
+        <w:t xml:space="preserve">    def __init__(self, feature_dims, embedding_dim=8):</w:t>
+      </w:r>
+      <w:r>
+        <w:br/>
+      </w:r>
+      <w:r>
+        <w:rPr>
+          <w:rFonts w:ascii="Consolas" w:hAnsi="Consolas" w:eastAsia="宋体"/>
+          <w:sz w:val="18"/>
+        </w:rPr>
+        <w:t xml:space="preserve">        super().__init__()</w:t>
+      </w:r>
+      <w:r>
+        <w:br/>
+      </w:r>
+      <w:r>
+        <w:rPr>
+          <w:rFonts w:ascii="Consolas" w:hAnsi="Consolas" w:eastAsia="宋体"/>
+          <w:sz w:val="18"/>
+        </w:rPr>
+        <w:t xml:space="preserve">        self.embeddings = nn.ModuleDict()   # 二阶交叉用的隐向量</w:t>
+      </w:r>
+      <w:r>
+        <w:br/>
+      </w:r>
+      <w:r>
+        <w:rPr>
+          <w:rFonts w:ascii="Consolas" w:hAnsi="Consolas" w:eastAsia="宋体"/>
+          <w:sz w:val="18"/>
+        </w:rPr>
+        <w:t xml:space="preserve">        self.linears = nn.ModuleDict()      # 一阶线性项</w:t>
+      </w:r>
+      <w:r>
+        <w:br/>
+      </w:r>
+      <w:r>
+        <w:rPr>
+          <w:rFonts w:ascii="Consolas" w:hAnsi="Consolas" w:eastAsia="宋体"/>
+          <w:sz w:val="18"/>
+        </w:rPr>
+        <w:t xml:space="preserve">        for name, dim in feature_dims.items():</w:t>
+      </w:r>
+      <w:r>
+        <w:br/>
+      </w:r>
+      <w:r>
+        <w:rPr>
+          <w:rFonts w:ascii="Consolas" w:hAnsi="Consolas" w:eastAsia="宋体"/>
+          <w:sz w:val="18"/>
+        </w:rPr>
+        <w:t xml:space="preserve">            if dim &gt; 1:</w:t>
+      </w:r>
+      <w:r>
+        <w:br/>
+      </w:r>
+      <w:r>
+        <w:rPr>
+          <w:rFonts w:ascii="Consolas" w:hAnsi="Consolas" w:eastAsia="宋体"/>
+          <w:sz w:val="18"/>
+        </w:rPr>
+        <w:t xml:space="preserve">                self.embeddings[name] = nn.Embedding(dim, embedding_dim)</w:t>
+      </w:r>
+      <w:r>
+        <w:br/>
+      </w:r>
+      <w:r>
+        <w:rPr>
+          <w:rFonts w:ascii="Consolas" w:hAnsi="Consolas" w:eastAsia="宋体"/>
+          <w:sz w:val="18"/>
+        </w:rPr>
+        <w:t xml:space="preserve">                self.linears[name] = nn.Embedding(dim, 1)</w:t>
+      </w:r>
+      <w:r>
+        <w:br/>
+      </w:r>
+      <w:r>
+        <w:rPr>
+          <w:rFonts w:ascii="Consolas" w:hAnsi="Consolas" w:eastAsia="宋体"/>
+          <w:sz w:val="18"/>
+        </w:rPr>
+        <w:t xml:space="preserve">            else:  # 连续特征 price</w:t>
+      </w:r>
+      <w:r>
+        <w:br/>
+      </w:r>
+      <w:r>
+        <w:rPr>
+          <w:rFonts w:ascii="Consolas" w:hAnsi="Consolas" w:eastAsia="宋体"/>
+          <w:sz w:val="18"/>
+        </w:rPr>
+        <w:t xml:space="preserve">                self.embeddings[name] = nn.Linear(1, embedding_dim)</w:t>
+      </w:r>
+      <w:r>
+        <w:br/>
+      </w:r>
+      <w:r>
+        <w:rPr>
+          <w:rFonts w:ascii="Consolas" w:hAnsi="Consolas" w:eastAsia="宋体"/>
+          <w:sz w:val="18"/>
+        </w:rPr>
+        <w:t xml:space="preserve">                self.linears[name] = nn.Linear(1, 1)</w:t>
+      </w:r>
+      <w:r>
+        <w:br/>
+      </w:r>
+      <w:r>
+        <w:rPr>
+          <w:rFonts w:ascii="Consolas" w:hAnsi="Consolas" w:eastAsia="宋体"/>
+          <w:sz w:val="18"/>
+        </w:rPr>
+        <w:t xml:space="preserve">        self.bias = nn.Parameter(torch.zeros(1))</w:t>
+      </w:r>
+      <w:r>
+        <w:br/>
+      </w:r>
+      <w:r>
+        <w:rPr>
+          <w:rFonts w:ascii="Consolas" w:hAnsi="Consolas" w:eastAsia="宋体"/>
+          <w:sz w:val="18"/>
+        </w:rPr>
+      </w:r>
+      <w:r>
+        <w:br/>
+      </w:r>
+      <w:r>
+        <w:rPr>
+          <w:rFonts w:ascii="Consolas" w:hAnsi="Consolas" w:eastAsia="宋体"/>
+          <w:sz w:val="18"/>
+        </w:rPr>
+        <w:t xml:space="preserve">    def forward(self, features):</w:t>
+      </w:r>
+      <w:r>
+        <w:br/>
+      </w:r>
+      <w:r>
+        <w:rPr>
+          <w:rFonts w:ascii="Consolas" w:hAnsi="Consolas" w:eastAsia="宋体"/>
+          <w:sz w:val="18"/>
+        </w:rPr>
+        <w:t xml:space="preserve">        linear_term = self.bias + sum(self.linears[k](features[k]).squeeze(-1)</w:t>
+      </w:r>
+      <w:r>
+        <w:br/>
+      </w:r>
+      <w:r>
+        <w:rPr>
+          <w:rFonts w:ascii="Consolas" w:hAnsi="Consolas" w:eastAsia="宋体"/>
+          <w:sz w:val="18"/>
+        </w:rPr>
+        <w:t xml:space="preserve">                                      for k in features)</w:t>
+      </w:r>
+      <w:r>
+        <w:br/>
+      </w:r>
+      <w:r>
+        <w:rPr>
+          <w:rFonts w:ascii="Consolas" w:hAnsi="Consolas" w:eastAsia="宋体"/>
+          <w:sz w:val="18"/>
+        </w:rPr>
+        <w:t xml:space="preserve">        fm_embeddings = [self.embeddings[k](features[k]) for k in features]</w:t>
+      </w:r>
+      <w:r>
+        <w:br/>
+      </w:r>
+      <w:r>
+        <w:rPr>
+          <w:rFonts w:ascii="Consolas" w:hAnsi="Consolas" w:eastAsia="宋体"/>
+          <w:sz w:val="18"/>
+        </w:rPr>
+        <w:t xml:space="preserve">        fm_input = torch.stack(fm_embeddings, dim=1)          # (B, F, k)</w:t>
+      </w:r>
+      <w:r>
+        <w:br/>
+      </w:r>
+      <w:r>
+        <w:rPr>
+          <w:rFonts w:ascii="Consolas" w:hAnsi="Consolas" w:eastAsia="宋体"/>
+          <w:sz w:val="18"/>
+        </w:rPr>
+        <w:t xml:space="preserve">        sum_of_square = torch.sum(fm_input, dim=1) ** 2       # (Σv)²</w:t>
+      </w:r>
+      <w:r>
+        <w:br/>
+      </w:r>
+      <w:r>
+        <w:rPr>
+          <w:rFonts w:ascii="Consolas" w:hAnsi="Consolas" w:eastAsia="宋体"/>
+          <w:sz w:val="18"/>
+        </w:rPr>
+        <w:t xml:space="preserve">        square_of_sum = torch.sum(fm_input ** 2, dim=1)       # Σv²</w:t>
+      </w:r>
+      <w:r>
+        <w:br/>
+      </w:r>
+      <w:r>
+        <w:rPr>
+          <w:rFonts w:ascii="Consolas" w:hAnsi="Consolas" w:eastAsia="宋体"/>
+          <w:sz w:val="18"/>
+        </w:rPr>
+        <w:t xml:space="preserve">        fm_term = 0.5 * torch.sum(sum_of_square - square_of_sum, dim=1)</w:t>
+      </w:r>
+      <w:r>
+        <w:br/>
+      </w:r>
+      <w:r>
+        <w:rPr>
+          <w:rFonts w:ascii="Consolas" w:hAnsi="Consolas" w:eastAsia="宋体"/>
+          <w:sz w:val="18"/>
+        </w:rPr>
+        <w:t xml:space="preserve">        return linear_term + fm_term</w:t>
+      </w:r>
+      <w:r>
+        <w:br/>
+      </w:r>
+      <w:r>
+        <w:rPr>
+          <w:rFonts w:ascii="Consolas" w:hAnsi="Consolas" w:eastAsia="宋体"/>
+          <w:sz w:val="18"/>
+        </w:rPr>
+      </w:r>
+      <w:r>
+        <w:br/>
+      </w:r>
+      <w:r>
+        <w:rPr>
+          <w:rFonts w:ascii="Consolas" w:hAnsi="Consolas" w:eastAsia="宋体"/>
+          <w:sz w:val="18"/>
+        </w:rPr>
+        <w:t>class DeepFM(nn.Module):</w:t>
+      </w:r>
+      <w:r>
+        <w:br/>
+      </w:r>
+      <w:r>
+        <w:rPr>
+          <w:rFonts w:ascii="Consolas" w:hAnsi="Consolas" w:eastAsia="宋体"/>
+          <w:sz w:val="18"/>
+        </w:rPr>
+        <w:t xml:space="preserve">    def __init__(self, feature_dims, embedding_dim=8, dnn_dims=[64, 32]):</w:t>
+      </w:r>
+      <w:r>
+        <w:br/>
+      </w:r>
+      <w:r>
+        <w:rPr>
+          <w:rFonts w:ascii="Consolas" w:hAnsi="Consolas" w:eastAsia="宋体"/>
+          <w:sz w:val="18"/>
+        </w:rPr>
+        <w:t xml:space="preserve">        super().__init__()</w:t>
+      </w:r>
+      <w:r>
+        <w:br/>
+      </w:r>
+      <w:r>
+        <w:rPr>
+          <w:rFonts w:ascii="Consolas" w:hAnsi="Consolas" w:eastAsia="宋体"/>
+          <w:sz w:val="18"/>
+        </w:rPr>
+        <w:t xml:space="preserve">        self.fm = FM(feature_dims, embedding_dim)</w:t>
+      </w:r>
+      <w:r>
+        <w:br/>
+      </w:r>
+      <w:r>
+        <w:rPr>
+          <w:rFonts w:ascii="Consolas" w:hAnsi="Consolas" w:eastAsia="宋体"/>
+          <w:sz w:val="18"/>
+        </w:rPr>
+        <w:t xml:space="preserve">        self.embeddings = nn.ModuleDict()                     # DNN 自己的 Embedding</w:t>
+      </w:r>
+      <w:r>
+        <w:br/>
+      </w:r>
+      <w:r>
+        <w:rPr>
+          <w:rFonts w:ascii="Consolas" w:hAnsi="Consolas" w:eastAsia="宋体"/>
+          <w:sz w:val="18"/>
+        </w:rPr>
+        <w:t xml:space="preserve">        dnn_input_dim = 0</w:t>
+      </w:r>
+      <w:r>
+        <w:br/>
+      </w:r>
+      <w:r>
+        <w:rPr>
+          <w:rFonts w:ascii="Consolas" w:hAnsi="Consolas" w:eastAsia="宋体"/>
+          <w:sz w:val="18"/>
+        </w:rPr>
+        <w:t xml:space="preserve">        for name, dim in feature_dims.items():</w:t>
+      </w:r>
+      <w:r>
+        <w:br/>
+      </w:r>
+      <w:r>
+        <w:rPr>
+          <w:rFonts w:ascii="Consolas" w:hAnsi="Consolas" w:eastAsia="宋体"/>
+          <w:sz w:val="18"/>
+        </w:rPr>
+        <w:t xml:space="preserve">            if dim &gt; 1:</w:t>
+      </w:r>
+      <w:r>
+        <w:br/>
+      </w:r>
+      <w:r>
+        <w:rPr>
+          <w:rFonts w:ascii="Consolas" w:hAnsi="Consolas" w:eastAsia="宋体"/>
+          <w:sz w:val="18"/>
+        </w:rPr>
+        <w:t xml:space="preserve">                self.embeddings[name] = nn.Embedding(dim, embedding_dim)</w:t>
+      </w:r>
+      <w:r>
+        <w:br/>
+      </w:r>
+      <w:r>
+        <w:rPr>
+          <w:rFonts w:ascii="Consolas" w:hAnsi="Consolas" w:eastAsia="宋体"/>
+          <w:sz w:val="18"/>
+        </w:rPr>
+        <w:t xml:space="preserve">                dnn_input_dim += embedding_dim</w:t>
+      </w:r>
+      <w:r>
+        <w:br/>
+      </w:r>
+      <w:r>
+        <w:rPr>
+          <w:rFonts w:ascii="Consolas" w:hAnsi="Consolas" w:eastAsia="宋体"/>
+          <w:sz w:val="18"/>
+        </w:rPr>
+        <w:t xml:space="preserve">            else:</w:t>
+      </w:r>
+      <w:r>
+        <w:br/>
+      </w:r>
+      <w:r>
+        <w:rPr>
+          <w:rFonts w:ascii="Consolas" w:hAnsi="Consolas" w:eastAsia="宋体"/>
+          <w:sz w:val="18"/>
+        </w:rPr>
+        <w:t xml:space="preserve">                dnn_input_dim += 1</w:t>
+      </w:r>
+      <w:r>
+        <w:br/>
+      </w:r>
+      <w:r>
+        <w:rPr>
+          <w:rFonts w:ascii="Consolas" w:hAnsi="Consolas" w:eastAsia="宋体"/>
+          <w:sz w:val="18"/>
+        </w:rPr>
+        <w:t xml:space="preserve">        layers, input_dim = [], dnn_input_dim</w:t>
+      </w:r>
+      <w:r>
+        <w:br/>
+      </w:r>
+      <w:r>
+        <w:rPr>
+          <w:rFonts w:ascii="Consolas" w:hAnsi="Consolas" w:eastAsia="宋体"/>
+          <w:sz w:val="18"/>
+        </w:rPr>
+        <w:t xml:space="preserve">        for dim in dnn_dims:                                  # DNN: 64 -&gt; 32</w:t>
+      </w:r>
+      <w:r>
+        <w:br/>
+      </w:r>
+      <w:r>
+        <w:rPr>
+          <w:rFonts w:ascii="Consolas" w:hAnsi="Consolas" w:eastAsia="宋体"/>
+          <w:sz w:val="18"/>
+        </w:rPr>
+        <w:t xml:space="preserve">            layers += [nn.Linear(input_dim, dim), nn.ReLU(), nn.Dropout(0.3)]</w:t>
+      </w:r>
+      <w:r>
+        <w:br/>
+      </w:r>
+      <w:r>
+        <w:rPr>
+          <w:rFonts w:ascii="Consolas" w:hAnsi="Consolas" w:eastAsia="宋体"/>
+          <w:sz w:val="18"/>
+        </w:rPr>
+        <w:t xml:space="preserve">            input_dim = dim</w:t>
+      </w:r>
+      <w:r>
+        <w:br/>
+      </w:r>
+      <w:r>
+        <w:rPr>
+          <w:rFonts w:ascii="Consolas" w:hAnsi="Consolas" w:eastAsia="宋体"/>
+          <w:sz w:val="18"/>
+        </w:rPr>
+        <w:t xml:space="preserve">        layers.append(nn.Linear(input_dim, 1))</w:t>
+      </w:r>
+      <w:r>
+        <w:br/>
+      </w:r>
+      <w:r>
+        <w:rPr>
+          <w:rFonts w:ascii="Consolas" w:hAnsi="Consolas" w:eastAsia="宋体"/>
+          <w:sz w:val="18"/>
+        </w:rPr>
+        <w:t xml:space="preserve">        self.dnn = nn.Sequential(*layers)</w:t>
+      </w:r>
+      <w:r>
+        <w:br/>
+      </w:r>
+      <w:r>
+        <w:rPr>
+          <w:rFonts w:ascii="Consolas" w:hAnsi="Consolas" w:eastAsia="宋体"/>
+          <w:sz w:val="18"/>
+        </w:rPr>
+        <w:t xml:space="preserve">        self.final = nn.Linear(2, 1)                          # FM 输出 + DNN 输出</w:t>
+      </w:r>
+      <w:r>
+        <w:br/>
+      </w:r>
+      <w:r>
+        <w:rPr>
+          <w:rFonts w:ascii="Consolas" w:hAnsi="Consolas" w:eastAsia="宋体"/>
+          <w:sz w:val="18"/>
+        </w:rPr>
+      </w:r>
+      <w:r>
+        <w:br/>
+      </w:r>
+      <w:r>
+        <w:rPr>
+          <w:rFonts w:ascii="Consolas" w:hAnsi="Consolas" w:eastAsia="宋体"/>
+          <w:sz w:val="18"/>
+        </w:rPr>
+        <w:t xml:space="preserve">    def forward(self, features):</w:t>
+      </w:r>
+      <w:r>
+        <w:br/>
+      </w:r>
+      <w:r>
+        <w:rPr>
+          <w:rFonts w:ascii="Consolas" w:hAnsi="Consolas" w:eastAsia="宋体"/>
+          <w:sz w:val="18"/>
+        </w:rPr>
+        <w:t xml:space="preserve">        fm_output = self.fm(features)</w:t>
+      </w:r>
+      <w:r>
+        <w:br/>
+      </w:r>
+      <w:r>
+        <w:rPr>
+          <w:rFonts w:ascii="Consolas" w:hAnsi="Consolas" w:eastAsia="宋体"/>
+          <w:sz w:val="18"/>
+        </w:rPr>
+        <w:t xml:space="preserve">        dnn_embeddings = [self.embeddings[k](features[k]) if k in self.embeddings</w:t>
+      </w:r>
+      <w:r>
+        <w:br/>
+      </w:r>
+      <w:r>
+        <w:rPr>
+          <w:rFonts w:ascii="Consolas" w:hAnsi="Consolas" w:eastAsia="宋体"/>
+          <w:sz w:val="18"/>
+        </w:rPr>
+        <w:t xml:space="preserve">                          else features[k] for k in features]</w:t>
+      </w:r>
+      <w:r>
+        <w:br/>
+      </w:r>
+      <w:r>
+        <w:rPr>
+          <w:rFonts w:ascii="Consolas" w:hAnsi="Consolas" w:eastAsia="宋体"/>
+          <w:sz w:val="18"/>
+        </w:rPr>
+        <w:t xml:space="preserve">        dnn_output = self.dnn(torch.cat(dnn_embeddings, dim=1)).squeeze()</w:t>
+      </w:r>
+      <w:r>
+        <w:br/>
+      </w:r>
+      <w:r>
+        <w:rPr>
+          <w:rFonts w:ascii="Consolas" w:hAnsi="Consolas" w:eastAsia="宋体"/>
+          <w:sz w:val="18"/>
+        </w:rPr>
+        <w:t xml:space="preserve">        combined = torch.stack([fm_output, dnn_output], dim=1)</w:t>
+      </w:r>
+      <w:r>
+        <w:br/>
+      </w:r>
+      <w:r>
+        <w:rPr>
+          <w:rFonts w:ascii="Consolas" w:hAnsi="Consolas" w:eastAsia="宋体"/>
+          <w:sz w:val="18"/>
+        </w:rPr>
+        <w:t xml:space="preserve">        return torch.sigmoid(self.final(combined).squeeze())</w:t>
+      </w:r>
+      <w:r>
+        <w:br/>
+      </w:r>
+      <w:r>
+        <w:rPr>
+          <w:rFonts w:ascii="Consolas" w:hAnsi="Consolas" w:eastAsia="宋体"/>
+          <w:sz w:val="18"/>
+        </w:rPr>
+      </w:r>
+      <w:r>
+        <w:br/>
+      </w:r>
+      <w:r>
+        <w:rPr>
+          <w:rFonts w:ascii="Consolas" w:hAnsi="Consolas" w:eastAsia="宋体"/>
+          <w:sz w:val="18"/>
+        </w:rPr>
+        <w:t># ---- 训练（必背超参）----</w:t>
+      </w:r>
+      <w:r>
+        <w:br/>
+      </w:r>
+      <w:r>
+        <w:rPr>
+          <w:rFonts w:ascii="Consolas" w:hAnsi="Consolas" w:eastAsia="宋体"/>
+          <w:sz w:val="18"/>
+        </w:rPr>
+        <w:t>def train(model, dataset, epochs=10):</w:t>
+      </w:r>
+      <w:r>
+        <w:br/>
+      </w:r>
+      <w:r>
+        <w:rPr>
+          <w:rFonts w:ascii="Consolas" w:hAnsi="Consolas" w:eastAsia="宋体"/>
+          <w:sz w:val="18"/>
+        </w:rPr>
+        <w:t xml:space="preserve">    train_size = int(0.8 * len(dataset))</w:t>
+      </w:r>
+      <w:r>
+        <w:br/>
+      </w:r>
+      <w:r>
+        <w:rPr>
+          <w:rFonts w:ascii="Consolas" w:hAnsi="Consolas" w:eastAsia="宋体"/>
+          <w:sz w:val="18"/>
+        </w:rPr>
+        <w:t xml:space="preserve">    train_set, val_set = random_split(dataset, [train_size, len(dataset) - train_size])</w:t>
+      </w:r>
+      <w:r>
+        <w:br/>
+      </w:r>
+      <w:r>
+        <w:rPr>
+          <w:rFonts w:ascii="Consolas" w:hAnsi="Consolas" w:eastAsia="宋体"/>
+          <w:sz w:val="18"/>
+        </w:rPr>
+        <w:t xml:space="preserve">    train_loader = DataLoader(train_set, batch_size=256, shuffle=True)</w:t>
+      </w:r>
+      <w:r>
+        <w:br/>
+      </w:r>
+      <w:r>
+        <w:rPr>
+          <w:rFonts w:ascii="Consolas" w:hAnsi="Consolas" w:eastAsia="宋体"/>
+          <w:sz w:val="18"/>
+        </w:rPr>
+        <w:t xml:space="preserve">    val_loader = DataLoader(val_set, batch_size=256)</w:t>
+      </w:r>
+      <w:r>
+        <w:br/>
+      </w:r>
+      <w:r>
+        <w:rPr>
+          <w:rFonts w:ascii="Consolas" w:hAnsi="Consolas" w:eastAsia="宋体"/>
+          <w:sz w:val="18"/>
+        </w:rPr>
+        <w:t xml:space="preserve">    criterion = nn.BCELoss()</w:t>
+      </w:r>
+      <w:r>
+        <w:br/>
+      </w:r>
+      <w:r>
+        <w:rPr>
+          <w:rFonts w:ascii="Consolas" w:hAnsi="Consolas" w:eastAsia="宋体"/>
+          <w:sz w:val="18"/>
+        </w:rPr>
+        <w:t xml:space="preserve">    optimizer = optim.Adam(model.parameters(), lr=0.001)</w:t>
+      </w:r>
+      <w:r>
+        <w:br/>
+      </w:r>
+      <w:r>
+        <w:rPr>
+          <w:rFonts w:ascii="Consolas" w:hAnsi="Consolas" w:eastAsia="宋体"/>
+          <w:sz w:val="18"/>
+        </w:rPr>
+        <w:t xml:space="preserve">    best_val = float('inf')</w:t>
+      </w:r>
+      <w:r>
+        <w:br/>
+      </w:r>
+      <w:r>
+        <w:rPr>
+          <w:rFonts w:ascii="Consolas" w:hAnsi="Consolas" w:eastAsia="宋体"/>
+          <w:sz w:val="18"/>
+        </w:rPr>
+        <w:t xml:space="preserve">    for epoch in range(epochs):</w:t>
+      </w:r>
+      <w:r>
+        <w:br/>
+      </w:r>
+      <w:r>
+        <w:rPr>
+          <w:rFonts w:ascii="Consolas" w:hAnsi="Consolas" w:eastAsia="宋体"/>
+          <w:sz w:val="18"/>
+        </w:rPr>
+        <w:t xml:space="preserve">        model.train()</w:t>
+      </w:r>
+      <w:r>
+        <w:br/>
+      </w:r>
+      <w:r>
+        <w:rPr>
+          <w:rFonts w:ascii="Consolas" w:hAnsi="Consolas" w:eastAsia="宋体"/>
+          <w:sz w:val="18"/>
+        </w:rPr>
+        <w:t xml:space="preserve">        for features, labels in train_loader:</w:t>
+      </w:r>
+      <w:r>
+        <w:br/>
+      </w:r>
+      <w:r>
+        <w:rPr>
+          <w:rFonts w:ascii="Consolas" w:hAnsi="Consolas" w:eastAsia="宋体"/>
+          <w:sz w:val="18"/>
+        </w:rPr>
+        <w:t xml:space="preserve">            optimizer.zero_grad()</w:t>
+      </w:r>
+      <w:r>
+        <w:br/>
+      </w:r>
+      <w:r>
+        <w:rPr>
+          <w:rFonts w:ascii="Consolas" w:hAnsi="Consolas" w:eastAsia="宋体"/>
+          <w:sz w:val="18"/>
+        </w:rPr>
+        <w:t xml:space="preserve">            loss = criterion(model(features), labels)</w:t>
+      </w:r>
+      <w:r>
+        <w:br/>
+      </w:r>
+      <w:r>
+        <w:rPr>
+          <w:rFonts w:ascii="Consolas" w:hAnsi="Consolas" w:eastAsia="宋体"/>
+          <w:sz w:val="18"/>
+        </w:rPr>
+        <w:t xml:space="preserve">            loss.backward()</w:t>
+      </w:r>
+      <w:r>
+        <w:br/>
+      </w:r>
+      <w:r>
+        <w:rPr>
+          <w:rFonts w:ascii="Consolas" w:hAnsi="Consolas" w:eastAsia="宋体"/>
+          <w:sz w:val="18"/>
+        </w:rPr>
+        <w:t xml:space="preserve">            optimizer.step()</w:t>
+      </w:r>
+      <w:r>
+        <w:br/>
+      </w:r>
+      <w:r>
+        <w:rPr>
+          <w:rFonts w:ascii="Consolas" w:hAnsi="Consolas" w:eastAsia="宋体"/>
+          <w:sz w:val="18"/>
+        </w:rPr>
+        <w:t xml:space="preserve">        model.eval()</w:t>
+      </w:r>
+      <w:r>
+        <w:br/>
+      </w:r>
+      <w:r>
+        <w:rPr>
+          <w:rFonts w:ascii="Consolas" w:hAnsi="Consolas" w:eastAsia="宋体"/>
+          <w:sz w:val="18"/>
+        </w:rPr>
+        <w:t xml:space="preserve">        with torch.no_grad():</w:t>
+      </w:r>
+      <w:r>
+        <w:br/>
+      </w:r>
+      <w:r>
+        <w:rPr>
+          <w:rFonts w:ascii="Consolas" w:hAnsi="Consolas" w:eastAsia="宋体"/>
+          <w:sz w:val="18"/>
+        </w:rPr>
+        <w:t xml:space="preserve">            val_loss = sum(criterion(model(f), l).item() for f, l in val_loader)</w:t>
+      </w:r>
+      <w:r>
+        <w:br/>
+      </w:r>
+      <w:r>
+        <w:rPr>
+          <w:rFonts w:ascii="Consolas" w:hAnsi="Consolas" w:eastAsia="宋体"/>
+          <w:sz w:val="18"/>
+        </w:rPr>
+        <w:t xml:space="preserve">        if val_loss &lt; best_val:                  # 保存验证集最优模型</w:t>
+      </w:r>
+      <w:r>
+        <w:br/>
+      </w:r>
+      <w:r>
+        <w:rPr>
+          <w:rFonts w:ascii="Consolas" w:hAnsi="Consolas" w:eastAsia="宋体"/>
+          <w:sz w:val="18"/>
+        </w:rPr>
+        <w:t xml:space="preserve">            best_val = val_loss</w:t>
+      </w:r>
+      <w:r>
+        <w:br/>
+      </w:r>
+      <w:r>
+        <w:rPr>
+          <w:rFonts w:ascii="Consolas" w:hAnsi="Consolas" w:eastAsia="宋体"/>
+          <w:sz w:val="18"/>
+        </w:rPr>
+        <w:t xml:space="preserve">            torch.save(model.state_dict(), 'deepfm_model.pth')</w:t>
+      </w:r>
+      <w:r>
+        <w:br/>
+      </w:r>
+      <w:r>
+        <w:rPr>
+          <w:rFonts w:ascii="Consolas" w:hAnsi="Consolas" w:eastAsia="宋体"/>
+          <w:sz w:val="18"/>
+        </w:rPr>
+      </w:r>
+      <w:r>
+        <w:br/>
+      </w:r>
+      <w:r>
+        <w:rPr>
+          <w:rFonts w:ascii="Consolas" w:hAnsi="Consolas" w:eastAsia="宋体"/>
+          <w:sz w:val="18"/>
+        </w:rPr>
+        <w:t># ---- 推荐：给用户对每个商品打分，按分排序取 top_k ----</w:t>
+      </w:r>
+      <w:r>
+        <w:br/>
+      </w:r>
+      <w:r>
+        <w:rPr>
+          <w:rFonts w:ascii="Consolas" w:hAnsi="Consolas" w:eastAsia="宋体"/>
+          <w:sz w:val="18"/>
+        </w:rPr>
+        <w:t>def recommend(model, user_id, item_features_df, top_k=5):</w:t>
+      </w:r>
+      <w:r>
+        <w:br/>
+      </w:r>
+      <w:r>
+        <w:rPr>
+          <w:rFonts w:ascii="Consolas" w:hAnsi="Consolas" w:eastAsia="宋体"/>
+          <w:sz w:val="18"/>
+        </w:rPr>
+        <w:t xml:space="preserve">    model.eval()</w:t>
+      </w:r>
+      <w:r>
+        <w:br/>
+      </w:r>
+      <w:r>
+        <w:rPr>
+          <w:rFonts w:ascii="Consolas" w:hAnsi="Consolas" w:eastAsia="宋体"/>
+          <w:sz w:val="18"/>
+        </w:rPr>
+        <w:t xml:space="preserve">    scores = []</w:t>
+      </w:r>
+      <w:r>
+        <w:br/>
+      </w:r>
+      <w:r>
+        <w:rPr>
+          <w:rFonts w:ascii="Consolas" w:hAnsi="Consolas" w:eastAsia="宋体"/>
+          <w:sz w:val="18"/>
+        </w:rPr>
+        <w:t xml:space="preserve">    with torch.no_grad():</w:t>
+      </w:r>
+      <w:r>
+        <w:br/>
+      </w:r>
+      <w:r>
+        <w:rPr>
+          <w:rFonts w:ascii="Consolas" w:hAnsi="Consolas" w:eastAsia="宋体"/>
+          <w:sz w:val="18"/>
+        </w:rPr>
+        <w:t xml:space="preserve">        for _, item in item_features_df.iterrows():</w:t>
+      </w:r>
+      <w:r>
+        <w:br/>
+      </w:r>
+      <w:r>
+        <w:rPr>
+          <w:rFonts w:ascii="Consolas" w:hAnsi="Consolas" w:eastAsia="宋体"/>
+          <w:sz w:val="18"/>
+        </w:rPr>
+        <w:t xml:space="preserve">            features = build_features(user_id, item)   # 编码成张量字典</w:t>
+      </w:r>
+      <w:r>
+        <w:br/>
+      </w:r>
+      <w:r>
+        <w:rPr>
+          <w:rFonts w:ascii="Consolas" w:hAnsi="Consolas" w:eastAsia="宋体"/>
+          <w:sz w:val="18"/>
+        </w:rPr>
+        <w:t xml:space="preserve">            scores.append((item['item_id'], model(features).item()))</w:t>
+      </w:r>
+      <w:r>
+        <w:br/>
+      </w:r>
+      <w:r>
+        <w:rPr>
+          <w:rFonts w:ascii="Consolas" w:hAnsi="Consolas" w:eastAsia="宋体"/>
+          <w:sz w:val="18"/>
+        </w:rPr>
+        <w:t xml:space="preserve">    scores.sort(key=lambda x: x[1], reverse=True)</w:t>
+      </w:r>
+      <w:r>
+        <w:br/>
+      </w:r>
+      <w:r>
+        <w:rPr>
+          <w:rFonts w:ascii="Consolas" w:hAnsi="Consolas" w:eastAsia="宋体"/>
+          <w:sz w:val="18"/>
+        </w:rPr>
+        <w:t xml:space="preserve">    return scores[:top_k]</w:t>
+      </w:r>
+    </w:p>
+    <w:p>
+      <w:pPr>
+        <w:spacing w:before="200" w:after="120"/>
+      </w:pPr>
+      <w:r>
+        <w:rPr>
+          <w:rFonts w:ascii="黑体" w:hAnsi="黑体" w:eastAsia="黑体"/>
+          <w:b/>
+          <w:sz w:val="26"/>
+        </w:rPr>
+        <w:t>3.5 融合服务 recommendation_fusion.py（完整核心）</w:t>
       </w:r>
     </w:p>
     <w:p>
@@ -4712,23 +6290,10 @@
       <w:r>
         <w:rPr>
           <w:rFonts w:ascii="宋体" w:hAnsi="宋体" w:eastAsia="宋体"/>
-          <w:b w:val="0"/>
+          <w:b/>
           <w:sz w:val="21"/>
         </w:rPr>
-        <w:t>协同过滤补充（recommendation_algorithms.py）：Item-CF 用 Jaccard 相似度 sim(A,B)=|U(A)∩U(B)| / |U(A)∪U(B)|，对用户历史物品找相似物品加权推荐。</w:t>
-      </w:r>
-    </w:p>
-    <w:p>
-      <w:pPr>
-        <w:spacing w:before="200" w:after="120"/>
-      </w:pPr>
-      <w:r>
-        <w:rPr>
-          <w:rFonts w:ascii="黑体" w:hAnsi="黑体" w:eastAsia="黑体"/>
-          <w:b/>
-          <w:sz w:val="26"/>
-        </w:rPr>
-        <w:t>3.6 验证</w:t>
+        <w:t>融合权重必背：默认 快推0.6/深推0.4；新用户(行为&lt;10) 0.8/0.2；一般(行为&lt;50) 0.6/0.4；活跃用户 0.4/0.6。排名衰减打分：第 i 名得 weight*(1.0-i*0.1)。</w:t>
       </w:r>
     </w:p>
     <w:p>
@@ -4742,31 +6307,560 @@
           <w:rFonts w:ascii="Consolas" w:hAnsi="Consolas" w:eastAsia="宋体"/>
           <w:sz w:val="18"/>
         </w:rPr>
-        <w:t>docker exec -it bigdata-kafka /opt/kafka/bin/kafka-console-consumer.sh \</w:t>
-      </w:r>
-      <w:r>
-        <w:br/>
-      </w:r>
-      <w:r>
-        <w:rPr>
-          <w:rFonts w:ascii="Consolas" w:hAnsi="Consolas" w:eastAsia="宋体"/>
-          <w:sz w:val="18"/>
-        </w:rPr>
-        <w:t xml:space="preserve">  --topic final_recommendations --bootstrap-server localhost:9092</w:t>
-      </w:r>
-    </w:p>
-    <w:p>
-      <w:pPr>
-        <w:spacing w:before="280" w:after="120"/>
-      </w:pPr>
-      <w:r>
-        <w:rPr>
-          <w:rFonts w:ascii="黑体" w:hAnsi="黑体" w:eastAsia="黑体"/>
-          <w:b/>
-          <w:color w:val="1F3B73"/>
-          <w:sz w:val="32"/>
-        </w:rPr>
-        <w:t>四、实验四：实时短视频流智能审核与发布</w:t>
+        <w:t>import json, threading</w:t>
+      </w:r>
+      <w:r>
+        <w:br/>
+      </w:r>
+      <w:r>
+        <w:rPr>
+          <w:rFonts w:ascii="Consolas" w:hAnsi="Consolas" w:eastAsia="宋体"/>
+          <w:sz w:val="18"/>
+        </w:rPr>
+        <w:t>from kafka import KafkaConsumer, KafkaProducer</w:t>
+      </w:r>
+      <w:r>
+        <w:br/>
+      </w:r>
+      <w:r>
+        <w:rPr>
+          <w:rFonts w:ascii="Consolas" w:hAnsi="Consolas" w:eastAsia="宋体"/>
+          <w:sz w:val="18"/>
+        </w:rPr>
+      </w:r>
+      <w:r>
+        <w:br/>
+      </w:r>
+      <w:r>
+        <w:rPr>
+          <w:rFonts w:ascii="Consolas" w:hAnsi="Consolas" w:eastAsia="宋体"/>
+          <w:sz w:val="18"/>
+        </w:rPr>
+        <w:t>class RecommendationFusion:</w:t>
+      </w:r>
+      <w:r>
+        <w:br/>
+      </w:r>
+      <w:r>
+        <w:rPr>
+          <w:rFonts w:ascii="Consolas" w:hAnsi="Consolas" w:eastAsia="宋体"/>
+          <w:sz w:val="18"/>
+        </w:rPr>
+        <w:t xml:space="preserve">    def __init__(self):</w:t>
+      </w:r>
+      <w:r>
+        <w:br/>
+      </w:r>
+      <w:r>
+        <w:rPr>
+          <w:rFonts w:ascii="Consolas" w:hAnsi="Consolas" w:eastAsia="宋体"/>
+          <w:sz w:val="18"/>
+        </w:rPr>
+        <w:t xml:space="preserve">        self.fast_weight, self.deep_weight = 0.6, 0.4</w:t>
+      </w:r>
+      <w:r>
+        <w:br/>
+      </w:r>
+      <w:r>
+        <w:rPr>
+          <w:rFonts w:ascii="Consolas" w:hAnsi="Consolas" w:eastAsia="宋体"/>
+          <w:sz w:val="18"/>
+        </w:rPr>
+        <w:t xml:space="preserve">        self.fast_recommendations = {}   # user_id -&gt; [product_id,...]</w:t>
+      </w:r>
+      <w:r>
+        <w:br/>
+      </w:r>
+      <w:r>
+        <w:rPr>
+          <w:rFonts w:ascii="Consolas" w:hAnsi="Consolas" w:eastAsia="宋体"/>
+          <w:sz w:val="18"/>
+        </w:rPr>
+        <w:t xml:space="preserve">        self.deep_recommendations = {}</w:t>
+      </w:r>
+      <w:r>
+        <w:br/>
+      </w:r>
+      <w:r>
+        <w:rPr>
+          <w:rFonts w:ascii="Consolas" w:hAnsi="Consolas" w:eastAsia="宋体"/>
+          <w:sz w:val="18"/>
+        </w:rPr>
+        <w:t xml:space="preserve">        self.user_activity = {}          # user_id -&gt; 行为计数</w:t>
+      </w:r>
+      <w:r>
+        <w:br/>
+      </w:r>
+      <w:r>
+        <w:rPr>
+          <w:rFonts w:ascii="Consolas" w:hAnsi="Consolas" w:eastAsia="宋体"/>
+          <w:sz w:val="18"/>
+        </w:rPr>
+        <w:t xml:space="preserve">        self.producer = KafkaProducer(bootstrap_servers='localhost:9092',</w:t>
+      </w:r>
+      <w:r>
+        <w:br/>
+      </w:r>
+      <w:r>
+        <w:rPr>
+          <w:rFonts w:ascii="Consolas" w:hAnsi="Consolas" w:eastAsia="宋体"/>
+          <w:sz w:val="18"/>
+        </w:rPr>
+        <w:t xml:space="preserve">            value_serializer=lambda v: json.dumps(v, ensure_ascii=False).encode('utf-8'))</w:t>
+      </w:r>
+      <w:r>
+        <w:br/>
+      </w:r>
+      <w:r>
+        <w:rPr>
+          <w:rFonts w:ascii="Consolas" w:hAnsi="Consolas" w:eastAsia="宋体"/>
+          <w:sz w:val="18"/>
+        </w:rPr>
+      </w:r>
+      <w:r>
+        <w:br/>
+      </w:r>
+      <w:r>
+        <w:rPr>
+          <w:rFonts w:ascii="Consolas" w:hAnsi="Consolas" w:eastAsia="宋体"/>
+          <w:sz w:val="18"/>
+        </w:rPr>
+        <w:t xml:space="preserve">    def get_user_weights(self, user_id):</w:t>
+      </w:r>
+      <w:r>
+        <w:br/>
+      </w:r>
+      <w:r>
+        <w:rPr>
+          <w:rFonts w:ascii="Consolas" w:hAnsi="Consolas" w:eastAsia="宋体"/>
+          <w:sz w:val="18"/>
+        </w:rPr>
+        <w:t xml:space="preserve">        activity_level = self.user_activity.get(user_id, 0)</w:t>
+      </w:r>
+      <w:r>
+        <w:br/>
+      </w:r>
+      <w:r>
+        <w:rPr>
+          <w:rFonts w:ascii="Consolas" w:hAnsi="Consolas" w:eastAsia="宋体"/>
+          <w:sz w:val="18"/>
+        </w:rPr>
+        <w:t xml:space="preserve">        if activity_level &lt; 10:   return 0.8, 0.2   # 新用户：冷启动靠规则</w:t>
+      </w:r>
+      <w:r>
+        <w:br/>
+      </w:r>
+      <w:r>
+        <w:rPr>
+          <w:rFonts w:ascii="Consolas" w:hAnsi="Consolas" w:eastAsia="宋体"/>
+          <w:sz w:val="18"/>
+        </w:rPr>
+        <w:t xml:space="preserve">        elif activity_level &lt; 50: return 0.6, 0.4</w:t>
+      </w:r>
+      <w:r>
+        <w:br/>
+      </w:r>
+      <w:r>
+        <w:rPr>
+          <w:rFonts w:ascii="Consolas" w:hAnsi="Consolas" w:eastAsia="宋体"/>
+          <w:sz w:val="18"/>
+        </w:rPr>
+        <w:t xml:space="preserve">        else:                     return 0.4, 0.6   # 活跃用户：靠模型</w:t>
+      </w:r>
+      <w:r>
+        <w:br/>
+      </w:r>
+      <w:r>
+        <w:rPr>
+          <w:rFonts w:ascii="Consolas" w:hAnsi="Consolas" w:eastAsia="宋体"/>
+          <w:sz w:val="18"/>
+        </w:rPr>
+      </w:r>
+      <w:r>
+        <w:br/>
+      </w:r>
+      <w:r>
+        <w:rPr>
+          <w:rFonts w:ascii="Consolas" w:hAnsi="Consolas" w:eastAsia="宋体"/>
+          <w:sz w:val="18"/>
+        </w:rPr>
+        <w:t xml:space="preserve">    def fuse_recommendations(self, user_id):</w:t>
+      </w:r>
+      <w:r>
+        <w:br/>
+      </w:r>
+      <w:r>
+        <w:rPr>
+          <w:rFonts w:ascii="Consolas" w:hAnsi="Consolas" w:eastAsia="宋体"/>
+          <w:sz w:val="18"/>
+        </w:rPr>
+        <w:t xml:space="preserve">        fast_w, deep_w = self.get_user_weights(user_id)</w:t>
+      </w:r>
+      <w:r>
+        <w:br/>
+      </w:r>
+      <w:r>
+        <w:rPr>
+          <w:rFonts w:ascii="Consolas" w:hAnsi="Consolas" w:eastAsia="宋体"/>
+          <w:sz w:val="18"/>
+        </w:rPr>
+        <w:t xml:space="preserve">        fused_scores = {}</w:t>
+      </w:r>
+      <w:r>
+        <w:br/>
+      </w:r>
+      <w:r>
+        <w:rPr>
+          <w:rFonts w:ascii="Consolas" w:hAnsi="Consolas" w:eastAsia="宋体"/>
+          <w:sz w:val="18"/>
+        </w:rPr>
+        <w:t xml:space="preserve">        for i, pid in enumerate(self.fast_recommendations.get(user_id, [])):</w:t>
+      </w:r>
+      <w:r>
+        <w:br/>
+      </w:r>
+      <w:r>
+        <w:rPr>
+          <w:rFonts w:ascii="Consolas" w:hAnsi="Consolas" w:eastAsia="宋体"/>
+          <w:sz w:val="18"/>
+        </w:rPr>
+        <w:t xml:space="preserve">            fused_scores[pid] = fused_scores.get(pid, 0) + fast_w * (1.0 - i * 0.1)</w:t>
+      </w:r>
+      <w:r>
+        <w:br/>
+      </w:r>
+      <w:r>
+        <w:rPr>
+          <w:rFonts w:ascii="Consolas" w:hAnsi="Consolas" w:eastAsia="宋体"/>
+          <w:sz w:val="18"/>
+        </w:rPr>
+        <w:t xml:space="preserve">        for i, pid in enumerate(self.deep_recommendations.get(user_id, [])):</w:t>
+      </w:r>
+      <w:r>
+        <w:br/>
+      </w:r>
+      <w:r>
+        <w:rPr>
+          <w:rFonts w:ascii="Consolas" w:hAnsi="Consolas" w:eastAsia="宋体"/>
+          <w:sz w:val="18"/>
+        </w:rPr>
+        <w:t xml:space="preserve">            fused_scores[pid] = fused_scores.get(pid, 0) + deep_w * (1.0 - i * 0.1)</w:t>
+      </w:r>
+      <w:r>
+        <w:br/>
+      </w:r>
+      <w:r>
+        <w:rPr>
+          <w:rFonts w:ascii="Consolas" w:hAnsi="Consolas" w:eastAsia="宋体"/>
+          <w:sz w:val="18"/>
+        </w:rPr>
+        <w:t xml:space="preserve">        ranked = sorted(fused_scores.items(), key=lambda x: x[1], reverse=True)</w:t>
+      </w:r>
+      <w:r>
+        <w:br/>
+      </w:r>
+      <w:r>
+        <w:rPr>
+          <w:rFonts w:ascii="Consolas" w:hAnsi="Consolas" w:eastAsia="宋体"/>
+          <w:sz w:val="18"/>
+        </w:rPr>
+        <w:t xml:space="preserve">        return [{"product_id": p, "score": round(s, 4)} for p, s in ranked[:5]]</w:t>
+      </w:r>
+      <w:r>
+        <w:br/>
+      </w:r>
+      <w:r>
+        <w:rPr>
+          <w:rFonts w:ascii="Consolas" w:hAnsi="Consolas" w:eastAsia="宋体"/>
+          <w:sz w:val="18"/>
+        </w:rPr>
+      </w:r>
+      <w:r>
+        <w:br/>
+      </w:r>
+      <w:r>
+        <w:rPr>
+          <w:rFonts w:ascii="Consolas" w:hAnsi="Consolas" w:eastAsia="宋体"/>
+          <w:sz w:val="18"/>
+        </w:rPr>
+        <w:t xml:space="preserve">    def process_fast_recommendation(self, msg):</w:t>
+      </w:r>
+      <w:r>
+        <w:br/>
+      </w:r>
+      <w:r>
+        <w:rPr>
+          <w:rFonts w:ascii="Consolas" w:hAnsi="Consolas" w:eastAsia="宋体"/>
+          <w:sz w:val="18"/>
+        </w:rPr>
+        <w:t xml:space="preserve">        user_id = msg["user_id"]</w:t>
+      </w:r>
+      <w:r>
+        <w:br/>
+      </w:r>
+      <w:r>
+        <w:rPr>
+          <w:rFonts w:ascii="Consolas" w:hAnsi="Consolas" w:eastAsia="宋体"/>
+          <w:sz w:val="18"/>
+        </w:rPr>
+        <w:t xml:space="preserve">        self.fast_recommendations[user_id] = msg["recommendations"]</w:t>
+      </w:r>
+      <w:r>
+        <w:br/>
+      </w:r>
+      <w:r>
+        <w:rPr>
+          <w:rFonts w:ascii="Consolas" w:hAnsi="Consolas" w:eastAsia="宋体"/>
+          <w:sz w:val="18"/>
+        </w:rPr>
+        <w:t xml:space="preserve">        self.user_activity[user_id] = self.user_activity.get(user_id, 0) + 1</w:t>
+      </w:r>
+      <w:r>
+        <w:br/>
+      </w:r>
+      <w:r>
+        <w:rPr>
+          <w:rFonts w:ascii="Consolas" w:hAnsi="Consolas" w:eastAsia="宋体"/>
+          <w:sz w:val="18"/>
+        </w:rPr>
+        <w:t xml:space="preserve">        result = {                                    # 快推到达即触发融合输出</w:t>
+      </w:r>
+      <w:r>
+        <w:br/>
+      </w:r>
+      <w:r>
+        <w:rPr>
+          <w:rFonts w:ascii="Consolas" w:hAnsi="Consolas" w:eastAsia="宋体"/>
+          <w:sz w:val="18"/>
+        </w:rPr>
+        <w:t xml:space="preserve">            "user_id": user_id,</w:t>
+      </w:r>
+      <w:r>
+        <w:br/>
+      </w:r>
+      <w:r>
+        <w:rPr>
+          <w:rFonts w:ascii="Consolas" w:hAnsi="Consolas" w:eastAsia="宋体"/>
+          <w:sz w:val="18"/>
+        </w:rPr>
+        <w:t xml:space="preserve">            "recommendations": self.fuse_recommendations(user_id),</w:t>
+      </w:r>
+      <w:r>
+        <w:br/>
+      </w:r>
+      <w:r>
+        <w:rPr>
+          <w:rFonts w:ascii="Consolas" w:hAnsi="Consolas" w:eastAsia="宋体"/>
+          <w:sz w:val="18"/>
+        </w:rPr>
+        <w:t xml:space="preserve">            "fusion_weights": self.get_user_weights(user_id),</w:t>
+      </w:r>
+      <w:r>
+        <w:br/>
+      </w:r>
+      <w:r>
+        <w:rPr>
+          <w:rFonts w:ascii="Consolas" w:hAnsi="Consolas" w:eastAsia="宋体"/>
+          <w:sz w:val="18"/>
+        </w:rPr>
+        <w:t xml:space="preserve">            "source": "hybrid_fusion",</w:t>
+      </w:r>
+      <w:r>
+        <w:br/>
+      </w:r>
+      <w:r>
+        <w:rPr>
+          <w:rFonts w:ascii="Consolas" w:hAnsi="Consolas" w:eastAsia="宋体"/>
+          <w:sz w:val="18"/>
+        </w:rPr>
+        <w:t xml:space="preserve">        }</w:t>
+      </w:r>
+      <w:r>
+        <w:br/>
+      </w:r>
+      <w:r>
+        <w:rPr>
+          <w:rFonts w:ascii="Consolas" w:hAnsi="Consolas" w:eastAsia="宋体"/>
+          <w:sz w:val="18"/>
+        </w:rPr>
+        <w:t xml:space="preserve">        self.producer.send('final_recommendations', value=result)</w:t>
+      </w:r>
+      <w:r>
+        <w:br/>
+      </w:r>
+      <w:r>
+        <w:rPr>
+          <w:rFonts w:ascii="Consolas" w:hAnsi="Consolas" w:eastAsia="宋体"/>
+          <w:sz w:val="18"/>
+        </w:rPr>
+      </w:r>
+      <w:r>
+        <w:br/>
+      </w:r>
+      <w:r>
+        <w:rPr>
+          <w:rFonts w:ascii="Consolas" w:hAnsi="Consolas" w:eastAsia="宋体"/>
+          <w:sz w:val="18"/>
+        </w:rPr>
+        <w:t xml:space="preserve">    def consume(self, topic, group, handler):        # 两个消费者线程</w:t>
+      </w:r>
+      <w:r>
+        <w:br/>
+      </w:r>
+      <w:r>
+        <w:rPr>
+          <w:rFonts w:ascii="Consolas" w:hAnsi="Consolas" w:eastAsia="宋体"/>
+          <w:sz w:val="18"/>
+        </w:rPr>
+        <w:t xml:space="preserve">        consumer = KafkaConsumer(topic, bootstrap_servers='localhost:9092',</w:t>
+      </w:r>
+      <w:r>
+        <w:br/>
+      </w:r>
+      <w:r>
+        <w:rPr>
+          <w:rFonts w:ascii="Consolas" w:hAnsi="Consolas" w:eastAsia="宋体"/>
+          <w:sz w:val="18"/>
+        </w:rPr>
+        <w:t xml:space="preserve">            group_id=group, auto_offset_reset='latest',</w:t>
+      </w:r>
+      <w:r>
+        <w:br/>
+      </w:r>
+      <w:r>
+        <w:rPr>
+          <w:rFonts w:ascii="Consolas" w:hAnsi="Consolas" w:eastAsia="宋体"/>
+          <w:sz w:val="18"/>
+        </w:rPr>
+        <w:t xml:space="preserve">            value_deserializer=lambda m: json.loads(m.decode('utf-8')))</w:t>
+      </w:r>
+      <w:r>
+        <w:br/>
+      </w:r>
+      <w:r>
+        <w:rPr>
+          <w:rFonts w:ascii="Consolas" w:hAnsi="Consolas" w:eastAsia="宋体"/>
+          <w:sz w:val="18"/>
+        </w:rPr>
+        <w:t xml:space="preserve">        for message in consumer:</w:t>
+      </w:r>
+      <w:r>
+        <w:br/>
+      </w:r>
+      <w:r>
+        <w:rPr>
+          <w:rFonts w:ascii="Consolas" w:hAnsi="Consolas" w:eastAsia="宋体"/>
+          <w:sz w:val="18"/>
+        </w:rPr>
+        <w:t xml:space="preserve">            handler(message.value)</w:t>
+      </w:r>
+      <w:r>
+        <w:br/>
+      </w:r>
+      <w:r>
+        <w:rPr>
+          <w:rFonts w:ascii="Consolas" w:hAnsi="Consolas" w:eastAsia="宋体"/>
+          <w:sz w:val="18"/>
+        </w:rPr>
+      </w:r>
+      <w:r>
+        <w:br/>
+      </w:r>
+      <w:r>
+        <w:rPr>
+          <w:rFonts w:ascii="Consolas" w:hAnsi="Consolas" w:eastAsia="宋体"/>
+          <w:sz w:val="18"/>
+        </w:rPr>
+        <w:t xml:space="preserve">    def run(self):</w:t>
+      </w:r>
+      <w:r>
+        <w:br/>
+      </w:r>
+      <w:r>
+        <w:rPr>
+          <w:rFonts w:ascii="Consolas" w:hAnsi="Consolas" w:eastAsia="宋体"/>
+          <w:sz w:val="18"/>
+        </w:rPr>
+        <w:t xml:space="preserve">        threading.Thread(target=self.consume, daemon=True, args=(</w:t>
+      </w:r>
+      <w:r>
+        <w:br/>
+      </w:r>
+      <w:r>
+        <w:rPr>
+          <w:rFonts w:ascii="Consolas" w:hAnsi="Consolas" w:eastAsia="宋体"/>
+          <w:sz w:val="18"/>
+        </w:rPr>
+        <w:t xml:space="preserve">            'fast_recommendations', 'fusion-fast-group',</w:t>
+      </w:r>
+      <w:r>
+        <w:br/>
+      </w:r>
+      <w:r>
+        <w:rPr>
+          <w:rFonts w:ascii="Consolas" w:hAnsi="Consolas" w:eastAsia="宋体"/>
+          <w:sz w:val="18"/>
+        </w:rPr>
+        <w:t xml:space="preserve">            self.process_fast_recommendation)).start()</w:t>
+      </w:r>
+      <w:r>
+        <w:br/>
+      </w:r>
+      <w:r>
+        <w:rPr>
+          <w:rFonts w:ascii="Consolas" w:hAnsi="Consolas" w:eastAsia="宋体"/>
+          <w:sz w:val="18"/>
+        </w:rPr>
+        <w:t xml:space="preserve">        threading.Thread(target=self.consume, daemon=True, args=(</w:t>
+      </w:r>
+      <w:r>
+        <w:br/>
+      </w:r>
+      <w:r>
+        <w:rPr>
+          <w:rFonts w:ascii="Consolas" w:hAnsi="Consolas" w:eastAsia="宋体"/>
+          <w:sz w:val="18"/>
+        </w:rPr>
+        <w:t xml:space="preserve">            'deep_recommendations', 'fusion-deep-group',</w:t>
+      </w:r>
+      <w:r>
+        <w:br/>
+      </w:r>
+      <w:r>
+        <w:rPr>
+          <w:rFonts w:ascii="Consolas" w:hAnsi="Consolas" w:eastAsia="宋体"/>
+          <w:sz w:val="18"/>
+        </w:rPr>
+        <w:t xml:space="preserve">            lambda m: self.deep_recommendations.update(</w:t>
+      </w:r>
+      <w:r>
+        <w:br/>
+      </w:r>
+      <w:r>
+        <w:rPr>
+          <w:rFonts w:ascii="Consolas" w:hAnsi="Consolas" w:eastAsia="宋体"/>
+          <w:sz w:val="18"/>
+        </w:rPr>
+        <w:t xml:space="preserve">                {m["user_id"]: m["recommendations"]}))).start()</w:t>
+      </w:r>
+      <w:r>
+        <w:br/>
+      </w:r>
+      <w:r>
+        <w:rPr>
+          <w:rFonts w:ascii="Consolas" w:hAnsi="Consolas" w:eastAsia="宋体"/>
+          <w:sz w:val="18"/>
+        </w:rPr>
+      </w:r>
+      <w:r>
+        <w:br/>
+      </w:r>
+      <w:r>
+        <w:rPr>
+          <w:rFonts w:ascii="Consolas" w:hAnsi="Consolas" w:eastAsia="宋体"/>
+          <w:sz w:val="18"/>
+        </w:rPr>
+        <w:t>RecommendationFusion().run()</w:t>
       </w:r>
     </w:p>
     <w:p>
@@ -4779,7 +6873,7 @@
           <w:b w:val="0"/>
           <w:sz w:val="21"/>
         </w:rPr>
-        <w:t>架构：上传/演示视频 → FastAPI(127.0.0.1:5050) → SQLite jobs 队列 → LocalReviewWorker → OpenCV 关键帧抽取 → 规则+Ollama VLM(qwen3-vl-4b) 审核 → published/review/rejected → 事件流（可接 Kafka）。</w:t>
+        <w:t>协同过滤补充（recommendation_algorithms.py）：Item-CF 用 Jaccard 相似度 sim(A,B)=|U(A)∩U(B)| / |U(A)∪U(B)|，对用户历史物品找相似物品加权推荐。</w:t>
       </w:r>
     </w:p>
     <w:p>
@@ -4792,7 +6886,7 @@
           <w:b/>
           <w:sz w:val="26"/>
         </w:rPr>
-        <w:t>4.1 环境与启动（必背命令）</w:t>
+        <w:t>3.6 验证</w:t>
       </w:r>
     </w:p>
     <w:p>
@@ -4806,67 +6900,44 @@
           <w:rFonts w:ascii="Consolas" w:hAnsi="Consolas" w:eastAsia="宋体"/>
           <w:sz w:val="18"/>
         </w:rPr>
-        <w:t>python3.12 -m venv .venv &amp;&amp; source .venv/bin/activate</w:t>
-      </w:r>
-      <w:r>
-        <w:br/>
-      </w:r>
-      <w:r>
-        <w:rPr>
-          <w:rFonts w:ascii="Consolas" w:hAnsi="Consolas" w:eastAsia="宋体"/>
-          <w:sz w:val="18"/>
-        </w:rPr>
-        <w:t>pip install -r requirements.txt</w:t>
-      </w:r>
-      <w:r>
-        <w:br/>
-      </w:r>
-      <w:r>
-        <w:rPr>
-          <w:rFonts w:ascii="Consolas" w:hAnsi="Consolas" w:eastAsia="宋体"/>
-          <w:sz w:val="18"/>
-        </w:rPr>
-        <w:t>python scripts/download_ollama_models.py --model qwen3-vl-4b-ollama  # 或 --tier 16gb/32gb</w:t>
-      </w:r>
-      <w:r>
-        <w:br/>
-      </w:r>
-      <w:r>
-        <w:rPr>
-          <w:rFonts w:ascii="Consolas" w:hAnsi="Consolas" w:eastAsia="宋体"/>
-          <w:sz w:val="18"/>
-        </w:rPr>
-        <w:t>uvicorn app.main:app --host 127.0.0.1 --port 5050   # 启动服务</w:t>
-      </w:r>
-      <w:r>
-        <w:br/>
-      </w:r>
-      <w:r>
-        <w:rPr>
-          <w:rFonts w:ascii="Consolas" w:hAnsi="Consolas" w:eastAsia="宋体"/>
-          <w:sz w:val="18"/>
-        </w:rPr>
-        <w:t>python scripts/verify_demo.py                        # 一键验证</w:t>
-      </w:r>
-      <w:r>
-        <w:br/>
-      </w:r>
-      <w:r>
-        <w:rPr>
-          <w:rFonts w:ascii="Consolas" w:hAnsi="Consolas" w:eastAsia="宋体"/>
-          <w:sz w:val="18"/>
-        </w:rPr>
-        <w:t># 预期: verification passed {'total':3,'published':1,'review':2,...}</w:t>
-      </w:r>
-      <w:r>
-        <w:br/>
-      </w:r>
-      <w:r>
-        <w:rPr>
-          <w:rFonts w:ascii="Consolas" w:hAnsi="Consolas" w:eastAsia="宋体"/>
-          <w:sz w:val="18"/>
-        </w:rPr>
-        <w:t>#       且 backend == local_ollama_vlm</w:t>
+        <w:t>docker exec -it bigdata-kafka /opt/kafka/bin/kafka-console-consumer.sh \</w:t>
+      </w:r>
+      <w:r>
+        <w:br/>
+      </w:r>
+      <w:r>
+        <w:rPr>
+          <w:rFonts w:ascii="Consolas" w:hAnsi="Consolas" w:eastAsia="宋体"/>
+          <w:sz w:val="18"/>
+        </w:rPr>
+        <w:t xml:space="preserve">  --topic final_recommendations --bootstrap-server localhost:9092</w:t>
+      </w:r>
+    </w:p>
+    <w:p>
+      <w:pPr>
+        <w:spacing w:before="280" w:after="120"/>
+      </w:pPr>
+      <w:r>
+        <w:rPr>
+          <w:rFonts w:ascii="黑体" w:hAnsi="黑体" w:eastAsia="黑体"/>
+          <w:b/>
+          <w:color w:val="1F3B73"/>
+          <w:sz w:val="32"/>
+        </w:rPr>
+        <w:t>四、实验四：实时短视频流智能审核与发布（完整代码版）</w:t>
+      </w:r>
+    </w:p>
+    <w:p>
+      <w:pPr>
+        <w:ind w:firstLine="440"/>
+      </w:pPr>
+      <w:r>
+        <w:rPr>
+          <w:rFonts w:ascii="宋体" w:hAnsi="宋体" w:eastAsia="宋体"/>
+          <w:b w:val="0"/>
+          <w:sz w:val="21"/>
+        </w:rPr>
+        <w:t>架构：上传/演示视频 → FastAPI(127.0.0.1:5050) → SQLite jobs 队列 → LocalReviewWorker 后台线程 → OpenCV 关键帧抽取 → 规则打分 + Ollama VLM(qwen3-vl-4b) → published/review/rejected → 事件流（可接 Kafka）。</w:t>
       </w:r>
     </w:p>
     <w:p>
@@ -4879,7 +6950,7 @@
           <w:b/>
           <w:sz w:val="26"/>
         </w:rPr>
-        <w:t>4.2 核心流水线代码（app/pipeline.py 思路）</w:t>
+        <w:t>4.1 环境与启动（必背命令）</w:t>
       </w:r>
     </w:p>
     <w:p>
@@ -4893,136 +6964,80 @@
           <w:rFonts w:ascii="Consolas" w:hAnsi="Consolas" w:eastAsia="宋体"/>
           <w:sz w:val="18"/>
         </w:rPr>
-        <w:t>def ingest_video(path, title):                # 1.入库</w:t>
-      </w:r>
-      <w:r>
-        <w:br/>
-      </w:r>
-      <w:r>
-        <w:rPr>
-          <w:rFonts w:ascii="Consolas" w:hAnsi="Consolas" w:eastAsia="宋体"/>
-          <w:sz w:val="18"/>
-        </w:rPr>
-        <w:t xml:space="preserve">    record = insert_video(path, title, status='pending')</w:t>
-      </w:r>
-      <w:r>
-        <w:br/>
-      </w:r>
-      <w:r>
-        <w:rPr>
-          <w:rFonts w:ascii="Consolas" w:hAnsi="Consolas" w:eastAsia="宋体"/>
-          <w:sz w:val="18"/>
-        </w:rPr>
-        <w:t xml:space="preserve">    enqueue_job("complete_video", {...},        # 2.入队（SQLite jobs 表当队列）</w:t>
-      </w:r>
-      <w:r>
-        <w:br/>
-      </w:r>
-      <w:r>
-        <w:rPr>
-          <w:rFonts w:ascii="Consolas" w:hAnsi="Consolas" w:eastAsia="宋体"/>
-          <w:sz w:val="18"/>
-        </w:rPr>
-        <w:t xml:space="preserve">                job_id=f"complete-{record['id']}")</w:t>
-      </w:r>
-      <w:r>
-        <w:br/>
-      </w:r>
-      <w:r>
-        <w:rPr>
-          <w:rFonts w:ascii="Consolas" w:hAnsi="Consolas" w:eastAsia="宋体"/>
-          <w:sz w:val="18"/>
-        </w:rPr>
-        <w:t xml:space="preserve">    return record</w:t>
-      </w:r>
-      <w:r>
-        <w:br/>
-      </w:r>
-      <w:r>
-        <w:rPr>
-          <w:rFonts w:ascii="Consolas" w:hAnsi="Consolas" w:eastAsia="宋体"/>
-          <w:sz w:val="18"/>
-        </w:rPr>
-      </w:r>
-      <w:r>
-        <w:br/>
-      </w:r>
-      <w:r>
-        <w:rPr>
-          <w:rFonts w:ascii="Consolas" w:hAnsi="Consolas" w:eastAsia="宋体"/>
-          <w:sz w:val="18"/>
-        </w:rPr>
-        <w:t>class LocalReviewWorker:                        # 3.工作线程循环</w:t>
-      </w:r>
-      <w:r>
-        <w:br/>
-      </w:r>
-      <w:r>
-        <w:rPr>
-          <w:rFonts w:ascii="Consolas" w:hAnsi="Consolas" w:eastAsia="宋体"/>
-          <w:sz w:val="18"/>
-        </w:rPr>
-        <w:t xml:space="preserve">    def run_once(self):</w:t>
-      </w:r>
-      <w:r>
-        <w:br/>
-      </w:r>
-      <w:r>
-        <w:rPr>
-          <w:rFonts w:ascii="Consolas" w:hAnsi="Consolas" w:eastAsia="宋体"/>
-          <w:sz w:val="18"/>
-        </w:rPr>
-        <w:t xml:space="preserve">        job = claim_next_job("local-review-worker")   # 抢占任务(UPDATE...WHERE status='queued')</w:t>
-      </w:r>
-      <w:r>
-        <w:br/>
-      </w:r>
-      <w:r>
-        <w:rPr>
-          <w:rFonts w:ascii="Consolas" w:hAnsi="Consolas" w:eastAsia="宋体"/>
-          <w:sz w:val="18"/>
-        </w:rPr>
-        <w:t xml:space="preserve">        if not job: return</w:t>
-      </w:r>
-      <w:r>
-        <w:br/>
-      </w:r>
-      <w:r>
-        <w:rPr>
-          <w:rFonts w:ascii="Consolas" w:hAnsi="Consolas" w:eastAsia="宋体"/>
-          <w:sz w:val="18"/>
-        </w:rPr>
-        <w:t xml:space="preserve">        frames = extract_keyframes(video)             # 4.OpenCV 预处理</w:t>
-      </w:r>
-      <w:r>
-        <w:br/>
-      </w:r>
-      <w:r>
-        <w:rPr>
-          <w:rFonts w:ascii="Consolas" w:hAnsi="Consolas" w:eastAsia="宋体"/>
-          <w:sz w:val="18"/>
-        </w:rPr>
-        <w:t xml:space="preserve">        result = moderate_analysis(frames)            # 5.审核打分</w:t>
-      </w:r>
-      <w:r>
-        <w:br/>
-      </w:r>
-      <w:r>
-        <w:rPr>
-          <w:rFonts w:ascii="Consolas" w:hAnsi="Consolas" w:eastAsia="宋体"/>
-          <w:sz w:val="18"/>
-        </w:rPr>
-        <w:t xml:space="preserve">        update_video_status(...)                      # published/review/rejected</w:t>
-      </w:r>
-      <w:r>
-        <w:br/>
-      </w:r>
-      <w:r>
-        <w:rPr>
-          <w:rFonts w:ascii="Consolas" w:hAnsi="Consolas" w:eastAsia="宋体"/>
-          <w:sz w:val="18"/>
-        </w:rPr>
-        <w:t xml:space="preserve">        complete_job(job)</w:t>
+        <w:t>python3.12 -m venv .venv &amp;&amp; source .venv/bin/activate</w:t>
+      </w:r>
+      <w:r>
+        <w:br/>
+      </w:r>
+      <w:r>
+        <w:rPr>
+          <w:rFonts w:ascii="Consolas" w:hAnsi="Consolas" w:eastAsia="宋体"/>
+          <w:sz w:val="18"/>
+        </w:rPr>
+        <w:t>pip install -r requirements.txt</w:t>
+      </w:r>
+      <w:r>
+        <w:br/>
+      </w:r>
+      <w:r>
+        <w:rPr>
+          <w:rFonts w:ascii="Consolas" w:hAnsi="Consolas" w:eastAsia="宋体"/>
+          <w:sz w:val="18"/>
+        </w:rPr>
+        <w:t>python scripts/download_ollama_models.py --model qwen3-vl-4b-ollama  # 或 --tier 16gb/32gb</w:t>
+      </w:r>
+      <w:r>
+        <w:br/>
+      </w:r>
+      <w:r>
+        <w:rPr>
+          <w:rFonts w:ascii="Consolas" w:hAnsi="Consolas" w:eastAsia="宋体"/>
+          <w:sz w:val="18"/>
+        </w:rPr>
+        <w:t>uvicorn app.main:app --host 127.0.0.1 --port 5050   # 启动服务</w:t>
+      </w:r>
+      <w:r>
+        <w:br/>
+      </w:r>
+      <w:r>
+        <w:rPr>
+          <w:rFonts w:ascii="Consolas" w:hAnsi="Consolas" w:eastAsia="宋体"/>
+          <w:sz w:val="18"/>
+        </w:rPr>
+        <w:t>python scripts/verify_demo.py                        # 一键验证</w:t>
+      </w:r>
+      <w:r>
+        <w:br/>
+      </w:r>
+      <w:r>
+        <w:rPr>
+          <w:rFonts w:ascii="Consolas" w:hAnsi="Consolas" w:eastAsia="宋体"/>
+          <w:sz w:val="18"/>
+        </w:rPr>
+        <w:t># 预期: verification passed {'total':3,'published':1,'review':2,...}</w:t>
+      </w:r>
+      <w:r>
+        <w:br/>
+      </w:r>
+      <w:r>
+        <w:rPr>
+          <w:rFonts w:ascii="Consolas" w:hAnsi="Consolas" w:eastAsia="宋体"/>
+          <w:sz w:val="18"/>
+        </w:rPr>
+        <w:t>#       且 backend == local_ollama_vlm</w:t>
+      </w:r>
+    </w:p>
+    <w:p>
+      <w:pPr>
+        <w:spacing w:before="200" w:after="120"/>
+      </w:pPr>
+      <w:r>
+        <w:rPr>
+          <w:rFonts w:ascii="黑体" w:hAnsi="黑体" w:eastAsia="黑体"/>
+          <w:b/>
+          <w:sz w:val="26"/>
+        </w:rPr>
+        <w:t>4.2 两阶段流水线 app/pipeline.py（完整核心）</w:t>
       </w:r>
     </w:p>
     <w:p>
@@ -5032,10 +7047,10 @@
       <w:r>
         <w:rPr>
           <w:rFonts w:ascii="宋体" w:hAnsi="宋体" w:eastAsia="宋体"/>
-          <w:b w:val="0"/>
+          <w:b/>
           <w:sz w:val="21"/>
         </w:rPr>
-        <w:t>关键帧抽取三策略（OpenCV）：均匀抽帧、场景切换（相邻帧 cv2.absdiff 的 95 分位突变）、运动峰值（motion = np.mean(diff) 最大处）。</w:t>
+        <w:t>两阶段可见性（必背）：①ingest_video 秒级返回，状态 processing；②worker 异步执行 complete_video 才给出 published/review/rejected；任何异常 fail-closed 直接 rejected。</w:t>
       </w:r>
     </w:p>
     <w:p>
@@ -5049,27 +7064,435 @@
           <w:rFonts w:ascii="Consolas" w:hAnsi="Consolas" w:eastAsia="宋体"/>
           <w:sz w:val="18"/>
         </w:rPr>
-        <w:t>diff = cv2.absdiff(prev_gray, gray)</w:t>
-      </w:r>
-      <w:r>
-        <w:br/>
-      </w:r>
-      <w:r>
-        <w:rPr>
-          <w:rFonts w:ascii="Consolas" w:hAnsi="Consolas" w:eastAsia="宋体"/>
-          <w:sz w:val="18"/>
-        </w:rPr>
-        <w:t>motion = np.mean(diff)</w:t>
-      </w:r>
-      <w:r>
-        <w:br/>
-      </w:r>
-      <w:r>
-        <w:rPr>
-          <w:rFonts w:ascii="Consolas" w:hAnsi="Consolas" w:eastAsia="宋体"/>
-          <w:sz w:val="18"/>
-        </w:rPr>
-        <w:t>scene_change = np.percentile(diff, 95)</w:t>
+        <w:t>class ShortVideoPipeline:</w:t>
+      </w:r>
+      <w:r>
+        <w:br/>
+      </w:r>
+      <w:r>
+        <w:rPr>
+          <w:rFonts w:ascii="Consolas" w:hAnsi="Consolas" w:eastAsia="宋体"/>
+          <w:sz w:val="18"/>
+        </w:rPr>
+        <w:t xml:space="preserve">    def _video_id(self, path, title):    # sha1 取前12位做视频ID</w:t>
+      </w:r>
+      <w:r>
+        <w:br/>
+      </w:r>
+      <w:r>
+        <w:rPr>
+          <w:rFonts w:ascii="Consolas" w:hAnsi="Consolas" w:eastAsia="宋体"/>
+          <w:sz w:val="18"/>
+        </w:rPr>
+        <w:t xml:space="preserve">        raw = f"{path}:{title}:{time.time_ns()}"</w:t>
+      </w:r>
+      <w:r>
+        <w:br/>
+      </w:r>
+      <w:r>
+        <w:rPr>
+          <w:rFonts w:ascii="Consolas" w:hAnsi="Consolas" w:eastAsia="宋体"/>
+          <w:sz w:val="18"/>
+        </w:rPr>
+        <w:t xml:space="preserve">        return hashlib.sha1(raw.encode()).hexdigest()[:12]</w:t>
+      </w:r>
+      <w:r>
+        <w:br/>
+      </w:r>
+      <w:r>
+        <w:rPr>
+          <w:rFonts w:ascii="Consolas" w:hAnsi="Consolas" w:eastAsia="宋体"/>
+          <w:sz w:val="18"/>
+        </w:rPr>
+      </w:r>
+      <w:r>
+        <w:br/>
+      </w:r>
+      <w:r>
+        <w:rPr>
+          <w:rFonts w:ascii="Consolas" w:hAnsi="Consolas" w:eastAsia="宋体"/>
+          <w:sz w:val="18"/>
+        </w:rPr>
+        <w:t xml:space="preserve">    def ingest_video(self, path, title=None, source="upload"):</w:t>
+      </w:r>
+      <w:r>
+        <w:br/>
+      </w:r>
+      <w:r>
+        <w:rPr>
+          <w:rFonts w:ascii="Consolas" w:hAnsi="Consolas" w:eastAsia="宋体"/>
+          <w:sz w:val="18"/>
+        </w:rPr>
+        <w:t xml:space="preserve">        # 阶段1：快速入库 —— 拷贝文件 + 写 processing 记录 + 入队</w:t>
+      </w:r>
+      <w:r>
+        <w:br/>
+      </w:r>
+      <w:r>
+        <w:rPr>
+          <w:rFonts w:ascii="Consolas" w:hAnsi="Consolas" w:eastAsia="宋体"/>
+          <w:sz w:val="18"/>
+        </w:rPr>
+        <w:t xml:space="preserve">        video_id = self._video_id(path, title)</w:t>
+      </w:r>
+      <w:r>
+        <w:br/>
+      </w:r>
+      <w:r>
+        <w:rPr>
+          <w:rFonts w:ascii="Consolas" w:hAnsi="Consolas" w:eastAsia="宋体"/>
+          <w:sz w:val="18"/>
+        </w:rPr>
+        <w:t xml:space="preserve">        add_event(video_id, "ingest", "视频进入系统")</w:t>
+      </w:r>
+      <w:r>
+        <w:br/>
+      </w:r>
+      <w:r>
+        <w:rPr>
+          <w:rFonts w:ascii="Consolas" w:hAnsi="Consolas" w:eastAsia="宋体"/>
+          <w:sz w:val="18"/>
+        </w:rPr>
+        <w:t xml:space="preserve">        media_path = MEDIA_DIR / f"{video_id}{path.suffix}"</w:t>
+      </w:r>
+      <w:r>
+        <w:br/>
+      </w:r>
+      <w:r>
+        <w:rPr>
+          <w:rFonts w:ascii="Consolas" w:hAnsi="Consolas" w:eastAsia="宋体"/>
+          <w:sz w:val="18"/>
+        </w:rPr>
+        <w:t xml:space="preserve">        shutil.copy2(path, media_path)</w:t>
+      </w:r>
+      <w:r>
+        <w:br/>
+      </w:r>
+      <w:r>
+        <w:rPr>
+          <w:rFonts w:ascii="Consolas" w:hAnsi="Consolas" w:eastAsia="宋体"/>
+          <w:sz w:val="18"/>
+        </w:rPr>
+        <w:t xml:space="preserve">        add_event(video_id, "stream", "视频写入媒体目录")</w:t>
+      </w:r>
+      <w:r>
+        <w:br/>
+      </w:r>
+      <w:r>
+        <w:rPr>
+          <w:rFonts w:ascii="Consolas" w:hAnsi="Consolas" w:eastAsia="宋体"/>
+          <w:sz w:val="18"/>
+        </w:rPr>
+        <w:t xml:space="preserve">        record = {"id": video_id, "title": title or path.stem, "source": source,</w:t>
+      </w:r>
+      <w:r>
+        <w:br/>
+      </w:r>
+      <w:r>
+        <w:rPr>
+          <w:rFonts w:ascii="Consolas" w:hAnsi="Consolas" w:eastAsia="宋体"/>
+          <w:sz w:val="18"/>
+        </w:rPr>
+        <w:t xml:space="preserve">                  "status": "processing", "risk_score": 0, "reasons": [],</w:t>
+      </w:r>
+      <w:r>
+        <w:br/>
+      </w:r>
+      <w:r>
+        <w:rPr>
+          <w:rFonts w:ascii="Consolas" w:hAnsi="Consolas" w:eastAsia="宋体"/>
+          <w:sz w:val="18"/>
+        </w:rPr>
+        <w:t xml:space="preserve">                  "metrics": {"model": {"backend": "pending"}}}</w:t>
+      </w:r>
+      <w:r>
+        <w:br/>
+      </w:r>
+      <w:r>
+        <w:rPr>
+          <w:rFonts w:ascii="Consolas" w:hAnsi="Consolas" w:eastAsia="宋体"/>
+          <w:sz w:val="18"/>
+        </w:rPr>
+        <w:t xml:space="preserve">        upsert_video(record)</w:t>
+      </w:r>
+      <w:r>
+        <w:br/>
+      </w:r>
+      <w:r>
+        <w:rPr>
+          <w:rFonts w:ascii="Consolas" w:hAnsi="Consolas" w:eastAsia="宋体"/>
+          <w:sz w:val="18"/>
+        </w:rPr>
+        <w:t xml:space="preserve">        enqueue_job("complete_video", {"record": record},</w:t>
+      </w:r>
+      <w:r>
+        <w:br/>
+      </w:r>
+      <w:r>
+        <w:rPr>
+          <w:rFonts w:ascii="Consolas" w:hAnsi="Consolas" w:eastAsia="宋体"/>
+          <w:sz w:val="18"/>
+        </w:rPr>
+        <w:t xml:space="preserve">                    job_id=f"complete-{video_id}")</w:t>
+      </w:r>
+      <w:r>
+        <w:br/>
+      </w:r>
+      <w:r>
+        <w:rPr>
+          <w:rFonts w:ascii="Consolas" w:hAnsi="Consolas" w:eastAsia="宋体"/>
+          <w:sz w:val="18"/>
+        </w:rPr>
+        <w:t xml:space="preserve">        add_event(video_id, "queued", "已加入本地审核队列")</w:t>
+      </w:r>
+      <w:r>
+        <w:br/>
+      </w:r>
+      <w:r>
+        <w:rPr>
+          <w:rFonts w:ascii="Consolas" w:hAnsi="Consolas" w:eastAsia="宋体"/>
+          <w:sz w:val="18"/>
+        </w:rPr>
+        <w:t xml:space="preserve">        return record</w:t>
+      </w:r>
+      <w:r>
+        <w:br/>
+      </w:r>
+      <w:r>
+        <w:rPr>
+          <w:rFonts w:ascii="Consolas" w:hAnsi="Consolas" w:eastAsia="宋体"/>
+          <w:sz w:val="18"/>
+        </w:rPr>
+      </w:r>
+      <w:r>
+        <w:br/>
+      </w:r>
+      <w:r>
+        <w:rPr>
+          <w:rFonts w:ascii="Consolas" w:hAnsi="Consolas" w:eastAsia="宋体"/>
+          <w:sz w:val="18"/>
+        </w:rPr>
+        <w:t xml:space="preserve">    def complete_video(self, record, simulate_stream=True):</w:t>
+      </w:r>
+      <w:r>
+        <w:br/>
+      </w:r>
+      <w:r>
+        <w:rPr>
+          <w:rFonts w:ascii="Consolas" w:hAnsi="Consolas" w:eastAsia="宋体"/>
+          <w:sz w:val="18"/>
+        </w:rPr>
+        <w:t xml:space="preserve">        # 阶段2：worker 异步执行 —— 理解 + 审核 + 封面 + 终态</w:t>
+      </w:r>
+      <w:r>
+        <w:br/>
+      </w:r>
+      <w:r>
+        <w:rPr>
+          <w:rFonts w:ascii="Consolas" w:hAnsi="Consolas" w:eastAsia="宋体"/>
+          <w:sz w:val="18"/>
+        </w:rPr>
+        <w:t xml:space="preserve">        video_id = record["id"]</w:t>
+      </w:r>
+      <w:r>
+        <w:br/>
+      </w:r>
+      <w:r>
+        <w:rPr>
+          <w:rFonts w:ascii="Consolas" w:hAnsi="Consolas" w:eastAsia="宋体"/>
+          <w:sz w:val="18"/>
+        </w:rPr>
+        <w:t xml:space="preserve">        media_path = Path(record["media_path"])</w:t>
+      </w:r>
+      <w:r>
+        <w:br/>
+      </w:r>
+      <w:r>
+        <w:rPr>
+          <w:rFonts w:ascii="Consolas" w:hAnsi="Consolas" w:eastAsia="宋体"/>
+          <w:sz w:val="18"/>
+        </w:rPr>
+        <w:t xml:space="preserve">        try:</w:t>
+      </w:r>
+      <w:r>
+        <w:br/>
+      </w:r>
+      <w:r>
+        <w:rPr>
+          <w:rFonts w:ascii="Consolas" w:hAnsi="Consolas" w:eastAsia="宋体"/>
+          <w:sz w:val="18"/>
+        </w:rPr>
+        <w:t xml:space="preserve">            analysis = self.model.analyze(media_path, title=record["title"],</w:t>
+      </w:r>
+      <w:r>
+        <w:br/>
+      </w:r>
+      <w:r>
+        <w:rPr>
+          <w:rFonts w:ascii="Consolas" w:hAnsi="Consolas" w:eastAsia="宋体"/>
+          <w:sz w:val="18"/>
+        </w:rPr>
+        <w:t xml:space="preserve">                emit_event=add_event, simulate_delay_sec=0.03)</w:t>
+      </w:r>
+      <w:r>
+        <w:br/>
+      </w:r>
+      <w:r>
+        <w:rPr>
+          <w:rFonts w:ascii="Consolas" w:hAnsi="Consolas" w:eastAsia="宋体"/>
+          <w:sz w:val="18"/>
+        </w:rPr>
+        <w:t xml:space="preserve">            moderation = moderate_analysis(analysis, record["title"])</w:t>
+      </w:r>
+      <w:r>
+        <w:br/>
+      </w:r>
+      <w:r>
+        <w:rPr>
+          <w:rFonts w:ascii="Consolas" w:hAnsi="Consolas" w:eastAsia="宋体"/>
+          <w:sz w:val="18"/>
+        </w:rPr>
+        <w:t xml:space="preserve">            create_thumbnail(media_path, THUMB_DIR / f"{video_id}.jpg")</w:t>
+      </w:r>
+      <w:r>
+        <w:br/>
+      </w:r>
+      <w:r>
+        <w:rPr>
+          <w:rFonts w:ascii="Consolas" w:hAnsi="Consolas" w:eastAsia="宋体"/>
+          <w:sz w:val="18"/>
+        </w:rPr>
+        <w:t xml:space="preserve">            record.update(status=moderation["status"],          # published/review/rejected</w:t>
+      </w:r>
+      <w:r>
+        <w:br/>
+      </w:r>
+      <w:r>
+        <w:rPr>
+          <w:rFonts w:ascii="Consolas" w:hAnsi="Consolas" w:eastAsia="宋体"/>
+          <w:sz w:val="18"/>
+        </w:rPr>
+        <w:t xml:space="preserve">                          risk_score=moderation["risk_score"],</w:t>
+      </w:r>
+      <w:r>
+        <w:br/>
+      </w:r>
+      <w:r>
+        <w:rPr>
+          <w:rFonts w:ascii="Consolas" w:hAnsi="Consolas" w:eastAsia="宋体"/>
+          <w:sz w:val="18"/>
+        </w:rPr>
+        <w:t xml:space="preserve">                          reasons=moderation["reasons"],</w:t>
+      </w:r>
+      <w:r>
+        <w:br/>
+      </w:r>
+      <w:r>
+        <w:rPr>
+          <w:rFonts w:ascii="Consolas" w:hAnsi="Consolas" w:eastAsia="宋体"/>
+          <w:sz w:val="18"/>
+        </w:rPr>
+        <w:t xml:space="preserve">                          metrics=analysis["metrics"])</w:t>
+      </w:r>
+      <w:r>
+        <w:br/>
+      </w:r>
+      <w:r>
+        <w:rPr>
+          <w:rFonts w:ascii="Consolas" w:hAnsi="Consolas" w:eastAsia="宋体"/>
+          <w:sz w:val="18"/>
+        </w:rPr>
+        <w:t xml:space="preserve">            upsert_video(record)</w:t>
+      </w:r>
+      <w:r>
+        <w:br/>
+      </w:r>
+      <w:r>
+        <w:rPr>
+          <w:rFonts w:ascii="Consolas" w:hAnsi="Consolas" w:eastAsia="宋体"/>
+          <w:sz w:val="18"/>
+        </w:rPr>
+        <w:t xml:space="preserve">            add_event(video_id, "publish", f"审核完成: {record['status']}")</w:t>
+      </w:r>
+      <w:r>
+        <w:br/>
+      </w:r>
+      <w:r>
+        <w:rPr>
+          <w:rFonts w:ascii="Consolas" w:hAnsi="Consolas" w:eastAsia="宋体"/>
+          <w:sz w:val="18"/>
+        </w:rPr>
+        <w:t xml:space="preserve">        except Exception as exc:</w:t>
+      </w:r>
+      <w:r>
+        <w:br/>
+      </w:r>
+      <w:r>
+        <w:rPr>
+          <w:rFonts w:ascii="Consolas" w:hAnsi="Consolas" w:eastAsia="宋体"/>
+          <w:sz w:val="18"/>
+        </w:rPr>
+        <w:t xml:space="preserve">            # fail-closed：失败一律拒绝，绝不带病发布</w:t>
+      </w:r>
+      <w:r>
+        <w:br/>
+      </w:r>
+      <w:r>
+        <w:rPr>
+          <w:rFonts w:ascii="Consolas" w:hAnsi="Consolas" w:eastAsia="宋体"/>
+          <w:sz w:val="18"/>
+        </w:rPr>
+        <w:t xml:space="preserve">            record.update(status="rejected", risk_score=100,</w:t>
+      </w:r>
+      <w:r>
+        <w:br/>
+      </w:r>
+      <w:r>
+        <w:rPr>
+          <w:rFonts w:ascii="Consolas" w:hAnsi="Consolas" w:eastAsia="宋体"/>
+          <w:sz w:val="18"/>
+        </w:rPr>
+        <w:t xml:space="preserve">                reasons=[{"code": "pipeline_failed", "level": "reject",</w:t>
+      </w:r>
+      <w:r>
+        <w:br/>
+      </w:r>
+      <w:r>
+        <w:rPr>
+          <w:rFonts w:ascii="Consolas" w:hAnsi="Consolas" w:eastAsia="宋体"/>
+          <w:sz w:val="18"/>
+        </w:rPr>
+        <w:t xml:space="preserve">                          "message": str(exc)}])</w:t>
+      </w:r>
+      <w:r>
+        <w:br/>
+      </w:r>
+      <w:r>
+        <w:rPr>
+          <w:rFonts w:ascii="Consolas" w:hAnsi="Consolas" w:eastAsia="宋体"/>
+          <w:sz w:val="18"/>
+        </w:rPr>
+        <w:t xml:space="preserve">            record["metrics"]["model"]["backend"] = "failed"</w:t>
+      </w:r>
+      <w:r>
+        <w:br/>
+      </w:r>
+      <w:r>
+        <w:rPr>
+          <w:rFonts w:ascii="Consolas" w:hAnsi="Consolas" w:eastAsia="宋体"/>
+          <w:sz w:val="18"/>
+        </w:rPr>
+        <w:t xml:space="preserve">            upsert_video(record)</w:t>
+      </w:r>
+      <w:r>
+        <w:br/>
+      </w:r>
+      <w:r>
+        <w:rPr>
+          <w:rFonts w:ascii="Consolas" w:hAnsi="Consolas" w:eastAsia="宋体"/>
+          <w:sz w:val="18"/>
+        </w:rPr>
+        <w:t xml:space="preserve">            raise</w:t>
       </w:r>
     </w:p>
     <w:p>
@@ -5082,7 +7505,267 @@
           <w:b/>
           <w:sz w:val="26"/>
         </w:rPr>
-        <w:t>4.3 审核打分规则（必背阈值）</w:t>
+        <w:t>4.3 OpenCV 关键帧抽取 preprocessing.py（完整核心）</w:t>
+      </w:r>
+    </w:p>
+    <w:p>
+      <w:pPr>
+        <w:ind w:firstLine="440"/>
+      </w:pPr>
+      <w:r>
+        <w:rPr>
+          <w:rFonts w:ascii="宋体" w:hAnsi="宋体" w:eastAsia="宋体"/>
+          <w:b w:val="0"/>
+          <w:sz w:val="21"/>
+        </w:rPr>
+        <w:t>四种抽帧策略优先级：first_frame → scene_cut（按 scene_change 降序）→ motion_peak（按 motion 降序）→ uniform_sample，总数封顶 MAX_VLM_KEYFRAMES，最后按 frame_index 排序。</w:t>
+      </w:r>
+    </w:p>
+    <w:p>
+      <w:pPr>
+        <w:spacing w:after="0" w:before="0"/>
+        <w:ind w:left="280"/>
+        <w:shd w:val="clear" w:fill="F2F2F2"/>
+      </w:pPr>
+      <w:r>
+        <w:rPr>
+          <w:rFonts w:ascii="Consolas" w:hAnsi="Consolas" w:eastAsia="宋体"/>
+          <w:sz w:val="18"/>
+        </w:rPr>
+        <w:t>cap = cv2.VideoCapture(str(video_path))</w:t>
+      </w:r>
+      <w:r>
+        <w:br/>
+      </w:r>
+      <w:r>
+        <w:rPr>
+          <w:rFonts w:ascii="Consolas" w:hAnsi="Consolas" w:eastAsia="宋体"/>
+          <w:sz w:val="18"/>
+        </w:rPr>
+        <w:t>previous_gray, keyframes = None, []</w:t>
+      </w:r>
+      <w:r>
+        <w:br/>
+      </w:r>
+      <w:r>
+        <w:rPr>
+          <w:rFonts w:ascii="Consolas" w:hAnsi="Consolas" w:eastAsia="宋体"/>
+          <w:sz w:val="18"/>
+        </w:rPr>
+        <w:t>while True:</w:t>
+      </w:r>
+      <w:r>
+        <w:br/>
+      </w:r>
+      <w:r>
+        <w:rPr>
+          <w:rFonts w:ascii="Consolas" w:hAnsi="Consolas" w:eastAsia="宋体"/>
+          <w:sz w:val="18"/>
+        </w:rPr>
+        <w:t xml:space="preserve">    ok, frame = cap.read()</w:t>
+      </w:r>
+      <w:r>
+        <w:br/>
+      </w:r>
+      <w:r>
+        <w:rPr>
+          <w:rFonts w:ascii="Consolas" w:hAnsi="Consolas" w:eastAsia="宋体"/>
+          <w:sz w:val="18"/>
+        </w:rPr>
+        <w:t xml:space="preserve">    if not ok: break</w:t>
+      </w:r>
+      <w:r>
+        <w:br/>
+      </w:r>
+      <w:r>
+        <w:rPr>
+          <w:rFonts w:ascii="Consolas" w:hAnsi="Consolas" w:eastAsia="宋体"/>
+          <w:sz w:val="18"/>
+        </w:rPr>
+        <w:t xml:space="preserve">    small = cv2.resize(frame, (160, int(160 * h / w)))</w:t>
+      </w:r>
+      <w:r>
+        <w:br/>
+      </w:r>
+      <w:r>
+        <w:rPr>
+          <w:rFonts w:ascii="Consolas" w:hAnsi="Consolas" w:eastAsia="宋体"/>
+          <w:sz w:val="18"/>
+        </w:rPr>
+        <w:t xml:space="preserve">    gray = cv2.cvtColor(small, cv2.COLOR_BGR2GRAY)</w:t>
+      </w:r>
+      <w:r>
+        <w:br/>
+      </w:r>
+      <w:r>
+        <w:rPr>
+          <w:rFonts w:ascii="Consolas" w:hAnsi="Consolas" w:eastAsia="宋体"/>
+          <w:sz w:val="18"/>
+        </w:rPr>
+        <w:t xml:space="preserve">    motion, scene_change = 0.0, 0.0</w:t>
+      </w:r>
+      <w:r>
+        <w:br/>
+      </w:r>
+      <w:r>
+        <w:rPr>
+          <w:rFonts w:ascii="Consolas" w:hAnsi="Consolas" w:eastAsia="宋体"/>
+          <w:sz w:val="18"/>
+        </w:rPr>
+        <w:t xml:space="preserve">    if previous_gray is not None:</w:t>
+      </w:r>
+      <w:r>
+        <w:br/>
+      </w:r>
+      <w:r>
+        <w:rPr>
+          <w:rFonts w:ascii="Consolas" w:hAnsi="Consolas" w:eastAsia="宋体"/>
+          <w:sz w:val="18"/>
+        </w:rPr>
+        <w:t xml:space="preserve">        diff = cv2.absdiff(gray, previous_gray)</w:t>
+      </w:r>
+      <w:r>
+        <w:br/>
+      </w:r>
+      <w:r>
+        <w:rPr>
+          <w:rFonts w:ascii="Consolas" w:hAnsi="Consolas" w:eastAsia="宋体"/>
+          <w:sz w:val="18"/>
+        </w:rPr>
+        <w:t xml:space="preserve">        motion = float(np.mean(diff))                # 运动强度</w:t>
+      </w:r>
+      <w:r>
+        <w:br/>
+      </w:r>
+      <w:r>
+        <w:rPr>
+          <w:rFonts w:ascii="Consolas" w:hAnsi="Consolas" w:eastAsia="宋体"/>
+          <w:sz w:val="18"/>
+        </w:rPr>
+        <w:t xml:space="preserve">        scene_change = float(np.percentile(diff, 95))  # 场景突变</w:t>
+      </w:r>
+      <w:r>
+        <w:br/>
+      </w:r>
+      <w:r>
+        <w:rPr>
+          <w:rFonts w:ascii="Consolas" w:hAnsi="Consolas" w:eastAsia="宋体"/>
+          <w:sz w:val="18"/>
+        </w:rPr>
+        <w:t xml:space="preserve">    reason = None</w:t>
+      </w:r>
+      <w:r>
+        <w:br/>
+      </w:r>
+      <w:r>
+        <w:rPr>
+          <w:rFonts w:ascii="Consolas" w:hAnsi="Consolas" w:eastAsia="宋体"/>
+          <w:sz w:val="18"/>
+        </w:rPr>
+        <w:t xml:space="preserve">    if frame_index == 0:                       reason = "first_frame"</w:t>
+      </w:r>
+      <w:r>
+        <w:br/>
+      </w:r>
+      <w:r>
+        <w:rPr>
+          <w:rFonts w:ascii="Consolas" w:hAnsi="Consolas" w:eastAsia="宋体"/>
+          <w:sz w:val="18"/>
+        </w:rPr>
+        <w:t xml:space="preserve">    elif scene_change &gt;= SCENE_CHANGE_THRESHOLD: reason = "scene_cut"</w:t>
+      </w:r>
+      <w:r>
+        <w:br/>
+      </w:r>
+      <w:r>
+        <w:rPr>
+          <w:rFonts w:ascii="Consolas" w:hAnsi="Consolas" w:eastAsia="宋体"/>
+          <w:sz w:val="18"/>
+        </w:rPr>
+        <w:t xml:space="preserve">    elif motion &gt;= MOTION_PEAK_THRESHOLD:        reason = "motion_peak"</w:t>
+      </w:r>
+      <w:r>
+        <w:br/>
+      </w:r>
+      <w:r>
+        <w:rPr>
+          <w:rFonts w:ascii="Consolas" w:hAnsi="Consolas" w:eastAsia="宋体"/>
+          <w:sz w:val="18"/>
+        </w:rPr>
+        <w:t xml:space="preserve">    elif frame_index % uniform_interval == 0:    reason = "uniform_sample"</w:t>
+      </w:r>
+      <w:r>
+        <w:br/>
+      </w:r>
+      <w:r>
+        <w:rPr>
+          <w:rFonts w:ascii="Consolas" w:hAnsi="Consolas" w:eastAsia="宋体"/>
+          <w:sz w:val="18"/>
+        </w:rPr>
+        <w:t xml:space="preserve">    if reason:</w:t>
+      </w:r>
+      <w:r>
+        <w:br/>
+      </w:r>
+      <w:r>
+        <w:rPr>
+          <w:rFonts w:ascii="Consolas" w:hAnsi="Consolas" w:eastAsia="宋体"/>
+          <w:sz w:val="18"/>
+        </w:rPr>
+        <w:t xml:space="preserve">        keyframes.append({"frame_index": frame_index, "reason": reason,</w:t>
+      </w:r>
+      <w:r>
+        <w:br/>
+      </w:r>
+      <w:r>
+        <w:rPr>
+          <w:rFonts w:ascii="Consolas" w:hAnsi="Consolas" w:eastAsia="宋体"/>
+          <w:sz w:val="18"/>
+        </w:rPr>
+        <w:t xml:space="preserve">                          "motion": motion, "scene_change": scene_change})</w:t>
+      </w:r>
+      <w:r>
+        <w:br/>
+      </w:r>
+      <w:r>
+        <w:rPr>
+          <w:rFonts w:ascii="Consolas" w:hAnsi="Consolas" w:eastAsia="宋体"/>
+          <w:sz w:val="18"/>
+        </w:rPr>
+        <w:t xml:space="preserve">    previous_gray = gray</w:t>
+      </w:r>
+      <w:r>
+        <w:br/>
+      </w:r>
+      <w:r>
+        <w:rPr>
+          <w:rFonts w:ascii="Consolas" w:hAnsi="Consolas" w:eastAsia="宋体"/>
+          <w:sz w:val="18"/>
+        </w:rPr>
+        <w:t xml:space="preserve">    frame_index += 1</w:t>
+      </w:r>
+      <w:r>
+        <w:br/>
+      </w:r>
+      <w:r>
+        <w:rPr>
+          <w:rFonts w:ascii="Consolas" w:hAnsi="Consolas" w:eastAsia="宋体"/>
+          <w:sz w:val="18"/>
+        </w:rPr>
+        <w:t># 选帧后缩放到 VLM_FRAME_WIDTH，JPEG quality=88 存盘；另外 extract_audio_track 抽音轨</w:t>
+      </w:r>
+    </w:p>
+    <w:p>
+      <w:pPr>
+        <w:spacing w:before="200" w:after="120"/>
+      </w:pPr>
+      <w:r>
+        <w:rPr>
+          <w:rFonts w:ascii="黑体" w:hAnsi="黑体" w:eastAsia="黑体"/>
+          <w:b/>
+          <w:sz w:val="26"/>
+        </w:rPr>
+        <w:t>4.4 审核打分 video_understanding.py（必背阈值）</w:t>
       </w:r>
     </w:p>
     <w:tbl>
@@ -5165,7 +7848,7 @@
                 <w:b/>
                 <w:sz w:val="19"/>
               </w:rPr>
-              <w:t>标签</w:t>
+              <w:t>标签/级别</w:t>
             </w:r>
           </w:p>
         </w:tc>
@@ -5197,7 +7880,7 @@
                 <w:rFonts w:ascii="宋体" w:hAnsi="宋体" w:eastAsia="宋体"/>
                 <w:sz w:val="19"/>
               </w:rPr>
-              <w:t>平均亮度 brightness &lt; 25</w:t>
+              <w:t>平均亮度 &lt; 25</w:t>
             </w:r>
           </w:p>
         </w:tc>
@@ -5227,7 +7910,69 @@
                 <w:rFonts w:ascii="宋体" w:hAnsi="宋体" w:eastAsia="宋体"/>
                 <w:sz w:val="19"/>
               </w:rPr>
-              <w:t>too_dark</w:t>
+              <w:t>too_dark / reject级</w:t>
+            </w:r>
+          </w:p>
+        </w:tc>
+      </w:tr>
+      <w:tr>
+        <w:tc>
+          <w:tcPr>
+            <w:tcW w:type="dxa" w:w="2160"/>
+          </w:tcPr>
+          <w:p>
+            <w:r/>
+            <w:r>
+              <w:rPr>
+                <w:rFonts w:ascii="宋体" w:hAnsi="宋体" w:eastAsia="宋体"/>
+                <w:sz w:val="19"/>
+              </w:rPr>
+              <w:t>画面偏暗</w:t>
+            </w:r>
+          </w:p>
+        </w:tc>
+        <w:tc>
+          <w:tcPr>
+            <w:tcW w:type="dxa" w:w="2160"/>
+          </w:tcPr>
+          <w:p>
+            <w:r/>
+            <w:r>
+              <w:rPr>
+                <w:rFonts w:ascii="宋体" w:hAnsi="宋体" w:eastAsia="宋体"/>
+                <w:sz w:val="19"/>
+              </w:rPr>
+              <w:t>平均亮度 &lt; 45</w:t>
+            </w:r>
+          </w:p>
+        </w:tc>
+        <w:tc>
+          <w:tcPr>
+            <w:tcW w:type="dxa" w:w="2160"/>
+          </w:tcPr>
+          <w:p>
+            <w:r/>
+            <w:r>
+              <w:rPr>
+                <w:rFonts w:ascii="宋体" w:hAnsi="宋体" w:eastAsia="宋体"/>
+                <w:sz w:val="19"/>
+              </w:rPr>
+              <w:t>+20</w:t>
+            </w:r>
+          </w:p>
+        </w:tc>
+        <w:tc>
+          <w:tcPr>
+            <w:tcW w:type="dxa" w:w="2160"/>
+          </w:tcPr>
+          <w:p>
+            <w:r/>
+            <w:r>
+              <w:rPr>
+                <w:rFonts w:ascii="宋体" w:hAnsi="宋体" w:eastAsia="宋体"/>
+                <w:sz w:val="19"/>
+              </w:rPr>
+              <w:t>low_light / review级</w:t>
             </w:r>
           </w:p>
         </w:tc>
@@ -5259,7 +8004,7 @@
                 <w:rFonts w:ascii="宋体" w:hAnsi="宋体" w:eastAsia="宋体"/>
                 <w:sz w:val="19"/>
               </w:rPr>
-              <w:t>flash_ratio ≥ 0.15</w:t>
+              <w:t>flash_ratio ≥ 0.15（相邻帧亮度差≥55 计一次闪）</w:t>
             </w:r>
           </w:p>
         </w:tc>
@@ -5294,19 +8039,204 @@
           </w:p>
         </w:tc>
       </w:tr>
+      <w:tr>
+        <w:tc>
+          <w:tcPr>
+            <w:tcW w:type="dxa" w:w="2160"/>
+          </w:tcPr>
+          <w:p>
+            <w:r/>
+            <w:r>
+              <w:rPr>
+                <w:rFonts w:ascii="宋体" w:hAnsi="宋体" w:eastAsia="宋体"/>
+                <w:sz w:val="19"/>
+              </w:rPr>
+              <w:t>VLM 判 reject</w:t>
+            </w:r>
+          </w:p>
+        </w:tc>
+        <w:tc>
+          <w:tcPr>
+            <w:tcW w:type="dxa" w:w="2160"/>
+          </w:tcPr>
+          <w:p>
+            <w:r/>
+            <w:r>
+              <w:rPr>
+                <w:rFonts w:ascii="宋体" w:hAnsi="宋体" w:eastAsia="宋体"/>
+                <w:sz w:val="19"/>
+              </w:rPr>
+              <w:t>model_risk.level == reject</w:t>
+            </w:r>
+          </w:p>
+        </w:tc>
+        <w:tc>
+          <w:tcPr>
+            <w:tcW w:type="dxa" w:w="2160"/>
+          </w:tcPr>
+          <w:p>
+            <w:r/>
+            <w:r>
+              <w:rPr>
+                <w:rFonts w:ascii="宋体" w:hAnsi="宋体" w:eastAsia="宋体"/>
+                <w:sz w:val="19"/>
+              </w:rPr>
+              <w:t>score=max(score, max(75, 模型分))</w:t>
+            </w:r>
+          </w:p>
+        </w:tc>
+        <w:tc>
+          <w:tcPr>
+            <w:tcW w:type="dxa" w:w="2160"/>
+          </w:tcPr>
+          <w:p>
+            <w:r/>
+            <w:r>
+              <w:rPr>
+                <w:rFonts w:ascii="宋体" w:hAnsi="宋体" w:eastAsia="宋体"/>
+                <w:sz w:val="19"/>
+              </w:rPr>
+              <w:t>model_reject</w:t>
+            </w:r>
+          </w:p>
+        </w:tc>
+      </w:tr>
+      <w:tr>
+        <w:tc>
+          <w:tcPr>
+            <w:tcW w:type="dxa" w:w="2160"/>
+          </w:tcPr>
+          <w:p>
+            <w:r/>
+            <w:r>
+              <w:rPr>
+                <w:rFonts w:ascii="宋体" w:hAnsi="宋体" w:eastAsia="宋体"/>
+                <w:sz w:val="19"/>
+              </w:rPr>
+              <w:t>VLM 判 review</w:t>
+            </w:r>
+          </w:p>
+        </w:tc>
+        <w:tc>
+          <w:tcPr>
+            <w:tcW w:type="dxa" w:w="2160"/>
+          </w:tcPr>
+          <w:p>
+            <w:r/>
+            <w:r>
+              <w:rPr>
+                <w:rFonts w:ascii="宋体" w:hAnsi="宋体" w:eastAsia="宋体"/>
+                <w:sz w:val="19"/>
+              </w:rPr>
+              <w:t>model_risk.level == review</w:t>
+            </w:r>
+          </w:p>
+        </w:tc>
+        <w:tc>
+          <w:tcPr>
+            <w:tcW w:type="dxa" w:w="2160"/>
+          </w:tcPr>
+          <w:p>
+            <w:r/>
+            <w:r>
+              <w:rPr>
+                <w:rFonts w:ascii="宋体" w:hAnsi="宋体" w:eastAsia="宋体"/>
+                <w:sz w:val="19"/>
+              </w:rPr>
+              <w:t>score=max(score, max(40, 模型分))</w:t>
+            </w:r>
+          </w:p>
+        </w:tc>
+        <w:tc>
+          <w:tcPr>
+            <w:tcW w:type="dxa" w:w="2160"/>
+          </w:tcPr>
+          <w:p>
+            <w:r/>
+            <w:r>
+              <w:rPr>
+                <w:rFonts w:ascii="宋体" w:hAnsi="宋体" w:eastAsia="宋体"/>
+                <w:sz w:val="19"/>
+              </w:rPr>
+              <w:t>model_review</w:t>
+            </w:r>
+          </w:p>
+        </w:tc>
+      </w:tr>
     </w:tbl>
     <w:p/>
     <w:p>
       <w:pPr>
-        <w:ind w:firstLine="440"/>
+        <w:spacing w:after="0" w:before="0"/>
+        <w:ind w:left="280"/>
+        <w:shd w:val="clear" w:fill="F2F2F2"/>
       </w:pPr>
       <w:r>
         <w:rPr>
-          <w:rFonts w:ascii="宋体" w:hAnsi="宋体" w:eastAsia="宋体"/>
-          <w:b w:val="0"/>
-          <w:sz w:val="21"/>
-        </w:rPr>
-        <w:t>风险分越高越危险；按总分落入 published（低）/ review（中，人工复核）/ rejected（高）三种状态。VLM(Ollama qwen3-vl-4b) 对关键帧做内容理解，输出标签并入总分。</w:t>
+          <w:rFonts w:ascii="Consolas" w:hAnsi="Consolas" w:eastAsia="宋体"/>
+          <w:sz w:val="18"/>
+        </w:rPr>
+        <w:t># 终态判定（必背）</w:t>
+      </w:r>
+      <w:r>
+        <w:br/>
+      </w:r>
+      <w:r>
+        <w:rPr>
+          <w:rFonts w:ascii="Consolas" w:hAnsi="Consolas" w:eastAsia="宋体"/>
+          <w:sz w:val="18"/>
+        </w:rPr>
+        <w:t>status = "published"</w:t>
+      </w:r>
+      <w:r>
+        <w:br/>
+      </w:r>
+      <w:r>
+        <w:rPr>
+          <w:rFonts w:ascii="Consolas" w:hAnsi="Consolas" w:eastAsia="宋体"/>
+          <w:sz w:val="18"/>
+        </w:rPr>
+        <w:t>if any(r["level"] == "reject" for r in reasons) or score &gt;= 70:</w:t>
+      </w:r>
+      <w:r>
+        <w:br/>
+      </w:r>
+      <w:r>
+        <w:rPr>
+          <w:rFonts w:ascii="Consolas" w:hAnsi="Consolas" w:eastAsia="宋体"/>
+          <w:sz w:val="18"/>
+        </w:rPr>
+        <w:t xml:space="preserve">    status = "rejected"</w:t>
+      </w:r>
+      <w:r>
+        <w:br/>
+      </w:r>
+      <w:r>
+        <w:rPr>
+          <w:rFonts w:ascii="Consolas" w:hAnsi="Consolas" w:eastAsia="宋体"/>
+          <w:sz w:val="18"/>
+        </w:rPr>
+        <w:t>elif score &gt;= 35:</w:t>
+      </w:r>
+      <w:r>
+        <w:br/>
+      </w:r>
+      <w:r>
+        <w:rPr>
+          <w:rFonts w:ascii="Consolas" w:hAnsi="Consolas" w:eastAsia="宋体"/>
+          <w:sz w:val="18"/>
+        </w:rPr>
+        <w:t xml:space="preserve">    status = "review"</w:t>
+      </w:r>
+      <w:r>
+        <w:br/>
+      </w:r>
+      <w:r>
+        <w:rPr>
+          <w:rFonts w:ascii="Consolas" w:hAnsi="Consolas" w:eastAsia="宋体"/>
+          <w:sz w:val="18"/>
+        </w:rPr>
+        <w:t>return {"status": status, "risk_score": round(min(score, 100.0), 2), "reasons": reasons}</w:t>
       </w:r>
     </w:p>
     <w:p>
@@ -5319,7 +8249,360 @@
           <w:b/>
           <w:sz w:val="26"/>
         </w:rPr>
-        <w:t>4.4 API 接口（FastAPI）</w:t>
+        <w:t>4.5 SQLite 任务队列 job_queue.py + worker（完整核心）</w:t>
+      </w:r>
+    </w:p>
+    <w:p>
+      <w:pPr>
+        <w:spacing w:after="0" w:before="0"/>
+        <w:ind w:left="280"/>
+        <w:shd w:val="clear" w:fill="F2F2F2"/>
+      </w:pPr>
+      <w:r>
+        <w:rPr>
+          <w:rFonts w:ascii="Consolas" w:hAnsi="Consolas" w:eastAsia="宋体"/>
+          <w:sz w:val="18"/>
+        </w:rPr>
+        <w:t>def enqueue_job(kind, payload, *, job_id=None, max_attempts=3):</w:t>
+      </w:r>
+      <w:r>
+        <w:br/>
+      </w:r>
+      <w:r>
+        <w:rPr>
+          <w:rFonts w:ascii="Consolas" w:hAnsi="Consolas" w:eastAsia="宋体"/>
+          <w:sz w:val="18"/>
+        </w:rPr>
+        <w:t xml:space="preserve">    connection.execute("""</w:t>
+      </w:r>
+      <w:r>
+        <w:br/>
+      </w:r>
+      <w:r>
+        <w:rPr>
+          <w:rFonts w:ascii="Consolas" w:hAnsi="Consolas" w:eastAsia="宋体"/>
+          <w:sz w:val="18"/>
+        </w:rPr>
+        <w:t xml:space="preserve">        INSERT INTO jobs (id, kind, payload, status, attempts, max_attempts,</w:t>
+      </w:r>
+      <w:r>
+        <w:br/>
+      </w:r>
+      <w:r>
+        <w:rPr>
+          <w:rFonts w:ascii="Consolas" w:hAnsi="Consolas" w:eastAsia="宋体"/>
+          <w:sz w:val="18"/>
+        </w:rPr>
+        <w:t xml:space="preserve">                          worker_id, last_error, created_at, updated_at)</w:t>
+      </w:r>
+      <w:r>
+        <w:br/>
+      </w:r>
+      <w:r>
+        <w:rPr>
+          <w:rFonts w:ascii="Consolas" w:hAnsi="Consolas" w:eastAsia="宋体"/>
+          <w:sz w:val="18"/>
+        </w:rPr>
+        <w:t xml:space="preserve">        VALUES (?, ?, ?, 'queued', 0, ?, NULL, '', ?, ?)""", ...)</w:t>
+      </w:r>
+      <w:r>
+        <w:br/>
+      </w:r>
+      <w:r>
+        <w:rPr>
+          <w:rFonts w:ascii="Consolas" w:hAnsi="Consolas" w:eastAsia="宋体"/>
+          <w:sz w:val="18"/>
+        </w:rPr>
+      </w:r>
+      <w:r>
+        <w:br/>
+      </w:r>
+      <w:r>
+        <w:rPr>
+          <w:rFonts w:ascii="Consolas" w:hAnsi="Consolas" w:eastAsia="宋体"/>
+          <w:sz w:val="18"/>
+        </w:rPr>
+        <w:t>def claim_next_job(worker_id):</w:t>
+      </w:r>
+      <w:r>
+        <w:br/>
+      </w:r>
+      <w:r>
+        <w:rPr>
+          <w:rFonts w:ascii="Consolas" w:hAnsi="Consolas" w:eastAsia="宋体"/>
+          <w:sz w:val="18"/>
+        </w:rPr>
+        <w:t xml:space="preserve">    row = connection.execute("""SELECT * FROM jobs WHERE status = 'queued'</w:t>
+      </w:r>
+      <w:r>
+        <w:br/>
+      </w:r>
+      <w:r>
+        <w:rPr>
+          <w:rFonts w:ascii="Consolas" w:hAnsi="Consolas" w:eastAsia="宋体"/>
+          <w:sz w:val="18"/>
+        </w:rPr>
+        <w:t xml:space="preserve">                                ORDER BY created_at ASC LIMIT 1""").fetchone()</w:t>
+      </w:r>
+      <w:r>
+        <w:br/>
+      </w:r>
+      <w:r>
+        <w:rPr>
+          <w:rFonts w:ascii="Consolas" w:hAnsi="Consolas" w:eastAsia="宋体"/>
+          <w:sz w:val="18"/>
+        </w:rPr>
+        <w:t xml:space="preserve">    if row is None: return None</w:t>
+      </w:r>
+      <w:r>
+        <w:br/>
+      </w:r>
+      <w:r>
+        <w:rPr>
+          <w:rFonts w:ascii="Consolas" w:hAnsi="Consolas" w:eastAsia="宋体"/>
+          <w:sz w:val="18"/>
+        </w:rPr>
+        <w:t xml:space="preserve">    updated = connection.execute("""</w:t>
+      </w:r>
+      <w:r>
+        <w:br/>
+      </w:r>
+      <w:r>
+        <w:rPr>
+          <w:rFonts w:ascii="Consolas" w:hAnsi="Consolas" w:eastAsia="宋体"/>
+          <w:sz w:val="18"/>
+        </w:rPr>
+        <w:t xml:space="preserve">        UPDATE jobs SET status = 'running', attempts = attempts + 1,</w:t>
+      </w:r>
+      <w:r>
+        <w:br/>
+      </w:r>
+      <w:r>
+        <w:rPr>
+          <w:rFonts w:ascii="Consolas" w:hAnsi="Consolas" w:eastAsia="宋体"/>
+          <w:sz w:val="18"/>
+        </w:rPr>
+        <w:t xml:space="preserve">                        worker_id = ?, updated_at = ?</w:t>
+      </w:r>
+      <w:r>
+        <w:br/>
+      </w:r>
+      <w:r>
+        <w:rPr>
+          <w:rFonts w:ascii="Consolas" w:hAnsi="Consolas" w:eastAsia="宋体"/>
+          <w:sz w:val="18"/>
+        </w:rPr>
+        <w:t xml:space="preserve">        WHERE id = ? AND status = 'queued'""", ...)   # 条件更新防多worker重复领取</w:t>
+      </w:r>
+      <w:r>
+        <w:br/>
+      </w:r>
+      <w:r>
+        <w:rPr>
+          <w:rFonts w:ascii="Consolas" w:hAnsi="Consolas" w:eastAsia="宋体"/>
+          <w:sz w:val="18"/>
+        </w:rPr>
+        <w:t xml:space="preserve">    return job if updated.rowcount == 1 else None</w:t>
+      </w:r>
+      <w:r>
+        <w:br/>
+      </w:r>
+      <w:r>
+        <w:rPr>
+          <w:rFonts w:ascii="Consolas" w:hAnsi="Consolas" w:eastAsia="宋体"/>
+          <w:sz w:val="18"/>
+        </w:rPr>
+      </w:r>
+      <w:r>
+        <w:br/>
+      </w:r>
+      <w:r>
+        <w:rPr>
+          <w:rFonts w:ascii="Consolas" w:hAnsi="Consolas" w:eastAsia="宋体"/>
+          <w:sz w:val="18"/>
+        </w:rPr>
+        <w:t>def fail_job(job_id, error):    # 没超 max_attempts 回到 queued，否则 failed</w:t>
+      </w:r>
+      <w:r>
+        <w:br/>
+      </w:r>
+      <w:r>
+        <w:rPr>
+          <w:rFonts w:ascii="Consolas" w:hAnsi="Consolas" w:eastAsia="宋体"/>
+          <w:sz w:val="18"/>
+        </w:rPr>
+        <w:t xml:space="preserve">    status = "queued" if row["attempts"] &lt; row["max_attempts"] else "failed"</w:t>
+      </w:r>
+      <w:r>
+        <w:br/>
+      </w:r>
+      <w:r>
+        <w:rPr>
+          <w:rFonts w:ascii="Consolas" w:hAnsi="Consolas" w:eastAsia="宋体"/>
+          <w:sz w:val="18"/>
+        </w:rPr>
+      </w:r>
+      <w:r>
+        <w:br/>
+      </w:r>
+      <w:r>
+        <w:rPr>
+          <w:rFonts w:ascii="Consolas" w:hAnsi="Consolas" w:eastAsia="宋体"/>
+          <w:sz w:val="18"/>
+        </w:rPr>
+        <w:t>def requeue_interrupted_jobs():  # 启动时把 running 的孤儿任务重置回 queued</w:t>
+      </w:r>
+      <w:r>
+        <w:br/>
+      </w:r>
+      <w:r>
+        <w:rPr>
+          <w:rFonts w:ascii="Consolas" w:hAnsi="Consolas" w:eastAsia="宋体"/>
+          <w:sz w:val="18"/>
+        </w:rPr>
+        <w:t xml:space="preserve">    UPDATE jobs SET status='queued', worker_id=NULL WHERE status='running'</w:t>
+      </w:r>
+      <w:r>
+        <w:br/>
+      </w:r>
+      <w:r>
+        <w:rPr>
+          <w:rFonts w:ascii="Consolas" w:hAnsi="Consolas" w:eastAsia="宋体"/>
+          <w:sz w:val="18"/>
+        </w:rPr>
+      </w:r>
+      <w:r>
+        <w:br/>
+      </w:r>
+      <w:r>
+        <w:rPr>
+          <w:rFonts w:ascii="Consolas" w:hAnsi="Consolas" w:eastAsia="宋体"/>
+          <w:sz w:val="18"/>
+        </w:rPr>
+        <w:t>class LocalReviewWorker:        # 后台 daemon 线程轮询</w:t>
+      </w:r>
+      <w:r>
+        <w:br/>
+      </w:r>
+      <w:r>
+        <w:rPr>
+          <w:rFonts w:ascii="Consolas" w:hAnsi="Consolas" w:eastAsia="宋体"/>
+          <w:sz w:val="18"/>
+        </w:rPr>
+        <w:t xml:space="preserve">    def _run(self):</w:t>
+      </w:r>
+      <w:r>
+        <w:br/>
+      </w:r>
+      <w:r>
+        <w:rPr>
+          <w:rFonts w:ascii="Consolas" w:hAnsi="Consolas" w:eastAsia="宋体"/>
+          <w:sz w:val="18"/>
+        </w:rPr>
+        <w:t xml:space="preserve">        while not self._stop.is_set():</w:t>
+      </w:r>
+      <w:r>
+        <w:br/>
+      </w:r>
+      <w:r>
+        <w:rPr>
+          <w:rFonts w:ascii="Consolas" w:hAnsi="Consolas" w:eastAsia="宋体"/>
+          <w:sz w:val="18"/>
+        </w:rPr>
+        <w:t xml:space="preserve">            job = claim_next_job(self.worker_id)</w:t>
+      </w:r>
+      <w:r>
+        <w:br/>
+      </w:r>
+      <w:r>
+        <w:rPr>
+          <w:rFonts w:ascii="Consolas" w:hAnsi="Consolas" w:eastAsia="宋体"/>
+          <w:sz w:val="18"/>
+        </w:rPr>
+        <w:t xml:space="preserve">            if job is None:</w:t>
+      </w:r>
+      <w:r>
+        <w:br/>
+      </w:r>
+      <w:r>
+        <w:rPr>
+          <w:rFonts w:ascii="Consolas" w:hAnsi="Consolas" w:eastAsia="宋体"/>
+          <w:sz w:val="18"/>
+        </w:rPr>
+        <w:t xml:space="preserve">                time.sleep(self.poll_interval_sec)   # 0.8s</w:t>
+      </w:r>
+      <w:r>
+        <w:br/>
+      </w:r>
+      <w:r>
+        <w:rPr>
+          <w:rFonts w:ascii="Consolas" w:hAnsi="Consolas" w:eastAsia="宋体"/>
+          <w:sz w:val="18"/>
+        </w:rPr>
+        <w:t xml:space="preserve">                continue</w:t>
+      </w:r>
+      <w:r>
+        <w:br/>
+      </w:r>
+      <w:r>
+        <w:rPr>
+          <w:rFonts w:ascii="Consolas" w:hAnsi="Consolas" w:eastAsia="宋体"/>
+          <w:sz w:val="18"/>
+        </w:rPr>
+        <w:t xml:space="preserve">            try:</w:t>
+      </w:r>
+      <w:r>
+        <w:br/>
+      </w:r>
+      <w:r>
+        <w:rPr>
+          <w:rFonts w:ascii="Consolas" w:hAnsi="Consolas" w:eastAsia="宋体"/>
+          <w:sz w:val="18"/>
+        </w:rPr>
+        <w:t xml:space="preserve">                self.pipeline.complete_video(job["payload"]["record"])</w:t>
+      </w:r>
+      <w:r>
+        <w:br/>
+      </w:r>
+      <w:r>
+        <w:rPr>
+          <w:rFonts w:ascii="Consolas" w:hAnsi="Consolas" w:eastAsia="宋体"/>
+          <w:sz w:val="18"/>
+        </w:rPr>
+        <w:t xml:space="preserve">                complete_job(job["id"])</w:t>
+      </w:r>
+      <w:r>
+        <w:br/>
+      </w:r>
+      <w:r>
+        <w:rPr>
+          <w:rFonts w:ascii="Consolas" w:hAnsi="Consolas" w:eastAsia="宋体"/>
+          <w:sz w:val="18"/>
+        </w:rPr>
+        <w:t xml:space="preserve">            except Exception as exc:</w:t>
+      </w:r>
+      <w:r>
+        <w:br/>
+      </w:r>
+      <w:r>
+        <w:rPr>
+          <w:rFonts w:ascii="Consolas" w:hAnsi="Consolas" w:eastAsia="宋体"/>
+          <w:sz w:val="18"/>
+        </w:rPr>
+        <w:t xml:space="preserve">                fail_job(job["id"], str(exc))</w:t>
+      </w:r>
+    </w:p>
+    <w:p>
+      <w:pPr>
+        <w:spacing w:before="200" w:after="120"/>
+      </w:pPr>
+      <w:r>
+        <w:rPr>
+          <w:rFonts w:ascii="黑体" w:hAnsi="黑体" w:eastAsia="黑体"/>
+          <w:b/>
+          <w:sz w:val="26"/>
+        </w:rPr>
+        <w:t>4.6 API 接口（FastAPI）</w:t>
       </w:r>
     </w:p>
     <w:tbl>
@@ -5684,7 +8967,7 @@
           <w:b w:val="0"/>
           <w:sz w:val="21"/>
         </w:rPr>
-        <w:t>SQLite 三张表：videos（视频与状态）、events（事件日志）、jobs（任务队列：queued→claimed→done）。</w:t>
+        <w:t>SQLite 三张表：videos（视频与状态）、events（事件日志）、jobs（任务队列 queued→running→done/failed）。</w:t>
       </w:r>
     </w:p>
     <w:p>
@@ -5697,7 +8980,7 @@
           <w:b/>
           <w:sz w:val="26"/>
         </w:rPr>
-        <w:t>4.5 Kafka 扩展阶段</w:t>
+        <w:t>4.7 Kafka 扩展（完整代码）</w:t>
       </w:r>
     </w:p>
     <w:p>
@@ -5750,17 +9033,236 @@
           <w:rFonts w:ascii="Consolas" w:hAnsi="Consolas" w:eastAsia="宋体"/>
           <w:sz w:val="18"/>
         </w:rPr>
-        <w:t>python kafka_video_producer.py    # 把视频任务发到 ingest 主题</w:t>
-      </w:r>
-      <w:r>
-        <w:br/>
-      </w:r>
-      <w:r>
-        <w:rPr>
-          <w:rFonts w:ascii="Consolas" w:hAnsi="Consolas" w:eastAsia="宋体"/>
-          <w:sz w:val="18"/>
-        </w:rPr>
-        <w:t>python kafka_ai_consumer.py       # 消费-&gt;审核-&gt;结果发 result 主题</w:t>
+        <w:t># ---- kafka_video_producer.py：把视频 metadata 发到 ingest 主题 ----</w:t>
+      </w:r>
+      <w:r>
+        <w:br/>
+      </w:r>
+      <w:r>
+        <w:rPr>
+          <w:rFonts w:ascii="Consolas" w:hAnsi="Consolas" w:eastAsia="宋体"/>
+          <w:sz w:val="18"/>
+        </w:rPr>
+        <w:t>producer = KafkaProducer(bootstrap_servers='localhost:9092',</w:t>
+      </w:r>
+      <w:r>
+        <w:br/>
+      </w:r>
+      <w:r>
+        <w:rPr>
+          <w:rFonts w:ascii="Consolas" w:hAnsi="Consolas" w:eastAsia="宋体"/>
+          <w:sz w:val="18"/>
+        </w:rPr>
+        <w:t xml:space="preserve">    value_serializer=lambda v: json.dumps(v, ensure_ascii=False).encode('utf-8'))</w:t>
+      </w:r>
+      <w:r>
+        <w:br/>
+      </w:r>
+      <w:r>
+        <w:rPr>
+          <w:rFonts w:ascii="Consolas" w:hAnsi="Consolas" w:eastAsia="宋体"/>
+          <w:sz w:val="18"/>
+        </w:rPr>
+        <w:t>for item in ensure_demo_videos(overwrite=False):</w:t>
+      </w:r>
+      <w:r>
+        <w:br/>
+      </w:r>
+      <w:r>
+        <w:rPr>
+          <w:rFonts w:ascii="Consolas" w:hAnsi="Consolas" w:eastAsia="宋体"/>
+          <w:sz w:val="18"/>
+        </w:rPr>
+        <w:t xml:space="preserve">    event = {"title": item["title"], "path": str(Path(item["path"]).resolve()),</w:t>
+      </w:r>
+      <w:r>
+        <w:br/>
+      </w:r>
+      <w:r>
+        <w:rPr>
+          <w:rFonts w:ascii="Consolas" w:hAnsi="Consolas" w:eastAsia="宋体"/>
+          <w:sz w:val="18"/>
+        </w:rPr>
+        <w:t xml:space="preserve">             "source": item["source"], "event_time": int(time.time() * 1000)}</w:t>
+      </w:r>
+      <w:r>
+        <w:br/>
+      </w:r>
+      <w:r>
+        <w:rPr>
+          <w:rFonts w:ascii="Consolas" w:hAnsi="Consolas" w:eastAsia="宋体"/>
+          <w:sz w:val="18"/>
+        </w:rPr>
+        <w:t xml:space="preserve">    producer.send("short_video_ingest", value=event)</w:t>
+      </w:r>
+      <w:r>
+        <w:br/>
+      </w:r>
+      <w:r>
+        <w:rPr>
+          <w:rFonts w:ascii="Consolas" w:hAnsi="Consolas" w:eastAsia="宋体"/>
+          <w:sz w:val="18"/>
+        </w:rPr>
+        <w:t>producer.flush(); producer.close()</w:t>
+      </w:r>
+      <w:r>
+        <w:br/>
+      </w:r>
+      <w:r>
+        <w:rPr>
+          <w:rFonts w:ascii="Consolas" w:hAnsi="Consolas" w:eastAsia="宋体"/>
+          <w:sz w:val="18"/>
+        </w:rPr>
+      </w:r>
+      <w:r>
+        <w:br/>
+      </w:r>
+      <w:r>
+        <w:rPr>
+          <w:rFonts w:ascii="Consolas" w:hAnsi="Consolas" w:eastAsia="宋体"/>
+          <w:sz w:val="18"/>
+        </w:rPr>
+        <w:t># ---- kafka_ai_consumer.py：消费 -&gt; 审核 -&gt; 结果发 result 主题 ----</w:t>
+      </w:r>
+      <w:r>
+        <w:br/>
+      </w:r>
+      <w:r>
+        <w:rPr>
+          <w:rFonts w:ascii="Consolas" w:hAnsi="Consolas" w:eastAsia="宋体"/>
+          <w:sz w:val="18"/>
+        </w:rPr>
+        <w:t>pipeline = ShortVideoPipeline()</w:t>
+      </w:r>
+      <w:r>
+        <w:br/>
+      </w:r>
+      <w:r>
+        <w:rPr>
+          <w:rFonts w:ascii="Consolas" w:hAnsi="Consolas" w:eastAsia="宋体"/>
+          <w:sz w:val="18"/>
+        </w:rPr>
+        <w:t>consumer = KafkaConsumer("short_video_ingest", bootstrap_servers='localhost:9092',</w:t>
+      </w:r>
+      <w:r>
+        <w:br/>
+      </w:r>
+      <w:r>
+        <w:rPr>
+          <w:rFonts w:ascii="Consolas" w:hAnsi="Consolas" w:eastAsia="宋体"/>
+          <w:sz w:val="18"/>
+        </w:rPr>
+        <w:t xml:space="preserve">    auto_offset_reset="earliest", group_id="short-video-ai-reviewer",</w:t>
+      </w:r>
+      <w:r>
+        <w:br/>
+      </w:r>
+      <w:r>
+        <w:rPr>
+          <w:rFonts w:ascii="Consolas" w:hAnsi="Consolas" w:eastAsia="宋体"/>
+          <w:sz w:val="18"/>
+        </w:rPr>
+        <w:t xml:space="preserve">    value_deserializer=lambda raw: json.loads(raw.decode("utf-8")))</w:t>
+      </w:r>
+      <w:r>
+        <w:br/>
+      </w:r>
+      <w:r>
+        <w:rPr>
+          <w:rFonts w:ascii="Consolas" w:hAnsi="Consolas" w:eastAsia="宋体"/>
+          <w:sz w:val="18"/>
+        </w:rPr>
+        <w:t>producer = KafkaProducer(bootstrap_servers='localhost:9092',</w:t>
+      </w:r>
+      <w:r>
+        <w:br/>
+      </w:r>
+      <w:r>
+        <w:rPr>
+          <w:rFonts w:ascii="Consolas" w:hAnsi="Consolas" w:eastAsia="宋体"/>
+          <w:sz w:val="18"/>
+        </w:rPr>
+        <w:t xml:space="preserve">    value_serializer=lambda v: json.dumps(v, ensure_ascii=False).encode("utf-8"))</w:t>
+      </w:r>
+      <w:r>
+        <w:br/>
+      </w:r>
+      <w:r>
+        <w:rPr>
+          <w:rFonts w:ascii="Consolas" w:hAnsi="Consolas" w:eastAsia="宋体"/>
+          <w:sz w:val="18"/>
+        </w:rPr>
+        <w:t>for message in consumer:</w:t>
+      </w:r>
+      <w:r>
+        <w:br/>
+      </w:r>
+      <w:r>
+        <w:rPr>
+          <w:rFonts w:ascii="Consolas" w:hAnsi="Consolas" w:eastAsia="宋体"/>
+          <w:sz w:val="18"/>
+        </w:rPr>
+        <w:t xml:space="preserve">    payload = message.value</w:t>
+      </w:r>
+      <w:r>
+        <w:br/>
+      </w:r>
+      <w:r>
+        <w:rPr>
+          <w:rFonts w:ascii="Consolas" w:hAnsi="Consolas" w:eastAsia="宋体"/>
+          <w:sz w:val="18"/>
+        </w:rPr>
+        <w:t xml:space="preserve">    record = pipeline.process_video(Path(payload["path"]),</w:t>
+      </w:r>
+      <w:r>
+        <w:br/>
+      </w:r>
+      <w:r>
+        <w:rPr>
+          <w:rFonts w:ascii="Consolas" w:hAnsi="Consolas" w:eastAsia="宋体"/>
+          <w:sz w:val="18"/>
+        </w:rPr>
+        <w:t xml:space="preserve">        title=payload.get("title"), source=payload.get("source", "kafka"))</w:t>
+      </w:r>
+      <w:r>
+        <w:br/>
+      </w:r>
+      <w:r>
+        <w:rPr>
+          <w:rFonts w:ascii="Consolas" w:hAnsi="Consolas" w:eastAsia="宋体"/>
+          <w:sz w:val="18"/>
+        </w:rPr>
+        <w:t xml:space="preserve">    producer.send("short_video_result", value={</w:t>
+      </w:r>
+      <w:r>
+        <w:br/>
+      </w:r>
+      <w:r>
+        <w:rPr>
+          <w:rFonts w:ascii="Consolas" w:hAnsi="Consolas" w:eastAsia="宋体"/>
+          <w:sz w:val="18"/>
+        </w:rPr>
+        <w:t xml:space="preserve">        "id": record["id"], "title": record["title"], "status": record["status"],</w:t>
+      </w:r>
+      <w:r>
+        <w:br/>
+      </w:r>
+      <w:r>
+        <w:rPr>
+          <w:rFonts w:ascii="Consolas" w:hAnsi="Consolas" w:eastAsia="宋体"/>
+          <w:sz w:val="18"/>
+        </w:rPr>
+        <w:t xml:space="preserve">        "risk_score": record["risk_score"], "tags": record["tags"]})</w:t>
+      </w:r>
+      <w:r>
+        <w:br/>
+      </w:r>
+      <w:r>
+        <w:rPr>
+          <w:rFonts w:ascii="Consolas" w:hAnsi="Consolas" w:eastAsia="宋体"/>
+          <w:sz w:val="18"/>
+        </w:rPr>
+        <w:t xml:space="preserve">    producer.flush()</w:t>
       </w:r>
     </w:p>
     <w:p>
@@ -5774,7 +9276,446 @@
           <w:color w:val="1F3B73"/>
           <w:sz w:val="32"/>
         </w:rPr>
-        <w:t>五、高频考点与易错点清单</w:t>
+        <w:t>五、可能考的扩展题（重点：Spark ML）</w:t>
+      </w:r>
+    </w:p>
+    <w:p>
+      <w:pPr>
+        <w:ind w:firstLine="440"/>
+      </w:pPr>
+      <w:r>
+        <w:rPr>
+          <w:rFonts w:ascii="宋体" w:hAnsi="宋体" w:eastAsia="宋体"/>
+          <w:b w:val="0"/>
+          <w:sz w:val="21"/>
+        </w:rPr>
+        <w:t>实验之外，往年考过用 Spark ML（MLlib DataFrame API）完成机器学习任务，去年考的就是 MNIST 手写数字识别。下面给出完整可运行代码及常见变体。</w:t>
+      </w:r>
+    </w:p>
+    <w:p>
+      <w:pPr>
+        <w:spacing w:before="200" w:after="120"/>
+      </w:pPr>
+      <w:r>
+        <w:rPr>
+          <w:rFonts w:ascii="黑体" w:hAnsi="黑体" w:eastAsia="黑体"/>
+          <w:b/>
+          <w:sz w:val="26"/>
+        </w:rPr>
+        <w:t>5.1 Spark ML 完成 MNIST 手写数字识别（去年考题，完整代码）</w:t>
+      </w:r>
+    </w:p>
+    <w:p>
+      <w:pPr>
+        <w:ind w:firstLine="440"/>
+      </w:pPr>
+      <w:r>
+        <w:rPr>
+          <w:rFonts w:ascii="宋体" w:hAnsi="宋体" w:eastAsia="宋体"/>
+          <w:b/>
+          <w:sz w:val="21"/>
+        </w:rPr>
+        <w:t>思路：MNIST 每张图 28×28=784 个像素特征 + 1 个 label(0-9)。CSV 格式第一列是 label，后 784 列是像素。流程：SparkSession → 读数据 → VectorAssembler 拼特征向量 → 归一化 → 多层感知机(MLP)分类器 → MulticlassClassificationEvaluator 评估准确率。</w:t>
+      </w:r>
+    </w:p>
+    <w:p>
+      <w:pPr>
+        <w:spacing w:after="0" w:before="0"/>
+        <w:ind w:left="280"/>
+        <w:shd w:val="clear" w:fill="F2F2F2"/>
+      </w:pPr>
+      <w:r>
+        <w:rPr>
+          <w:rFonts w:ascii="Consolas" w:hAnsi="Consolas" w:eastAsia="宋体"/>
+          <w:sz w:val="18"/>
+        </w:rPr>
+        <w:t>from pyspark.sql import SparkSession</w:t>
+      </w:r>
+      <w:r>
+        <w:br/>
+      </w:r>
+      <w:r>
+        <w:rPr>
+          <w:rFonts w:ascii="Consolas" w:hAnsi="Consolas" w:eastAsia="宋体"/>
+          <w:sz w:val="18"/>
+        </w:rPr>
+        <w:t>from pyspark.ml.feature import VectorAssembler, MinMaxScaler</w:t>
+      </w:r>
+      <w:r>
+        <w:br/>
+      </w:r>
+      <w:r>
+        <w:rPr>
+          <w:rFonts w:ascii="Consolas" w:hAnsi="Consolas" w:eastAsia="宋体"/>
+          <w:sz w:val="18"/>
+        </w:rPr>
+        <w:t>from pyspark.ml.classification import MultilayerPerceptronClassifier</w:t>
+      </w:r>
+      <w:r>
+        <w:br/>
+      </w:r>
+      <w:r>
+        <w:rPr>
+          <w:rFonts w:ascii="Consolas" w:hAnsi="Consolas" w:eastAsia="宋体"/>
+          <w:sz w:val="18"/>
+        </w:rPr>
+        <w:t>from pyspark.ml.evaluation import MulticlassClassificationEvaluator</w:t>
+      </w:r>
+      <w:r>
+        <w:br/>
+      </w:r>
+      <w:r>
+        <w:rPr>
+          <w:rFonts w:ascii="Consolas" w:hAnsi="Consolas" w:eastAsia="宋体"/>
+          <w:sz w:val="18"/>
+        </w:rPr>
+        <w:t>from pyspark.ml import Pipeline</w:t>
+      </w:r>
+      <w:r>
+        <w:br/>
+      </w:r>
+      <w:r>
+        <w:rPr>
+          <w:rFonts w:ascii="Consolas" w:hAnsi="Consolas" w:eastAsia="宋体"/>
+          <w:sz w:val="18"/>
+        </w:rPr>
+      </w:r>
+      <w:r>
+        <w:br/>
+      </w:r>
+      <w:r>
+        <w:rPr>
+          <w:rFonts w:ascii="Consolas" w:hAnsi="Consolas" w:eastAsia="宋体"/>
+          <w:sz w:val="18"/>
+        </w:rPr>
+        <w:t># 1. 创建 SparkSession</w:t>
+      </w:r>
+      <w:r>
+        <w:br/>
+      </w:r>
+      <w:r>
+        <w:rPr>
+          <w:rFonts w:ascii="Consolas" w:hAnsi="Consolas" w:eastAsia="宋体"/>
+          <w:sz w:val="18"/>
+        </w:rPr>
+        <w:t>spark = SparkSession.builder \</w:t>
+      </w:r>
+      <w:r>
+        <w:br/>
+      </w:r>
+      <w:r>
+        <w:rPr>
+          <w:rFonts w:ascii="Consolas" w:hAnsi="Consolas" w:eastAsia="宋体"/>
+          <w:sz w:val="18"/>
+        </w:rPr>
+        <w:t xml:space="preserve">    .appName("MNIST-SparkML") \</w:t>
+      </w:r>
+      <w:r>
+        <w:br/>
+      </w:r>
+      <w:r>
+        <w:rPr>
+          <w:rFonts w:ascii="Consolas" w:hAnsi="Consolas" w:eastAsia="宋体"/>
+          <w:sz w:val="18"/>
+        </w:rPr>
+        <w:t xml:space="preserve">    .master("spark://spark-master:7077") \</w:t>
+      </w:r>
+      <w:r>
+        <w:br/>
+      </w:r>
+      <w:r>
+        <w:rPr>
+          <w:rFonts w:ascii="Consolas" w:hAnsi="Consolas" w:eastAsia="宋体"/>
+          <w:sz w:val="18"/>
+        </w:rPr>
+        <w:t xml:space="preserve">    .getOrCreate()</w:t>
+      </w:r>
+      <w:r>
+        <w:br/>
+      </w:r>
+      <w:r>
+        <w:rPr>
+          <w:rFonts w:ascii="Consolas" w:hAnsi="Consolas" w:eastAsia="宋体"/>
+          <w:sz w:val="18"/>
+        </w:rPr>
+      </w:r>
+      <w:r>
+        <w:br/>
+      </w:r>
+      <w:r>
+        <w:rPr>
+          <w:rFonts w:ascii="Consolas" w:hAnsi="Consolas" w:eastAsia="宋体"/>
+          <w:sz w:val="18"/>
+        </w:rPr>
+        <w:t># 2. 读取数据（mnist_train.csv: 第1列 label, 后784列像素 pixel0..pixel783）</w:t>
+      </w:r>
+      <w:r>
+        <w:br/>
+      </w:r>
+      <w:r>
+        <w:rPr>
+          <w:rFonts w:ascii="Consolas" w:hAnsi="Consolas" w:eastAsia="宋体"/>
+          <w:sz w:val="18"/>
+        </w:rPr>
+        <w:t>train_df = spark.read.csv("mnist_train.csv", header=True, inferSchema=True)</w:t>
+      </w:r>
+      <w:r>
+        <w:br/>
+      </w:r>
+      <w:r>
+        <w:rPr>
+          <w:rFonts w:ascii="Consolas" w:hAnsi="Consolas" w:eastAsia="宋体"/>
+          <w:sz w:val="18"/>
+        </w:rPr>
+        <w:t>test_df  = spark.read.csv("mnist_test.csv",  header=True, inferSchema=True)</w:t>
+      </w:r>
+      <w:r>
+        <w:br/>
+      </w:r>
+      <w:r>
+        <w:rPr>
+          <w:rFonts w:ascii="Consolas" w:hAnsi="Consolas" w:eastAsia="宋体"/>
+          <w:sz w:val="18"/>
+        </w:rPr>
+      </w:r>
+      <w:r>
+        <w:br/>
+      </w:r>
+      <w:r>
+        <w:rPr>
+          <w:rFonts w:ascii="Consolas" w:hAnsi="Consolas" w:eastAsia="宋体"/>
+          <w:sz w:val="18"/>
+        </w:rPr>
+        <w:t># 3. 特征工程：784 个像素列拼成一个特征向量，并归一化到 [0,1]</w:t>
+      </w:r>
+      <w:r>
+        <w:br/>
+      </w:r>
+      <w:r>
+        <w:rPr>
+          <w:rFonts w:ascii="Consolas" w:hAnsi="Consolas" w:eastAsia="宋体"/>
+          <w:sz w:val="18"/>
+        </w:rPr>
+        <w:t>pixel_cols = [c for c in train_df.columns if c != "label"]</w:t>
+      </w:r>
+      <w:r>
+        <w:br/>
+      </w:r>
+      <w:r>
+        <w:rPr>
+          <w:rFonts w:ascii="Consolas" w:hAnsi="Consolas" w:eastAsia="宋体"/>
+          <w:sz w:val="18"/>
+        </w:rPr>
+        <w:t>assembler = VectorAssembler(inputCols=pixel_cols, outputCol="raw_features")</w:t>
+      </w:r>
+      <w:r>
+        <w:br/>
+      </w:r>
+      <w:r>
+        <w:rPr>
+          <w:rFonts w:ascii="Consolas" w:hAnsi="Consolas" w:eastAsia="宋体"/>
+          <w:sz w:val="18"/>
+        </w:rPr>
+        <w:t>scaler = MinMaxScaler(inputCol="raw_features", outputCol="features")</w:t>
+      </w:r>
+      <w:r>
+        <w:br/>
+      </w:r>
+      <w:r>
+        <w:rPr>
+          <w:rFonts w:ascii="Consolas" w:hAnsi="Consolas" w:eastAsia="宋体"/>
+          <w:sz w:val="18"/>
+        </w:rPr>
+      </w:r>
+      <w:r>
+        <w:br/>
+      </w:r>
+      <w:r>
+        <w:rPr>
+          <w:rFonts w:ascii="Consolas" w:hAnsi="Consolas" w:eastAsia="宋体"/>
+          <w:sz w:val="18"/>
+        </w:rPr>
+        <w:t># 4. 多层感知机分类器：输入784 -&gt; 隐藏层128 -&gt; 64 -&gt; 输出10类</w:t>
+      </w:r>
+      <w:r>
+        <w:br/>
+      </w:r>
+      <w:r>
+        <w:rPr>
+          <w:rFonts w:ascii="Consolas" w:hAnsi="Consolas" w:eastAsia="宋体"/>
+          <w:sz w:val="18"/>
+        </w:rPr>
+        <w:t>mlp = MultilayerPerceptronClassifier(</w:t>
+      </w:r>
+      <w:r>
+        <w:br/>
+      </w:r>
+      <w:r>
+        <w:rPr>
+          <w:rFonts w:ascii="Consolas" w:hAnsi="Consolas" w:eastAsia="宋体"/>
+          <w:sz w:val="18"/>
+        </w:rPr>
+        <w:t xml:space="preserve">    featuresCol="features", labelCol="label",</w:t>
+      </w:r>
+      <w:r>
+        <w:br/>
+      </w:r>
+      <w:r>
+        <w:rPr>
+          <w:rFonts w:ascii="Consolas" w:hAnsi="Consolas" w:eastAsia="宋体"/>
+          <w:sz w:val="18"/>
+        </w:rPr>
+        <w:t xml:space="preserve">    layers=[784, 128, 64, 10],     # 必背：首层=特征数，末层=类别数</w:t>
+      </w:r>
+      <w:r>
+        <w:br/>
+      </w:r>
+      <w:r>
+        <w:rPr>
+          <w:rFonts w:ascii="Consolas" w:hAnsi="Consolas" w:eastAsia="宋体"/>
+          <w:sz w:val="18"/>
+        </w:rPr>
+        <w:t xml:space="preserve">    maxIter=100, blockSize=128, seed=42)</w:t>
+      </w:r>
+      <w:r>
+        <w:br/>
+      </w:r>
+      <w:r>
+        <w:rPr>
+          <w:rFonts w:ascii="Consolas" w:hAnsi="Consolas" w:eastAsia="宋体"/>
+          <w:sz w:val="18"/>
+        </w:rPr>
+      </w:r>
+      <w:r>
+        <w:br/>
+      </w:r>
+      <w:r>
+        <w:rPr>
+          <w:rFonts w:ascii="Consolas" w:hAnsi="Consolas" w:eastAsia="宋体"/>
+          <w:sz w:val="18"/>
+        </w:rPr>
+        <w:t># 5. Pipeline 串起来并训练</w:t>
+      </w:r>
+      <w:r>
+        <w:br/>
+      </w:r>
+      <w:r>
+        <w:rPr>
+          <w:rFonts w:ascii="Consolas" w:hAnsi="Consolas" w:eastAsia="宋体"/>
+          <w:sz w:val="18"/>
+        </w:rPr>
+        <w:t>pipeline = Pipeline(stages=[assembler, scaler, mlp])</w:t>
+      </w:r>
+      <w:r>
+        <w:br/>
+      </w:r>
+      <w:r>
+        <w:rPr>
+          <w:rFonts w:ascii="Consolas" w:hAnsi="Consolas" w:eastAsia="宋体"/>
+          <w:sz w:val="18"/>
+        </w:rPr>
+        <w:t>model = pipeline.fit(train_df)</w:t>
+      </w:r>
+      <w:r>
+        <w:br/>
+      </w:r>
+      <w:r>
+        <w:rPr>
+          <w:rFonts w:ascii="Consolas" w:hAnsi="Consolas" w:eastAsia="宋体"/>
+          <w:sz w:val="18"/>
+        </w:rPr>
+      </w:r>
+      <w:r>
+        <w:br/>
+      </w:r>
+      <w:r>
+        <w:rPr>
+          <w:rFonts w:ascii="Consolas" w:hAnsi="Consolas" w:eastAsia="宋体"/>
+          <w:sz w:val="18"/>
+        </w:rPr>
+        <w:t># 6. 预测 + 评估</w:t>
+      </w:r>
+      <w:r>
+        <w:br/>
+      </w:r>
+      <w:r>
+        <w:rPr>
+          <w:rFonts w:ascii="Consolas" w:hAnsi="Consolas" w:eastAsia="宋体"/>
+          <w:sz w:val="18"/>
+        </w:rPr>
+        <w:t>predictions = model.transform(test_df)</w:t>
+      </w:r>
+      <w:r>
+        <w:br/>
+      </w:r>
+      <w:r>
+        <w:rPr>
+          <w:rFonts w:ascii="Consolas" w:hAnsi="Consolas" w:eastAsia="宋体"/>
+          <w:sz w:val="18"/>
+        </w:rPr>
+        <w:t>evaluator = MulticlassClassificationEvaluator(</w:t>
+      </w:r>
+      <w:r>
+        <w:br/>
+      </w:r>
+      <w:r>
+        <w:rPr>
+          <w:rFonts w:ascii="Consolas" w:hAnsi="Consolas" w:eastAsia="宋体"/>
+          <w:sz w:val="18"/>
+        </w:rPr>
+        <w:t xml:space="preserve">    labelCol="label", predictionCol="prediction", metricName="accuracy")</w:t>
+      </w:r>
+      <w:r>
+        <w:br/>
+      </w:r>
+      <w:r>
+        <w:rPr>
+          <w:rFonts w:ascii="Consolas" w:hAnsi="Consolas" w:eastAsia="宋体"/>
+          <w:sz w:val="18"/>
+        </w:rPr>
+        <w:t>accuracy = evaluator.evaluate(predictions)</w:t>
+      </w:r>
+      <w:r>
+        <w:br/>
+      </w:r>
+      <w:r>
+        <w:rPr>
+          <w:rFonts w:ascii="Consolas" w:hAnsi="Consolas" w:eastAsia="宋体"/>
+          <w:sz w:val="18"/>
+        </w:rPr>
+        <w:t>print(f"Test Accuracy = {accuracy:.4f}")    # MLP 通常可达 0.97 左右</w:t>
+      </w:r>
+      <w:r>
+        <w:br/>
+      </w:r>
+      <w:r>
+        <w:rPr>
+          <w:rFonts w:ascii="Consolas" w:hAnsi="Consolas" w:eastAsia="宋体"/>
+          <w:sz w:val="18"/>
+        </w:rPr>
+      </w:r>
+      <w:r>
+        <w:br/>
+      </w:r>
+      <w:r>
+        <w:rPr>
+          <w:rFonts w:ascii="Consolas" w:hAnsi="Consolas" w:eastAsia="宋体"/>
+          <w:sz w:val="18"/>
+        </w:rPr>
+        <w:t>spark.stop()</w:t>
+      </w:r>
+    </w:p>
+    <w:p>
+      <w:pPr>
+        <w:ind w:firstLine="440"/>
+      </w:pPr>
+      <w:r>
+        <w:rPr>
+          <w:rFonts w:ascii="宋体" w:hAnsi="宋体" w:eastAsia="宋体"/>
+          <w:b w:val="0"/>
+          <w:sz w:val="21"/>
+        </w:rPr>
+        <w:t>提交命令：spark-submit --master spark://spark-master:7077 mnist_sparkml.py（本地调试用 --master local[*]）。</w:t>
       </w:r>
     </w:p>
     <w:p>
@@ -5787,7 +9728,7 @@
           <w:rFonts w:ascii="宋体" w:hAnsi="宋体" w:eastAsia="宋体"/>
           <w:sz w:val="21"/>
         </w:rPr>
-        <w:t>• Kafka 地址二选一：脚本在宿主机 → localhost:9092；Flink/Spark SQL 在容器里 → kafka:29092。写错连不上！</w:t>
+        <w:t>• 若数据是 libsvm 格式：spark.read.format("libsvm").load("mnist.libsvm")，自带 label/features 两列，可跳过 VectorAssembler。</w:t>
       </w:r>
     </w:p>
     <w:p>
@@ -5800,7 +9741,7 @@
           <w:rFonts w:ascii="宋体" w:hAnsi="宋体" w:eastAsia="宋体"/>
           <w:sz w:val="21"/>
         </w:rPr>
-        <w:t>• MinIO 同理：容器内 http://minio:9000；Web UI 是 9001。S3 四件套配置（endpoint/access-key/secret-key/path.style.access）在所有 Paimon 建表/Catalog 里都要写。</w:t>
+        <w:t>• 变体①逻辑回归：LogisticRegression(maxIter=100, regParam=0.01, featuresCol="features", labelCol="label")，多分类自动用 softmax。</w:t>
       </w:r>
     </w:p>
     <w:p>
@@ -5813,7 +9754,7 @@
           <w:rFonts w:ascii="宋体" w:hAnsi="宋体" w:eastAsia="宋体"/>
           <w:sz w:val="21"/>
         </w:rPr>
-        <w:t>• Paimon 主键表必须写 PRIMARY KEY (...) NOT ENFORCED；分区表主键必须包含分区键。</w:t>
+        <w:t>• 变体②随机森林：RandomForestClassifier(numTrees=100, maxDepth=10)。</w:t>
       </w:r>
     </w:p>
     <w:p>
@@ -5826,7 +9767,7 @@
           <w:rFonts w:ascii="宋体" w:hAnsi="宋体" w:eastAsia="宋体"/>
           <w:sz w:val="21"/>
         </w:rPr>
-        <w:t>• Flink 写 Paimon 必须开 Checkpoint（SET 'execution.checkpointing.interval'='10s'），否则数据不提交。</w:t>
+        <w:t>• 变体③决策树：DecisionTreeClassifier(maxDepth=10)。这些分类器只需替换 Pipeline 中 mlp 那一个 stage。</w:t>
       </w:r>
     </w:p>
     <w:p>
@@ -5839,7 +9780,676 @@
           <w:rFonts w:ascii="宋体" w:hAnsi="宋体" w:eastAsia="宋体"/>
           <w:sz w:val="21"/>
         </w:rPr>
-        <w:t>• 两阶段聚合的盐是"key-随机数"，第二阶段 split("-")[0] 去盐。</w:t>
+        <w:t>• 评估指标可换：metricName="accuracy" / "f1" / "weightedPrecision" / "weightedRecall"。</w:t>
+      </w:r>
+    </w:p>
+    <w:p>
+      <w:pPr>
+        <w:spacing w:before="200" w:after="120"/>
+      </w:pPr>
+      <w:r>
+        <w:rPr>
+          <w:rFonts w:ascii="黑体" w:hAnsi="黑体" w:eastAsia="黑体"/>
+          <w:b/>
+          <w:sz w:val="26"/>
+        </w:rPr>
+        <w:t>5.2 Spark ML 其他可能考法（模板）</w:t>
+      </w:r>
+    </w:p>
+    <w:p>
+      <w:pPr>
+        <w:ind w:firstLine="440"/>
+      </w:pPr>
+      <w:r>
+        <w:rPr>
+          <w:rFonts w:ascii="宋体" w:hAnsi="宋体" w:eastAsia="宋体"/>
+          <w:b w:val="0"/>
+          <w:sz w:val="21"/>
+        </w:rPr>
+        <w:t>Spark ML 标准套路五步（必背）：读数据 → StringIndexer/VectorAssembler 特征工程 → 切分 randomSplit([0.8, 0.2]) → fit 训练 → transform + Evaluator 评估。</w:t>
+      </w:r>
+    </w:p>
+    <w:p>
+      <w:pPr>
+        <w:spacing w:after="0" w:before="0"/>
+        <w:ind w:left="280"/>
+        <w:shd w:val="clear" w:fill="F2F2F2"/>
+      </w:pPr>
+      <w:r>
+        <w:rPr>
+          <w:rFonts w:ascii="Consolas" w:hAnsi="Consolas" w:eastAsia="宋体"/>
+          <w:sz w:val="18"/>
+        </w:rPr>
+        <w:t># KMeans 聚类（如鸢尾花/用户分群）</w:t>
+      </w:r>
+      <w:r>
+        <w:br/>
+      </w:r>
+      <w:r>
+        <w:rPr>
+          <w:rFonts w:ascii="Consolas" w:hAnsi="Consolas" w:eastAsia="宋体"/>
+          <w:sz w:val="18"/>
+        </w:rPr>
+        <w:t>from pyspark.ml.clustering import KMeans</w:t>
+      </w:r>
+      <w:r>
+        <w:br/>
+      </w:r>
+      <w:r>
+        <w:rPr>
+          <w:rFonts w:ascii="Consolas" w:hAnsi="Consolas" w:eastAsia="宋体"/>
+          <w:sz w:val="18"/>
+        </w:rPr>
+        <w:t>kmeans = KMeans(k=3, seed=42, featuresCol="features")</w:t>
+      </w:r>
+      <w:r>
+        <w:br/>
+      </w:r>
+      <w:r>
+        <w:rPr>
+          <w:rFonts w:ascii="Consolas" w:hAnsi="Consolas" w:eastAsia="宋体"/>
+          <w:sz w:val="18"/>
+        </w:rPr>
+        <w:t>model = kmeans.fit(df)</w:t>
+      </w:r>
+      <w:r>
+        <w:br/>
+      </w:r>
+      <w:r>
+        <w:rPr>
+          <w:rFonts w:ascii="Consolas" w:hAnsi="Consolas" w:eastAsia="宋体"/>
+          <w:sz w:val="18"/>
+        </w:rPr>
+        <w:t>print(model.clusterCenters())</w:t>
+      </w:r>
+      <w:r>
+        <w:br/>
+      </w:r>
+      <w:r>
+        <w:rPr>
+          <w:rFonts w:ascii="Consolas" w:hAnsi="Consolas" w:eastAsia="宋体"/>
+          <w:sz w:val="18"/>
+        </w:rPr>
+      </w:r>
+      <w:r>
+        <w:br/>
+      </w:r>
+      <w:r>
+        <w:rPr>
+          <w:rFonts w:ascii="Consolas" w:hAnsi="Consolas" w:eastAsia="宋体"/>
+          <w:sz w:val="18"/>
+        </w:rPr>
+        <w:t># ALS 协同过滤推荐（与实验三呼应，可能结合考）</w:t>
+      </w:r>
+      <w:r>
+        <w:br/>
+      </w:r>
+      <w:r>
+        <w:rPr>
+          <w:rFonts w:ascii="Consolas" w:hAnsi="Consolas" w:eastAsia="宋体"/>
+          <w:sz w:val="18"/>
+        </w:rPr>
+        <w:t>from pyspark.ml.recommendation import ALS</w:t>
+      </w:r>
+      <w:r>
+        <w:br/>
+      </w:r>
+      <w:r>
+        <w:rPr>
+          <w:rFonts w:ascii="Consolas" w:hAnsi="Consolas" w:eastAsia="宋体"/>
+          <w:sz w:val="18"/>
+        </w:rPr>
+        <w:t>als = ALS(userCol="user_id", itemCol="item_id", ratingCol="rating",</w:t>
+      </w:r>
+      <w:r>
+        <w:br/>
+      </w:r>
+      <w:r>
+        <w:rPr>
+          <w:rFonts w:ascii="Consolas" w:hAnsi="Consolas" w:eastAsia="宋体"/>
+          <w:sz w:val="18"/>
+        </w:rPr>
+        <w:t xml:space="preserve">          rank=10, maxIter=10, regParam=0.1, coldStartStrategy="drop")</w:t>
+      </w:r>
+      <w:r>
+        <w:br/>
+      </w:r>
+      <w:r>
+        <w:rPr>
+          <w:rFonts w:ascii="Consolas" w:hAnsi="Consolas" w:eastAsia="宋体"/>
+          <w:sz w:val="18"/>
+        </w:rPr>
+        <w:t>model = als.fit(ratings_df)</w:t>
+      </w:r>
+      <w:r>
+        <w:br/>
+      </w:r>
+      <w:r>
+        <w:rPr>
+          <w:rFonts w:ascii="Consolas" w:hAnsi="Consolas" w:eastAsia="宋体"/>
+          <w:sz w:val="18"/>
+        </w:rPr>
+        <w:t>model.recommendForAllUsers(5).show()   # 每个用户Top5</w:t>
+      </w:r>
+      <w:r>
+        <w:br/>
+      </w:r>
+      <w:r>
+        <w:rPr>
+          <w:rFonts w:ascii="Consolas" w:hAnsi="Consolas" w:eastAsia="宋体"/>
+          <w:sz w:val="18"/>
+        </w:rPr>
+      </w:r>
+      <w:r>
+        <w:br/>
+      </w:r>
+      <w:r>
+        <w:rPr>
+          <w:rFonts w:ascii="Consolas" w:hAnsi="Consolas" w:eastAsia="宋体"/>
+          <w:sz w:val="18"/>
+        </w:rPr>
+        <w:t># 线性回归（如房价/销量预测）</w:t>
+      </w:r>
+      <w:r>
+        <w:br/>
+      </w:r>
+      <w:r>
+        <w:rPr>
+          <w:rFonts w:ascii="Consolas" w:hAnsi="Consolas" w:eastAsia="宋体"/>
+          <w:sz w:val="18"/>
+        </w:rPr>
+        <w:t>from pyspark.ml.regression import LinearRegression</w:t>
+      </w:r>
+      <w:r>
+        <w:br/>
+      </w:r>
+      <w:r>
+        <w:rPr>
+          <w:rFonts w:ascii="Consolas" w:hAnsi="Consolas" w:eastAsia="宋体"/>
+          <w:sz w:val="18"/>
+        </w:rPr>
+        <w:t>lr = LinearRegression(featuresCol="features", labelCol="label",</w:t>
+      </w:r>
+      <w:r>
+        <w:br/>
+      </w:r>
+      <w:r>
+        <w:rPr>
+          <w:rFonts w:ascii="Consolas" w:hAnsi="Consolas" w:eastAsia="宋体"/>
+          <w:sz w:val="18"/>
+        </w:rPr>
+        <w:t xml:space="preserve">                      maxIter=100, regParam=0.01)</w:t>
+      </w:r>
+      <w:r>
+        <w:br/>
+      </w:r>
+      <w:r>
+        <w:rPr>
+          <w:rFonts w:ascii="Consolas" w:hAnsi="Consolas" w:eastAsia="宋体"/>
+          <w:sz w:val="18"/>
+        </w:rPr>
+      </w:r>
+      <w:r>
+        <w:br/>
+      </w:r>
+      <w:r>
+        <w:rPr>
+          <w:rFonts w:ascii="Consolas" w:hAnsi="Consolas" w:eastAsia="宋体"/>
+          <w:sz w:val="18"/>
+        </w:rPr>
+        <w:t># StringIndexer：类别字符串转数字（特征工程常考）</w:t>
+      </w:r>
+      <w:r>
+        <w:br/>
+      </w:r>
+      <w:r>
+        <w:rPr>
+          <w:rFonts w:ascii="Consolas" w:hAnsi="Consolas" w:eastAsia="宋体"/>
+          <w:sz w:val="18"/>
+        </w:rPr>
+        <w:t>from pyspark.ml.feature import StringIndexer</w:t>
+      </w:r>
+      <w:r>
+        <w:br/>
+      </w:r>
+      <w:r>
+        <w:rPr>
+          <w:rFonts w:ascii="Consolas" w:hAnsi="Consolas" w:eastAsia="宋体"/>
+          <w:sz w:val="18"/>
+        </w:rPr>
+        <w:t>indexer = StringIndexer(inputCol="category", outputCol="category_index")</w:t>
+      </w:r>
+    </w:p>
+    <w:p>
+      <w:pPr>
+        <w:spacing w:before="200" w:after="120"/>
+      </w:pPr>
+      <w:r>
+        <w:rPr>
+          <w:rFonts w:ascii="黑体" w:hAnsi="黑体" w:eastAsia="黑体"/>
+          <w:b/>
+          <w:sz w:val="26"/>
+        </w:rPr>
+        <w:t>5.3 Spark RDD / DataFrame 基础（WordCount 等经典题）</w:t>
+      </w:r>
+    </w:p>
+    <w:p>
+      <w:pPr>
+        <w:spacing w:after="0" w:before="0"/>
+        <w:ind w:left="280"/>
+        <w:shd w:val="clear" w:fill="F2F2F2"/>
+      </w:pPr>
+      <w:r>
+        <w:rPr>
+          <w:rFonts w:ascii="Consolas" w:hAnsi="Consolas" w:eastAsia="宋体"/>
+          <w:sz w:val="18"/>
+        </w:rPr>
+        <w:t># RDD WordCount（最经典）</w:t>
+      </w:r>
+      <w:r>
+        <w:br/>
+      </w:r>
+      <w:r>
+        <w:rPr>
+          <w:rFonts w:ascii="Consolas" w:hAnsi="Consolas" w:eastAsia="宋体"/>
+          <w:sz w:val="18"/>
+        </w:rPr>
+        <w:t>sc = spark.sparkContext</w:t>
+      </w:r>
+      <w:r>
+        <w:br/>
+      </w:r>
+      <w:r>
+        <w:rPr>
+          <w:rFonts w:ascii="Consolas" w:hAnsi="Consolas" w:eastAsia="宋体"/>
+          <w:sz w:val="18"/>
+        </w:rPr>
+        <w:t>counts = sc.textFile("hdfs:///input/words.txt") \</w:t>
+      </w:r>
+      <w:r>
+        <w:br/>
+      </w:r>
+      <w:r>
+        <w:rPr>
+          <w:rFonts w:ascii="Consolas" w:hAnsi="Consolas" w:eastAsia="宋体"/>
+          <w:sz w:val="18"/>
+        </w:rPr>
+        <w:t xml:space="preserve">    .flatMap(lambda line: line.split(" ")) \</w:t>
+      </w:r>
+      <w:r>
+        <w:br/>
+      </w:r>
+      <w:r>
+        <w:rPr>
+          <w:rFonts w:ascii="Consolas" w:hAnsi="Consolas" w:eastAsia="宋体"/>
+          <w:sz w:val="18"/>
+        </w:rPr>
+        <w:t xml:space="preserve">    .map(lambda word: (word, 1)) \</w:t>
+      </w:r>
+      <w:r>
+        <w:br/>
+      </w:r>
+      <w:r>
+        <w:rPr>
+          <w:rFonts w:ascii="Consolas" w:hAnsi="Consolas" w:eastAsia="宋体"/>
+          <w:sz w:val="18"/>
+        </w:rPr>
+        <w:t xml:space="preserve">    .reduceByKey(lambda a, b: a + b)</w:t>
+      </w:r>
+      <w:r>
+        <w:br/>
+      </w:r>
+      <w:r>
+        <w:rPr>
+          <w:rFonts w:ascii="Consolas" w:hAnsi="Consolas" w:eastAsia="宋体"/>
+          <w:sz w:val="18"/>
+        </w:rPr>
+        <w:t>counts.saveAsTextFile("hdfs:///output/wordcount")</w:t>
+      </w:r>
+      <w:r>
+        <w:br/>
+      </w:r>
+      <w:r>
+        <w:rPr>
+          <w:rFonts w:ascii="Consolas" w:hAnsi="Consolas" w:eastAsia="宋体"/>
+          <w:sz w:val="18"/>
+        </w:rPr>
+      </w:r>
+      <w:r>
+        <w:br/>
+      </w:r>
+      <w:r>
+        <w:rPr>
+          <w:rFonts w:ascii="Consolas" w:hAnsi="Consolas" w:eastAsia="宋体"/>
+          <w:sz w:val="18"/>
+        </w:rPr>
+        <w:t># DataFrame / Spark SQL 版本</w:t>
+      </w:r>
+      <w:r>
+        <w:br/>
+      </w:r>
+      <w:r>
+        <w:rPr>
+          <w:rFonts w:ascii="Consolas" w:hAnsi="Consolas" w:eastAsia="宋体"/>
+          <w:sz w:val="18"/>
+        </w:rPr>
+        <w:t>df = spark.read.text("words.txt")</w:t>
+      </w:r>
+      <w:r>
+        <w:br/>
+      </w:r>
+      <w:r>
+        <w:rPr>
+          <w:rFonts w:ascii="Consolas" w:hAnsi="Consolas" w:eastAsia="宋体"/>
+          <w:sz w:val="18"/>
+        </w:rPr>
+        <w:t>from pyspark.sql.functions import explode, split, col</w:t>
+      </w:r>
+      <w:r>
+        <w:br/>
+      </w:r>
+      <w:r>
+        <w:rPr>
+          <w:rFonts w:ascii="Consolas" w:hAnsi="Consolas" w:eastAsia="宋体"/>
+          <w:sz w:val="18"/>
+        </w:rPr>
+        <w:t>df.select(explode(split(col("value"), " ")).alias("word")) \</w:t>
+      </w:r>
+      <w:r>
+        <w:br/>
+      </w:r>
+      <w:r>
+        <w:rPr>
+          <w:rFonts w:ascii="Consolas" w:hAnsi="Consolas" w:eastAsia="宋体"/>
+          <w:sz w:val="18"/>
+        </w:rPr>
+        <w:t xml:space="preserve">  .groupBy("word").count().orderBy(col("count").desc()).show()</w:t>
+      </w:r>
+    </w:p>
+    <w:p>
+      <w:pPr>
+        <w:spacing w:before="200" w:after="120"/>
+      </w:pPr>
+      <w:r>
+        <w:rPr>
+          <w:rFonts w:ascii="黑体" w:hAnsi="黑体" w:eastAsia="黑体"/>
+          <w:b/>
+          <w:sz w:val="26"/>
+        </w:rPr>
+        <w:t>5.4 Spark Structured Streaming 读 Kafka（流批结合可能考）</w:t>
+      </w:r>
+    </w:p>
+    <w:p>
+      <w:pPr>
+        <w:spacing w:after="0" w:before="0"/>
+        <w:ind w:left="280"/>
+        <w:shd w:val="clear" w:fill="F2F2F2"/>
+      </w:pPr>
+      <w:r>
+        <w:rPr>
+          <w:rFonts w:ascii="Consolas" w:hAnsi="Consolas" w:eastAsia="宋体"/>
+          <w:sz w:val="18"/>
+        </w:rPr>
+        <w:t>df = spark.readStream.format("kafka") \</w:t>
+      </w:r>
+      <w:r>
+        <w:br/>
+      </w:r>
+      <w:r>
+        <w:rPr>
+          <w:rFonts w:ascii="Consolas" w:hAnsi="Consolas" w:eastAsia="宋体"/>
+          <w:sz w:val="18"/>
+        </w:rPr>
+        <w:t xml:space="preserve">    .option("kafka.bootstrap.servers", "kafka:29092") \</w:t>
+      </w:r>
+      <w:r>
+        <w:br/>
+      </w:r>
+      <w:r>
+        <w:rPr>
+          <w:rFonts w:ascii="Consolas" w:hAnsi="Consolas" w:eastAsia="宋体"/>
+          <w:sz w:val="18"/>
+        </w:rPr>
+        <w:t xml:space="preserve">    .option("subscribe", "user_behaviors") \</w:t>
+      </w:r>
+      <w:r>
+        <w:br/>
+      </w:r>
+      <w:r>
+        <w:rPr>
+          <w:rFonts w:ascii="Consolas" w:hAnsi="Consolas" w:eastAsia="宋体"/>
+          <w:sz w:val="18"/>
+        </w:rPr>
+        <w:t xml:space="preserve">    .option("startingOffsets", "latest").load()</w:t>
+      </w:r>
+      <w:r>
+        <w:br/>
+      </w:r>
+      <w:r>
+        <w:rPr>
+          <w:rFonts w:ascii="Consolas" w:hAnsi="Consolas" w:eastAsia="宋体"/>
+          <w:sz w:val="18"/>
+        </w:rPr>
+      </w:r>
+      <w:r>
+        <w:br/>
+      </w:r>
+      <w:r>
+        <w:rPr>
+          <w:rFonts w:ascii="Consolas" w:hAnsi="Consolas" w:eastAsia="宋体"/>
+          <w:sz w:val="18"/>
+        </w:rPr>
+        <w:t>from pyspark.sql.functions import from_json, col</w:t>
+      </w:r>
+      <w:r>
+        <w:br/>
+      </w:r>
+      <w:r>
+        <w:rPr>
+          <w:rFonts w:ascii="Consolas" w:hAnsi="Consolas" w:eastAsia="宋体"/>
+          <w:sz w:val="18"/>
+        </w:rPr>
+        <w:t>from pyspark.sql.types import StructType, StringType, DoubleType</w:t>
+      </w:r>
+      <w:r>
+        <w:br/>
+      </w:r>
+      <w:r>
+        <w:rPr>
+          <w:rFonts w:ascii="Consolas" w:hAnsi="Consolas" w:eastAsia="宋体"/>
+          <w:sz w:val="18"/>
+        </w:rPr>
+        <w:t>schema = StructType().add("user_id", StringType()).add("price", DoubleType())</w:t>
+      </w:r>
+      <w:r>
+        <w:br/>
+      </w:r>
+      <w:r>
+        <w:rPr>
+          <w:rFonts w:ascii="Consolas" w:hAnsi="Consolas" w:eastAsia="宋体"/>
+          <w:sz w:val="18"/>
+        </w:rPr>
+        <w:t>parsed = df.select(from_json(col("value").cast("string"), schema).alias("d")).select("d.*")</w:t>
+      </w:r>
+      <w:r>
+        <w:br/>
+      </w:r>
+      <w:r>
+        <w:rPr>
+          <w:rFonts w:ascii="Consolas" w:hAnsi="Consolas" w:eastAsia="宋体"/>
+          <w:sz w:val="18"/>
+        </w:rPr>
+      </w:r>
+      <w:r>
+        <w:br/>
+      </w:r>
+      <w:r>
+        <w:rPr>
+          <w:rFonts w:ascii="Consolas" w:hAnsi="Consolas" w:eastAsia="宋体"/>
+          <w:sz w:val="18"/>
+        </w:rPr>
+        <w:t>query = parsed.groupBy("user_id").count().writeStream \</w:t>
+      </w:r>
+      <w:r>
+        <w:br/>
+      </w:r>
+      <w:r>
+        <w:rPr>
+          <w:rFonts w:ascii="Consolas" w:hAnsi="Consolas" w:eastAsia="宋体"/>
+          <w:sz w:val="18"/>
+        </w:rPr>
+        <w:t xml:space="preserve">    .outputMode("complete").format("console") \</w:t>
+      </w:r>
+      <w:r>
+        <w:br/>
+      </w:r>
+      <w:r>
+        <w:rPr>
+          <w:rFonts w:ascii="Consolas" w:hAnsi="Consolas" w:eastAsia="宋体"/>
+          <w:sz w:val="18"/>
+        </w:rPr>
+        <w:t xml:space="preserve">    .trigger(processingTime="10 seconds").start()</w:t>
+      </w:r>
+      <w:r>
+        <w:br/>
+      </w:r>
+      <w:r>
+        <w:rPr>
+          <w:rFonts w:ascii="Consolas" w:hAnsi="Consolas" w:eastAsia="宋体"/>
+          <w:sz w:val="18"/>
+        </w:rPr>
+        <w:t>query.awaitTermination()</w:t>
+      </w:r>
+    </w:p>
+    <w:p>
+      <w:pPr>
+        <w:spacing w:before="200" w:after="120"/>
+      </w:pPr>
+      <w:r>
+        <w:rPr>
+          <w:rFonts w:ascii="黑体" w:hAnsi="黑体" w:eastAsia="黑体"/>
+          <w:b/>
+          <w:sz w:val="26"/>
+        </w:rPr>
+        <w:t>5.5 Flink DataStream WordCount（Java，可能考）</w:t>
+      </w:r>
+    </w:p>
+    <w:p>
+      <w:pPr>
+        <w:spacing w:after="0" w:before="0"/>
+        <w:ind w:left="280"/>
+        <w:shd w:val="clear" w:fill="F2F2F2"/>
+      </w:pPr>
+      <w:r>
+        <w:rPr>
+          <w:rFonts w:ascii="Consolas" w:hAnsi="Consolas" w:eastAsia="宋体"/>
+          <w:sz w:val="18"/>
+        </w:rPr>
+        <w:t>StreamExecutionEnvironment env = StreamExecutionEnvironment.getExecutionEnvironment();</w:t>
+      </w:r>
+      <w:r>
+        <w:br/>
+      </w:r>
+      <w:r>
+        <w:rPr>
+          <w:rFonts w:ascii="Consolas" w:hAnsi="Consolas" w:eastAsia="宋体"/>
+          <w:sz w:val="18"/>
+        </w:rPr>
+        <w:t>DataStream&lt;String&gt; text = env.socketTextStream("localhost", 9999);</w:t>
+      </w:r>
+      <w:r>
+        <w:br/>
+      </w:r>
+      <w:r>
+        <w:rPr>
+          <w:rFonts w:ascii="Consolas" w:hAnsi="Consolas" w:eastAsia="宋体"/>
+          <w:sz w:val="18"/>
+        </w:rPr>
+        <w:t>text.flatMap((String line, Collector&lt;Tuple2&lt;String, Integer&gt;&gt; out) -&gt; {</w:t>
+      </w:r>
+      <w:r>
+        <w:br/>
+      </w:r>
+      <w:r>
+        <w:rPr>
+          <w:rFonts w:ascii="Consolas" w:hAnsi="Consolas" w:eastAsia="宋体"/>
+          <w:sz w:val="18"/>
+        </w:rPr>
+        <w:t xml:space="preserve">        for (String w : line.split(" ")) out.collect(Tuple2.of(w, 1));</w:t>
+      </w:r>
+      <w:r>
+        <w:br/>
+      </w:r>
+      <w:r>
+        <w:rPr>
+          <w:rFonts w:ascii="Consolas" w:hAnsi="Consolas" w:eastAsia="宋体"/>
+          <w:sz w:val="18"/>
+        </w:rPr>
+        <w:t xml:space="preserve">    }).returns(Types.TUPLE(Types.STRING, Types.INT))</w:t>
+      </w:r>
+      <w:r>
+        <w:br/>
+      </w:r>
+      <w:r>
+        <w:rPr>
+          <w:rFonts w:ascii="Consolas" w:hAnsi="Consolas" w:eastAsia="宋体"/>
+          <w:sz w:val="18"/>
+        </w:rPr>
+        <w:t xml:space="preserve">    .keyBy(t -&gt; t.f0)</w:t>
+      </w:r>
+      <w:r>
+        <w:br/>
+      </w:r>
+      <w:r>
+        <w:rPr>
+          <w:rFonts w:ascii="Consolas" w:hAnsi="Consolas" w:eastAsia="宋体"/>
+          <w:sz w:val="18"/>
+        </w:rPr>
+        <w:t xml:space="preserve">    .window(TumblingProcessingTimeWindows.of(Time.seconds(5)))</w:t>
+      </w:r>
+      <w:r>
+        <w:br/>
+      </w:r>
+      <w:r>
+        <w:rPr>
+          <w:rFonts w:ascii="Consolas" w:hAnsi="Consolas" w:eastAsia="宋体"/>
+          <w:sz w:val="18"/>
+        </w:rPr>
+        <w:t xml:space="preserve">    .sum(1)</w:t>
+      </w:r>
+      <w:r>
+        <w:br/>
+      </w:r>
+      <w:r>
+        <w:rPr>
+          <w:rFonts w:ascii="Consolas" w:hAnsi="Consolas" w:eastAsia="宋体"/>
+          <w:sz w:val="18"/>
+        </w:rPr>
+        <w:t xml:space="preserve">    .print();</w:t>
+      </w:r>
+      <w:r>
+        <w:br/>
+      </w:r>
+      <w:r>
+        <w:rPr>
+          <w:rFonts w:ascii="Consolas" w:hAnsi="Consolas" w:eastAsia="宋体"/>
+          <w:sz w:val="18"/>
+        </w:rPr>
+        <w:t>env.execute("WordCount");</w:t>
+      </w:r>
+    </w:p>
+    <w:p>
+      <w:pPr>
+        <w:spacing w:before="280" w:after="120"/>
+      </w:pPr>
+      <w:r>
+        <w:rPr>
+          <w:rFonts w:ascii="黑体" w:hAnsi="黑体" w:eastAsia="黑体"/>
+          <w:b/>
+          <w:color w:val="1F3B73"/>
+          <w:sz w:val="32"/>
+        </w:rPr>
+        <w:t>六、高频考点与易错点清单</w:t>
       </w:r>
     </w:p>
     <w:p>
@@ -5852,7 +10462,7 @@
           <w:rFonts w:ascii="宋体" w:hAnsi="宋体" w:eastAsia="宋体"/>
           <w:sz w:val="21"/>
         </w:rPr>
-        <w:t>• State TTL 一行：SET 'table.exec.state.ttl' = '24 h'。</w:t>
+        <w:t>• Kafka 地址二选一：脚本在宿主机 → localhost:9092；Flink/Spark SQL 在容器里 → kafka:29092。写错连不上！</w:t>
       </w:r>
     </w:p>
     <w:p>
@@ -5865,7 +10475,7 @@
           <w:rFonts w:ascii="宋体" w:hAnsi="宋体" w:eastAsia="宋体"/>
           <w:sz w:val="21"/>
         </w:rPr>
-        <w:t>• Watermark 三件套顺序：assignTimestampsAndWatermarks → keyBy → window → allowedLateness → sideOutputLateData → apply。</w:t>
+        <w:t>• MinIO 同理：容器内 http://minio:9000；Web UI 是 9001。S3 四件套配置（endpoint/access-key/secret-key/path.style.access）在所有 Paimon 建表/Catalog 里都要写。</w:t>
       </w:r>
     </w:p>
     <w:p>
@@ -5878,7 +10488,7 @@
           <w:rFonts w:ascii="宋体" w:hAnsi="宋体" w:eastAsia="宋体"/>
           <w:sz w:val="21"/>
         </w:rPr>
-        <w:t>• 去重三配置：write-mode=upsert、merge-engine=deduplicate、sequence.field=时间字段。</w:t>
+        <w:t>• Paimon 主键表必须写 PRIMARY KEY (...) NOT ENFORCED；分区表主键必须包含分区键。</w:t>
       </w:r>
     </w:p>
     <w:p>
@@ -5891,7 +10501,7 @@
           <w:rFonts w:ascii="宋体" w:hAnsi="宋体" w:eastAsia="宋体"/>
           <w:sz w:val="21"/>
         </w:rPr>
-        <w:t>• 融合权重：默认 0.6/0.4，新用户 0.8/0.2，活跃 0.4/0.6；快推规则 0.5/0.3/0.2。</w:t>
+        <w:t>• Flink 写 Paimon 必须开 Checkpoint（SET 'execution.checkpointing.interval'='10s'），否则数据不提交。</w:t>
       </w:r>
     </w:p>
     <w:p>
@@ -5904,7 +10514,7 @@
           <w:rFonts w:ascii="宋体" w:hAnsi="宋体" w:eastAsia="宋体"/>
           <w:sz w:val="21"/>
         </w:rPr>
-        <w:t>• DeepFM = FM(一阶+二阶交叉,共享Embedding) + DNN(64→32) → sigmoid，损失 BCELoss。</w:t>
+        <w:t>• 两阶段聚合的盐是"key-随机数"，第二阶段 split("-")[0] 去盐。</w:t>
       </w:r>
     </w:p>
     <w:p>
@@ -5917,7 +10527,7 @@
           <w:rFonts w:ascii="宋体" w:hAnsi="宋体" w:eastAsia="宋体"/>
           <w:sz w:val="21"/>
         </w:rPr>
-        <w:t>• 审核阈值：亮度&lt;25 → +42 too_dark；flash_ratio≥0.15 → +38 flash_risk；verify_demo 预期 1 published + 2 review。</w:t>
+        <w:t>• State TTL 一行：SET 'table.exec.state.ttl' = '24 h'。</w:t>
       </w:r>
     </w:p>
     <w:p>
@@ -5930,7 +10540,111 @@
           <w:rFonts w:ascii="宋体" w:hAnsi="宋体" w:eastAsia="宋体"/>
           <w:sz w:val="21"/>
         </w:rPr>
+        <w:t>• Watermark 三件套顺序：assignTimestampsAndWatermarks → keyBy → window → allowedLateness → sideOutputLateData → apply。</w:t>
+      </w:r>
+    </w:p>
+    <w:p>
+      <w:pPr>
+        <w:spacing w:after="40"/>
+        <w:ind w:left="360"/>
+      </w:pPr>
+      <w:r>
+        <w:rPr>
+          <w:rFonts w:ascii="宋体" w:hAnsi="宋体" w:eastAsia="宋体"/>
+          <w:sz w:val="21"/>
+        </w:rPr>
+        <w:t>• 去重三配置：write-mode=upsert、merge-engine=deduplicate、sequence.field=时间字段。</w:t>
+      </w:r>
+    </w:p>
+    <w:p>
+      <w:pPr>
+        <w:spacing w:after="40"/>
+        <w:ind w:left="360"/>
+      </w:pPr>
+      <w:r>
+        <w:rPr>
+          <w:rFonts w:ascii="宋体" w:hAnsi="宋体" w:eastAsia="宋体"/>
+          <w:sz w:val="21"/>
+        </w:rPr>
+        <w:t>• 融合权重：默认 0.6/0.4，新用户 0.8/0.2，活跃 0.4/0.6；快推规则 0.5/0.3/0.2。</w:t>
+      </w:r>
+    </w:p>
+    <w:p>
+      <w:pPr>
+        <w:spacing w:after="40"/>
+        <w:ind w:left="360"/>
+      </w:pPr>
+      <w:r>
+        <w:rPr>
+          <w:rFonts w:ascii="宋体" w:hAnsi="宋体" w:eastAsia="宋体"/>
+          <w:sz w:val="21"/>
+        </w:rPr>
+        <w:t>• DeepFM = FM(一阶+二阶交叉,共享Embedding) + DNN(64→32) → sigmoid，损失 BCELoss。</w:t>
+      </w:r>
+    </w:p>
+    <w:p>
+      <w:pPr>
+        <w:spacing w:after="40"/>
+        <w:ind w:left="360"/>
+      </w:pPr>
+      <w:r>
+        <w:rPr>
+          <w:rFonts w:ascii="宋体" w:hAnsi="宋体" w:eastAsia="宋体"/>
+          <w:sz w:val="21"/>
+        </w:rPr>
+        <w:t>• 审核阈值：亮度&lt;25 → +42 too_dark；flash_ratio≥0.15 → +38 flash_risk；verify_demo 预期 1 published + 2 review。</w:t>
+      </w:r>
+    </w:p>
+    <w:p>
+      <w:pPr>
+        <w:spacing w:after="40"/>
+        <w:ind w:left="360"/>
+      </w:pPr>
+      <w:r>
+        <w:rPr>
+          <w:rFonts w:ascii="宋体" w:hAnsi="宋体" w:eastAsia="宋体"/>
+          <w:sz w:val="21"/>
+        </w:rPr>
         <w:t>• spark-submit 提交到 standalone：--master spark://spark-master:7077。</w:t>
+      </w:r>
+    </w:p>
+    <w:p>
+      <w:pPr>
+        <w:spacing w:after="40"/>
+        <w:ind w:left="360"/>
+      </w:pPr>
+      <w:r>
+        <w:rPr>
+          <w:rFonts w:ascii="宋体" w:hAnsi="宋体" w:eastAsia="宋体"/>
+          <w:sz w:val="21"/>
+        </w:rPr>
+        <w:t>• Spark ML MNIST：VectorAssembler 拼784像素 → MinMaxScaler → MLP layers=[784,128,64,10] → MulticlassClassificationEvaluator(metricName="accuracy")。</w:t>
+      </w:r>
+    </w:p>
+    <w:p>
+      <w:pPr>
+        <w:spacing w:after="40"/>
+        <w:ind w:left="360"/>
+      </w:pPr>
+      <w:r>
+        <w:rPr>
+          <w:rFonts w:ascii="宋体" w:hAnsi="宋体" w:eastAsia="宋体"/>
+          <w:sz w:val="21"/>
+        </w:rPr>
+        <w:t>• Spark ML 五步套路：读数据 → 特征工程(StringIndexer/VectorAssembler) → randomSplit([0.8,0.2]) → fit → transform+Evaluator。</w:t>
+      </w:r>
+    </w:p>
+    <w:p>
+      <w:pPr>
+        <w:spacing w:after="40"/>
+        <w:ind w:left="360"/>
+      </w:pPr>
+      <w:r>
+        <w:rPr>
+          <w:rFonts w:ascii="宋体" w:hAnsi="宋体" w:eastAsia="宋体"/>
+          <w:sz w:val="21"/>
+        </w:rPr>
+        <w:t>• 两阶段可见性：ingest_video 先 processing 入队；complete_video 异步出终态；异常 fail-closed → rejected, risk_score=100。</w:t>
       </w:r>
     </w:p>
     <w:sectPr>

--- a/云计算与大数据实验代码开卷复习资料.docx
+++ b/云计算与大数据实验代码开卷复习资料.docx
@@ -10449,7 +10449,2136 @@
           <w:color w:val="1F3B73"/>
           <w:sz w:val="32"/>
         </w:rPr>
-        <w:t>六、高频考点与易错点清单</w:t>
+        <w:t>六、老师划的考试重点逐条精讲（知识点 + 可能怎么考）</w:t>
+      </w:r>
+    </w:p>
+    <w:p>
+      <w:pPr>
+        <w:ind w:firstLine="440"/>
+      </w:pPr>
+      <w:r>
+        <w:rPr>
+          <w:rFonts w:ascii="宋体" w:hAnsi="宋体" w:eastAsia="宋体"/>
+          <w:b w:val="0"/>
+          <w:sz w:val="21"/>
+        </w:rPr>
+        <w:t>以下按你拿到的重点清单逐条整理：每条先讲核心知识点，再给"可能怎么考"（题型预测 + 答题要点），开卷时直接翻对应条目作答。</w:t>
+      </w:r>
+    </w:p>
+    <w:p>
+      <w:pPr>
+        <w:spacing w:before="200" w:after="120"/>
+      </w:pPr>
+      <w:r>
+        <w:rPr>
+          <w:rFonts w:ascii="黑体" w:hAnsi="黑体" w:eastAsia="黑体"/>
+          <w:b/>
+          <w:sz w:val="26"/>
+        </w:rPr>
+        <w:t>6.1 大数据：行式存储 vs 列式存储</w:t>
+      </w:r>
+    </w:p>
+    <w:tbl>
+      <w:tblPr>
+        <w:tblW w:type="auto" w:w="0"/>
+        <w:tblLook w:firstColumn="1" w:firstRow="1" w:lastColumn="0" w:lastRow="0" w:noHBand="0" w:noVBand="1" w:val="04A0"/>
+        <w:tblBorders>
+          <w:top w:val="single" w:sz="4" w:color="000000"/>
+          <w:left w:val="single" w:sz="4" w:color="000000"/>
+          <w:bottom w:val="single" w:sz="4" w:color="000000"/>
+          <w:right w:val="single" w:sz="4" w:color="000000"/>
+          <w:insideH w:val="single" w:sz="4" w:color="000000"/>
+          <w:insideV w:val="single" w:sz="4" w:color="000000"/>
+        </w:tblBorders>
+      </w:tblPr>
+      <w:tblGrid>
+        <w:gridCol w:w="2880"/>
+        <w:gridCol w:w="2880"/>
+        <w:gridCol w:w="2880"/>
+      </w:tblGrid>
+      <w:tr>
+        <w:tc>
+          <w:tcPr>
+            <w:tcW w:type="dxa" w:w="2880"/>
+          </w:tcPr>
+          <w:p>
+            <w:r/>
+            <w:r>
+              <w:rPr>
+                <w:rFonts w:ascii="宋体" w:hAnsi="宋体" w:eastAsia="宋体"/>
+                <w:b/>
+                <w:sz w:val="19"/>
+              </w:rPr>
+              <w:t>维度</w:t>
+            </w:r>
+          </w:p>
+        </w:tc>
+        <w:tc>
+          <w:tcPr>
+            <w:tcW w:type="dxa" w:w="2880"/>
+          </w:tcPr>
+          <w:p>
+            <w:r/>
+            <w:r>
+              <w:rPr>
+                <w:rFonts w:ascii="宋体" w:hAnsi="宋体" w:eastAsia="宋体"/>
+                <w:b/>
+                <w:sz w:val="19"/>
+              </w:rPr>
+              <w:t>行式存储（Row-based）</w:t>
+            </w:r>
+          </w:p>
+        </w:tc>
+        <w:tc>
+          <w:tcPr>
+            <w:tcW w:type="dxa" w:w="2880"/>
+          </w:tcPr>
+          <w:p>
+            <w:r/>
+            <w:r>
+              <w:rPr>
+                <w:rFonts w:ascii="宋体" w:hAnsi="宋体" w:eastAsia="宋体"/>
+                <w:b/>
+                <w:sz w:val="19"/>
+              </w:rPr>
+              <w:t>列式存储（Column-based）</w:t>
+            </w:r>
+          </w:p>
+        </w:tc>
+      </w:tr>
+      <w:tr>
+        <w:tc>
+          <w:tcPr>
+            <w:tcW w:type="dxa" w:w="2880"/>
+          </w:tcPr>
+          <w:p>
+            <w:r/>
+            <w:r>
+              <w:rPr>
+                <w:rFonts w:ascii="宋体" w:hAnsi="宋体" w:eastAsia="宋体"/>
+                <w:sz w:val="19"/>
+              </w:rPr>
+              <w:t>存放方式</w:t>
+            </w:r>
+          </w:p>
+        </w:tc>
+        <w:tc>
+          <w:tcPr>
+            <w:tcW w:type="dxa" w:w="2880"/>
+          </w:tcPr>
+          <w:p>
+            <w:r/>
+            <w:r>
+              <w:rPr>
+                <w:rFonts w:ascii="宋体" w:hAnsi="宋体" w:eastAsia="宋体"/>
+                <w:sz w:val="19"/>
+              </w:rPr>
+              <w:t>一行记录连续存放</w:t>
+            </w:r>
+          </w:p>
+        </w:tc>
+        <w:tc>
+          <w:tcPr>
+            <w:tcW w:type="dxa" w:w="2880"/>
+          </w:tcPr>
+          <w:p>
+            <w:r/>
+            <w:r>
+              <w:rPr>
+                <w:rFonts w:ascii="宋体" w:hAnsi="宋体" w:eastAsia="宋体"/>
+                <w:sz w:val="19"/>
+              </w:rPr>
+              <w:t>同一列的数据连续存放</w:t>
+            </w:r>
+          </w:p>
+        </w:tc>
+      </w:tr>
+      <w:tr>
+        <w:tc>
+          <w:tcPr>
+            <w:tcW w:type="dxa" w:w="2880"/>
+          </w:tcPr>
+          <w:p>
+            <w:r/>
+            <w:r>
+              <w:rPr>
+                <w:rFonts w:ascii="宋体" w:hAnsi="宋体" w:eastAsia="宋体"/>
+                <w:sz w:val="19"/>
+              </w:rPr>
+              <w:t>代表系统</w:t>
+            </w:r>
+          </w:p>
+        </w:tc>
+        <w:tc>
+          <w:tcPr>
+            <w:tcW w:type="dxa" w:w="2880"/>
+          </w:tcPr>
+          <w:p>
+            <w:r/>
+            <w:r>
+              <w:rPr>
+                <w:rFonts w:ascii="宋体" w:hAnsi="宋体" w:eastAsia="宋体"/>
+                <w:sz w:val="19"/>
+              </w:rPr>
+              <w:t>MySQL、Oracle、Kafka 日志</w:t>
+            </w:r>
+          </w:p>
+        </w:tc>
+        <w:tc>
+          <w:tcPr>
+            <w:tcW w:type="dxa" w:w="2880"/>
+          </w:tcPr>
+          <w:p>
+            <w:r/>
+            <w:r>
+              <w:rPr>
+                <w:rFonts w:ascii="宋体" w:hAnsi="宋体" w:eastAsia="宋体"/>
+                <w:sz w:val="19"/>
+              </w:rPr>
+              <w:t>Parquet、ORC、HBase、ClickHouse、Paimon</w:t>
+            </w:r>
+          </w:p>
+        </w:tc>
+      </w:tr>
+      <w:tr>
+        <w:tc>
+          <w:tcPr>
+            <w:tcW w:type="dxa" w:w="2880"/>
+          </w:tcPr>
+          <w:p>
+            <w:r/>
+            <w:r>
+              <w:rPr>
+                <w:rFonts w:ascii="宋体" w:hAnsi="宋体" w:eastAsia="宋体"/>
+                <w:sz w:val="19"/>
+              </w:rPr>
+              <w:t>适合场景</w:t>
+            </w:r>
+          </w:p>
+        </w:tc>
+        <w:tc>
+          <w:tcPr>
+            <w:tcW w:type="dxa" w:w="2880"/>
+          </w:tcPr>
+          <w:p>
+            <w:r/>
+            <w:r>
+              <w:rPr>
+                <w:rFonts w:ascii="宋体" w:hAnsi="宋体" w:eastAsia="宋体"/>
+                <w:sz w:val="19"/>
+              </w:rPr>
+              <w:t>OLTP：点查、整行读写、频繁增删改</w:t>
+            </w:r>
+          </w:p>
+        </w:tc>
+        <w:tc>
+          <w:tcPr>
+            <w:tcW w:type="dxa" w:w="2880"/>
+          </w:tcPr>
+          <w:p>
+            <w:r/>
+            <w:r>
+              <w:rPr>
+                <w:rFonts w:ascii="宋体" w:hAnsi="宋体" w:eastAsia="宋体"/>
+                <w:sz w:val="19"/>
+              </w:rPr>
+              <w:t>OLAP：聚合分析、只读少数列、大批量扫描</w:t>
+            </w:r>
+          </w:p>
+        </w:tc>
+      </w:tr>
+      <w:tr>
+        <w:tc>
+          <w:tcPr>
+            <w:tcW w:type="dxa" w:w="2880"/>
+          </w:tcPr>
+          <w:p>
+            <w:r/>
+            <w:r>
+              <w:rPr>
+                <w:rFonts w:ascii="宋体" w:hAnsi="宋体" w:eastAsia="宋体"/>
+                <w:sz w:val="19"/>
+              </w:rPr>
+              <w:t>压缩效果</w:t>
+            </w:r>
+          </w:p>
+        </w:tc>
+        <w:tc>
+          <w:tcPr>
+            <w:tcW w:type="dxa" w:w="2880"/>
+          </w:tcPr>
+          <w:p>
+            <w:r/>
+            <w:r>
+              <w:rPr>
+                <w:rFonts w:ascii="宋体" w:hAnsi="宋体" w:eastAsia="宋体"/>
+                <w:sz w:val="19"/>
+              </w:rPr>
+              <w:t>一般（一行内类型混杂）</w:t>
+            </w:r>
+          </w:p>
+        </w:tc>
+        <w:tc>
+          <w:tcPr>
+            <w:tcW w:type="dxa" w:w="2880"/>
+          </w:tcPr>
+          <w:p>
+            <w:r/>
+            <w:r>
+              <w:rPr>
+                <w:rFonts w:ascii="宋体" w:hAnsi="宋体" w:eastAsia="宋体"/>
+                <w:sz w:val="19"/>
+              </w:rPr>
+              <w:t>极好（同列同类型，可用 RLE/字典编码）</w:t>
+            </w:r>
+          </w:p>
+        </w:tc>
+      </w:tr>
+      <w:tr>
+        <w:tc>
+          <w:tcPr>
+            <w:tcW w:type="dxa" w:w="2880"/>
+          </w:tcPr>
+          <w:p>
+            <w:r/>
+            <w:r>
+              <w:rPr>
+                <w:rFonts w:ascii="宋体" w:hAnsi="宋体" w:eastAsia="宋体"/>
+                <w:sz w:val="19"/>
+              </w:rPr>
+              <w:t>典型操作</w:t>
+            </w:r>
+          </w:p>
+        </w:tc>
+        <w:tc>
+          <w:tcPr>
+            <w:tcW w:type="dxa" w:w="2880"/>
+          </w:tcPr>
+          <w:p>
+            <w:r/>
+            <w:r>
+              <w:rPr>
+                <w:rFonts w:ascii="宋体" w:hAnsi="宋体" w:eastAsia="宋体"/>
+                <w:sz w:val="19"/>
+              </w:rPr>
+              <w:t>SELECT * WHERE id=1</w:t>
+            </w:r>
+          </w:p>
+        </w:tc>
+        <w:tc>
+          <w:tcPr>
+            <w:tcW w:type="dxa" w:w="2880"/>
+          </w:tcPr>
+          <w:p>
+            <w:r/>
+            <w:r>
+              <w:rPr>
+                <w:rFonts w:ascii="宋体" w:hAnsi="宋体" w:eastAsia="宋体"/>
+                <w:sz w:val="19"/>
+              </w:rPr>
+              <w:t>SELECT AVG(price) FROM t（只扫 price 列）</w:t>
+            </w:r>
+          </w:p>
+        </w:tc>
+      </w:tr>
+    </w:tbl>
+    <w:p/>
+    <w:p>
+      <w:pPr>
+        <w:ind w:firstLine="440"/>
+      </w:pPr>
+      <w:r>
+        <w:rPr>
+          <w:rFonts w:ascii="宋体" w:hAnsi="宋体" w:eastAsia="宋体"/>
+          <w:b/>
+          <w:sz w:val="21"/>
+        </w:rPr>
+        <w:t>可能怎么考：①简答"行式与列式存储的区别及各自适用场景"（按上表答 3-4 点）；②给一个查询（如统计某列平均值）问选哪种存储并说明理由——答：列式，只需读取目标列，I/O 大幅减少且压缩率高；③结合实验：Paimon/Parquet 是列式，所以离线分析快。</w:t>
+      </w:r>
+    </w:p>
+    <w:p>
+      <w:pPr>
+        <w:spacing w:before="200" w:after="120"/>
+      </w:pPr>
+      <w:r>
+        <w:rPr>
+          <w:rFonts w:ascii="黑体" w:hAnsi="黑体" w:eastAsia="黑体"/>
+          <w:b/>
+          <w:sz w:val="26"/>
+        </w:rPr>
+        <w:t>6.2 分布式文件系统：谷歌三大系统（GFS/MapReduce/BigTable）与 HDFS</w:t>
+      </w:r>
+    </w:p>
+    <w:p>
+      <w:pPr>
+        <w:spacing w:after="40"/>
+        <w:ind w:left="360"/>
+      </w:pPr>
+      <w:r>
+        <w:rPr>
+          <w:rFonts w:ascii="宋体" w:hAnsi="宋体" w:eastAsia="宋体"/>
+          <w:sz w:val="21"/>
+        </w:rPr>
+        <w:t>• 谷歌"三驾马车"论文：GFS（2003，分布式文件系统）→ MapReduce（2004，分布式计算）→ BigTable（2006，分布式存储/NoSQL）。开源对应：GFS→HDFS，MapReduce→Hadoop MapReduce，BigTable→HBase。</w:t>
+      </w:r>
+    </w:p>
+    <w:p>
+      <w:pPr>
+        <w:spacing w:after="40"/>
+        <w:ind w:left="360"/>
+      </w:pPr>
+      <w:r>
+        <w:rPr>
+          <w:rFonts w:ascii="宋体" w:hAnsi="宋体" w:eastAsia="宋体"/>
+          <w:sz w:val="21"/>
+        </w:rPr>
+        <w:t>• GFS 设计思想：用大量廉价机器 + 软件容错代替昂贵专用硬件；文件切成 64MB chunk，每个 chunk 3 副本；单 Master（管元数据）+ 多 ChunkServer（存数据）；一次写入多次读取（append 为主）。</w:t>
+      </w:r>
+    </w:p>
+    <w:p>
+      <w:pPr>
+        <w:spacing w:after="40"/>
+        <w:ind w:left="360"/>
+      </w:pPr>
+      <w:r>
+        <w:rPr>
+          <w:rFonts w:ascii="宋体" w:hAnsi="宋体" w:eastAsia="宋体"/>
+          <w:sz w:val="21"/>
+        </w:rPr>
+        <w:t>• HDFS 架构：NameNode（元数据：目录树、块位置）+ DataNode（实际数据块，默认 128MB、3 副本）+ SecondaryNameNode（定期合并 fsimage 与 edits，不是热备！）。</w:t>
+      </w:r>
+    </w:p>
+    <w:p>
+      <w:pPr>
+        <w:spacing w:after="40"/>
+        <w:ind w:left="360"/>
+      </w:pPr>
+      <w:r>
+        <w:rPr>
+          <w:rFonts w:ascii="宋体" w:hAnsi="宋体" w:eastAsia="宋体"/>
+          <w:sz w:val="21"/>
+        </w:rPr>
+        <w:t>• HDFS 读流程：Client→NameNode 拿块位置→直接从最近 DataNode 读。写流程：Client→NameNode 分配 DataNode→管道式（pipeline）逐副本写→ack 逐级返回。</w:t>
+      </w:r>
+    </w:p>
+    <w:p>
+      <w:pPr>
+        <w:spacing w:after="40"/>
+        <w:ind w:left="360"/>
+      </w:pPr>
+      <w:r>
+        <w:rPr>
+          <w:rFonts w:ascii="宋体" w:hAnsi="宋体" w:eastAsia="宋体"/>
+          <w:sz w:val="21"/>
+        </w:rPr>
+        <w:t>• 副本放置策略：第1副本放本机/同机架，第2副本放另一机架，第3副本放第2副本同机架不同节点——兼顾可靠性与带宽。</w:t>
+      </w:r>
+    </w:p>
+    <w:p>
+      <w:pPr>
+        <w:ind w:firstLine="440"/>
+      </w:pPr>
+      <w:r>
+        <w:rPr>
+          <w:rFonts w:ascii="宋体" w:hAnsi="宋体" w:eastAsia="宋体"/>
+          <w:b/>
+          <w:sz w:val="21"/>
+        </w:rPr>
+        <w:t>可能怎么考：①简答"GFS/HDFS 的架构与读写流程"（画 NameNode/DataNode 图）；②"SecondaryNameNode 是 NameNode 的备份吗"——不是，只做检查点合并；③"为什么块设这么大(64/128MB)"——减少元数据量与寻址开销，适合大文件顺序读写；④谷歌三篇论文与 Hadoop 生态对应关系连线题。</w:t>
+      </w:r>
+    </w:p>
+    <w:p>
+      <w:pPr>
+        <w:spacing w:before="200" w:after="120"/>
+      </w:pPr>
+      <w:r>
+        <w:rPr>
+          <w:rFonts w:ascii="黑体" w:hAnsi="黑体" w:eastAsia="黑体"/>
+          <w:b/>
+          <w:sz w:val="26"/>
+        </w:rPr>
+        <w:t>6.3 版本管理（数据多版本）</w:t>
+      </w:r>
+    </w:p>
+    <w:p>
+      <w:pPr>
+        <w:spacing w:after="40"/>
+        <w:ind w:left="360"/>
+      </w:pPr>
+      <w:r>
+        <w:rPr>
+          <w:rFonts w:ascii="宋体" w:hAnsi="宋体" w:eastAsia="宋体"/>
+          <w:sz w:val="21"/>
+        </w:rPr>
+        <w:t>• HBase/BigTable 多版本：每个 cell 由 (rowkey, column family, column, timestamp) 定位，同一 cell 按时间戳保留多个版本（VERSIONS 参数），读默认取最新版本，旧版本由 TTL/compaction 清理。</w:t>
+      </w:r>
+    </w:p>
+    <w:p>
+      <w:pPr>
+        <w:spacing w:after="40"/>
+        <w:ind w:left="360"/>
+      </w:pPr>
+      <w:r>
+        <w:rPr>
+          <w:rFonts w:ascii="宋体" w:hAnsi="宋体" w:eastAsia="宋体"/>
+          <w:sz w:val="21"/>
+        </w:rPr>
+        <w:t>• 数据湖快照版本：Paimon/Iceberg/Hudi 每次提交生成一个 snapshot，支持 Time Travel（按版本/时间回溯查询）与回滚；实验里 Paimon 的 ALTER TABLE schema 演进也是版本化的体现。</w:t>
+      </w:r>
+    </w:p>
+    <w:p>
+      <w:pPr>
+        <w:spacing w:after="40"/>
+        <w:ind w:left="360"/>
+      </w:pPr>
+      <w:r>
+        <w:rPr>
+          <w:rFonts w:ascii="宋体" w:hAnsi="宋体" w:eastAsia="宋体"/>
+          <w:sz w:val="21"/>
+        </w:rPr>
+        <w:t>• HDFS 自身不支持随机改写，只能追加/重写，因此多版本一般由上层（HBase、数据湖表格式）实现。</w:t>
+      </w:r>
+    </w:p>
+    <w:p>
+      <w:pPr>
+        <w:ind w:firstLine="440"/>
+      </w:pPr>
+      <w:r>
+        <w:rPr>
+          <w:rFonts w:ascii="宋体" w:hAnsi="宋体" w:eastAsia="宋体"/>
+          <w:b/>
+          <w:sz w:val="21"/>
+        </w:rPr>
+        <w:t>可能怎么考：①"HBase 如何实现数据多版本？"——timestamp 维度 + VERSIONS 配置；②"数据湖如何支持时间旅行查询"——snapshot 机制，如 SELECT * FROM t /*+ OPTIONS('scan.snapshot-id'='2') */；③对比"版本管理在 HBase 与数据湖中的实现差异"。</w:t>
+      </w:r>
+    </w:p>
+    <w:p>
+      <w:pPr>
+        <w:spacing w:before="200" w:after="120"/>
+      </w:pPr>
+      <w:r>
+        <w:rPr>
+          <w:rFonts w:ascii="黑体" w:hAnsi="黑体" w:eastAsia="黑体"/>
+          <w:b/>
+          <w:sz w:val="26"/>
+        </w:rPr>
+        <w:t>6.4 大数据的边界（什么算大数据：4V/5V）</w:t>
+      </w:r>
+    </w:p>
+    <w:p>
+      <w:pPr>
+        <w:spacing w:after="40"/>
+        <w:ind w:left="360"/>
+      </w:pPr>
+      <w:r>
+        <w:rPr>
+          <w:rFonts w:ascii="宋体" w:hAnsi="宋体" w:eastAsia="宋体"/>
+          <w:sz w:val="21"/>
+        </w:rPr>
+        <w:t>• 4V：Volume（体量大，TB/PB 级）、Velocity（速度快，流式实时产生）、Variety（多样：结构化/半结构化/非结构化）、Value（价值密度低，需挖掘）；5V 再加 Veracity（真实性/质量参差）。</w:t>
+      </w:r>
+    </w:p>
+    <w:p>
+      <w:pPr>
+        <w:spacing w:after="40"/>
+        <w:ind w:left="360"/>
+      </w:pPr>
+      <w:r>
+        <w:rPr>
+          <w:rFonts w:ascii="宋体" w:hAnsi="宋体" w:eastAsia="宋体"/>
+          <w:sz w:val="21"/>
+        </w:rPr>
+        <w:t>• 边界判定：单机存不下/算不动（纵向扩展到极限）→ 必须横向扩展（分布式）才能处理的数据问题，才属于大数据范畴；反之能用单机数据库解决的不必上大数据技术。</w:t>
+      </w:r>
+    </w:p>
+    <w:p>
+      <w:pPr>
+        <w:spacing w:after="40"/>
+        <w:ind w:left="360"/>
+      </w:pPr>
+      <w:r>
+        <w:rPr>
+          <w:rFonts w:ascii="宋体" w:hAnsi="宋体" w:eastAsia="宋体"/>
+          <w:sz w:val="21"/>
+        </w:rPr>
+        <w:t>• 大数据 vs 传统数据库：Schema-on-Read vs Schema-on-Write；扩展方式 scale-out vs scale-up；面向分析吞吐 vs 面向事务低延迟。</w:t>
+      </w:r>
+    </w:p>
+    <w:p>
+      <w:pPr>
+        <w:ind w:firstLine="440"/>
+      </w:pPr>
+      <w:r>
+        <w:rPr>
+          <w:rFonts w:ascii="宋体" w:hAnsi="宋体" w:eastAsia="宋体"/>
+          <w:b/>
+          <w:sz w:val="21"/>
+        </w:rPr>
+        <w:t>可能怎么考：①简答"大数据的 4V/5V 特征"（必背）；②判断/论述"什么样的问题才需要大数据技术"——用单机极限与横向扩展作答；③"大数据与传统数据库系统的区别"对比题。</w:t>
+      </w:r>
+    </w:p>
+    <w:p>
+      <w:pPr>
+        <w:spacing w:before="200" w:after="120"/>
+      </w:pPr>
+      <w:r>
+        <w:rPr>
+          <w:rFonts w:ascii="黑体" w:hAnsi="黑体" w:eastAsia="黑体"/>
+          <w:b/>
+          <w:sz w:val="26"/>
+        </w:rPr>
+        <w:t>6.5 Hadoop 与 HDFS（生态全景）</w:t>
+      </w:r>
+    </w:p>
+    <w:p>
+      <w:pPr>
+        <w:spacing w:after="40"/>
+        <w:ind w:left="360"/>
+      </w:pPr>
+      <w:r>
+        <w:rPr>
+          <w:rFonts w:ascii="宋体" w:hAnsi="宋体" w:eastAsia="宋体"/>
+          <w:sz w:val="21"/>
+        </w:rPr>
+        <w:t>• Hadoop 三大件：HDFS（存储）+ MapReduce（计算）+ YARN（资源调度）。</w:t>
+      </w:r>
+    </w:p>
+    <w:p>
+      <w:pPr>
+        <w:spacing w:after="40"/>
+        <w:ind w:left="360"/>
+      </w:pPr>
+      <w:r>
+        <w:rPr>
+          <w:rFonts w:ascii="宋体" w:hAnsi="宋体" w:eastAsia="宋体"/>
+          <w:sz w:val="21"/>
+        </w:rPr>
+        <w:t>• YARN 架构：ResourceManager（全局调度）+ NodeManager（单机资源）+ ApplicationMaster（每个应用一个，申请 Container 跑任务）。</w:t>
+      </w:r>
+    </w:p>
+    <w:p>
+      <w:pPr>
+        <w:spacing w:after="40"/>
+        <w:ind w:left="360"/>
+      </w:pPr>
+      <w:r>
+        <w:rPr>
+          <w:rFonts w:ascii="宋体" w:hAnsi="宋体" w:eastAsia="宋体"/>
+          <w:sz w:val="21"/>
+        </w:rPr>
+        <w:t>• 常用命令：hdfs dfs -put/-get/-ls/-cat/-rm -r；hdfs dfsadmin -report 看集群状态。</w:t>
+      </w:r>
+    </w:p>
+    <w:p>
+      <w:pPr>
+        <w:ind w:firstLine="440"/>
+      </w:pPr>
+      <w:r>
+        <w:rPr>
+          <w:rFonts w:ascii="宋体" w:hAnsi="宋体" w:eastAsia="宋体"/>
+          <w:b/>
+          <w:sz w:val="21"/>
+        </w:rPr>
+        <w:t>可能怎么考：①画/填空 Hadoop 三大组件及作用；②YARN 提交作业流程（Client→RM→分配 Container 启动 AM→AM 向 RM 申请资源→NM 启动任务）；③HDFS 常用 shell 命令填空。</w:t>
+      </w:r>
+    </w:p>
+    <w:p>
+      <w:pPr>
+        <w:spacing w:before="200" w:after="120"/>
+      </w:pPr>
+      <w:r>
+        <w:rPr>
+          <w:rFonts w:ascii="黑体" w:hAnsi="黑体" w:eastAsia="黑体"/>
+          <w:b/>
+          <w:sz w:val="26"/>
+        </w:rPr>
+        <w:t>6.6 MapReduce（原理 + 代码）</w:t>
+      </w:r>
+    </w:p>
+    <w:p>
+      <w:pPr>
+        <w:spacing w:after="40"/>
+        <w:ind w:left="360"/>
+      </w:pPr>
+      <w:r>
+        <w:rPr>
+          <w:rFonts w:ascii="宋体" w:hAnsi="宋体" w:eastAsia="宋体"/>
+          <w:sz w:val="21"/>
+        </w:rPr>
+        <w:t>• 执行流程（必背）：Input Split → Map（产出 k,v）→ Shuffle（分区 partition、排序 sort、合并 combine）→ Reduce（按 key 聚合）→ Output。Shuffle 是性能瓶颈所在。</w:t>
+      </w:r>
+    </w:p>
+    <w:p>
+      <w:pPr>
+        <w:spacing w:after="0" w:before="0"/>
+        <w:ind w:left="280"/>
+        <w:shd w:val="clear" w:fill="F2F2F2"/>
+      </w:pPr>
+      <w:r>
+        <w:rPr>
+          <w:rFonts w:ascii="Consolas" w:hAnsi="Consolas" w:eastAsia="宋体"/>
+          <w:sz w:val="18"/>
+        </w:rPr>
+        <w:t>// 经典 WordCount（Java，必背骨架）</w:t>
+      </w:r>
+      <w:r>
+        <w:br/>
+      </w:r>
+      <w:r>
+        <w:rPr>
+          <w:rFonts w:ascii="Consolas" w:hAnsi="Consolas" w:eastAsia="宋体"/>
+          <w:sz w:val="18"/>
+        </w:rPr>
+        <w:t>public class WordCount {</w:t>
+      </w:r>
+      <w:r>
+        <w:br/>
+      </w:r>
+      <w:r>
+        <w:rPr>
+          <w:rFonts w:ascii="Consolas" w:hAnsi="Consolas" w:eastAsia="宋体"/>
+          <w:sz w:val="18"/>
+        </w:rPr>
+        <w:t xml:space="preserve">    public static class TokenizerMapper extends Mapper&lt;Object, Text, Text, IntWritable&gt; {</w:t>
+      </w:r>
+      <w:r>
+        <w:br/>
+      </w:r>
+      <w:r>
+        <w:rPr>
+          <w:rFonts w:ascii="Consolas" w:hAnsi="Consolas" w:eastAsia="宋体"/>
+          <w:sz w:val="18"/>
+        </w:rPr>
+        <w:t xml:space="preserve">        private final static IntWritable one = new IntWritable(1);</w:t>
+      </w:r>
+      <w:r>
+        <w:br/>
+      </w:r>
+      <w:r>
+        <w:rPr>
+          <w:rFonts w:ascii="Consolas" w:hAnsi="Consolas" w:eastAsia="宋体"/>
+          <w:sz w:val="18"/>
+        </w:rPr>
+        <w:t xml:space="preserve">        private Text word = new Text();</w:t>
+      </w:r>
+      <w:r>
+        <w:br/>
+      </w:r>
+      <w:r>
+        <w:rPr>
+          <w:rFonts w:ascii="Consolas" w:hAnsi="Consolas" w:eastAsia="宋体"/>
+          <w:sz w:val="18"/>
+        </w:rPr>
+        <w:t xml:space="preserve">        public void map(Object key, Text value, Context context)</w:t>
+      </w:r>
+      <w:r>
+        <w:br/>
+      </w:r>
+      <w:r>
+        <w:rPr>
+          <w:rFonts w:ascii="Consolas" w:hAnsi="Consolas" w:eastAsia="宋体"/>
+          <w:sz w:val="18"/>
+        </w:rPr>
+        <w:t xml:space="preserve">                throws IOException, InterruptedException {</w:t>
+      </w:r>
+      <w:r>
+        <w:br/>
+      </w:r>
+      <w:r>
+        <w:rPr>
+          <w:rFonts w:ascii="Consolas" w:hAnsi="Consolas" w:eastAsia="宋体"/>
+          <w:sz w:val="18"/>
+        </w:rPr>
+        <w:t xml:space="preserve">            StringTokenizer itr = new StringTokenizer(value.toString());</w:t>
+      </w:r>
+      <w:r>
+        <w:br/>
+      </w:r>
+      <w:r>
+        <w:rPr>
+          <w:rFonts w:ascii="Consolas" w:hAnsi="Consolas" w:eastAsia="宋体"/>
+          <w:sz w:val="18"/>
+        </w:rPr>
+        <w:t xml:space="preserve">            while (itr.hasMoreTokens()) {</w:t>
+      </w:r>
+      <w:r>
+        <w:br/>
+      </w:r>
+      <w:r>
+        <w:rPr>
+          <w:rFonts w:ascii="Consolas" w:hAnsi="Consolas" w:eastAsia="宋体"/>
+          <w:sz w:val="18"/>
+        </w:rPr>
+        <w:t xml:space="preserve">                word.set(itr.nextToken());</w:t>
+      </w:r>
+      <w:r>
+        <w:br/>
+      </w:r>
+      <w:r>
+        <w:rPr>
+          <w:rFonts w:ascii="Consolas" w:hAnsi="Consolas" w:eastAsia="宋体"/>
+          <w:sz w:val="18"/>
+        </w:rPr>
+        <w:t xml:space="preserve">                context.write(word, one);          // 输出 &lt;单词, 1&gt;</w:t>
+      </w:r>
+      <w:r>
+        <w:br/>
+      </w:r>
+      <w:r>
+        <w:rPr>
+          <w:rFonts w:ascii="Consolas" w:hAnsi="Consolas" w:eastAsia="宋体"/>
+          <w:sz w:val="18"/>
+        </w:rPr>
+        <w:t xml:space="preserve">            }</w:t>
+      </w:r>
+      <w:r>
+        <w:br/>
+      </w:r>
+      <w:r>
+        <w:rPr>
+          <w:rFonts w:ascii="Consolas" w:hAnsi="Consolas" w:eastAsia="宋体"/>
+          <w:sz w:val="18"/>
+        </w:rPr>
+        <w:t xml:space="preserve">        }</w:t>
+      </w:r>
+      <w:r>
+        <w:br/>
+      </w:r>
+      <w:r>
+        <w:rPr>
+          <w:rFonts w:ascii="Consolas" w:hAnsi="Consolas" w:eastAsia="宋体"/>
+          <w:sz w:val="18"/>
+        </w:rPr>
+        <w:t xml:space="preserve">    }</w:t>
+      </w:r>
+      <w:r>
+        <w:br/>
+      </w:r>
+      <w:r>
+        <w:rPr>
+          <w:rFonts w:ascii="Consolas" w:hAnsi="Consolas" w:eastAsia="宋体"/>
+          <w:sz w:val="18"/>
+        </w:rPr>
+        <w:t xml:space="preserve">    public static class IntSumReducer extends Reducer&lt;Text, IntWritable, Text, IntWritable&gt; {</w:t>
+      </w:r>
+      <w:r>
+        <w:br/>
+      </w:r>
+      <w:r>
+        <w:rPr>
+          <w:rFonts w:ascii="Consolas" w:hAnsi="Consolas" w:eastAsia="宋体"/>
+          <w:sz w:val="18"/>
+        </w:rPr>
+        <w:t xml:space="preserve">        public void reduce(Text key, Iterable&lt;IntWritable&gt; values, Context context)</w:t>
+      </w:r>
+      <w:r>
+        <w:br/>
+      </w:r>
+      <w:r>
+        <w:rPr>
+          <w:rFonts w:ascii="Consolas" w:hAnsi="Consolas" w:eastAsia="宋体"/>
+          <w:sz w:val="18"/>
+        </w:rPr>
+        <w:t xml:space="preserve">                throws IOException, InterruptedException {</w:t>
+      </w:r>
+      <w:r>
+        <w:br/>
+      </w:r>
+      <w:r>
+        <w:rPr>
+          <w:rFonts w:ascii="Consolas" w:hAnsi="Consolas" w:eastAsia="宋体"/>
+          <w:sz w:val="18"/>
+        </w:rPr>
+        <w:t xml:space="preserve">            int sum = 0;</w:t>
+      </w:r>
+      <w:r>
+        <w:br/>
+      </w:r>
+      <w:r>
+        <w:rPr>
+          <w:rFonts w:ascii="Consolas" w:hAnsi="Consolas" w:eastAsia="宋体"/>
+          <w:sz w:val="18"/>
+        </w:rPr>
+        <w:t xml:space="preserve">            for (IntWritable val : values) sum += val.get();</w:t>
+      </w:r>
+      <w:r>
+        <w:br/>
+      </w:r>
+      <w:r>
+        <w:rPr>
+          <w:rFonts w:ascii="Consolas" w:hAnsi="Consolas" w:eastAsia="宋体"/>
+          <w:sz w:val="18"/>
+        </w:rPr>
+        <w:t xml:space="preserve">            context.write(key, new IntWritable(sum));   // 输出 &lt;单词, 总数&gt;</w:t>
+      </w:r>
+      <w:r>
+        <w:br/>
+      </w:r>
+      <w:r>
+        <w:rPr>
+          <w:rFonts w:ascii="Consolas" w:hAnsi="Consolas" w:eastAsia="宋体"/>
+          <w:sz w:val="18"/>
+        </w:rPr>
+        <w:t xml:space="preserve">        }</w:t>
+      </w:r>
+      <w:r>
+        <w:br/>
+      </w:r>
+      <w:r>
+        <w:rPr>
+          <w:rFonts w:ascii="Consolas" w:hAnsi="Consolas" w:eastAsia="宋体"/>
+          <w:sz w:val="18"/>
+        </w:rPr>
+        <w:t xml:space="preserve">    }</w:t>
+      </w:r>
+      <w:r>
+        <w:br/>
+      </w:r>
+      <w:r>
+        <w:rPr>
+          <w:rFonts w:ascii="Consolas" w:hAnsi="Consolas" w:eastAsia="宋体"/>
+          <w:sz w:val="18"/>
+        </w:rPr>
+        <w:t xml:space="preserve">    public static void main(String[] args) throws Exception {</w:t>
+      </w:r>
+      <w:r>
+        <w:br/>
+      </w:r>
+      <w:r>
+        <w:rPr>
+          <w:rFonts w:ascii="Consolas" w:hAnsi="Consolas" w:eastAsia="宋体"/>
+          <w:sz w:val="18"/>
+        </w:rPr>
+        <w:t xml:space="preserve">        Job job = Job.getInstance(new Configuration(), "word count");</w:t>
+      </w:r>
+      <w:r>
+        <w:br/>
+      </w:r>
+      <w:r>
+        <w:rPr>
+          <w:rFonts w:ascii="Consolas" w:hAnsi="Consolas" w:eastAsia="宋体"/>
+          <w:sz w:val="18"/>
+        </w:rPr>
+        <w:t xml:space="preserve">        job.setJarByClass(WordCount.class);</w:t>
+      </w:r>
+      <w:r>
+        <w:br/>
+      </w:r>
+      <w:r>
+        <w:rPr>
+          <w:rFonts w:ascii="Consolas" w:hAnsi="Consolas" w:eastAsia="宋体"/>
+          <w:sz w:val="18"/>
+        </w:rPr>
+        <w:t xml:space="preserve">        job.setMapperClass(TokenizerMapper.class);</w:t>
+      </w:r>
+      <w:r>
+        <w:br/>
+      </w:r>
+      <w:r>
+        <w:rPr>
+          <w:rFonts w:ascii="Consolas" w:hAnsi="Consolas" w:eastAsia="宋体"/>
+          <w:sz w:val="18"/>
+        </w:rPr>
+        <w:t xml:space="preserve">        job.setCombinerClass(IntSumReducer.class);   // combiner 本地预聚合</w:t>
+      </w:r>
+      <w:r>
+        <w:br/>
+      </w:r>
+      <w:r>
+        <w:rPr>
+          <w:rFonts w:ascii="Consolas" w:hAnsi="Consolas" w:eastAsia="宋体"/>
+          <w:sz w:val="18"/>
+        </w:rPr>
+        <w:t xml:space="preserve">        job.setReducerClass(IntSumReducer.class);</w:t>
+      </w:r>
+      <w:r>
+        <w:br/>
+      </w:r>
+      <w:r>
+        <w:rPr>
+          <w:rFonts w:ascii="Consolas" w:hAnsi="Consolas" w:eastAsia="宋体"/>
+          <w:sz w:val="18"/>
+        </w:rPr>
+        <w:t xml:space="preserve">        job.setOutputKeyClass(Text.class);</w:t>
+      </w:r>
+      <w:r>
+        <w:br/>
+      </w:r>
+      <w:r>
+        <w:rPr>
+          <w:rFonts w:ascii="Consolas" w:hAnsi="Consolas" w:eastAsia="宋体"/>
+          <w:sz w:val="18"/>
+        </w:rPr>
+        <w:t xml:space="preserve">        job.setOutputValueClass(IntWritable.class);</w:t>
+      </w:r>
+      <w:r>
+        <w:br/>
+      </w:r>
+      <w:r>
+        <w:rPr>
+          <w:rFonts w:ascii="Consolas" w:hAnsi="Consolas" w:eastAsia="宋体"/>
+          <w:sz w:val="18"/>
+        </w:rPr>
+        <w:t xml:space="preserve">        FileInputFormat.addInputPath(job, new Path(args[0]));</w:t>
+      </w:r>
+      <w:r>
+        <w:br/>
+      </w:r>
+      <w:r>
+        <w:rPr>
+          <w:rFonts w:ascii="Consolas" w:hAnsi="Consolas" w:eastAsia="宋体"/>
+          <w:sz w:val="18"/>
+        </w:rPr>
+        <w:t xml:space="preserve">        FileOutputFormat.setOutputPath(job, new Path(args[1]));</w:t>
+      </w:r>
+      <w:r>
+        <w:br/>
+      </w:r>
+      <w:r>
+        <w:rPr>
+          <w:rFonts w:ascii="Consolas" w:hAnsi="Consolas" w:eastAsia="宋体"/>
+          <w:sz w:val="18"/>
+        </w:rPr>
+        <w:t xml:space="preserve">        System.exit(job.waitForCompletion(true) ? 0 : 1);</w:t>
+      </w:r>
+      <w:r>
+        <w:br/>
+      </w:r>
+      <w:r>
+        <w:rPr>
+          <w:rFonts w:ascii="Consolas" w:hAnsi="Consolas" w:eastAsia="宋体"/>
+          <w:sz w:val="18"/>
+        </w:rPr>
+        <w:t xml:space="preserve">    }</w:t>
+      </w:r>
+      <w:r>
+        <w:br/>
+      </w:r>
+      <w:r>
+        <w:rPr>
+          <w:rFonts w:ascii="Consolas" w:hAnsi="Consolas" w:eastAsia="宋体"/>
+          <w:sz w:val="18"/>
+        </w:rPr>
+        <w:t>}</w:t>
+      </w:r>
+    </w:p>
+    <w:p>
+      <w:pPr>
+        <w:ind w:firstLine="440"/>
+      </w:pPr>
+      <w:r>
+        <w:rPr>
+          <w:rFonts w:ascii="宋体" w:hAnsi="宋体" w:eastAsia="宋体"/>
+          <w:b/>
+          <w:sz w:val="21"/>
+        </w:rPr>
+        <w:t>可能怎么考：①写出/补全 WordCount 的 map 和 reduce 函数（最高频代码题）；②描述 MapReduce 完整执行流程并指出 Shuffle 做了什么（分区+排序+合并）；③"MapReduce 与 Spark 的区别"——MR 中间结果落盘、按作业调度、只有 map/reduce 两个算子；Spark 基于内存、DAG 调度、算子丰富，迭代计算快 10-100 倍。</w:t>
+      </w:r>
+    </w:p>
+    <w:p>
+      <w:pPr>
+        <w:spacing w:before="200" w:after="120"/>
+      </w:pPr>
+      <w:r>
+        <w:rPr>
+          <w:rFonts w:ascii="黑体" w:hAnsi="黑体" w:eastAsia="黑体"/>
+          <w:b/>
+          <w:sz w:val="26"/>
+        </w:rPr>
+        <w:t>6.7 Spark 代码（RDD 常用算子）</w:t>
+      </w:r>
+    </w:p>
+    <w:p>
+      <w:pPr>
+        <w:spacing w:after="0" w:before="0"/>
+        <w:ind w:left="280"/>
+        <w:shd w:val="clear" w:fill="F2F2F2"/>
+      </w:pPr>
+      <w:r>
+        <w:rPr>
+          <w:rFonts w:ascii="Consolas" w:hAnsi="Consolas" w:eastAsia="宋体"/>
+          <w:sz w:val="18"/>
+        </w:rPr>
+        <w:t># 创建 RDD</w:t>
+      </w:r>
+      <w:r>
+        <w:br/>
+      </w:r>
+      <w:r>
+        <w:rPr>
+          <w:rFonts w:ascii="Consolas" w:hAnsi="Consolas" w:eastAsia="宋体"/>
+          <w:sz w:val="18"/>
+        </w:rPr>
+        <w:t>rdd = sc.parallelize([1, 2, 3, 4, 5])</w:t>
+      </w:r>
+      <w:r>
+        <w:br/>
+      </w:r>
+      <w:r>
+        <w:rPr>
+          <w:rFonts w:ascii="Consolas" w:hAnsi="Consolas" w:eastAsia="宋体"/>
+          <w:sz w:val="18"/>
+        </w:rPr>
+        <w:t>rdd2 = sc.textFile("hdfs:///input/data.txt")</w:t>
+      </w:r>
+      <w:r>
+        <w:br/>
+      </w:r>
+      <w:r>
+        <w:rPr>
+          <w:rFonts w:ascii="Consolas" w:hAnsi="Consolas" w:eastAsia="宋体"/>
+          <w:sz w:val="18"/>
+        </w:rPr>
+      </w:r>
+      <w:r>
+        <w:br/>
+      </w:r>
+      <w:r>
+        <w:rPr>
+          <w:rFonts w:ascii="Consolas" w:hAnsi="Consolas" w:eastAsia="宋体"/>
+          <w:sz w:val="18"/>
+        </w:rPr>
+        <w:t># Transformation（懒执行，返回新RDD）</w:t>
+      </w:r>
+      <w:r>
+        <w:br/>
+      </w:r>
+      <w:r>
+        <w:rPr>
+          <w:rFonts w:ascii="Consolas" w:hAnsi="Consolas" w:eastAsia="宋体"/>
+          <w:sz w:val="18"/>
+        </w:rPr>
+        <w:t>rdd.map(lambda x: x * 2)            # 一对一映射</w:t>
+      </w:r>
+      <w:r>
+        <w:br/>
+      </w:r>
+      <w:r>
+        <w:rPr>
+          <w:rFonts w:ascii="Consolas" w:hAnsi="Consolas" w:eastAsia="宋体"/>
+          <w:sz w:val="18"/>
+        </w:rPr>
+        <w:t>rdd.filter(lambda x: x &gt; 2)         # 过滤</w:t>
+      </w:r>
+      <w:r>
+        <w:br/>
+      </w:r>
+      <w:r>
+        <w:rPr>
+          <w:rFonts w:ascii="Consolas" w:hAnsi="Consolas" w:eastAsia="宋体"/>
+          <w:sz w:val="18"/>
+        </w:rPr>
+        <w:t>rdd.flatMap(lambda s: s.split(" ")) # 一对多展开</w:t>
+      </w:r>
+      <w:r>
+        <w:br/>
+      </w:r>
+      <w:r>
+        <w:rPr>
+          <w:rFonts w:ascii="Consolas" w:hAnsi="Consolas" w:eastAsia="宋体"/>
+          <w:sz w:val="18"/>
+        </w:rPr>
+        <w:t>pair.reduceByKey(lambda a, b: a + b)  # 按key聚合（有map端预聚合，优于groupByKey）</w:t>
+      </w:r>
+      <w:r>
+        <w:br/>
+      </w:r>
+      <w:r>
+        <w:rPr>
+          <w:rFonts w:ascii="Consolas" w:hAnsi="Consolas" w:eastAsia="宋体"/>
+          <w:sz w:val="18"/>
+        </w:rPr>
+        <w:t>pair.groupByKey()                   # 按key分组（全量shuffle，易OOM）</w:t>
+      </w:r>
+      <w:r>
+        <w:br/>
+      </w:r>
+      <w:r>
+        <w:rPr>
+          <w:rFonts w:ascii="Consolas" w:hAnsi="Consolas" w:eastAsia="宋体"/>
+          <w:sz w:val="18"/>
+        </w:rPr>
+        <w:t>rdd.distinct(); rdd.union(other); pair.join(other)</w:t>
+      </w:r>
+      <w:r>
+        <w:br/>
+      </w:r>
+      <w:r>
+        <w:rPr>
+          <w:rFonts w:ascii="Consolas" w:hAnsi="Consolas" w:eastAsia="宋体"/>
+          <w:sz w:val="18"/>
+        </w:rPr>
+        <w:t>rdd.repartition(10); rdd.coalesce(2)  # 调整分区</w:t>
+      </w:r>
+      <w:r>
+        <w:br/>
+      </w:r>
+      <w:r>
+        <w:rPr>
+          <w:rFonts w:ascii="Consolas" w:hAnsi="Consolas" w:eastAsia="宋体"/>
+          <w:sz w:val="18"/>
+        </w:rPr>
+      </w:r>
+      <w:r>
+        <w:br/>
+      </w:r>
+      <w:r>
+        <w:rPr>
+          <w:rFonts w:ascii="Consolas" w:hAnsi="Consolas" w:eastAsia="宋体"/>
+          <w:sz w:val="18"/>
+        </w:rPr>
+        <w:t># Action（触发真正计算）</w:t>
+      </w:r>
+      <w:r>
+        <w:br/>
+      </w:r>
+      <w:r>
+        <w:rPr>
+          <w:rFonts w:ascii="Consolas" w:hAnsi="Consolas" w:eastAsia="宋体"/>
+          <w:sz w:val="18"/>
+        </w:rPr>
+        <w:t>rdd.collect(); rdd.count(); rdd.first(); rdd.take(3)</w:t>
+      </w:r>
+      <w:r>
+        <w:br/>
+      </w:r>
+      <w:r>
+        <w:rPr>
+          <w:rFonts w:ascii="Consolas" w:hAnsi="Consolas" w:eastAsia="宋体"/>
+          <w:sz w:val="18"/>
+        </w:rPr>
+        <w:t>rdd.reduce(lambda a, b: a + b)</w:t>
+      </w:r>
+      <w:r>
+        <w:br/>
+      </w:r>
+      <w:r>
+        <w:rPr>
+          <w:rFonts w:ascii="Consolas" w:hAnsi="Consolas" w:eastAsia="宋体"/>
+          <w:sz w:val="18"/>
+        </w:rPr>
+        <w:t>rdd.saveAsTextFile("hdfs:///output")</w:t>
+      </w:r>
+      <w:r>
+        <w:br/>
+      </w:r>
+      <w:r>
+        <w:rPr>
+          <w:rFonts w:ascii="Consolas" w:hAnsi="Consolas" w:eastAsia="宋体"/>
+          <w:sz w:val="18"/>
+        </w:rPr>
+        <w:t>rdd.foreach(print)</w:t>
+      </w:r>
+      <w:r>
+        <w:br/>
+      </w:r>
+      <w:r>
+        <w:rPr>
+          <w:rFonts w:ascii="Consolas" w:hAnsi="Consolas" w:eastAsia="宋体"/>
+          <w:sz w:val="18"/>
+        </w:rPr>
+      </w:r>
+      <w:r>
+        <w:br/>
+      </w:r>
+      <w:r>
+        <w:rPr>
+          <w:rFonts w:ascii="Consolas" w:hAnsi="Consolas" w:eastAsia="宋体"/>
+          <w:sz w:val="18"/>
+        </w:rPr>
+        <w:t># 缓存（迭代算法/复用必备）</w:t>
+      </w:r>
+      <w:r>
+        <w:br/>
+      </w:r>
+      <w:r>
+        <w:rPr>
+          <w:rFonts w:ascii="Consolas" w:hAnsi="Consolas" w:eastAsia="宋体"/>
+          <w:sz w:val="18"/>
+        </w:rPr>
+        <w:t>rdd.cache()          # 等价 persist(StorageLevel.MEMORY_ONLY)</w:t>
+      </w:r>
+    </w:p>
+    <w:p>
+      <w:pPr>
+        <w:ind w:firstLine="440"/>
+      </w:pPr>
+      <w:r>
+        <w:rPr>
+          <w:rFonts w:ascii="宋体" w:hAnsi="宋体" w:eastAsia="宋体"/>
+          <w:b/>
+          <w:sz w:val="21"/>
+        </w:rPr>
+        <w:t>可能怎么考：①写 RDD 版 WordCount（见 5.3 章）；②判断哪些是 Transformation 哪些是 Action（map/filter/flatMap/reduceByKey 是 T；collect/count/reduce/saveAsTextFile 是 A）；③"reduceByKey 与 groupByKey 的区别"——前者 map 端先局部聚合再 shuffle，数据量小性能好。</w:t>
+      </w:r>
+    </w:p>
+    <w:p>
+      <w:pPr>
+        <w:spacing w:before="200" w:after="120"/>
+      </w:pPr>
+      <w:r>
+        <w:rPr>
+          <w:rFonts w:ascii="黑体" w:hAnsi="黑体" w:eastAsia="黑体"/>
+          <w:b/>
+          <w:sz w:val="26"/>
+        </w:rPr>
+        <w:t>6.8 懒加载（Lazy Evaluation）</w:t>
+      </w:r>
+    </w:p>
+    <w:p>
+      <w:pPr>
+        <w:spacing w:after="40"/>
+        <w:ind w:left="360"/>
+      </w:pPr>
+      <w:r>
+        <w:rPr>
+          <w:rFonts w:ascii="宋体" w:hAnsi="宋体" w:eastAsia="宋体"/>
+          <w:sz w:val="21"/>
+        </w:rPr>
+        <w:t>• Spark 的 Transformation 都是懒执行：调用 map/filter 时只记录血缘（lineage），不计算；只有遇到 Action（collect/count/save）才从头触发整个 DAG 的真正计算。</w:t>
+      </w:r>
+    </w:p>
+    <w:p>
+      <w:pPr>
+        <w:spacing w:after="40"/>
+        <w:ind w:left="360"/>
+      </w:pPr>
+      <w:r>
+        <w:rPr>
+          <w:rFonts w:ascii="宋体" w:hAnsi="宋体" w:eastAsia="宋体"/>
+          <w:sz w:val="21"/>
+        </w:rPr>
+        <w:t>• 好处：①可以把多个算子合并优化（流水线执行，避免中间结果落盘）；②只算真正需要的数据；③根据完整 DAG 做全局优化（如谓词下推）。</w:t>
+      </w:r>
+    </w:p>
+    <w:p>
+      <w:pPr>
+        <w:spacing w:after="40"/>
+        <w:ind w:left="360"/>
+      </w:pPr>
+      <w:r>
+        <w:rPr>
+          <w:rFonts w:ascii="宋体" w:hAnsi="宋体" w:eastAsia="宋体"/>
+          <w:sz w:val="21"/>
+        </w:rPr>
+        <w:t>• 验证方式：textFile 一个不存在的文件不会立刻报错，直到执行 count() 才抛异常——这就是懒加载的证据。</w:t>
+      </w:r>
+    </w:p>
+    <w:p>
+      <w:pPr>
+        <w:ind w:firstLine="440"/>
+      </w:pPr>
+      <w:r>
+        <w:rPr>
+          <w:rFonts w:ascii="宋体" w:hAnsi="宋体" w:eastAsia="宋体"/>
+          <w:b/>
+          <w:sz w:val="21"/>
+        </w:rPr>
+        <w:t>可能怎么考：①简答"什么是 Spark 的惰性求值，有什么好处"；②给一段代码问"执行到哪一行才真正触发计算"——找第一个 Action；③"读不存在的文件为什么 map 时不报错"。</w:t>
+      </w:r>
+    </w:p>
+    <w:p>
+      <w:pPr>
+        <w:spacing w:before="200" w:after="120"/>
+      </w:pPr>
+      <w:r>
+        <w:rPr>
+          <w:rFonts w:ascii="黑体" w:hAnsi="黑体" w:eastAsia="黑体"/>
+          <w:b/>
+          <w:sz w:val="26"/>
+        </w:rPr>
+        <w:t>6.9 DAG 划分与宽窄依赖</w:t>
+      </w:r>
+    </w:p>
+    <w:p>
+      <w:pPr>
+        <w:spacing w:after="40"/>
+        <w:ind w:left="360"/>
+      </w:pPr>
+      <w:r>
+        <w:rPr>
+          <w:rFonts w:ascii="宋体" w:hAnsi="宋体" w:eastAsia="宋体"/>
+          <w:sz w:val="21"/>
+        </w:rPr>
+        <w:t>• 窄依赖（Narrow）：父 RDD 的一个分区最多被子 RDD 的一个分区使用，如 map、filter、flatMap、union——无需 shuffle，可流水线执行。</w:t>
+      </w:r>
+    </w:p>
+    <w:p>
+      <w:pPr>
+        <w:spacing w:after="40"/>
+        <w:ind w:left="360"/>
+      </w:pPr>
+      <w:r>
+        <w:rPr>
+          <w:rFonts w:ascii="宋体" w:hAnsi="宋体" w:eastAsia="宋体"/>
+          <w:sz w:val="21"/>
+        </w:rPr>
+        <w:t>• 宽依赖（Wide/Shuffle）：父 RDD 的一个分区被子 RDD 的多个分区使用，如 reduceByKey、groupByKey、join（非协同划分）、repartition——必须 shuffle。</w:t>
+      </w:r>
+    </w:p>
+    <w:p>
+      <w:pPr>
+        <w:spacing w:after="40"/>
+        <w:ind w:left="360"/>
+      </w:pPr>
+      <w:r>
+        <w:rPr>
+          <w:rFonts w:ascii="宋体" w:hAnsi="宋体" w:eastAsia="宋体"/>
+          <w:sz w:val="21"/>
+        </w:rPr>
+        <w:t>• Stage 划分规则（必背）：从最后的 RDD 反向回溯，遇到宽依赖就切一刀，划分出新 Stage；窄依赖留在同一 Stage 内流水线执行。Stage 内每个分区一个 Task。</w:t>
+      </w:r>
+    </w:p>
+    <w:p>
+      <w:pPr>
+        <w:spacing w:after="40"/>
+        <w:ind w:left="360"/>
+      </w:pPr>
+      <w:r>
+        <w:rPr>
+          <w:rFonts w:ascii="宋体" w:hAnsi="宋体" w:eastAsia="宋体"/>
+          <w:sz w:val="21"/>
+        </w:rPr>
+        <w:t>• 容错意义：窄依赖丢分区只需重算对应父分区；宽依赖丢分区可能要重算所有父分区，所以宽依赖前常做 checkpoint。</w:t>
+      </w:r>
+    </w:p>
+    <w:p>
+      <w:pPr>
+        <w:spacing w:after="0" w:before="0"/>
+        <w:ind w:left="280"/>
+        <w:shd w:val="clear" w:fill="F2F2F2"/>
+      </w:pPr>
+      <w:r>
+        <w:rPr>
+          <w:rFonts w:ascii="Consolas" w:hAnsi="Consolas" w:eastAsia="宋体"/>
+          <w:sz w:val="18"/>
+        </w:rPr>
+        <w:t># 例：该程序划分几个 Stage？</w:t>
+      </w:r>
+      <w:r>
+        <w:br/>
+      </w:r>
+      <w:r>
+        <w:rPr>
+          <w:rFonts w:ascii="Consolas" w:hAnsi="Consolas" w:eastAsia="宋体"/>
+          <w:sz w:val="18"/>
+        </w:rPr>
+        <w:t>sc.textFile("data.txt")          \</w:t>
+      </w:r>
+      <w:r>
+        <w:br/>
+      </w:r>
+      <w:r>
+        <w:rPr>
+          <w:rFonts w:ascii="Consolas" w:hAnsi="Consolas" w:eastAsia="宋体"/>
+          <w:sz w:val="18"/>
+        </w:rPr>
+        <w:t xml:space="preserve">  .flatMap(lambda l: l.split(" "))  # 窄</w:t>
+      </w:r>
+      <w:r>
+        <w:br/>
+      </w:r>
+      <w:r>
+        <w:rPr>
+          <w:rFonts w:ascii="Consolas" w:hAnsi="Consolas" w:eastAsia="宋体"/>
+          <w:sz w:val="18"/>
+        </w:rPr>
+        <w:t xml:space="preserve">  .map(lambda w: (w, 1))            # 窄</w:t>
+      </w:r>
+      <w:r>
+        <w:br/>
+      </w:r>
+      <w:r>
+        <w:rPr>
+          <w:rFonts w:ascii="Consolas" w:hAnsi="Consolas" w:eastAsia="宋体"/>
+          <w:sz w:val="18"/>
+        </w:rPr>
+        <w:t xml:space="preserve">  .reduceByKey(lambda a,b: a+b)     # 宽依赖 → 切 Stage</w:t>
+      </w:r>
+      <w:r>
+        <w:br/>
+      </w:r>
+      <w:r>
+        <w:rPr>
+          <w:rFonts w:ascii="Consolas" w:hAnsi="Consolas" w:eastAsia="宋体"/>
+          <w:sz w:val="18"/>
+        </w:rPr>
+        <w:t xml:space="preserve">  .map(lambda t: (t[1], t[0]))      # 窄</w:t>
+      </w:r>
+      <w:r>
+        <w:br/>
+      </w:r>
+      <w:r>
+        <w:rPr>
+          <w:rFonts w:ascii="Consolas" w:hAnsi="Consolas" w:eastAsia="宋体"/>
+          <w:sz w:val="18"/>
+        </w:rPr>
+        <w:t xml:space="preserve">  .sortByKey()                      # 宽依赖 → 切 Stage</w:t>
+      </w:r>
+      <w:r>
+        <w:br/>
+      </w:r>
+      <w:r>
+        <w:rPr>
+          <w:rFonts w:ascii="Consolas" w:hAnsi="Consolas" w:eastAsia="宋体"/>
+          <w:sz w:val="18"/>
+        </w:rPr>
+        <w:t xml:space="preserve">  .collect()</w:t>
+      </w:r>
+      <w:r>
+        <w:br/>
+      </w:r>
+      <w:r>
+        <w:rPr>
+          <w:rFonts w:ascii="Consolas" w:hAnsi="Consolas" w:eastAsia="宋体"/>
+          <w:sz w:val="18"/>
+        </w:rPr>
+        <w:t># 答案：2 个宽依赖 → 3 个 Stage</w:t>
+      </w:r>
+    </w:p>
+    <w:p>
+      <w:pPr>
+        <w:ind w:firstLine="440"/>
+      </w:pPr>
+      <w:r>
+        <w:rPr>
+          <w:rFonts w:ascii="宋体" w:hAnsi="宋体" w:eastAsia="宋体"/>
+          <w:b/>
+          <w:sz w:val="21"/>
+        </w:rPr>
+        <w:t>可能怎么考：①给一段 Spark 代码画 DAG 并指出划分成几个 Stage（按宽依赖切分，最常考！）；②列举哪些算子产生宽/窄依赖；③"为什么按宽依赖划分 Stage"——shuffle 必须等上游全部完成，是天然的同步边界。</w:t>
+      </w:r>
+    </w:p>
+    <w:p>
+      <w:pPr>
+        <w:spacing w:before="200" w:after="120"/>
+      </w:pPr>
+      <w:r>
+        <w:rPr>
+          <w:rFonts w:ascii="黑体" w:hAnsi="黑体" w:eastAsia="黑体"/>
+          <w:b/>
+          <w:sz w:val="26"/>
+        </w:rPr>
+        <w:t>6.10 RDD vs DataFrame vs Dataset</w:t>
+      </w:r>
+    </w:p>
+    <w:tbl>
+      <w:tblPr>
+        <w:tblW w:type="auto" w:w="0"/>
+        <w:tblLook w:firstColumn="1" w:firstRow="1" w:lastColumn="0" w:lastRow="0" w:noHBand="0" w:noVBand="1" w:val="04A0"/>
+        <w:tblBorders>
+          <w:top w:val="single" w:sz="4" w:color="000000"/>
+          <w:left w:val="single" w:sz="4" w:color="000000"/>
+          <w:bottom w:val="single" w:sz="4" w:color="000000"/>
+          <w:right w:val="single" w:sz="4" w:color="000000"/>
+          <w:insideH w:val="single" w:sz="4" w:color="000000"/>
+          <w:insideV w:val="single" w:sz="4" w:color="000000"/>
+        </w:tblBorders>
+      </w:tblPr>
+      <w:tblGrid>
+        <w:gridCol w:w="2160"/>
+        <w:gridCol w:w="2160"/>
+        <w:gridCol w:w="2160"/>
+        <w:gridCol w:w="2160"/>
+      </w:tblGrid>
+      <w:tr>
+        <w:tc>
+          <w:tcPr>
+            <w:tcW w:type="dxa" w:w="2160"/>
+          </w:tcPr>
+          <w:p>
+            <w:r/>
+            <w:r>
+              <w:rPr>
+                <w:rFonts w:ascii="宋体" w:hAnsi="宋体" w:eastAsia="宋体"/>
+                <w:b/>
+                <w:sz w:val="19"/>
+              </w:rPr>
+              <w:t>维度</w:t>
+            </w:r>
+          </w:p>
+        </w:tc>
+        <w:tc>
+          <w:tcPr>
+            <w:tcW w:type="dxa" w:w="2160"/>
+          </w:tcPr>
+          <w:p>
+            <w:r/>
+            <w:r>
+              <w:rPr>
+                <w:rFonts w:ascii="宋体" w:hAnsi="宋体" w:eastAsia="宋体"/>
+                <w:b/>
+                <w:sz w:val="19"/>
+              </w:rPr>
+              <w:t>RDD</w:t>
+            </w:r>
+          </w:p>
+        </w:tc>
+        <w:tc>
+          <w:tcPr>
+            <w:tcW w:type="dxa" w:w="2160"/>
+          </w:tcPr>
+          <w:p>
+            <w:r/>
+            <w:r>
+              <w:rPr>
+                <w:rFonts w:ascii="宋体" w:hAnsi="宋体" w:eastAsia="宋体"/>
+                <w:b/>
+                <w:sz w:val="19"/>
+              </w:rPr>
+              <w:t>DataFrame</w:t>
+            </w:r>
+          </w:p>
+        </w:tc>
+        <w:tc>
+          <w:tcPr>
+            <w:tcW w:type="dxa" w:w="2160"/>
+          </w:tcPr>
+          <w:p>
+            <w:r/>
+            <w:r>
+              <w:rPr>
+                <w:rFonts w:ascii="宋体" w:hAnsi="宋体" w:eastAsia="宋体"/>
+                <w:b/>
+                <w:sz w:val="19"/>
+              </w:rPr>
+              <w:t>Dataset</w:t>
+            </w:r>
+          </w:p>
+        </w:tc>
+      </w:tr>
+      <w:tr>
+        <w:tc>
+          <w:tcPr>
+            <w:tcW w:type="dxa" w:w="2160"/>
+          </w:tcPr>
+          <w:p>
+            <w:r/>
+            <w:r>
+              <w:rPr>
+                <w:rFonts w:ascii="宋体" w:hAnsi="宋体" w:eastAsia="宋体"/>
+                <w:sz w:val="19"/>
+              </w:rPr>
+              <w:t>数据形式</w:t>
+            </w:r>
+          </w:p>
+        </w:tc>
+        <w:tc>
+          <w:tcPr>
+            <w:tcW w:type="dxa" w:w="2160"/>
+          </w:tcPr>
+          <w:p>
+            <w:r/>
+            <w:r>
+              <w:rPr>
+                <w:rFonts w:ascii="宋体" w:hAnsi="宋体" w:eastAsia="宋体"/>
+                <w:sz w:val="19"/>
+              </w:rPr>
+              <w:t>任意 JVM/Python 对象</w:t>
+            </w:r>
+          </w:p>
+        </w:tc>
+        <w:tc>
+          <w:tcPr>
+            <w:tcW w:type="dxa" w:w="2160"/>
+          </w:tcPr>
+          <w:p>
+            <w:r/>
+            <w:r>
+              <w:rPr>
+                <w:rFonts w:ascii="宋体" w:hAnsi="宋体" w:eastAsia="宋体"/>
+                <w:sz w:val="19"/>
+              </w:rPr>
+              <w:t>带 Schema 的行（Row）</w:t>
+            </w:r>
+          </w:p>
+        </w:tc>
+        <w:tc>
+          <w:tcPr>
+            <w:tcW w:type="dxa" w:w="2160"/>
+          </w:tcPr>
+          <w:p>
+            <w:r/>
+            <w:r>
+              <w:rPr>
+                <w:rFonts w:ascii="宋体" w:hAnsi="宋体" w:eastAsia="宋体"/>
+                <w:sz w:val="19"/>
+              </w:rPr>
+              <w:t>强类型对象 + Schema</w:t>
+            </w:r>
+          </w:p>
+        </w:tc>
+      </w:tr>
+      <w:tr>
+        <w:tc>
+          <w:tcPr>
+            <w:tcW w:type="dxa" w:w="2160"/>
+          </w:tcPr>
+          <w:p>
+            <w:r/>
+            <w:r>
+              <w:rPr>
+                <w:rFonts w:ascii="宋体" w:hAnsi="宋体" w:eastAsia="宋体"/>
+                <w:sz w:val="19"/>
+              </w:rPr>
+              <w:t>类型检查</w:t>
+            </w:r>
+          </w:p>
+        </w:tc>
+        <w:tc>
+          <w:tcPr>
+            <w:tcW w:type="dxa" w:w="2160"/>
+          </w:tcPr>
+          <w:p>
+            <w:r/>
+            <w:r>
+              <w:rPr>
+                <w:rFonts w:ascii="宋体" w:hAnsi="宋体" w:eastAsia="宋体"/>
+                <w:sz w:val="19"/>
+              </w:rPr>
+              <w:t>编译期（对象级）</w:t>
+            </w:r>
+          </w:p>
+        </w:tc>
+        <w:tc>
+          <w:tcPr>
+            <w:tcW w:type="dxa" w:w="2160"/>
+          </w:tcPr>
+          <w:p>
+            <w:r/>
+            <w:r>
+              <w:rPr>
+                <w:rFonts w:ascii="宋体" w:hAnsi="宋体" w:eastAsia="宋体"/>
+                <w:sz w:val="19"/>
+              </w:rPr>
+              <w:t>运行期（字段名字符串）</w:t>
+            </w:r>
+          </w:p>
+        </w:tc>
+        <w:tc>
+          <w:tcPr>
+            <w:tcW w:type="dxa" w:w="2160"/>
+          </w:tcPr>
+          <w:p>
+            <w:r/>
+            <w:r>
+              <w:rPr>
+                <w:rFonts w:ascii="宋体" w:hAnsi="宋体" w:eastAsia="宋体"/>
+                <w:sz w:val="19"/>
+              </w:rPr>
+              <w:t>编译期（最安全）</w:t>
+            </w:r>
+          </w:p>
+        </w:tc>
+      </w:tr>
+      <w:tr>
+        <w:tc>
+          <w:tcPr>
+            <w:tcW w:type="dxa" w:w="2160"/>
+          </w:tcPr>
+          <w:p>
+            <w:r/>
+            <w:r>
+              <w:rPr>
+                <w:rFonts w:ascii="宋体" w:hAnsi="宋体" w:eastAsia="宋体"/>
+                <w:sz w:val="19"/>
+              </w:rPr>
+              <w:t>优化器</w:t>
+            </w:r>
+          </w:p>
+        </w:tc>
+        <w:tc>
+          <w:tcPr>
+            <w:tcW w:type="dxa" w:w="2160"/>
+          </w:tcPr>
+          <w:p>
+            <w:r/>
+            <w:r>
+              <w:rPr>
+                <w:rFonts w:ascii="宋体" w:hAnsi="宋体" w:eastAsia="宋体"/>
+                <w:sz w:val="19"/>
+              </w:rPr>
+              <w:t>无，手工优化</w:t>
+            </w:r>
+          </w:p>
+        </w:tc>
+        <w:tc>
+          <w:tcPr>
+            <w:tcW w:type="dxa" w:w="2160"/>
+          </w:tcPr>
+          <w:p>
+            <w:r/>
+            <w:r>
+              <w:rPr>
+                <w:rFonts w:ascii="宋体" w:hAnsi="宋体" w:eastAsia="宋体"/>
+                <w:sz w:val="19"/>
+              </w:rPr>
+              <w:t>Catalyst 优化 + Tungsten</w:t>
+            </w:r>
+          </w:p>
+        </w:tc>
+        <w:tc>
+          <w:tcPr>
+            <w:tcW w:type="dxa" w:w="2160"/>
+          </w:tcPr>
+          <w:p>
+            <w:r/>
+            <w:r>
+              <w:rPr>
+                <w:rFonts w:ascii="宋体" w:hAnsi="宋体" w:eastAsia="宋体"/>
+                <w:sz w:val="19"/>
+              </w:rPr>
+              <w:t>Catalyst 优化 + Tungsten</w:t>
+            </w:r>
+          </w:p>
+        </w:tc>
+      </w:tr>
+      <w:tr>
+        <w:tc>
+          <w:tcPr>
+            <w:tcW w:type="dxa" w:w="2160"/>
+          </w:tcPr>
+          <w:p>
+            <w:r/>
+            <w:r>
+              <w:rPr>
+                <w:rFonts w:ascii="宋体" w:hAnsi="宋体" w:eastAsia="宋体"/>
+                <w:sz w:val="19"/>
+              </w:rPr>
+              <w:t>API 语言</w:t>
+            </w:r>
+          </w:p>
+        </w:tc>
+        <w:tc>
+          <w:tcPr>
+            <w:tcW w:type="dxa" w:w="2160"/>
+          </w:tcPr>
+          <w:p>
+            <w:r/>
+            <w:r>
+              <w:rPr>
+                <w:rFonts w:ascii="宋体" w:hAnsi="宋体" w:eastAsia="宋体"/>
+                <w:sz w:val="19"/>
+              </w:rPr>
+              <w:t>Scala/Java/Python</w:t>
+            </w:r>
+          </w:p>
+        </w:tc>
+        <w:tc>
+          <w:tcPr>
+            <w:tcW w:type="dxa" w:w="2160"/>
+          </w:tcPr>
+          <w:p>
+            <w:r/>
+            <w:r>
+              <w:rPr>
+                <w:rFonts w:ascii="宋体" w:hAnsi="宋体" w:eastAsia="宋体"/>
+                <w:sz w:val="19"/>
+              </w:rPr>
+              <w:t>全语言</w:t>
+            </w:r>
+          </w:p>
+        </w:tc>
+        <w:tc>
+          <w:tcPr>
+            <w:tcW w:type="dxa" w:w="2160"/>
+          </w:tcPr>
+          <w:p>
+            <w:r/>
+            <w:r>
+              <w:rPr>
+                <w:rFonts w:ascii="宋体" w:hAnsi="宋体" w:eastAsia="宋体"/>
+                <w:sz w:val="19"/>
+              </w:rPr>
+              <w:t>仅 Scala/Java（Python 无）</w:t>
+            </w:r>
+          </w:p>
+        </w:tc>
+      </w:tr>
+      <w:tr>
+        <w:tc>
+          <w:tcPr>
+            <w:tcW w:type="dxa" w:w="2160"/>
+          </w:tcPr>
+          <w:p>
+            <w:r/>
+            <w:r>
+              <w:rPr>
+                <w:rFonts w:ascii="宋体" w:hAnsi="宋体" w:eastAsia="宋体"/>
+                <w:sz w:val="19"/>
+              </w:rPr>
+              <w:t>适用</w:t>
+            </w:r>
+          </w:p>
+        </w:tc>
+        <w:tc>
+          <w:tcPr>
+            <w:tcW w:type="dxa" w:w="2160"/>
+          </w:tcPr>
+          <w:p>
+            <w:r/>
+            <w:r>
+              <w:rPr>
+                <w:rFonts w:ascii="宋体" w:hAnsi="宋体" w:eastAsia="宋体"/>
+                <w:sz w:val="19"/>
+              </w:rPr>
+              <w:t>非结构化、需精细控制</w:t>
+            </w:r>
+          </w:p>
+        </w:tc>
+        <w:tc>
+          <w:tcPr>
+            <w:tcW w:type="dxa" w:w="2160"/>
+          </w:tcPr>
+          <w:p>
+            <w:r/>
+            <w:r>
+              <w:rPr>
+                <w:rFonts w:ascii="宋体" w:hAnsi="宋体" w:eastAsia="宋体"/>
+                <w:sz w:val="19"/>
+              </w:rPr>
+              <w:t>结构化数据/SQL 分析（首选）</w:t>
+            </w:r>
+          </w:p>
+        </w:tc>
+        <w:tc>
+          <w:tcPr>
+            <w:tcW w:type="dxa" w:w="2160"/>
+          </w:tcPr>
+          <w:p>
+            <w:r/>
+            <w:r>
+              <w:rPr>
+                <w:rFonts w:ascii="宋体" w:hAnsi="宋体" w:eastAsia="宋体"/>
+                <w:sz w:val="19"/>
+              </w:rPr>
+              <w:t>既要优化又要类型安全</w:t>
+            </w:r>
+          </w:p>
+        </w:tc>
+      </w:tr>
+    </w:tbl>
+    <w:p/>
+    <w:p>
+      <w:pPr>
+        <w:spacing w:after="40"/>
+        <w:ind w:left="360"/>
+      </w:pPr>
+      <w:r>
+        <w:rPr>
+          <w:rFonts w:ascii="宋体" w:hAnsi="宋体" w:eastAsia="宋体"/>
+          <w:sz w:val="21"/>
+        </w:rPr>
+        <w:t>• 关系：DataFrame = Dataset[Row]；三者可互转：df.rdd、rdd.toDF()、df.as[Case Class]。</w:t>
+      </w:r>
+    </w:p>
+    <w:p>
+      <w:pPr>
+        <w:spacing w:after="40"/>
+        <w:ind w:left="360"/>
+      </w:pPr>
+      <w:r>
+        <w:rPr>
+          <w:rFonts w:ascii="宋体" w:hAnsi="宋体" w:eastAsia="宋体"/>
+          <w:sz w:val="21"/>
+        </w:rPr>
+        <w:t>• DataFrame 因为有 Schema + Catalyst 优化器（逻辑计划→优化→物理计划），同样的查询通常比手写 RDD 快。</w:t>
+      </w:r>
+    </w:p>
+    <w:p>
+      <w:pPr>
+        <w:ind w:firstLine="440"/>
+      </w:pPr>
+      <w:r>
+        <w:rPr>
+          <w:rFonts w:ascii="宋体" w:hAnsi="宋体" w:eastAsia="宋体"/>
+          <w:b/>
+          <w:sz w:val="21"/>
+        </w:rPr>
+        <w:t>可能怎么考：①对比三者区别（按上表答 Schema/类型检查/优化器三点即可）；②"为什么 DataFrame 比 RDD 快"——Catalyst 优化与 Tungsten 二进制内存管理；③"Python 里有 Dataset 吗"——没有，Python 动态类型，只有 DataFrame。</w:t>
+      </w:r>
+    </w:p>
+    <w:p>
+      <w:pPr>
+        <w:spacing w:before="200" w:after="120"/>
+      </w:pPr>
+      <w:r>
+        <w:rPr>
+          <w:rFonts w:ascii="黑体" w:hAnsi="黑体" w:eastAsia="黑体"/>
+          <w:b/>
+          <w:sz w:val="26"/>
+        </w:rPr>
+        <w:t>6.11 图模型与图分割</w:t>
+      </w:r>
+    </w:p>
+    <w:p>
+      <w:pPr>
+        <w:spacing w:after="40"/>
+        <w:ind w:left="360"/>
+      </w:pPr>
+      <w:r>
+        <w:rPr>
+          <w:rFonts w:ascii="宋体" w:hAnsi="宋体" w:eastAsia="宋体"/>
+          <w:sz w:val="21"/>
+        </w:rPr>
+        <w:t>• 图计算模型：Google Pregel（BSP 整体同步并行）——"像顶点一样思考"，迭代分超步(superstep)，每个顶点收消息→更新状态→发消息；Spark 对应实现是 GraphX（Pregel API）。</w:t>
+      </w:r>
+    </w:p>
+    <w:p>
+      <w:pPr>
+        <w:spacing w:after="40"/>
+        <w:ind w:left="360"/>
+      </w:pPr>
+      <w:r>
+        <w:rPr>
+          <w:rFonts w:ascii="宋体" w:hAnsi="宋体" w:eastAsia="宋体"/>
+          <w:sz w:val="21"/>
+        </w:rPr>
+        <w:t>• 图分割两种方式（必背）：①边分割/点切割相对应概念：Edge-Cut（按顶点划分，边可能跨机器，邻接顶点要复制为 ghost/mirror）；②Vertex-Cut（按边划分，顶点可能被切开复制到多台机器，GraphX/PowerGraph 采用）。</w:t>
+      </w:r>
+    </w:p>
+    <w:p>
+      <w:pPr>
+        <w:spacing w:after="40"/>
+        <w:ind w:left="360"/>
+      </w:pPr>
+      <w:r>
+        <w:rPr>
+          <w:rFonts w:ascii="宋体" w:hAnsi="宋体" w:eastAsia="宋体"/>
+          <w:sz w:val="21"/>
+        </w:rPr>
+        <w:t>• 为什么 GraphX 用点切割：真实图多为幂律分布（少数大 V 顶点连大量边），按边均匀划分能负载均衡，只复制顶点（小）而不跨机传边（大）。</w:t>
+      </w:r>
+    </w:p>
+    <w:p>
+      <w:pPr>
+        <w:spacing w:after="40"/>
+        <w:ind w:left="360"/>
+      </w:pPr>
+      <w:r>
+        <w:rPr>
+          <w:rFonts w:ascii="宋体" w:hAnsi="宋体" w:eastAsia="宋体"/>
+          <w:sz w:val="21"/>
+        </w:rPr>
+        <w:t>• 入度/出度：有向图中指向某顶点的边数为入度，从该顶点出发的边数为出度；PageRank 就是基于入链投票的迭代图算法。</w:t>
+      </w:r>
+    </w:p>
+    <w:p>
+      <w:pPr>
+        <w:ind w:firstLine="440"/>
+      </w:pPr>
+      <w:r>
+        <w:rPr>
+          <w:rFonts w:ascii="宋体" w:hAnsi="宋体" w:eastAsia="宋体"/>
+          <w:b/>
+          <w:sz w:val="21"/>
+        </w:rPr>
+        <w:t>可能怎么考：①"边切割与点切割的区别，GraphX 用哪种、为什么"；②描述 Pregel/BSP 计算模型（超步迭代）；③给一个小有向图算各顶点入度/出度（作业考过）；④"为什么图计算不适合直接用 MapReduce"——迭代多、每轮全量读写 HDFS 开销大。</w:t>
+      </w:r>
+    </w:p>
+    <w:p>
+      <w:pPr>
+        <w:spacing w:before="200" w:after="120"/>
+      </w:pPr>
+      <w:r>
+        <w:rPr>
+          <w:rFonts w:ascii="黑体" w:hAnsi="黑体" w:eastAsia="黑体"/>
+          <w:b/>
+          <w:sz w:val="26"/>
+        </w:rPr>
+        <w:t>6.12 DeepSeek（低成本大模型的工程创新）</w:t>
+      </w:r>
+    </w:p>
+    <w:p>
+      <w:pPr>
+        <w:spacing w:after="40"/>
+        <w:ind w:left="360"/>
+      </w:pPr>
+      <w:r>
+        <w:rPr>
+          <w:rFonts w:ascii="宋体" w:hAnsi="宋体" w:eastAsia="宋体"/>
+          <w:sz w:val="21"/>
+        </w:rPr>
+        <w:t>• DeepSeek-V3/R1 的核心：以约 557.6 万美元（约 1/10 同行成本）训练出对标 GPT-4o/o1 的模型，靠的是架构与工程优化而非堆算力。</w:t>
+      </w:r>
+    </w:p>
+    <w:p>
+      <w:pPr>
+        <w:spacing w:after="40"/>
+        <w:ind w:left="360"/>
+      </w:pPr>
+      <w:r>
+        <w:rPr>
+          <w:rFonts w:ascii="宋体" w:hAnsi="宋体" w:eastAsia="宋体"/>
+          <w:sz w:val="21"/>
+        </w:rPr>
+        <w:t>• MoE 混合专家（稀疏激活）：V3 总参数 671B，但每个 token 只激活 37B（约 5.5%）——"0 处理"的含义：大部分专家对当前 token 不参与计算，计算量大幅下降。</w:t>
+      </w:r>
+    </w:p>
+    <w:p>
+      <w:pPr>
+        <w:spacing w:after="40"/>
+        <w:ind w:left="360"/>
+      </w:pPr>
+      <w:r>
+        <w:rPr>
+          <w:rFonts w:ascii="宋体" w:hAnsi="宋体" w:eastAsia="宋体"/>
+          <w:sz w:val="21"/>
+        </w:rPr>
+        <w:t>• MLA 多头潜在注意力：把 KV Cache 压缩成低秩潜在向量，显存占用降到传统 MHA 的几十分之一，推理更便宜。</w:t>
+      </w:r>
+    </w:p>
+    <w:p>
+      <w:pPr>
+        <w:spacing w:after="40"/>
+        <w:ind w:left="360"/>
+      </w:pPr>
+      <w:r>
+        <w:rPr>
+          <w:rFonts w:ascii="宋体" w:hAnsi="宋体" w:eastAsia="宋体"/>
+          <w:sz w:val="21"/>
+        </w:rPr>
+        <w:t>• FP8 混合精度训练 + 多 token 预测（MTP）：进一步降低训练算力与提升数据效率。</w:t>
+      </w:r>
+    </w:p>
+    <w:p>
+      <w:pPr>
+        <w:spacing w:after="40"/>
+        <w:ind w:left="360"/>
+      </w:pPr>
+      <w:r>
+        <w:rPr>
+          <w:rFonts w:ascii="宋体" w:hAnsi="宋体" w:eastAsia="宋体"/>
+          <w:sz w:val="21"/>
+        </w:rPr>
+        <w:t>• R1 推理模型：用大规模强化学习（GRPO）激发思维链推理能力，再蒸馏到小模型；开源权重可本地部署（实验四的 Ollama 本地跑 VLM 就是同一思路——大模型能力下沉到本地小模型）。</w:t>
+      </w:r>
+    </w:p>
+    <w:p>
+      <w:pPr>
+        <w:ind w:firstLine="440"/>
+      </w:pPr>
+      <w:r>
+        <w:rPr>
+          <w:rFonts w:ascii="宋体" w:hAnsi="宋体" w:eastAsia="宋体"/>
+          <w:b/>
+          <w:sz w:val="21"/>
+        </w:rPr>
+        <w:t>可能怎么考：①简答"DeepSeek 为什么能低成本训练出高性能大模型"（答 MoE 稀疏激活 + MLA + FP8 三点）；②"MoE 的思想是什么"——多个专家网络 + 路由器，每次只激活少数专家，总参数大但计算量小；③结合课程："大模型与大数据的关系"——大数据提供训练语料与算力调度（分布式训练本质上就是大数据计算），推理服务又产生新的流数据（如实验四用 VLM 做视频审核）。</w:t>
+      </w:r>
+    </w:p>
+    <w:p>
+      <w:pPr>
+        <w:spacing w:before="280" w:after="120"/>
+      </w:pPr>
+      <w:r>
+        <w:rPr>
+          <w:rFonts w:ascii="黑体" w:hAnsi="黑体" w:eastAsia="黑体"/>
+          <w:b/>
+          <w:color w:val="1F3B73"/>
+          <w:sz w:val="32"/>
+        </w:rPr>
+        <w:t>七、高频考点与易错点清单</w:t>
       </w:r>
     </w:p>
     <w:p>

--- a/云计算与大数据实验代码开卷复习资料.docx
+++ b/云计算与大数据实验代码开卷复习资料.docx
@@ -10449,7 +10449,7 @@
           <w:color w:val="1F3B73"/>
           <w:sz w:val="32"/>
         </w:rPr>
-        <w:t>六、老师划的考试重点逐条精讲（知识点 + 可能怎么考）</w:t>
+        <w:t>六、老师划的考试重点逐条精讲（知识点 + 预测题 + 标准答案）</w:t>
       </w:r>
     </w:p>
     <w:p>
@@ -10462,7 +10462,7 @@
           <w:b w:val="0"/>
           <w:sz w:val="21"/>
         </w:rPr>
-        <w:t>以下按你拿到的重点清单逐条整理：每条先讲核心知识点，再给"可能怎么考"（题型预测 + 答题要点），开卷时直接翻对应条目作答。</w:t>
+        <w:t>以下按你拿到的重点清单逐条整理：每条先讲核心知识点，再给预测题和可以直接抄写的标准答案。</w:t>
       </w:r>
     </w:p>
     <w:p>
@@ -10785,7 +10785,7 @@
     <w:p/>
     <w:p>
       <w:pPr>
-        <w:ind w:firstLine="440"/>
+        <w:spacing w:before="120"/>
       </w:pPr>
       <w:r>
         <w:rPr>
@@ -10793,7 +10793,44 @@
           <w:b/>
           <w:sz w:val="21"/>
         </w:rPr>
-        <w:t>可能怎么考：①简答"行式与列式存储的区别及各自适用场景"（按上表答 3-4 点）；②给一个查询（如统计某列平均值）问选哪种存储并说明理由——答：列式，只需读取目标列，I/O 大幅减少且压缩率高；③结合实验：Paimon/Parquet 是列式，所以离线分析快。</w:t>
+        <w:t>【可能考题】简述行式存储与列式存储的区别及各自适用场景。</w:t>
+      </w:r>
+    </w:p>
+    <w:p>
+      <w:pPr>
+        <w:ind w:left="280"/>
+      </w:pPr>
+      <w:r>
+        <w:rPr>
+          <w:rFonts w:ascii="宋体" w:hAnsi="宋体" w:eastAsia="宋体"/>
+          <w:sz w:val="21"/>
+        </w:rPr>
+        <w:t>答：行式存储把一条记录的所有字段连续存放在一起，适合 OLTP 场景：按主键点查、整行读取、频繁的增删改，代表系统有 MySQL、Oracle。列式存储把同一列的所有数据连续存放，适合 OLAP 分析场景：聚合统计往往只涉及少数几列，列式只需读取目标列，I/O 大幅减少；同一列数据类型相同，可用行程编码（RLE）、字典编码等获得很高的压缩比，代表格式有 Parquet、ORC，代表系统有 ClickHouse、HBase。总结：写多读少、按行操作选行式；读多写少、按列分析选列式。</w:t>
+      </w:r>
+    </w:p>
+    <w:p>
+      <w:pPr>
+        <w:spacing w:before="120"/>
+      </w:pPr>
+      <w:r>
+        <w:rPr>
+          <w:rFonts w:ascii="宋体" w:hAnsi="宋体" w:eastAsia="宋体"/>
+          <w:b/>
+          <w:sz w:val="21"/>
+        </w:rPr>
+        <w:t>【可能考题】要统计一张 100 列大表中某一列的平均值，应选择哪种存储？为什么？</w:t>
+      </w:r>
+    </w:p>
+    <w:p>
+      <w:pPr>
+        <w:ind w:left="280"/>
+      </w:pPr>
+      <w:r>
+        <w:rPr>
+          <w:rFonts w:ascii="宋体" w:hAnsi="宋体" w:eastAsia="宋体"/>
+          <w:sz w:val="21"/>
+        </w:rPr>
+        <w:t>答：应选择列式存储。因为该查询只涉及 1 列，列式存储只需从磁盘读取这一列的数据块，其余 99 列完全不用读，I/O 量约为行式的 1/100；同时该列类型单一、压缩率高，实际读取的数据量更小，查询速度远快于必须整行扫描的行式存储。本课程实验中 Paimon/Parquet 就是列式格式，所以 Spark 离线聚合分析很快。</w:t>
       </w:r>
     </w:p>
     <w:p>
@@ -10858,25 +10895,12 @@
           <w:rFonts w:ascii="宋体" w:hAnsi="宋体" w:eastAsia="宋体"/>
           <w:sz w:val="21"/>
         </w:rPr>
-        <w:t>• HDFS 读流程：Client→NameNode 拿块位置→直接从最近 DataNode 读。写流程：Client→NameNode 分配 DataNode→管道式（pipeline）逐副本写→ack 逐级返回。</w:t>
+        <w:t>• 副本放置策略：第1副本放本机/同机架，第2副本放另一机架，第3副本放第2副本同机架的不同节点——兼顾可靠性与带宽。</w:t>
       </w:r>
     </w:p>
     <w:p>
       <w:pPr>
-        <w:spacing w:after="40"/>
-        <w:ind w:left="360"/>
-      </w:pPr>
-      <w:r>
-        <w:rPr>
-          <w:rFonts w:ascii="宋体" w:hAnsi="宋体" w:eastAsia="宋体"/>
-          <w:sz w:val="21"/>
-        </w:rPr>
-        <w:t>• 副本放置策略：第1副本放本机/同机架，第2副本放另一机架，第3副本放第2副本同机架不同节点——兼顾可靠性与带宽。</w:t>
-      </w:r>
-    </w:p>
-    <w:p>
-      <w:pPr>
-        <w:ind w:firstLine="440"/>
+        <w:spacing w:before="120"/>
       </w:pPr>
       <w:r>
         <w:rPr>
@@ -10884,7 +10908,94 @@
           <w:b/>
           <w:sz w:val="21"/>
         </w:rPr>
-        <w:t>可能怎么考：①简答"GFS/HDFS 的架构与读写流程"（画 NameNode/DataNode 图）；②"SecondaryNameNode 是 NameNode 的备份吗"——不是，只做检查点合并；③"为什么块设这么大(64/128MB)"——减少元数据量与寻址开销，适合大文件顺序读写；④谷歌三篇论文与 Hadoop 生态对应关系连线题。</w:t>
+        <w:t>【可能考题】简述 HDFS 的体系结构及读、写流程。</w:t>
+      </w:r>
+    </w:p>
+    <w:p>
+      <w:pPr>
+        <w:ind w:left="280"/>
+      </w:pPr>
+      <w:r>
+        <w:rPr>
+          <w:rFonts w:ascii="宋体" w:hAnsi="宋体" w:eastAsia="宋体"/>
+          <w:sz w:val="21"/>
+        </w:rPr>
+        <w:t>答：HDFS 采用主从（Master/Slave）架构：NameNode 是主节点，管理文件系统命名空间（目录树）和每个文件的数据块位置等元数据；DataNode 是从节点，负责实际数据块的存储与读写，文件被切分成默认 128MB 的块，每块默认保存 3 个副本；SecondaryNameNode 辅助 NameNode 定期合并 fsimage 和 edits 日志。读流程：客户端向 NameNode 请求文件的块位置列表 → NameNode 返回各块所在的 DataNode → 客户端直接从最近的 DataNode 并行读取数据块并拼装成完整文件。写流程：客户端向 NameNode 申请创建文件 → NameNode 检查权限并分配存放副本的 DataNode 列表 → 客户端将数据按块以管道（pipeline）方式写入第一个 DataNode，第一个再转发给第二个、第二个转发给第三个 → 各 DataNode 逐级返回确认（ack）→ 全部块写完后客户端通知 NameNode 关闭文件。</w:t>
+      </w:r>
+    </w:p>
+    <w:p>
+      <w:pPr>
+        <w:spacing w:before="120"/>
+      </w:pPr>
+      <w:r>
+        <w:rPr>
+          <w:rFonts w:ascii="宋体" w:hAnsi="宋体" w:eastAsia="宋体"/>
+          <w:b/>
+          <w:sz w:val="21"/>
+        </w:rPr>
+        <w:t>【可能考题】SecondaryNameNode 是 NameNode 的热备份吗？它的作用是什么？</w:t>
+      </w:r>
+    </w:p>
+    <w:p>
+      <w:pPr>
+        <w:ind w:left="280"/>
+      </w:pPr>
+      <w:r>
+        <w:rPr>
+          <w:rFonts w:ascii="宋体" w:hAnsi="宋体" w:eastAsia="宋体"/>
+          <w:sz w:val="21"/>
+        </w:rPr>
+        <w:t>答：不是热备份。SecondaryNameNode 的作用是定期把 NameNode 的镜像文件 fsimage 和操作日志 edits 下载下来合并成新的 fsimage，再传回 NameNode，从而防止 edits 日志无限增长、加快 NameNode 重启恢复速度。它并不实时同步元数据，NameNode 宕机时它不能直接接管服务（真正的热备要靠 HA 架构中的 Standby NameNode）。</w:t>
+      </w:r>
+    </w:p>
+    <w:p>
+      <w:pPr>
+        <w:spacing w:before="120"/>
+      </w:pPr>
+      <w:r>
+        <w:rPr>
+          <w:rFonts w:ascii="宋体" w:hAnsi="宋体" w:eastAsia="宋体"/>
+          <w:b/>
+          <w:sz w:val="21"/>
+        </w:rPr>
+        <w:t>【可能考题】HDFS 的数据块为什么设计得这么大（64MB/128MB）？</w:t>
+      </w:r>
+    </w:p>
+    <w:p>
+      <w:pPr>
+        <w:ind w:left="280"/>
+      </w:pPr>
+      <w:r>
+        <w:rPr>
+          <w:rFonts w:ascii="宋体" w:hAnsi="宋体" w:eastAsia="宋体"/>
+          <w:sz w:val="21"/>
+        </w:rPr>
+        <w:t>答：原因有三：①减少元数据量：块大则同样大小的文件块数少，NameNode 内存中要维护的元数据条目就少；②减少寻址开销：寻址时间只占传输时间的很小比例，大块顺序读写能让磁盘吞吐接近上限；③适合大数据场景：HDFS 面向大文件批处理（一次写入多次读取），不需要像传统文件系统那样优化小块随机读写。但块也不能无限大，否则单个任务处理时间过长、并行度不足。</w:t>
+      </w:r>
+    </w:p>
+    <w:p>
+      <w:pPr>
+        <w:spacing w:before="120"/>
+      </w:pPr>
+      <w:r>
+        <w:rPr>
+          <w:rFonts w:ascii="宋体" w:hAnsi="宋体" w:eastAsia="宋体"/>
+          <w:b/>
+          <w:sz w:val="21"/>
+        </w:rPr>
+        <w:t>【可能考题】写出谷歌三篇论文与 Hadoop 生态组件的对应关系。</w:t>
+      </w:r>
+    </w:p>
+    <w:p>
+      <w:pPr>
+        <w:ind w:left="280"/>
+      </w:pPr>
+      <w:r>
+        <w:rPr>
+          <w:rFonts w:ascii="宋体" w:hAnsi="宋体" w:eastAsia="宋体"/>
+          <w:sz w:val="21"/>
+        </w:rPr>
+        <w:t>答：GFS（2003）对应 HDFS（分布式文件存储）；MapReduce（2004）对应 Hadoop MapReduce（分布式并行计算框架）；BigTable（2006）对应 HBase（分布式列族 NoSQL 数据库）。这三篇论文奠定了大数据技术体系的基础，Hadoop 生态就是它们的开源实现。</w:t>
       </w:r>
     </w:p>
     <w:p>
@@ -10910,7 +11021,7 @@
           <w:rFonts w:ascii="宋体" w:hAnsi="宋体" w:eastAsia="宋体"/>
           <w:sz w:val="21"/>
         </w:rPr>
-        <w:t>• HBase/BigTable 多版本：每个 cell 由 (rowkey, column family, column, timestamp) 定位，同一 cell 按时间戳保留多个版本（VERSIONS 参数），读默认取最新版本，旧版本由 TTL/compaction 清理。</w:t>
+        <w:t>• HBase/BigTable 多版本：每个 cell 由 (rowkey, 列族, 列, timestamp) 四维定位，同一 cell 按时间戳保留多个版本（VERSIONS 参数），读默认取最新版本，旧版本由 TTL/compaction 清理。</w:t>
       </w:r>
     </w:p>
     <w:p>
@@ -10923,25 +11034,12 @@
           <w:rFonts w:ascii="宋体" w:hAnsi="宋体" w:eastAsia="宋体"/>
           <w:sz w:val="21"/>
         </w:rPr>
-        <w:t>• 数据湖快照版本：Paimon/Iceberg/Hudi 每次提交生成一个 snapshot，支持 Time Travel（按版本/时间回溯查询）与回滚；实验里 Paimon 的 ALTER TABLE schema 演进也是版本化的体现。</w:t>
+        <w:t>• 数据湖快照版本：Paimon/Iceberg/Hudi 每次提交生成一个 snapshot，支持 Time Travel（按版本/时间回溯查询）与回滚。</w:t>
       </w:r>
     </w:p>
     <w:p>
       <w:pPr>
-        <w:spacing w:after="40"/>
-        <w:ind w:left="360"/>
-      </w:pPr>
-      <w:r>
-        <w:rPr>
-          <w:rFonts w:ascii="宋体" w:hAnsi="宋体" w:eastAsia="宋体"/>
-          <w:sz w:val="21"/>
-        </w:rPr>
-        <w:t>• HDFS 自身不支持随机改写，只能追加/重写，因此多版本一般由上层（HBase、数据湖表格式）实现。</w:t>
-      </w:r>
-    </w:p>
-    <w:p>
-      <w:pPr>
-        <w:ind w:firstLine="440"/>
+        <w:spacing w:before="120"/>
       </w:pPr>
       <w:r>
         <w:rPr>
@@ -10949,7 +11047,44 @@
           <w:b/>
           <w:sz w:val="21"/>
         </w:rPr>
-        <w:t>可能怎么考：①"HBase 如何实现数据多版本？"——timestamp 维度 + VERSIONS 配置；②"数据湖如何支持时间旅行查询"——snapshot 机制，如 SELECT * FROM t /*+ OPTIONS('scan.snapshot-id'='2') */；③对比"版本管理在 HBase 与数据湖中的实现差异"。</w:t>
+        <w:t>【可能考题】HBase 是如何实现数据多版本管理的？</w:t>
+      </w:r>
+    </w:p>
+    <w:p>
+      <w:pPr>
+        <w:ind w:left="280"/>
+      </w:pPr>
+      <w:r>
+        <w:rPr>
+          <w:rFonts w:ascii="宋体" w:hAnsi="宋体" w:eastAsia="宋体"/>
+          <w:sz w:val="21"/>
+        </w:rPr>
+        <w:t>答：HBase 中每个单元格（cell）由"行键 rowkey + 列族 + 列限定符 + 时间戳 timestamp"四个维度唯一定位。对同一个 cell 的每次写入都会带上时间戳（默认是写入时刻），形成多个版本并按时间戳降序存放；建表时通过列族的 VERSIONS 属性指定最多保留的版本数（默认 1），读取时默认返回最新版本，也可以指定时间戳或版本数读取历史版本；超出版本数或超过 TTL 的旧版本数据会在 compaction（合并）时被物理删除。</w:t>
+      </w:r>
+    </w:p>
+    <w:p>
+      <w:pPr>
+        <w:spacing w:before="120"/>
+      </w:pPr>
+      <w:r>
+        <w:rPr>
+          <w:rFonts w:ascii="宋体" w:hAnsi="宋体" w:eastAsia="宋体"/>
+          <w:b/>
+          <w:sz w:val="21"/>
+        </w:rPr>
+        <w:t>【可能考题】数据湖（Paimon/Iceberg）如何支持"时间旅行"查询？</w:t>
+      </w:r>
+    </w:p>
+    <w:p>
+      <w:pPr>
+        <w:ind w:left="280"/>
+      </w:pPr>
+      <w:r>
+        <w:rPr>
+          <w:rFonts w:ascii="宋体" w:hAnsi="宋体" w:eastAsia="宋体"/>
+          <w:sz w:val="21"/>
+        </w:rPr>
+        <w:t>答：数据湖表格式对表的每次写入提交（commit）都会生成一个新的快照（snapshot），快照中记录了这一时刻表包含的全部数据文件清单，旧快照不会被立即删除。因此可以指定快照 ID 或时间戳来查询表的历史状态，即时间旅行。例如 Paimon 中：SELECT * FROM t /*+ OPTIONS('scan.snapshot-id'='2') */ 可以读取第 2 个快照时刻的数据；同理也能将表回滚到某个历史快照。这种机制同时支撑了流读增量数据和批读全量数据的流批一体能力。</w:t>
       </w:r>
     </w:p>
     <w:p>
@@ -10967,46 +11102,7 @@
     </w:p>
     <w:p>
       <w:pPr>
-        <w:spacing w:after="40"/>
-        <w:ind w:left="360"/>
-      </w:pPr>
-      <w:r>
-        <w:rPr>
-          <w:rFonts w:ascii="宋体" w:hAnsi="宋体" w:eastAsia="宋体"/>
-          <w:sz w:val="21"/>
-        </w:rPr>
-        <w:t>• 4V：Volume（体量大，TB/PB 级）、Velocity（速度快，流式实时产生）、Variety（多样：结构化/半结构化/非结构化）、Value（价值密度低，需挖掘）；5V 再加 Veracity（真实性/质量参差）。</w:t>
-      </w:r>
-    </w:p>
-    <w:p>
-      <w:pPr>
-        <w:spacing w:after="40"/>
-        <w:ind w:left="360"/>
-      </w:pPr>
-      <w:r>
-        <w:rPr>
-          <w:rFonts w:ascii="宋体" w:hAnsi="宋体" w:eastAsia="宋体"/>
-          <w:sz w:val="21"/>
-        </w:rPr>
-        <w:t>• 边界判定：单机存不下/算不动（纵向扩展到极限）→ 必须横向扩展（分布式）才能处理的数据问题，才属于大数据范畴；反之能用单机数据库解决的不必上大数据技术。</w:t>
-      </w:r>
-    </w:p>
-    <w:p>
-      <w:pPr>
-        <w:spacing w:after="40"/>
-        <w:ind w:left="360"/>
-      </w:pPr>
-      <w:r>
-        <w:rPr>
-          <w:rFonts w:ascii="宋体" w:hAnsi="宋体" w:eastAsia="宋体"/>
-          <w:sz w:val="21"/>
-        </w:rPr>
-        <w:t>• 大数据 vs 传统数据库：Schema-on-Read vs Schema-on-Write；扩展方式 scale-out vs scale-up；面向分析吞吐 vs 面向事务低延迟。</w:t>
-      </w:r>
-    </w:p>
-    <w:p>
-      <w:pPr>
-        <w:ind w:firstLine="440"/>
+        <w:spacing w:before="120"/>
       </w:pPr>
       <w:r>
         <w:rPr>
@@ -11014,7 +11110,69 @@
           <w:b/>
           <w:sz w:val="21"/>
         </w:rPr>
-        <w:t>可能怎么考：①简答"大数据的 4V/5V 特征"（必背）；②判断/论述"什么样的问题才需要大数据技术"——用单机极限与横向扩展作答；③"大数据与传统数据库系统的区别"对比题。</w:t>
+        <w:t>【可能考题】简述大数据的 4V（5V）特征。</w:t>
+      </w:r>
+    </w:p>
+    <w:p>
+      <w:pPr>
+        <w:ind w:left="280"/>
+      </w:pPr>
+      <w:r>
+        <w:rPr>
+          <w:rFonts w:ascii="宋体" w:hAnsi="宋体" w:eastAsia="宋体"/>
+          <w:sz w:val="21"/>
+        </w:rPr>
+        <w:t>答：①Volume（体量大）：数据规模达到 TB、PB 甚至 EB 级，远超单机存储与处理能力；②Velocity（速度快）：数据高速产生、高速流转，要求实时或准实时处理，如传感器流、用户行为流；③Variety（种类多）：既有结构化数据（表格），也有半结构化（JSON、日志）和非结构化数据（文本、图片、视频）；④Value（价值密度低）：海量数据中有价值的信息占比小，需要通过挖掘分析提炼价值。5V 在此基础上再加 Veracity（真实性）：数据来源杂、质量参差，存在噪声和不确定性，需要清洗与治理。</w:t>
+      </w:r>
+    </w:p>
+    <w:p>
+      <w:pPr>
+        <w:spacing w:before="120"/>
+      </w:pPr>
+      <w:r>
+        <w:rPr>
+          <w:rFonts w:ascii="宋体" w:hAnsi="宋体" w:eastAsia="宋体"/>
+          <w:b/>
+          <w:sz w:val="21"/>
+        </w:rPr>
+        <w:t>【可能考题】什么样的问题才需要使用大数据技术？（大数据的边界）</w:t>
+      </w:r>
+    </w:p>
+    <w:p>
+      <w:pPr>
+        <w:ind w:left="280"/>
+      </w:pPr>
+      <w:r>
+        <w:rPr>
+          <w:rFonts w:ascii="宋体" w:hAnsi="宋体" w:eastAsia="宋体"/>
+          <w:sz w:val="21"/>
+        </w:rPr>
+        <w:t>答：判断标准是：当数据的规模或产生速度超出了单机（纵向扩展 scale-up）所能存储和计算的极限，必须依靠多台机器横向扩展（scale-out）分布式地存储与计算才能解决时，这个问题才属于大数据问题。例如 PB 级日志分析、每秒数十万条的实时流处理。反之，如果几 GB 数据用单机数据库、Excel 或一台服务器就能处理，就不必引入 Hadoop/Spark 等大数据技术，否则徒增复杂度。</w:t>
+      </w:r>
+    </w:p>
+    <w:p>
+      <w:pPr>
+        <w:spacing w:before="120"/>
+      </w:pPr>
+      <w:r>
+        <w:rPr>
+          <w:rFonts w:ascii="宋体" w:hAnsi="宋体" w:eastAsia="宋体"/>
+          <w:b/>
+          <w:sz w:val="21"/>
+        </w:rPr>
+        <w:t>【可能考题】大数据系统与传统数据库系统有什么区别？</w:t>
+      </w:r>
+    </w:p>
+    <w:p>
+      <w:pPr>
+        <w:ind w:left="280"/>
+      </w:pPr>
+      <w:r>
+        <w:rPr>
+          <w:rFonts w:ascii="宋体" w:hAnsi="宋体" w:eastAsia="宋体"/>
+          <w:sz w:val="21"/>
+        </w:rPr>
+        <w:t>答：①扩展方式：传统数据库靠提升单机配置纵向扩展，大数据系统靠增加普通机器横向扩展；②模式约束：传统数据库写入前必须定义好模式（Schema-on-Write），大数据系统可以先存原始数据、读取时再解析（Schema-on-Read）；③目标负载：传统数据库面向 OLTP 事务，强调低延迟和 ACID；大数据系统面向 OLAP 分析与批/流处理，强调高吞吐和容错；④数据类型：传统数据库主要处理结构化数据，大数据系统兼容结构化、半结构化与非结构化数据；⑤容错方式：大数据系统默认硬件会坏，用软件副本机制（如 HDFS 3 副本）保证可靠。</w:t>
       </w:r>
     </w:p>
     <w:p>
@@ -11053,25 +11211,12 @@
           <w:rFonts w:ascii="宋体" w:hAnsi="宋体" w:eastAsia="宋体"/>
           <w:sz w:val="21"/>
         </w:rPr>
-        <w:t>• YARN 架构：ResourceManager（全局调度）+ NodeManager（单机资源）+ ApplicationMaster（每个应用一个，申请 Container 跑任务）。</w:t>
+        <w:t>• 常用命令：hdfs dfs -put/-get/-ls/-cat/-rm -r；hdfs dfsadmin -report 看集群状态。</w:t>
       </w:r>
     </w:p>
     <w:p>
       <w:pPr>
-        <w:spacing w:after="40"/>
-        <w:ind w:left="360"/>
-      </w:pPr>
-      <w:r>
-        <w:rPr>
-          <w:rFonts w:ascii="宋体" w:hAnsi="宋体" w:eastAsia="宋体"/>
-          <w:sz w:val="21"/>
-        </w:rPr>
-        <w:t>• 常用命令：hdfs dfs -put/-get/-ls/-cat/-rm -r；hdfs dfsadmin -report 看集群状态。</w:t>
-      </w:r>
-    </w:p>
-    <w:p>
-      <w:pPr>
-        <w:ind w:firstLine="440"/>
+        <w:spacing w:before="120"/>
       </w:pPr>
       <w:r>
         <w:rPr>
@@ -11079,7 +11224,44 @@
           <w:b/>
           <w:sz w:val="21"/>
         </w:rPr>
-        <w:t>可能怎么考：①画/填空 Hadoop 三大组件及作用；②YARN 提交作业流程（Client→RM→分配 Container 启动 AM→AM 向 RM 申请资源→NM 启动任务）；③HDFS 常用 shell 命令填空。</w:t>
+        <w:t>【可能考题】Hadoop 的三大核心组件是什么？各自的作用？</w:t>
+      </w:r>
+    </w:p>
+    <w:p>
+      <w:pPr>
+        <w:ind w:left="280"/>
+      </w:pPr>
+      <w:r>
+        <w:rPr>
+          <w:rFonts w:ascii="宋体" w:hAnsi="宋体" w:eastAsia="宋体"/>
+          <w:sz w:val="21"/>
+        </w:rPr>
+        <w:t>答：①HDFS：分布式文件系统，负责海量数据的可靠存储，通过分块和多副本实现容错；②MapReduce：分布式计算框架，把作业拆分成 Map 和 Reduce 两类任务并行地在数据所在节点上计算（移动计算而非移动数据）；③YARN：集群资源管理与调度系统，统一管理 CPU、内存资源，为 MapReduce、Spark 等多种计算框架分配容器（Container）。</w:t>
+      </w:r>
+    </w:p>
+    <w:p>
+      <w:pPr>
+        <w:spacing w:before="120"/>
+      </w:pPr>
+      <w:r>
+        <w:rPr>
+          <w:rFonts w:ascii="宋体" w:hAnsi="宋体" w:eastAsia="宋体"/>
+          <w:b/>
+          <w:sz w:val="21"/>
+        </w:rPr>
+        <w:t>【可能考题】简述 YARN 的架构和作业提交流程。</w:t>
+      </w:r>
+    </w:p>
+    <w:p>
+      <w:pPr>
+        <w:ind w:left="280"/>
+      </w:pPr>
+      <w:r>
+        <w:rPr>
+          <w:rFonts w:ascii="宋体" w:hAnsi="宋体" w:eastAsia="宋体"/>
+          <w:sz w:val="21"/>
+        </w:rPr>
+        <w:t>答：YARN 由三部分组成：ResourceManager（RM，全局唯一，负责整个集群的资源调度）、NodeManager（NM，每个节点一个，管理本机资源并启动容器）、ApplicationMaster（AM，每个应用一个，负责本应用的任务调度与容错）。提交流程：①客户端向 RM 提交应用；②RM 分配一个容器并在其中启动该应用的 AM；③AM 向 RM 注册并为内部任务申请资源；④RM 按调度策略分配容器，AM 通知对应 NM 在容器中启动任务；⑤任务运行期间向 AM 汇报状态；⑥应用完成后 AM 向 RM 注销并释放资源。</w:t>
       </w:r>
     </w:p>
     <w:p>
@@ -11464,7 +11646,7 @@
     </w:p>
     <w:p>
       <w:pPr>
-        <w:ind w:firstLine="440"/>
+        <w:spacing w:before="120"/>
       </w:pPr>
       <w:r>
         <w:rPr>
@@ -11472,7 +11654,44 @@
           <w:b/>
           <w:sz w:val="21"/>
         </w:rPr>
-        <w:t>可能怎么考：①写出/补全 WordCount 的 map 和 reduce 函数（最高频代码题）；②描述 MapReduce 完整执行流程并指出 Shuffle 做了什么（分区+排序+合并）；③"MapReduce 与 Spark 的区别"——MR 中间结果落盘、按作业调度、只有 map/reduce 两个算子；Spark 基于内存、DAG 调度、算子丰富，迭代计算快 10-100 倍。</w:t>
+        <w:t>【可能考题】简述 MapReduce 的完整执行流程，Shuffle 阶段做了什么？</w:t>
+      </w:r>
+    </w:p>
+    <w:p>
+      <w:pPr>
+        <w:ind w:left="280"/>
+      </w:pPr>
+      <w:r>
+        <w:rPr>
+          <w:rFonts w:ascii="宋体" w:hAnsi="宋体" w:eastAsia="宋体"/>
+          <w:sz w:val="21"/>
+        </w:rPr>
+        <w:t>答：完整流程：①输入分片（Input Split）：输入文件被切分成多个分片，每个分片启动一个 Map 任务；②Map 阶段：逐条读入记录，输出中间键值对 &lt;k,v&gt;，例如 WordCount 输出 &lt;单词,1&gt;；③Shuffle 阶段：对 Map 输出先按 key 的哈希分区（Partition，决定交给哪个 Reduce）、再在分区内按 key 排序（Sort）、可选地用 Combiner 在 Map 端本地预聚合，然后 Reduce 端从各 Map 拉取属于自己的分区数据并归并排序；④Reduce 阶段：对相同 key 的所有 value 调用一次 reduce 函数做聚合，输出最终结果；⑤Output：结果写入 HDFS。Shuffle 的核心工作就是"分区 + 排序 + 合并 + 跨节点拉取"，因涉及大量磁盘和网络 I/O，是整个作业的性能瓶颈。</w:t>
+      </w:r>
+    </w:p>
+    <w:p>
+      <w:pPr>
+        <w:spacing w:before="120"/>
+      </w:pPr>
+      <w:r>
+        <w:rPr>
+          <w:rFonts w:ascii="宋体" w:hAnsi="宋体" w:eastAsia="宋体"/>
+          <w:b/>
+          <w:sz w:val="21"/>
+        </w:rPr>
+        <w:t>【可能考题】MapReduce 与 Spark 有什么区别？为什么 Spark 更快？</w:t>
+      </w:r>
+    </w:p>
+    <w:p>
+      <w:pPr>
+        <w:ind w:left="280"/>
+      </w:pPr>
+      <w:r>
+        <w:rPr>
+          <w:rFonts w:ascii="宋体" w:hAnsi="宋体" w:eastAsia="宋体"/>
+          <w:sz w:val="21"/>
+        </w:rPr>
+        <w:t>答：①中间数据：MapReduce 每个阶段的中间结果都要写入磁盘（HDFS），Spark 优先把中间数据放在内存中，迭代式算法快 10-100 倍；②编程模型：MapReduce 只有 map 和 reduce 两种算子，复杂逻辑要串多个作业；Spark 提供 map/filter/join/reduceByKey 等丰富算子，并用 DAG 一次描述整个计算流程；③调度：MapReduce 以作业为单位多次启动 JVM，Spark 在同一应用内复用 Executor 进程、以线程级 Task 调度，开销小；④生态：Spark 同时支持批处理、SQL、流计算（Structured Streaming）、机器学习（MLlib）和图计算（GraphX），一栈式覆盖。因此除超大规模纯离线且内存受限的场景外，Spark 基本取代了 MapReduce。</w:t>
       </w:r>
     </w:p>
     <w:p>
@@ -11701,7 +11920,7 @@
     </w:p>
     <w:p>
       <w:pPr>
-        <w:ind w:firstLine="440"/>
+        <w:spacing w:before="120"/>
       </w:pPr>
       <w:r>
         <w:rPr>
@@ -11709,7 +11928,44 @@
           <w:b/>
           <w:sz w:val="21"/>
         </w:rPr>
-        <w:t>可能怎么考：①写 RDD 版 WordCount（见 5.3 章）；②判断哪些是 Transformation 哪些是 Action（map/filter/flatMap/reduceByKey 是 T；collect/count/reduce/saveAsTextFile 是 A）；③"reduceByKey 与 groupByKey 的区别"——前者 map 端先局部聚合再 shuffle，数据量小性能好。</w:t>
+        <w:t>【可能考题】判断下列算子哪些是 Transformation、哪些是 Action：map、collect、filter、flatMap、count、reduceByKey、saveAsTextFile、take。</w:t>
+      </w:r>
+    </w:p>
+    <w:p>
+      <w:pPr>
+        <w:ind w:left="280"/>
+      </w:pPr>
+      <w:r>
+        <w:rPr>
+          <w:rFonts w:ascii="宋体" w:hAnsi="宋体" w:eastAsia="宋体"/>
+          <w:sz w:val="21"/>
+        </w:rPr>
+        <w:t>答：Transformation（懒执行，返回新 RDD）：map、filter、flatMap、reduceByKey。Action（触发实际计算，返回结果或写出）：collect、count、saveAsTextFile、take。判断口诀：返回值还是 RDD 的就是 Transformation；返回普通值/数组或把数据写出去的就是 Action。</w:t>
+      </w:r>
+    </w:p>
+    <w:p>
+      <w:pPr>
+        <w:spacing w:before="120"/>
+      </w:pPr>
+      <w:r>
+        <w:rPr>
+          <w:rFonts w:ascii="宋体" w:hAnsi="宋体" w:eastAsia="宋体"/>
+          <w:b/>
+          <w:sz w:val="21"/>
+        </w:rPr>
+        <w:t>【可能考题】reduceByKey 与 groupByKey 有什么区别？哪个性能更好？</w:t>
+      </w:r>
+    </w:p>
+    <w:p>
+      <w:pPr>
+        <w:ind w:left="280"/>
+      </w:pPr>
+      <w:r>
+        <w:rPr>
+          <w:rFonts w:ascii="宋体" w:hAnsi="宋体" w:eastAsia="宋体"/>
+          <w:sz w:val="21"/>
+        </w:rPr>
+        <w:t>答：两者都按 key 做分组并产生 shuffle，但 reduceByKey 会先在每个 Map 端分区内对相同 key 做本地预聚合（combine），再把聚合后的少量数据通过网络 shuffle，最后在 Reduce 端完成最终聚合；而 groupByKey 不做预聚合，把每个 key 的全部原始 value 都通过网络传输并在内存中聚集，数据量大时网络开销大且容易 OOM。因此能用 reduceByKey（或 aggregateByKey）表达的聚合逻辑，性能远好于 groupByKey + map。</w:t>
       </w:r>
     </w:p>
     <w:p>
@@ -11727,46 +11983,7 @@
     </w:p>
     <w:p>
       <w:pPr>
-        <w:spacing w:after="40"/>
-        <w:ind w:left="360"/>
-      </w:pPr>
-      <w:r>
-        <w:rPr>
-          <w:rFonts w:ascii="宋体" w:hAnsi="宋体" w:eastAsia="宋体"/>
-          <w:sz w:val="21"/>
-        </w:rPr>
-        <w:t>• Spark 的 Transformation 都是懒执行：调用 map/filter 时只记录血缘（lineage），不计算；只有遇到 Action（collect/count/save）才从头触发整个 DAG 的真正计算。</w:t>
-      </w:r>
-    </w:p>
-    <w:p>
-      <w:pPr>
-        <w:spacing w:after="40"/>
-        <w:ind w:left="360"/>
-      </w:pPr>
-      <w:r>
-        <w:rPr>
-          <w:rFonts w:ascii="宋体" w:hAnsi="宋体" w:eastAsia="宋体"/>
-          <w:sz w:val="21"/>
-        </w:rPr>
-        <w:t>• 好处：①可以把多个算子合并优化（流水线执行，避免中间结果落盘）；②只算真正需要的数据；③根据完整 DAG 做全局优化（如谓词下推）。</w:t>
-      </w:r>
-    </w:p>
-    <w:p>
-      <w:pPr>
-        <w:spacing w:after="40"/>
-        <w:ind w:left="360"/>
-      </w:pPr>
-      <w:r>
-        <w:rPr>
-          <w:rFonts w:ascii="宋体" w:hAnsi="宋体" w:eastAsia="宋体"/>
-          <w:sz w:val="21"/>
-        </w:rPr>
-        <w:t>• 验证方式：textFile 一个不存在的文件不会立刻报错，直到执行 count() 才抛异常——这就是懒加载的证据。</w:t>
-      </w:r>
-    </w:p>
-    <w:p>
-      <w:pPr>
-        <w:ind w:firstLine="440"/>
+        <w:spacing w:before="120"/>
       </w:pPr>
       <w:r>
         <w:rPr>
@@ -11774,7 +11991,44 @@
           <w:b/>
           <w:sz w:val="21"/>
         </w:rPr>
-        <w:t>可能怎么考：①简答"什么是 Spark 的惰性求值，有什么好处"；②给一段代码问"执行到哪一行才真正触发计算"——找第一个 Action；③"读不存在的文件为什么 map 时不报错"。</w:t>
+        <w:t>【可能考题】什么是 Spark 的惰性求值（懒加载）？有什么好处？</w:t>
+      </w:r>
+    </w:p>
+    <w:p>
+      <w:pPr>
+        <w:ind w:left="280"/>
+      </w:pPr>
+      <w:r>
+        <w:rPr>
+          <w:rFonts w:ascii="宋体" w:hAnsi="宋体" w:eastAsia="宋体"/>
+          <w:sz w:val="21"/>
+        </w:rPr>
+        <w:t>答：Spark 中所有 Transformation 算子（如 map、filter）被调用时并不立即执行计算，只是记录下 RDD 之间的依赖关系（血缘 lineage），构建出逻辑执行计划；只有当遇到 Action 算子（如 collect、count、saveAsTextFile）时，才会从数据源开始真正触发整个 DAG 的计算，这就是惰性求值。好处：①优化机会：Spark 能看到完整的计算链后做全局优化，如把多个窄依赖算子合并成流水线在一次遍历中完成、避免产生中间结果；②减少不必要计算：只计算 Action 真正需要的数据（如 take(3) 不必处理全量）；③节省资源：中间 RDD 不必物化落盘，需要复用时才显式 cache。</w:t>
+      </w:r>
+    </w:p>
+    <w:p>
+      <w:pPr>
+        <w:spacing w:before="120"/>
+      </w:pPr>
+      <w:r>
+        <w:rPr>
+          <w:rFonts w:ascii="宋体" w:hAnsi="宋体" w:eastAsia="宋体"/>
+          <w:b/>
+          <w:sz w:val="21"/>
+        </w:rPr>
+        <w:t>【可能考题】执行 rdd = sc.textFile("不存在的文件") 这一行时为什么不报错？什么时候才报错？</w:t>
+      </w:r>
+    </w:p>
+    <w:p>
+      <w:pPr>
+        <w:ind w:left="280"/>
+      </w:pPr>
+      <w:r>
+        <w:rPr>
+          <w:rFonts w:ascii="宋体" w:hAnsi="宋体" w:eastAsia="宋体"/>
+          <w:sz w:val="21"/>
+        </w:rPr>
+        <w:t>答：因为 textFile 也是惰性的，这一行只是记录了"从该路径读文件"这个计划，并没有真正去访问文件系统，所以不会报错。直到对该 RDD 执行第一个 Action（例如 rdd.count() 或 rdd.collect()）时，Spark 才真正提交作业去读文件，此时找不到文件才会抛出 InvalidInputException。这是验证惰性求值最经典的例子。</w:t>
       </w:r>
     </w:p>
     <w:p>
@@ -11818,32 +12072,6 @@
     </w:p>
     <w:p>
       <w:pPr>
-        <w:spacing w:after="40"/>
-        <w:ind w:left="360"/>
-      </w:pPr>
-      <w:r>
-        <w:rPr>
-          <w:rFonts w:ascii="宋体" w:hAnsi="宋体" w:eastAsia="宋体"/>
-          <w:sz w:val="21"/>
-        </w:rPr>
-        <w:t>• Stage 划分规则（必背）：从最后的 RDD 反向回溯，遇到宽依赖就切一刀，划分出新 Stage；窄依赖留在同一 Stage 内流水线执行。Stage 内每个分区一个 Task。</w:t>
-      </w:r>
-    </w:p>
-    <w:p>
-      <w:pPr>
-        <w:spacing w:after="40"/>
-        <w:ind w:left="360"/>
-      </w:pPr>
-      <w:r>
-        <w:rPr>
-          <w:rFonts w:ascii="宋体" w:hAnsi="宋体" w:eastAsia="宋体"/>
-          <w:sz w:val="21"/>
-        </w:rPr>
-        <w:t>• 容错意义：窄依赖丢分区只需重算对应父分区；宽依赖丢分区可能要重算所有父分区，所以宽依赖前常做 checkpoint。</w:t>
-      </w:r>
-    </w:p>
-    <w:p>
-      <w:pPr>
         <w:spacing w:after="0" w:before="0"/>
         <w:ind w:left="280"/>
         <w:shd w:val="clear" w:fill="F2F2F2"/>
@@ -11938,7 +12166,7 @@
     </w:p>
     <w:p>
       <w:pPr>
-        <w:ind w:firstLine="440"/>
+        <w:spacing w:before="120"/>
       </w:pPr>
       <w:r>
         <w:rPr>
@@ -11946,7 +12174,69 @@
           <w:b/>
           <w:sz w:val="21"/>
         </w:rPr>
-        <w:t>可能怎么考：①给一段 Spark 代码画 DAG 并指出划分成几个 Stage（按宽依赖切分，最常考！）；②列举哪些算子产生宽/窄依赖；③"为什么按宽依赖划分 Stage"——shuffle 必须等上游全部完成，是天然的同步边界。</w:t>
+        <w:t>【可能考题】什么是宽依赖和窄依赖？各举两个算子例子。</w:t>
+      </w:r>
+    </w:p>
+    <w:p>
+      <w:pPr>
+        <w:ind w:left="280"/>
+      </w:pPr>
+      <w:r>
+        <w:rPr>
+          <w:rFonts w:ascii="宋体" w:hAnsi="宋体" w:eastAsia="宋体"/>
+          <w:sz w:val="21"/>
+        </w:rPr>
+        <w:t>答：窄依赖：父 RDD 的每个分区最多被子 RDD 的一个分区所使用，分区之间一对一（或多对一）传递，不需要 shuffle，可以在同一节点上流水线执行；例子：map、filter、flatMap、union。宽依赖（shuffle 依赖）：父 RDD 的一个分区会被子 RDD 的多个分区使用，必须把数据按 key 重新分区并跨节点传输（shuffle）；例子：reduceByKey、groupByKey、join、repartition、sortByKey。</w:t>
+      </w:r>
+    </w:p>
+    <w:p>
+      <w:pPr>
+        <w:spacing w:before="120"/>
+      </w:pPr>
+      <w:r>
+        <w:rPr>
+          <w:rFonts w:ascii="宋体" w:hAnsi="宋体" w:eastAsia="宋体"/>
+          <w:b/>
+          <w:sz w:val="21"/>
+        </w:rPr>
+        <w:t>【可能考题】Spark 如何把 DAG 划分成 Stage？为什么按宽依赖划分？</w:t>
+      </w:r>
+    </w:p>
+    <w:p>
+      <w:pPr>
+        <w:ind w:left="280"/>
+      </w:pPr>
+      <w:r>
+        <w:rPr>
+          <w:rFonts w:ascii="宋体" w:hAnsi="宋体" w:eastAsia="宋体"/>
+          <w:sz w:val="21"/>
+        </w:rPr>
+        <w:t>答：划分方法：当 Action 触发作业时，Spark 根据 RDD 血缘构建 DAG，然后从最后一个 RDD 开始反向回溯，每遇到一个宽依赖就切开、生成一个新的 Stage，窄依赖则并入当前 Stage；这样每个 Stage 内部全是窄依赖，可以流水线执行，Stage 内每个分区对应一个 Task 并行运行。按宽依赖划分的原因：宽依赖意味着 shuffle，子分区的数据来自上游所有分区，必须等上游全部计算完成并把数据重新分发后才能开始下游计算，因此宽依赖是天然的同步边界；而窄依赖无需等待其他分区，切在宽依赖处能让 Stage 内最大化流水线并行。另外容错上，窄依赖丢失分区只需重算对应的父分区，宽依赖丢失分区可能要重算所有父分区，代价高，常在宽依赖后做 checkpoint。</w:t>
+      </w:r>
+    </w:p>
+    <w:p>
+      <w:pPr>
+        <w:spacing w:before="120"/>
+      </w:pPr>
+      <w:r>
+        <w:rPr>
+          <w:rFonts w:ascii="宋体" w:hAnsi="宋体" w:eastAsia="宋体"/>
+          <w:b/>
+          <w:sz w:val="21"/>
+        </w:rPr>
+        <w:t>【可能考题】给定代码 textFile→flatMap→map→reduceByKey→map→sortByKey→collect，划分成几个 Stage？</w:t>
+      </w:r>
+    </w:p>
+    <w:p>
+      <w:pPr>
+        <w:ind w:left="280"/>
+      </w:pPr>
+      <w:r>
+        <w:rPr>
+          <w:rFonts w:ascii="宋体" w:hAnsi="宋体" w:eastAsia="宋体"/>
+          <w:sz w:val="21"/>
+        </w:rPr>
+        <w:t>答：3 个 Stage。分析：flatMap、map 是窄依赖；reduceByKey 是第 1 个宽依赖，在此切开；中间的 map 是窄依赖；sortByKey 是第 2 个宽依赖，再切一刀。所以 Stage1 = textFile+flatMap+map，Stage2 = reduceByKey 之后到 map，Stage3 = sortByKey 之后到 collect。规律：Stage 数 = 宽依赖个数 + 1。</w:t>
       </w:r>
     </w:p>
     <w:p>
@@ -12361,33 +12651,7 @@
     <w:p/>
     <w:p>
       <w:pPr>
-        <w:spacing w:after="40"/>
-        <w:ind w:left="360"/>
-      </w:pPr>
-      <w:r>
-        <w:rPr>
-          <w:rFonts w:ascii="宋体" w:hAnsi="宋体" w:eastAsia="宋体"/>
-          <w:sz w:val="21"/>
-        </w:rPr>
-        <w:t>• 关系：DataFrame = Dataset[Row]；三者可互转：df.rdd、rdd.toDF()、df.as[Case Class]。</w:t>
-      </w:r>
-    </w:p>
-    <w:p>
-      <w:pPr>
-        <w:spacing w:after="40"/>
-        <w:ind w:left="360"/>
-      </w:pPr>
-      <w:r>
-        <w:rPr>
-          <w:rFonts w:ascii="宋体" w:hAnsi="宋体" w:eastAsia="宋体"/>
-          <w:sz w:val="21"/>
-        </w:rPr>
-        <w:t>• DataFrame 因为有 Schema + Catalyst 优化器（逻辑计划→优化→物理计划），同样的查询通常比手写 RDD 快。</w:t>
-      </w:r>
-    </w:p>
-    <w:p>
-      <w:pPr>
-        <w:ind w:firstLine="440"/>
+        <w:spacing w:before="120"/>
       </w:pPr>
       <w:r>
         <w:rPr>
@@ -12395,7 +12659,44 @@
           <w:b/>
           <w:sz w:val="21"/>
         </w:rPr>
-        <w:t>可能怎么考：①对比三者区别（按上表答 Schema/类型检查/优化器三点即可）；②"为什么 DataFrame 比 RDD 快"——Catalyst 优化与 Tungsten 二进制内存管理；③"Python 里有 Dataset 吗"——没有，Python 动态类型，只有 DataFrame。</w:t>
+        <w:t>【可能考题】比较 RDD、DataFrame、Dataset 三者的区别与联系。</w:t>
+      </w:r>
+    </w:p>
+    <w:p>
+      <w:pPr>
+        <w:ind w:left="280"/>
+      </w:pPr>
+      <w:r>
+        <w:rPr>
+          <w:rFonts w:ascii="宋体" w:hAnsi="宋体" w:eastAsia="宋体"/>
+          <w:sz w:val="21"/>
+        </w:rPr>
+        <w:t>答：区别：①数据形式：RDD 是分布式的任意对象集合，没有结构信息；DataFrame 是带 Schema（列名和类型）的分布式表，行的类型是 Row；Dataset 是强类型的分布式对象集合，同时带 Schema。②类型安全：RDD 和 Dataset 在编译期就能发现类型错误，DataFrame 用字符串引用列名、错误要到运行期才暴露。③性能优化：RDD 没有优化器，性能取决于手写代码；DataFrame 和 Dataset 都经过 Catalyst 优化器（逻辑计划→优化→物理计划）和 Tungsten 内存管理优化，通常比手写 RDD 更快。④语言支持：Dataset 只有 Scala/Java 提供，Python 因为是动态类型语言没有 Dataset，只有 DataFrame。联系：DataFrame = Dataset[Row]，是 Dataset 的一个特例；三者可以互相转换：df.rdd、rdd.toDF()、df.as[样例类]。选型：结构化数据分析首选 DataFrame/Spark SQL，需要精细控制或非结构化数据用 RDD。</w:t>
+      </w:r>
+    </w:p>
+    <w:p>
+      <w:pPr>
+        <w:spacing w:before="120"/>
+      </w:pPr>
+      <w:r>
+        <w:rPr>
+          <w:rFonts w:ascii="宋体" w:hAnsi="宋体" w:eastAsia="宋体"/>
+          <w:b/>
+          <w:sz w:val="21"/>
+        </w:rPr>
+        <w:t>【可能考题】为什么 DataFrame 通常比 RDD 快？</w:t>
+      </w:r>
+    </w:p>
+    <w:p>
+      <w:pPr>
+        <w:ind w:left="280"/>
+      </w:pPr>
+      <w:r>
+        <w:rPr>
+          <w:rFonts w:ascii="宋体" w:hAnsi="宋体" w:eastAsia="宋体"/>
+          <w:sz w:val="21"/>
+        </w:rPr>
+        <w:t>答：两个原因：①Catalyst 优化器：DataFrame 操作会先生成逻辑执行计划，Catalyst 自动做谓词下推、列裁剪、常量折叠、join 重排等优化后再生成物理计划，而 RDD 的函数对 Spark 是黑盒，无法优化；②Tungsten 引擎：DataFrame 数据以紧凑的二进制格式存放在堆外内存，省去 Java 对象头开销和 GC 压力，并可生成整段（whole-stage）代码执行。因此同样的逻辑 DataFrame/SQL 写法通常显著快于 RDD 写法，且各语言（包括 Python）性能接近。</w:t>
       </w:r>
     </w:p>
     <w:p>
@@ -12421,7 +12722,7 @@
           <w:rFonts w:ascii="宋体" w:hAnsi="宋体" w:eastAsia="宋体"/>
           <w:sz w:val="21"/>
         </w:rPr>
-        <w:t>• 图计算模型：Google Pregel（BSP 整体同步并行）——"像顶点一样思考"，迭代分超步(superstep)，每个顶点收消息→更新状态→发消息；Spark 对应实现是 GraphX（Pregel API）。</w:t>
+        <w:t>• 图计算模型：Google Pregel（BSP 整体同步并行）——"像顶点一样思考"，迭代分超步(superstep)；Spark 对应实现是 GraphX。</w:t>
       </w:r>
     </w:p>
     <w:p>
@@ -12434,38 +12735,12 @@
           <w:rFonts w:ascii="宋体" w:hAnsi="宋体" w:eastAsia="宋体"/>
           <w:sz w:val="21"/>
         </w:rPr>
-        <w:t>• 图分割两种方式（必背）：①边分割/点切割相对应概念：Edge-Cut（按顶点划分，边可能跨机器，邻接顶点要复制为 ghost/mirror）；②Vertex-Cut（按边划分，顶点可能被切开复制到多台机器，GraphX/PowerGraph 采用）。</w:t>
+        <w:t>• 入度/出度：有向图中指向某顶点的边数为入度，从该顶点出发的边数为出度；PageRank 基于入链投票迭代计算。</w:t>
       </w:r>
     </w:p>
     <w:p>
       <w:pPr>
-        <w:spacing w:after="40"/>
-        <w:ind w:left="360"/>
-      </w:pPr>
-      <w:r>
-        <w:rPr>
-          <w:rFonts w:ascii="宋体" w:hAnsi="宋体" w:eastAsia="宋体"/>
-          <w:sz w:val="21"/>
-        </w:rPr>
-        <w:t>• 为什么 GraphX 用点切割：真实图多为幂律分布（少数大 V 顶点连大量边），按边均匀划分能负载均衡，只复制顶点（小）而不跨机传边（大）。</w:t>
-      </w:r>
-    </w:p>
-    <w:p>
-      <w:pPr>
-        <w:spacing w:after="40"/>
-        <w:ind w:left="360"/>
-      </w:pPr>
-      <w:r>
-        <w:rPr>
-          <w:rFonts w:ascii="宋体" w:hAnsi="宋体" w:eastAsia="宋体"/>
-          <w:sz w:val="21"/>
-        </w:rPr>
-        <w:t>• 入度/出度：有向图中指向某顶点的边数为入度，从该顶点出发的边数为出度；PageRank 就是基于入链投票的迭代图算法。</w:t>
-      </w:r>
-    </w:p>
-    <w:p>
-      <w:pPr>
-        <w:ind w:firstLine="440"/>
+        <w:spacing w:before="120"/>
       </w:pPr>
       <w:r>
         <w:rPr>
@@ -12473,7 +12748,69 @@
           <w:b/>
           <w:sz w:val="21"/>
         </w:rPr>
-        <w:t>可能怎么考：①"边切割与点切割的区别，GraphX 用哪种、为什么"；②描述 Pregel/BSP 计算模型（超步迭代）；③给一个小有向图算各顶点入度/出度（作业考过）；④"为什么图计算不适合直接用 MapReduce"——迭代多、每轮全量读写 HDFS 开销大。</w:t>
+        <w:t>【可能考题】图计算中的边切割（Edge-Cut）与点切割（Vertex-Cut）有什么区别？GraphX 采用哪种，为什么？</w:t>
+      </w:r>
+    </w:p>
+    <w:p>
+      <w:pPr>
+        <w:ind w:left="280"/>
+      </w:pPr>
+      <w:r>
+        <w:rPr>
+          <w:rFonts w:ascii="宋体" w:hAnsi="宋体" w:eastAsia="宋体"/>
+          <w:sz w:val="21"/>
+        </w:rPr>
+        <w:t>答：边切割：把顶点划分到不同机器上，每个顶点（及其邻接表）只存一份；被切断的是跨机器的边，这些边的信息以及对端顶点的镜像（ghost）需要在两台机器上重复存储，通信发生在跨机器的边上。点切割：把边划分到不同机器上，每条边只存一份；被切开的是顶点，一个高度数顶点会在多台机器上保存副本（mirror），计算时只需在副本间同步顶点的状态。GraphX（与 PowerGraph）采用点切割。原因：真实世界的图（社交网络、网页链接）大多服从幂律分布，少数"大V"顶点连接了海量的边，如果按边切割，大V所在机器负载严重倾斜且跨机边数量爆炸；点切割按边均匀划分能保证负载均衡，付出的代价只是复制少量顶点状态（小数据），而不是传输海量边数据，通信量更低。</w:t>
+      </w:r>
+    </w:p>
+    <w:p>
+      <w:pPr>
+        <w:spacing w:before="120"/>
+      </w:pPr>
+      <w:r>
+        <w:rPr>
+          <w:rFonts w:ascii="宋体" w:hAnsi="宋体" w:eastAsia="宋体"/>
+          <w:b/>
+          <w:sz w:val="21"/>
+        </w:rPr>
+        <w:t>【可能考题】简述 Pregel（BSP）图计算模型的工作原理。</w:t>
+      </w:r>
+    </w:p>
+    <w:p>
+      <w:pPr>
+        <w:ind w:left="280"/>
+      </w:pPr>
+      <w:r>
+        <w:rPr>
+          <w:rFonts w:ascii="宋体" w:hAnsi="宋体" w:eastAsia="宋体"/>
+          <w:sz w:val="21"/>
+        </w:rPr>
+        <w:t>答：Pregel 基于 BSP（整体同步并行）模型，思想是"像顶点一样思考"：计算被组织成一系列超步（superstep），在每个超步中，每个活跃顶点并行地执行同一个用户函数——接收上一超步发给自己的消息、更新自身的值、再沿出边给邻居顶点发送消息，然后可以投票停机（vote to halt）变为不活跃；所有顶点完成后进行一次全局同步栅栏，再进入下一个超步；当所有顶点都不活跃且没有消息传递时算法终止。PageRank、单源最短路径、连通分量等迭代图算法都可以用该模型表达，Spark GraphX 提供了 Pregel API 实现。</w:t>
+      </w:r>
+    </w:p>
+    <w:p>
+      <w:pPr>
+        <w:spacing w:before="120"/>
+      </w:pPr>
+      <w:r>
+        <w:rPr>
+          <w:rFonts w:ascii="宋体" w:hAnsi="宋体" w:eastAsia="宋体"/>
+          <w:b/>
+          <w:sz w:val="21"/>
+        </w:rPr>
+        <w:t>【可能考题】为什么图计算不适合直接用 MapReduce 实现？</w:t>
+      </w:r>
+    </w:p>
+    <w:p>
+      <w:pPr>
+        <w:ind w:left="280"/>
+      </w:pPr>
+      <w:r>
+        <w:rPr>
+          <w:rFonts w:ascii="宋体" w:hAnsi="宋体" w:eastAsia="宋体"/>
+          <w:sz w:val="21"/>
+        </w:rPr>
+        <w:t>答：图算法（如 PageRank）通常需要几十轮迭代，每轮只更新顶点的少量状态。用 MapReduce 实现时，每一轮迭代都是一个独立作业：必须把包括图结构在内的全部数据从 HDFS 读入，计算后再全量写回 HDFS，而图的结构在迭代间根本不变，造成大量重复的磁盘和网络 I/O；且作业反复启动调度开销大。而 Pregel/GraphX 把图常驻内存，迭代间只传递增量消息，效率高得多。</w:t>
       </w:r>
     </w:p>
     <w:p>
@@ -12499,64 +12836,12 @@
           <w:rFonts w:ascii="宋体" w:hAnsi="宋体" w:eastAsia="宋体"/>
           <w:sz w:val="21"/>
         </w:rPr>
-        <w:t>• DeepSeek-V3/R1 的核心：以约 557.6 万美元（约 1/10 同行成本）训练出对标 GPT-4o/o1 的模型，靠的是架构与工程优化而非堆算力。</w:t>
+        <w:t>• DeepSeek-V3 总参数 671B，但每个 token 只激活 37B（约 5.5%）；训练成本约 557.6 万美元，约为同行的 1/10。</w:t>
       </w:r>
     </w:p>
     <w:p>
       <w:pPr>
-        <w:spacing w:after="40"/>
-        <w:ind w:left="360"/>
-      </w:pPr>
-      <w:r>
-        <w:rPr>
-          <w:rFonts w:ascii="宋体" w:hAnsi="宋体" w:eastAsia="宋体"/>
-          <w:sz w:val="21"/>
-        </w:rPr>
-        <w:t>• MoE 混合专家（稀疏激活）：V3 总参数 671B，但每个 token 只激活 37B（约 5.5%）——"0 处理"的含义：大部分专家对当前 token 不参与计算，计算量大幅下降。</w:t>
-      </w:r>
-    </w:p>
-    <w:p>
-      <w:pPr>
-        <w:spacing w:after="40"/>
-        <w:ind w:left="360"/>
-      </w:pPr>
-      <w:r>
-        <w:rPr>
-          <w:rFonts w:ascii="宋体" w:hAnsi="宋体" w:eastAsia="宋体"/>
-          <w:sz w:val="21"/>
-        </w:rPr>
-        <w:t>• MLA 多头潜在注意力：把 KV Cache 压缩成低秩潜在向量，显存占用降到传统 MHA 的几十分之一，推理更便宜。</w:t>
-      </w:r>
-    </w:p>
-    <w:p>
-      <w:pPr>
-        <w:spacing w:after="40"/>
-        <w:ind w:left="360"/>
-      </w:pPr>
-      <w:r>
-        <w:rPr>
-          <w:rFonts w:ascii="宋体" w:hAnsi="宋体" w:eastAsia="宋体"/>
-          <w:sz w:val="21"/>
-        </w:rPr>
-        <w:t>• FP8 混合精度训练 + 多 token 预测（MTP）：进一步降低训练算力与提升数据效率。</w:t>
-      </w:r>
-    </w:p>
-    <w:p>
-      <w:pPr>
-        <w:spacing w:after="40"/>
-        <w:ind w:left="360"/>
-      </w:pPr>
-      <w:r>
-        <w:rPr>
-          <w:rFonts w:ascii="宋体" w:hAnsi="宋体" w:eastAsia="宋体"/>
-          <w:sz w:val="21"/>
-        </w:rPr>
-        <w:t>• R1 推理模型：用大规模强化学习（GRPO）激发思维链推理能力，再蒸馏到小模型；开源权重可本地部署（实验四的 Ollama 本地跑 VLM 就是同一思路——大模型能力下沉到本地小模型）。</w:t>
-      </w:r>
-    </w:p>
-    <w:p>
-      <w:pPr>
-        <w:ind w:firstLine="440"/>
+        <w:spacing w:before="120"/>
       </w:pPr>
       <w:r>
         <w:rPr>
@@ -12564,7 +12849,69 @@
           <w:b/>
           <w:sz w:val="21"/>
         </w:rPr>
-        <w:t>可能怎么考：①简答"DeepSeek 为什么能低成本训练出高性能大模型"（答 MoE 稀疏激活 + MLA + FP8 三点）；②"MoE 的思想是什么"——多个专家网络 + 路由器，每次只激活少数专家，总参数大但计算量小；③结合课程："大模型与大数据的关系"——大数据提供训练语料与算力调度（分布式训练本质上就是大数据计算），推理服务又产生新的流数据（如实验四用 VLM 做视频审核）。</w:t>
+        <w:t>【可能考题】DeepSeek 为什么能用极低的成本训练出高性能大模型？（核心技术）</w:t>
+      </w:r>
+    </w:p>
+    <w:p>
+      <w:pPr>
+        <w:ind w:left="280"/>
+      </w:pPr>
+      <w:r>
+        <w:rPr>
+          <w:rFonts w:ascii="宋体" w:hAnsi="宋体" w:eastAsia="宋体"/>
+          <w:sz w:val="21"/>
+        </w:rPr>
+        <w:t>答：主要靠四项架构与工程创新：①MoE 混合专家架构（稀疏激活）：模型由大量"专家"子网络组成，每个 token 经过路由器只激活其中少数几个专家，DeepSeek-V3 总参数 671B 但每个 token 只激活 37B（约 5.5%），总参数大保证能力、激活参数小降低计算量——这就是笔记里"0 处理"的含义：绝大部分参数对当前 token 是零参与、不计算；②MLA 多头潜在注意力：把注意力的 Key/Value 缓存压缩成低秩潜在向量，KV Cache 显存占用降至传统多头注意力的几十分之一，长上下文推理成本大幅下降；③FP8 混合精度训练：用 8 位浮点数做大部分计算，算力和显存需求约为 FP16 的一半；④多 token 预测（MTP）等训练目标优化，提高数据利用效率。综合结果是 V3 仅用约 557.6 万美元（约为同类模型 1/10 的成本）就训练出对标 GPT-4o 的模型。</w:t>
+      </w:r>
+    </w:p>
+    <w:p>
+      <w:pPr>
+        <w:spacing w:before="120"/>
+      </w:pPr>
+      <w:r>
+        <w:rPr>
+          <w:rFonts w:ascii="宋体" w:hAnsi="宋体" w:eastAsia="宋体"/>
+          <w:b/>
+          <w:sz w:val="21"/>
+        </w:rPr>
+        <w:t>【可能考题】什么是 MoE（混合专家）？它的优点是什么？</w:t>
+      </w:r>
+    </w:p>
+    <w:p>
+      <w:pPr>
+        <w:ind w:left="280"/>
+      </w:pPr>
+      <w:r>
+        <w:rPr>
+          <w:rFonts w:ascii="宋体" w:hAnsi="宋体" w:eastAsia="宋体"/>
+          <w:sz w:val="21"/>
+        </w:rPr>
+        <w:t>答：MoE 是一种稀疏激活的神经网络架构：把前馈层替换成多个并行的"专家"子网络，并配一个可学习的路由器（gating network）；每个输入 token 由路由器打分，只被发送给得分最高的少数（如 top-2 或 top-8）专家计算，其余专家完全不参与，最后把被选专家的输出加权求和。优点：①参数规模与计算量解耦——总参数可以做得非常大（知识容量大），而每次前向计算只用激活的小部分参数，训练和推理成本远低于同等参数的稠密模型；②不同专家可以分工学习不同领域/模式的知识。代价是路由策略要做负载均衡，工程实现更复杂。</w:t>
+      </w:r>
+    </w:p>
+    <w:p>
+      <w:pPr>
+        <w:spacing w:before="120"/>
+      </w:pPr>
+      <w:r>
+        <w:rPr>
+          <w:rFonts w:ascii="宋体" w:hAnsi="宋体" w:eastAsia="宋体"/>
+          <w:b/>
+          <w:sz w:val="21"/>
+        </w:rPr>
+        <w:t>【可能考题】结合本课程，谈谈大模型与大数据技术的关系。</w:t>
+      </w:r>
+    </w:p>
+    <w:p>
+      <w:pPr>
+        <w:ind w:left="280"/>
+      </w:pPr>
+      <w:r>
+        <w:rPr>
+          <w:rFonts w:ascii="宋体" w:hAnsi="宋体" w:eastAsia="宋体"/>
+          <w:sz w:val="21"/>
+        </w:rPr>
+        <w:t>答：两者互为支撑：①大数据是大模型的基础——大模型的预训练语料需要用大数据技术（分布式存储 HDFS/对象存储、Spark 清洗去重）来采集、清洗和管理；分布式训练本身就是一种大规模并行计算，需要类似 YARN 的集群资源调度。②大模型反过来成为大数据流水线中的智能算子——本课程实验四就是例子：短视频流经 Kafka 接入后，由本地部署（Ollama）的多模态大模型 qwen3-vl 对关键帧做内容理解，输出风险标签参与审核打分，实现了"流处理 + AI 推理"的实时智能审核；实验三中 DeepFM 深度模型与 Flink 规则引擎融合做推荐也是同样的"快流 + 深度模型"架构。③DeepSeek 等开源模型通过蒸馏出小模型，使大模型能力可以下沉到边缘和本地环境，与流式大数据系统低成本结合。</w:t>
       </w:r>
     </w:p>
     <w:p>
